--- a/Akceptacny_protokol_Invent_IT_Revuca.docx
+++ b/Akceptacny_protokol_Invent_IT_Revuca.docx
@@ -36,14 +36,12 @@
                 <w:rFonts w:ascii="Tahoma" w:eastAsia="Times New Roman" w:hAnsi="Tahoma" w:cs="Tahoma"/>
               </w:rPr>
             </w:pPr>
-            <w:proofErr w:type="spellStart"/>
             <w:r>
               <w:rPr>
                 <w:rFonts w:ascii="Tahoma" w:eastAsia="Times New Roman" w:hAnsi="Tahoma" w:cs="Tahoma"/>
               </w:rPr>
               <w:t>Dodávateľ</w:t>
             </w:r>
-            <w:proofErr w:type="spellEnd"/>
           </w:p>
           <w:p>
             <w:pPr>
@@ -61,19 +59,8 @@
                 <w:sz w:val="22"/>
                 <w:szCs w:val="22"/>
               </w:rPr>
-              <w:t xml:space="preserve">Invent IT </w:t>
+              <w:t>Invent IT s.r.o.</w:t>
             </w:r>
-            <w:proofErr w:type="spellStart"/>
-            <w:r>
-              <w:rPr>
-                <w:rStyle w:val="Strong"/>
-                <w:rFonts w:ascii="Tahoma" w:eastAsia="Times New Roman" w:hAnsi="Tahoma" w:cs="Tahoma"/>
-                <w:sz w:val="22"/>
-                <w:szCs w:val="22"/>
-              </w:rPr>
-              <w:t>s.r.o.</w:t>
-            </w:r>
-            <w:proofErr w:type="spellEnd"/>
           </w:p>
           <w:p>
             <w:pPr>
@@ -84,23 +71,13 @@
                 <w:szCs w:val="22"/>
               </w:rPr>
             </w:pPr>
-            <w:proofErr w:type="spellStart"/>
             <w:r>
               <w:rPr>
                 <w:rFonts w:ascii="Tahoma" w:eastAsia="Times New Roman" w:hAnsi="Tahoma" w:cs="Tahoma"/>
                 <w:sz w:val="22"/>
                 <w:szCs w:val="22"/>
               </w:rPr>
-              <w:t>Bagarova</w:t>
-            </w:r>
-            <w:proofErr w:type="spellEnd"/>
-            <w:r>
-              <w:rPr>
-                <w:rFonts w:ascii="Tahoma" w:eastAsia="Times New Roman" w:hAnsi="Tahoma" w:cs="Tahoma"/>
-                <w:sz w:val="22"/>
-                <w:szCs w:val="22"/>
-              </w:rPr>
-              <w:t xml:space="preserve"> 1184/22</w:t>
+              <w:t>Bagarova 1184/22</w:t>
             </w:r>
           </w:p>
           <w:p>
@@ -193,7 +170,6 @@
                 <w:szCs w:val="22"/>
               </w:rPr>
             </w:pPr>
-            <w:proofErr w:type="spellStart"/>
             <w:r>
               <w:rPr>
                 <w:rStyle w:val="Strong"/>
@@ -201,37 +177,7 @@
                 <w:sz w:val="22"/>
                 <w:szCs w:val="22"/>
               </w:rPr>
-              <w:t>Zodpovedná</w:t>
-            </w:r>
-            <w:proofErr w:type="spellEnd"/>
-            <w:r>
-              <w:rPr>
-                <w:rStyle w:val="Strong"/>
-                <w:rFonts w:ascii="Tahoma" w:eastAsia="Times New Roman" w:hAnsi="Tahoma" w:cs="Tahoma"/>
-                <w:sz w:val="22"/>
-                <w:szCs w:val="22"/>
-              </w:rPr>
-              <w:t xml:space="preserve"> </w:t>
-            </w:r>
-            <w:proofErr w:type="spellStart"/>
-            <w:r>
-              <w:rPr>
-                <w:rStyle w:val="Strong"/>
-                <w:rFonts w:ascii="Tahoma" w:eastAsia="Times New Roman" w:hAnsi="Tahoma" w:cs="Tahoma"/>
-                <w:sz w:val="22"/>
-                <w:szCs w:val="22"/>
-              </w:rPr>
-              <w:t>osoba</w:t>
-            </w:r>
-            <w:proofErr w:type="spellEnd"/>
-            <w:r>
-              <w:rPr>
-                <w:rStyle w:val="Strong"/>
-                <w:rFonts w:ascii="Tahoma" w:eastAsia="Times New Roman" w:hAnsi="Tahoma" w:cs="Tahoma"/>
-                <w:sz w:val="22"/>
-                <w:szCs w:val="22"/>
-              </w:rPr>
-              <w:t>:</w:t>
+              <w:t>Zodpovedná osoba:</w:t>
             </w:r>
             <w:r>
               <w:rPr>
@@ -297,42 +243,12 @@
                 <w:rFonts w:ascii="Tahoma" w:eastAsia="Times New Roman" w:hAnsi="Tahoma" w:cs="Tahoma"/>
               </w:rPr>
             </w:pPr>
-            <w:proofErr w:type="spellStart"/>
             <w:r>
               <w:rPr>
                 <w:rFonts w:ascii="Tahoma" w:eastAsia="Times New Roman" w:hAnsi="Tahoma" w:cs="Tahoma"/>
               </w:rPr>
-              <w:t>Objednávateľ</w:t>
+              <w:t>Objednávateľ/Realizátor projektu</w:t>
             </w:r>
-            <w:proofErr w:type="spellEnd"/>
-            <w:r>
-              <w:rPr>
-                <w:rFonts w:ascii="Tahoma" w:eastAsia="Times New Roman" w:hAnsi="Tahoma" w:cs="Tahoma"/>
-              </w:rPr>
-              <w:t>/</w:t>
-            </w:r>
-            <w:proofErr w:type="spellStart"/>
-            <w:r>
-              <w:rPr>
-                <w:rFonts w:ascii="Tahoma" w:eastAsia="Times New Roman" w:hAnsi="Tahoma" w:cs="Tahoma"/>
-              </w:rPr>
-              <w:t>Realizátor</w:t>
-            </w:r>
-            <w:proofErr w:type="spellEnd"/>
-            <w:r>
-              <w:rPr>
-                <w:rFonts w:ascii="Tahoma" w:eastAsia="Times New Roman" w:hAnsi="Tahoma" w:cs="Tahoma"/>
-              </w:rPr>
-              <w:t xml:space="preserve"> </w:t>
-            </w:r>
-            <w:proofErr w:type="spellStart"/>
-            <w:r>
-              <w:rPr>
-                <w:rFonts w:ascii="Tahoma" w:eastAsia="Times New Roman" w:hAnsi="Tahoma" w:cs="Tahoma"/>
-              </w:rPr>
-              <w:t>projektu</w:t>
-            </w:r>
-            <w:proofErr w:type="spellEnd"/>
           </w:p>
           <w:p>
             <w:pPr>
@@ -350,19 +266,8 @@
                 <w:sz w:val="22"/>
                 <w:szCs w:val="22"/>
               </w:rPr>
-              <w:t xml:space="preserve">Mesto </w:t>
+              <w:t>Mesto Revúca</w:t>
             </w:r>
-            <w:proofErr w:type="spellStart"/>
-            <w:r>
-              <w:rPr>
-                <w:rStyle w:val="Strong"/>
-                <w:rFonts w:ascii="Tahoma" w:eastAsia="Times New Roman" w:hAnsi="Tahoma" w:cs="Tahoma"/>
-                <w:sz w:val="22"/>
-                <w:szCs w:val="22"/>
-              </w:rPr>
-              <w:t>Revúca</w:t>
-            </w:r>
-            <w:proofErr w:type="spellEnd"/>
           </w:p>
           <w:p>
             <w:pPr>
@@ -373,41 +278,13 @@
                 <w:szCs w:val="22"/>
               </w:rPr>
             </w:pPr>
-            <w:proofErr w:type="spellStart"/>
             <w:r>
               <w:rPr>
                 <w:rFonts w:ascii="Tahoma" w:eastAsia="Times New Roman" w:hAnsi="Tahoma" w:cs="Tahoma"/>
                 <w:sz w:val="22"/>
                 <w:szCs w:val="22"/>
               </w:rPr>
-              <w:t>Námestie</w:t>
-            </w:r>
-            <w:proofErr w:type="spellEnd"/>
-            <w:r>
-              <w:rPr>
-                <w:rFonts w:ascii="Tahoma" w:eastAsia="Times New Roman" w:hAnsi="Tahoma" w:cs="Tahoma"/>
-                <w:sz w:val="22"/>
-                <w:szCs w:val="22"/>
-              </w:rPr>
-              <w:t xml:space="preserve"> </w:t>
-            </w:r>
-            <w:proofErr w:type="spellStart"/>
-            <w:r>
-              <w:rPr>
-                <w:rFonts w:ascii="Tahoma" w:eastAsia="Times New Roman" w:hAnsi="Tahoma" w:cs="Tahoma"/>
-                <w:sz w:val="22"/>
-                <w:szCs w:val="22"/>
-              </w:rPr>
-              <w:t>slobody</w:t>
-            </w:r>
-            <w:proofErr w:type="spellEnd"/>
-            <w:r>
-              <w:rPr>
-                <w:rFonts w:ascii="Tahoma" w:eastAsia="Times New Roman" w:hAnsi="Tahoma" w:cs="Tahoma"/>
-                <w:sz w:val="22"/>
-                <w:szCs w:val="22"/>
-              </w:rPr>
-              <w:t xml:space="preserve"> 13/17</w:t>
+              <w:t>Námestie slobody 13/17</w:t>
             </w:r>
           </w:p>
           <w:p>
@@ -425,18 +302,8 @@
                 <w:sz w:val="22"/>
                 <w:szCs w:val="22"/>
               </w:rPr>
-              <w:t xml:space="preserve">050 80 </w:t>
+              <w:t>050 80 Revúca</w:t>
             </w:r>
-            <w:proofErr w:type="spellStart"/>
-            <w:r>
-              <w:rPr>
-                <w:rFonts w:ascii="Tahoma" w:eastAsia="Times New Roman" w:hAnsi="Tahoma" w:cs="Tahoma"/>
-                <w:sz w:val="22"/>
-                <w:szCs w:val="22"/>
-              </w:rPr>
-              <w:t>Revúca</w:t>
-            </w:r>
-            <w:proofErr w:type="spellEnd"/>
           </w:p>
           <w:p>
             <w:pPr>
@@ -473,46 +340,7 @@
                 <w:szCs w:val="22"/>
               </w:rPr>
               <w:br/>
-            </w:r>
-            <w:proofErr w:type="spellStart"/>
-            <w:r>
-              <w:rPr>
-                <w:rStyle w:val="Strong"/>
-                <w:rFonts w:ascii="Tahoma" w:eastAsia="Times New Roman" w:hAnsi="Tahoma" w:cs="Tahoma"/>
-                <w:sz w:val="22"/>
-                <w:szCs w:val="22"/>
-              </w:rPr>
-              <w:t>Zodpovedná</w:t>
-            </w:r>
-            <w:proofErr w:type="spellEnd"/>
-            <w:r>
-              <w:rPr>
-                <w:rStyle w:val="Strong"/>
-                <w:rFonts w:ascii="Tahoma" w:eastAsia="Times New Roman" w:hAnsi="Tahoma" w:cs="Tahoma"/>
-                <w:sz w:val="22"/>
-                <w:szCs w:val="22"/>
-              </w:rPr>
-              <w:t xml:space="preserve"> </w:t>
-            </w:r>
-            <w:proofErr w:type="spellStart"/>
-            <w:r>
-              <w:rPr>
-                <w:rStyle w:val="Strong"/>
-                <w:rFonts w:ascii="Tahoma" w:eastAsia="Times New Roman" w:hAnsi="Tahoma" w:cs="Tahoma"/>
-                <w:sz w:val="22"/>
-                <w:szCs w:val="22"/>
-              </w:rPr>
-              <w:t>osoba</w:t>
-            </w:r>
-            <w:proofErr w:type="spellEnd"/>
-            <w:r>
-              <w:rPr>
-                <w:rStyle w:val="Strong"/>
-                <w:rFonts w:ascii="Tahoma" w:eastAsia="Times New Roman" w:hAnsi="Tahoma" w:cs="Tahoma"/>
-                <w:sz w:val="22"/>
-                <w:szCs w:val="22"/>
-              </w:rPr>
-              <w:t>:</w:t>
+              <w:t>Zodpovedná osoba:</w:t>
             </w:r>
             <w:r>
               <w:rPr>
@@ -538,54 +366,8 @@
                 <w:sz w:val="22"/>
                 <w:szCs w:val="22"/>
               </w:rPr>
-              <w:t xml:space="preserve">Referent, </w:t>
+              <w:t>Referent, Oddelenie životného prostredia</w:t>
             </w:r>
-            <w:proofErr w:type="spellStart"/>
-            <w:r>
-              <w:rPr>
-                <w:rFonts w:ascii="Tahoma" w:eastAsia="Times New Roman" w:hAnsi="Tahoma" w:cs="Tahoma"/>
-                <w:sz w:val="22"/>
-                <w:szCs w:val="22"/>
-              </w:rPr>
-              <w:t>Oddelenie</w:t>
-            </w:r>
-            <w:proofErr w:type="spellEnd"/>
-            <w:r>
-              <w:rPr>
-                <w:rFonts w:ascii="Tahoma" w:eastAsia="Times New Roman" w:hAnsi="Tahoma" w:cs="Tahoma"/>
-                <w:sz w:val="22"/>
-                <w:szCs w:val="22"/>
-              </w:rPr>
-              <w:t xml:space="preserve"> </w:t>
-            </w:r>
-            <w:proofErr w:type="spellStart"/>
-            <w:r>
-              <w:rPr>
-                <w:rFonts w:ascii="Tahoma" w:eastAsia="Times New Roman" w:hAnsi="Tahoma" w:cs="Tahoma"/>
-                <w:sz w:val="22"/>
-                <w:szCs w:val="22"/>
-              </w:rPr>
-              <w:t>životného</w:t>
-            </w:r>
-            <w:proofErr w:type="spellEnd"/>
-            <w:r>
-              <w:rPr>
-                <w:rFonts w:ascii="Tahoma" w:eastAsia="Times New Roman" w:hAnsi="Tahoma" w:cs="Tahoma"/>
-                <w:sz w:val="22"/>
-                <w:szCs w:val="22"/>
-              </w:rPr>
-              <w:t xml:space="preserve"> </w:t>
-            </w:r>
-            <w:proofErr w:type="spellStart"/>
-            <w:r>
-              <w:rPr>
-                <w:rFonts w:ascii="Tahoma" w:eastAsia="Times New Roman" w:hAnsi="Tahoma" w:cs="Tahoma"/>
-                <w:sz w:val="22"/>
-                <w:szCs w:val="22"/>
-              </w:rPr>
-              <w:t>prostredia</w:t>
-            </w:r>
-            <w:proofErr w:type="spellEnd"/>
           </w:p>
           <w:p>
             <w:pPr>
@@ -635,7 +417,25 @@
           <w:szCs w:val="22"/>
           <w:lang w:val="pl-PL"/>
         </w:rPr>
-        <w:t xml:space="preserve"> 16.12.2025</w:t>
+        <w:t xml:space="preserve"> 1</w:t>
+      </w:r>
+      <w:r>
+        <w:rPr>
+          <w:rFonts w:ascii="Tahoma" w:eastAsia="Times New Roman" w:hAnsi="Tahoma" w:cs="Tahoma"/>
+          <w:sz w:val="22"/>
+          <w:szCs w:val="22"/>
+          <w:lang w:val="pl-PL"/>
+        </w:rPr>
+        <w:t>8</w:t>
+      </w:r>
+      <w:r>
+        <w:rPr>
+          <w:rFonts w:ascii="Tahoma" w:eastAsia="Times New Roman" w:hAnsi="Tahoma" w:cs="Tahoma"/>
+          <w:sz w:val="22"/>
+          <w:szCs w:val="22"/>
+          <w:lang w:val="pl-PL"/>
+        </w:rPr>
+        <w:t>.12.2025</w:t>
       </w:r>
     </w:p>
     <w:p>
@@ -755,6 +555,112 @@
           <w:lang w:val="pl-PL"/>
         </w:rPr>
         <w:t>Tento akceptačný protokol slúži na potvrdenie dodania a prijatia informačného systému pre správu jarmoku, ktorý bol vyvinutý dodávateľom Invent IT s.r.o. pre objednávateľa Mesto Revúca.</w:t>
+      </w:r>
+    </w:p>
+    <w:p>
+      <w:pPr>
+        <w:pStyle w:val="NormalWeb"/>
+        <w:rPr>
+          <w:rFonts w:ascii="Tahoma" w:hAnsi="Tahoma" w:cs="Tahoma"/>
+          <w:sz w:val="22"/>
+          <w:szCs w:val="22"/>
+          <w:lang w:val="sk-SK"/>
+        </w:rPr>
+      </w:pPr>
+      <w:r>
+        <w:rPr>
+          <w:rFonts w:ascii="Tahoma" w:hAnsi="Tahoma" w:cs="Tahoma"/>
+          <w:b/>
+          <w:bCs/>
+          <w:sz w:val="22"/>
+          <w:szCs w:val="22"/>
+          <w:lang w:val="pl-PL"/>
+        </w:rPr>
+        <w:t>Pr</w:t>
+      </w:r>
+      <w:r>
+        <w:rPr>
+          <w:rFonts w:ascii="Tahoma" w:hAnsi="Tahoma" w:cs="Tahoma"/>
+          <w:b/>
+          <w:bCs/>
+          <w:sz w:val="22"/>
+          <w:szCs w:val="22"/>
+          <w:lang w:val="sk-SK"/>
+        </w:rPr>
+        <w:t xml:space="preserve">íloha </w:t>
+      </w:r>
+      <w:r>
+        <w:rPr>
+          <w:rFonts w:ascii="Tahoma" w:hAnsi="Tahoma" w:cs="Tahoma"/>
+          <w:b/>
+          <w:bCs/>
+          <w:sz w:val="22"/>
+          <w:szCs w:val="22"/>
+          <w:lang w:val="pl-PL"/>
+        </w:rPr>
+        <w:t>1. Akcepta</w:t>
+      </w:r>
+      <w:r>
+        <w:rPr>
+          <w:rFonts w:ascii="Tahoma" w:hAnsi="Tahoma" w:cs="Tahoma"/>
+          <w:b/>
+          <w:bCs/>
+          <w:sz w:val="22"/>
+          <w:szCs w:val="22"/>
+          <w:lang w:val="sk-SK"/>
+        </w:rPr>
+        <w:t xml:space="preserve">čné testy z </w:t>
+      </w:r>
+      <w:r>
+        <w:rPr>
+          <w:rFonts w:ascii="Tahoma" w:hAnsi="Tahoma" w:cs="Tahoma"/>
+          <w:b/>
+          <w:bCs/>
+          <w:sz w:val="22"/>
+          <w:szCs w:val="22"/>
+          <w:lang w:val="pl-PL"/>
+        </w:rPr>
+        <w:t>18.12.</w:t>
+      </w:r>
+      <w:r>
+        <w:rPr>
+          <w:rFonts w:ascii="Tahoma" w:hAnsi="Tahoma" w:cs="Tahoma"/>
+          <w:b/>
+          <w:bCs/>
+          <w:sz w:val="22"/>
+          <w:szCs w:val="22"/>
+          <w:lang w:val="sk-SK"/>
+        </w:rPr>
+        <w:t>,</w:t>
+      </w:r>
+      <w:r>
+        <w:rPr>
+          <w:rFonts w:ascii="Tahoma" w:hAnsi="Tahoma" w:cs="Tahoma"/>
+          <w:sz w:val="22"/>
+          <w:szCs w:val="22"/>
+          <w:lang w:val="sk-SK"/>
+        </w:rPr>
+        <w:t xml:space="preserve"> na základe ktorých je rozdelená funkcionalita na dodanú, a nedokončenú, ktorá ale </w:t>
+      </w:r>
+      <w:r>
+        <w:rPr>
+          <w:rFonts w:ascii="Tahoma" w:hAnsi="Tahoma" w:cs="Tahoma"/>
+          <w:b/>
+          <w:bCs/>
+          <w:sz w:val="22"/>
+          <w:szCs w:val="22"/>
+          <w:lang w:val="sk-SK"/>
+        </w:rPr>
+        <w:t>nebráni</w:t>
+      </w:r>
+      <w:r>
+        <w:rPr>
+          <w:rFonts w:ascii="Tahoma" w:hAnsi="Tahoma" w:cs="Tahoma"/>
+          <w:sz w:val="22"/>
+          <w:szCs w:val="22"/>
+          <w:lang w:val="sk-SK"/>
+        </w:rPr>
+        <w:t xml:space="preserve"> používaniu aplikácie e-jarmok.</w:t>
       </w:r>
     </w:p>
     <w:p>
@@ -802,52 +708,14 @@
           <w:szCs w:val="22"/>
         </w:rPr>
       </w:pPr>
-      <w:proofErr w:type="spellStart"/>
-      <w:r>
-        <w:rPr>
-          <w:rFonts w:ascii="Tahoma" w:eastAsia="Times New Roman" w:hAnsi="Tahoma" w:cs="Tahoma"/>
-          <w:sz w:val="22"/>
-          <w:szCs w:val="22"/>
-        </w:rPr>
-        <w:t>Všeobecné</w:t>
-      </w:r>
-      <w:proofErr w:type="spellEnd"/>
-      <w:r>
-        <w:rPr>
-          <w:rFonts w:ascii="Tahoma" w:eastAsia="Times New Roman" w:hAnsi="Tahoma" w:cs="Tahoma"/>
-          <w:sz w:val="22"/>
-          <w:szCs w:val="22"/>
-        </w:rPr>
-        <w:t xml:space="preserve"> </w:t>
-      </w:r>
-      <w:proofErr w:type="spellStart"/>
-      <w:r>
-        <w:rPr>
-          <w:rFonts w:ascii="Tahoma" w:eastAsia="Times New Roman" w:hAnsi="Tahoma" w:cs="Tahoma"/>
-          <w:sz w:val="22"/>
-          <w:szCs w:val="22"/>
-        </w:rPr>
-        <w:t>informácie</w:t>
-      </w:r>
-      <w:proofErr w:type="spellEnd"/>
-      <w:r>
-        <w:rPr>
-          <w:rFonts w:ascii="Tahoma" w:eastAsia="Times New Roman" w:hAnsi="Tahoma" w:cs="Tahoma"/>
-          <w:sz w:val="22"/>
-          <w:szCs w:val="22"/>
-        </w:rPr>
-        <w:t xml:space="preserve"> o </w:t>
-      </w:r>
-      <w:proofErr w:type="spellStart"/>
-      <w:r>
-        <w:rPr>
-          <w:rFonts w:ascii="Tahoma" w:eastAsia="Times New Roman" w:hAnsi="Tahoma" w:cs="Tahoma"/>
-          <w:sz w:val="22"/>
-          <w:szCs w:val="22"/>
-        </w:rPr>
-        <w:t>jarmoku</w:t>
-      </w:r>
-      <w:proofErr w:type="spellEnd"/>
+      <w:r>
+        <w:rPr>
+          <w:rFonts w:ascii="Tahoma" w:eastAsia="Times New Roman" w:hAnsi="Tahoma" w:cs="Tahoma"/>
+          <w:sz w:val="22"/>
+          <w:szCs w:val="22"/>
+        </w:rPr>
+        <w:t>Všeobecné informácie o jarmoku</w:t>
+      </w:r>
     </w:p>
     <w:p>
       <w:pPr>
@@ -862,70 +730,14 @@
           <w:szCs w:val="22"/>
         </w:rPr>
       </w:pPr>
-      <w:proofErr w:type="spellStart"/>
-      <w:r>
-        <w:rPr>
-          <w:rFonts w:ascii="Tahoma" w:eastAsia="Times New Roman" w:hAnsi="Tahoma" w:cs="Tahoma"/>
-          <w:sz w:val="22"/>
-          <w:szCs w:val="22"/>
-        </w:rPr>
-        <w:t>Ponúkaný</w:t>
-      </w:r>
-      <w:proofErr w:type="spellEnd"/>
-      <w:r>
-        <w:rPr>
-          <w:rFonts w:ascii="Tahoma" w:eastAsia="Times New Roman" w:hAnsi="Tahoma" w:cs="Tahoma"/>
-          <w:sz w:val="22"/>
-          <w:szCs w:val="22"/>
-        </w:rPr>
-        <w:t xml:space="preserve"> </w:t>
-      </w:r>
-      <w:proofErr w:type="spellStart"/>
-      <w:r>
-        <w:rPr>
-          <w:rFonts w:ascii="Tahoma" w:eastAsia="Times New Roman" w:hAnsi="Tahoma" w:cs="Tahoma"/>
-          <w:sz w:val="22"/>
-          <w:szCs w:val="22"/>
-        </w:rPr>
-        <w:t>sortiment</w:t>
-      </w:r>
-      <w:proofErr w:type="spellEnd"/>
-      <w:r>
-        <w:rPr>
-          <w:rFonts w:ascii="Tahoma" w:eastAsia="Times New Roman" w:hAnsi="Tahoma" w:cs="Tahoma"/>
-          <w:sz w:val="22"/>
-          <w:szCs w:val="22"/>
-        </w:rPr>
-        <w:t xml:space="preserve"> v </w:t>
-      </w:r>
-      <w:proofErr w:type="spellStart"/>
-      <w:r>
-        <w:rPr>
-          <w:rFonts w:ascii="Tahoma" w:eastAsia="Times New Roman" w:hAnsi="Tahoma" w:cs="Tahoma"/>
-          <w:sz w:val="22"/>
-          <w:szCs w:val="22"/>
-        </w:rPr>
-        <w:t>jednotlivých</w:t>
-      </w:r>
-      <w:proofErr w:type="spellEnd"/>
-      <w:r>
-        <w:rPr>
-          <w:rFonts w:ascii="Tahoma" w:eastAsia="Times New Roman" w:hAnsi="Tahoma" w:cs="Tahoma"/>
-          <w:sz w:val="22"/>
-          <w:szCs w:val="22"/>
-        </w:rPr>
-        <w:t xml:space="preserve"> </w:t>
-      </w:r>
-      <w:proofErr w:type="spellStart"/>
-      <w:r>
-        <w:rPr>
-          <w:rFonts w:ascii="Tahoma" w:eastAsia="Times New Roman" w:hAnsi="Tahoma" w:cs="Tahoma"/>
-          <w:sz w:val="22"/>
-          <w:szCs w:val="22"/>
-        </w:rPr>
-        <w:t>stánkoch</w:t>
-      </w:r>
-      <w:proofErr w:type="spellEnd"/>
+      <w:r>
+        <w:rPr>
+          <w:rFonts w:ascii="Tahoma" w:eastAsia="Times New Roman" w:hAnsi="Tahoma" w:cs="Tahoma"/>
+          <w:sz w:val="22"/>
+          <w:szCs w:val="22"/>
+        </w:rPr>
+        <w:t>Ponúkaný sortiment v jednotlivých stánkoch</w:t>
+      </w:r>
     </w:p>
     <w:p>
       <w:pPr>
@@ -962,7 +774,6 @@
           <w:szCs w:val="22"/>
         </w:rPr>
       </w:pPr>
-      <w:proofErr w:type="spellStart"/>
       <w:r>
         <w:rPr>
           <w:rFonts w:ascii="Tahoma" w:eastAsia="Times New Roman" w:hAnsi="Tahoma" w:cs="Tahoma"/>
@@ -971,7 +782,6 @@
         </w:rPr>
         <w:t>Ozn</w:t>
       </w:r>
-      <w:proofErr w:type="spellEnd"/>
       <w:r>
         <w:rPr>
           <w:rFonts w:ascii="Tahoma" w:eastAsia="Times New Roman" w:hAnsi="Tahoma" w:cs="Tahoma"/>
@@ -993,30 +803,8 @@
         <w:rPr>
           <w:rFonts w:ascii="Tahoma" w:eastAsia="Times New Roman" w:hAnsi="Tahoma" w:cs="Tahoma"/>
         </w:rPr>
-        <w:t xml:space="preserve">2.2 </w:t>
-      </w:r>
-      <w:proofErr w:type="spellStart"/>
-      <w:r>
-        <w:rPr>
-          <w:rFonts w:ascii="Tahoma" w:eastAsia="Times New Roman" w:hAnsi="Tahoma" w:cs="Tahoma"/>
-        </w:rPr>
-        <w:t>Registrácia</w:t>
-      </w:r>
-      <w:proofErr w:type="spellEnd"/>
-      <w:r>
-        <w:rPr>
-          <w:rFonts w:ascii="Tahoma" w:eastAsia="Times New Roman" w:hAnsi="Tahoma" w:cs="Tahoma"/>
-        </w:rPr>
-        <w:t xml:space="preserve"> pre </w:t>
-      </w:r>
-      <w:proofErr w:type="spellStart"/>
-      <w:r>
-        <w:rPr>
-          <w:rFonts w:ascii="Tahoma" w:eastAsia="Times New Roman" w:hAnsi="Tahoma" w:cs="Tahoma"/>
-        </w:rPr>
-        <w:t>jarmočníkov</w:t>
-      </w:r>
-      <w:proofErr w:type="spellEnd"/>
+        <w:t>2.2 Registrácia pre jarmočníkov</w:t>
+      </w:r>
     </w:p>
     <w:p>
       <w:pPr>
@@ -1087,6 +875,7 @@
           <w:szCs w:val="22"/>
           <w:lang w:val="pl-PL"/>
         </w:rPr>
+        <w:lastRenderedPageBreak/>
         <w:t>Generovanie dokumentov na podpis podľa sortimentu</w:t>
       </w:r>
     </w:p>
@@ -1133,55 +922,8 @@
           <w:sz w:val="22"/>
           <w:szCs w:val="22"/>
         </w:rPr>
-        <w:lastRenderedPageBreak/>
-        <w:t xml:space="preserve">Link </w:t>
-      </w:r>
-      <w:proofErr w:type="spellStart"/>
-      <w:r>
-        <w:rPr>
-          <w:rFonts w:ascii="Tahoma" w:eastAsia="Times New Roman" w:hAnsi="Tahoma" w:cs="Tahoma"/>
-          <w:sz w:val="22"/>
-          <w:szCs w:val="22"/>
-        </w:rPr>
-        <w:t>na</w:t>
-      </w:r>
-      <w:proofErr w:type="spellEnd"/>
-      <w:r>
-        <w:rPr>
-          <w:rFonts w:ascii="Tahoma" w:eastAsia="Times New Roman" w:hAnsi="Tahoma" w:cs="Tahoma"/>
-          <w:sz w:val="22"/>
-          <w:szCs w:val="22"/>
-        </w:rPr>
-        <w:t xml:space="preserve"> </w:t>
-      </w:r>
-      <w:proofErr w:type="spellStart"/>
-      <w:r>
-        <w:rPr>
-          <w:rFonts w:ascii="Tahoma" w:eastAsia="Times New Roman" w:hAnsi="Tahoma" w:cs="Tahoma"/>
-          <w:sz w:val="22"/>
-          <w:szCs w:val="22"/>
-        </w:rPr>
-        <w:t>sociálne</w:t>
-      </w:r>
-      <w:proofErr w:type="spellEnd"/>
-      <w:r>
-        <w:rPr>
-          <w:rFonts w:ascii="Tahoma" w:eastAsia="Times New Roman" w:hAnsi="Tahoma" w:cs="Tahoma"/>
-          <w:sz w:val="22"/>
-          <w:szCs w:val="22"/>
-        </w:rPr>
-        <w:t xml:space="preserve"> </w:t>
-      </w:r>
-      <w:proofErr w:type="spellStart"/>
-      <w:r>
-        <w:rPr>
-          <w:rFonts w:ascii="Tahoma" w:eastAsia="Times New Roman" w:hAnsi="Tahoma" w:cs="Tahoma"/>
-          <w:sz w:val="22"/>
-          <w:szCs w:val="22"/>
-        </w:rPr>
-        <w:t>siete</w:t>
-      </w:r>
-      <w:proofErr w:type="spellEnd"/>
+        <w:t>Link na sociálne siete</w:t>
+      </w:r>
     </w:p>
     <w:p>
       <w:pPr>
@@ -1202,54 +944,8 @@
           <w:sz w:val="22"/>
           <w:szCs w:val="22"/>
         </w:rPr>
-        <w:t xml:space="preserve">Link </w:t>
-      </w:r>
-      <w:proofErr w:type="spellStart"/>
-      <w:r>
-        <w:rPr>
-          <w:rFonts w:ascii="Tahoma" w:eastAsia="Times New Roman" w:hAnsi="Tahoma" w:cs="Tahoma"/>
-          <w:sz w:val="22"/>
-          <w:szCs w:val="22"/>
-        </w:rPr>
-        <w:t>na</w:t>
-      </w:r>
-      <w:proofErr w:type="spellEnd"/>
-      <w:r>
-        <w:rPr>
-          <w:rFonts w:ascii="Tahoma" w:eastAsia="Times New Roman" w:hAnsi="Tahoma" w:cs="Tahoma"/>
-          <w:sz w:val="22"/>
-          <w:szCs w:val="22"/>
-        </w:rPr>
-        <w:t xml:space="preserve"> </w:t>
-      </w:r>
-      <w:proofErr w:type="spellStart"/>
-      <w:r>
-        <w:rPr>
-          <w:rFonts w:ascii="Tahoma" w:eastAsia="Times New Roman" w:hAnsi="Tahoma" w:cs="Tahoma"/>
-          <w:sz w:val="22"/>
-          <w:szCs w:val="22"/>
-        </w:rPr>
-        <w:t>webovú</w:t>
-      </w:r>
-      <w:proofErr w:type="spellEnd"/>
-      <w:r>
-        <w:rPr>
-          <w:rFonts w:ascii="Tahoma" w:eastAsia="Times New Roman" w:hAnsi="Tahoma" w:cs="Tahoma"/>
-          <w:sz w:val="22"/>
-          <w:szCs w:val="22"/>
-        </w:rPr>
-        <w:t xml:space="preserve"> </w:t>
-      </w:r>
-      <w:proofErr w:type="spellStart"/>
-      <w:r>
-        <w:rPr>
-          <w:rFonts w:ascii="Tahoma" w:eastAsia="Times New Roman" w:hAnsi="Tahoma" w:cs="Tahoma"/>
-          <w:sz w:val="22"/>
-          <w:szCs w:val="22"/>
-        </w:rPr>
-        <w:t>stránku</w:t>
-      </w:r>
-      <w:proofErr w:type="spellEnd"/>
+        <w:t>Link na webovú stránku</w:t>
+      </w:r>
     </w:p>
     <w:p>
       <w:pPr>
@@ -1264,34 +960,14 @@
           <w:szCs w:val="22"/>
         </w:rPr>
       </w:pPr>
-      <w:proofErr w:type="spellStart"/>
-      <w:r>
-        <w:rPr>
-          <w:rFonts w:ascii="Tahoma" w:eastAsia="Times New Roman" w:hAnsi="Tahoma" w:cs="Tahoma"/>
-          <w:sz w:val="22"/>
-          <w:szCs w:val="22"/>
-        </w:rPr>
-        <w:t>Kontaktné</w:t>
-      </w:r>
-      <w:proofErr w:type="spellEnd"/>
-      <w:r>
-        <w:rPr>
-          <w:rFonts w:ascii="Tahoma" w:eastAsia="Times New Roman" w:hAnsi="Tahoma" w:cs="Tahoma"/>
-          <w:sz w:val="22"/>
-          <w:szCs w:val="22"/>
-        </w:rPr>
-        <w:t xml:space="preserve"> </w:t>
-      </w:r>
-      <w:proofErr w:type="spellStart"/>
-      <w:r>
-        <w:rPr>
-          <w:rFonts w:ascii="Tahoma" w:eastAsia="Times New Roman" w:hAnsi="Tahoma" w:cs="Tahoma"/>
-          <w:sz w:val="22"/>
-          <w:szCs w:val="22"/>
-        </w:rPr>
-        <w:t>údaje</w:t>
-      </w:r>
-      <w:proofErr w:type="spellEnd"/>
+      <w:r>
+        <w:rPr>
+          <w:rFonts w:ascii="Tahoma" w:eastAsia="Times New Roman" w:hAnsi="Tahoma" w:cs="Tahoma"/>
+          <w:sz w:val="22"/>
+          <w:szCs w:val="22"/>
+        </w:rPr>
+        <w:t>Kontaktné údaje</w:t>
+      </w:r>
     </w:p>
     <w:p>
       <w:pPr>
@@ -1306,70 +982,14 @@
           <w:szCs w:val="22"/>
         </w:rPr>
       </w:pPr>
-      <w:proofErr w:type="spellStart"/>
-      <w:r>
-        <w:rPr>
-          <w:rFonts w:ascii="Tahoma" w:eastAsia="Times New Roman" w:hAnsi="Tahoma" w:cs="Tahoma"/>
-          <w:sz w:val="22"/>
-          <w:szCs w:val="22"/>
-        </w:rPr>
-        <w:t>Fotografie</w:t>
-      </w:r>
-      <w:proofErr w:type="spellEnd"/>
-      <w:r>
-        <w:rPr>
-          <w:rFonts w:ascii="Tahoma" w:eastAsia="Times New Roman" w:hAnsi="Tahoma" w:cs="Tahoma"/>
-          <w:sz w:val="22"/>
-          <w:szCs w:val="22"/>
-        </w:rPr>
-        <w:t xml:space="preserve"> a </w:t>
-      </w:r>
-      <w:proofErr w:type="spellStart"/>
-      <w:r>
-        <w:rPr>
-          <w:rFonts w:ascii="Tahoma" w:eastAsia="Times New Roman" w:hAnsi="Tahoma" w:cs="Tahoma"/>
-          <w:sz w:val="22"/>
-          <w:szCs w:val="22"/>
-        </w:rPr>
-        <w:t>popis</w:t>
-      </w:r>
-      <w:proofErr w:type="spellEnd"/>
-      <w:r>
-        <w:rPr>
-          <w:rFonts w:ascii="Tahoma" w:eastAsia="Times New Roman" w:hAnsi="Tahoma" w:cs="Tahoma"/>
-          <w:sz w:val="22"/>
-          <w:szCs w:val="22"/>
-        </w:rPr>
-        <w:t xml:space="preserve"> </w:t>
-      </w:r>
-      <w:proofErr w:type="spellStart"/>
-      <w:r>
-        <w:rPr>
-          <w:rFonts w:ascii="Tahoma" w:eastAsia="Times New Roman" w:hAnsi="Tahoma" w:cs="Tahoma"/>
-          <w:sz w:val="22"/>
-          <w:szCs w:val="22"/>
-        </w:rPr>
-        <w:t>ponúkaného</w:t>
-      </w:r>
-      <w:proofErr w:type="spellEnd"/>
-      <w:r>
-        <w:rPr>
-          <w:rFonts w:ascii="Tahoma" w:eastAsia="Times New Roman" w:hAnsi="Tahoma" w:cs="Tahoma"/>
-          <w:sz w:val="22"/>
-          <w:szCs w:val="22"/>
-        </w:rPr>
-        <w:t xml:space="preserve"> </w:t>
-      </w:r>
-      <w:proofErr w:type="spellStart"/>
-      <w:r>
-        <w:rPr>
-          <w:rFonts w:ascii="Tahoma" w:eastAsia="Times New Roman" w:hAnsi="Tahoma" w:cs="Tahoma"/>
-          <w:sz w:val="22"/>
-          <w:szCs w:val="22"/>
-        </w:rPr>
-        <w:t>sortimentu</w:t>
-      </w:r>
-      <w:proofErr w:type="spellEnd"/>
+      <w:r>
+        <w:rPr>
+          <w:rFonts w:ascii="Tahoma" w:eastAsia="Times New Roman" w:hAnsi="Tahoma" w:cs="Tahoma"/>
+          <w:sz w:val="22"/>
+          <w:szCs w:val="22"/>
+        </w:rPr>
+        <w:t>Fotografie a popis ponúkaného sortimentu</w:t>
+      </w:r>
     </w:p>
     <w:p>
       <w:pPr>
@@ -1384,160 +1004,14 @@
           <w:szCs w:val="22"/>
         </w:rPr>
       </w:pPr>
-      <w:proofErr w:type="spellStart"/>
-      <w:r>
-        <w:rPr>
-          <w:rFonts w:ascii="Tahoma" w:eastAsia="Times New Roman" w:hAnsi="Tahoma" w:cs="Tahoma"/>
-          <w:sz w:val="22"/>
-          <w:szCs w:val="22"/>
-        </w:rPr>
-        <w:t>Platobná</w:t>
-      </w:r>
-      <w:proofErr w:type="spellEnd"/>
-      <w:r>
-        <w:rPr>
-          <w:rFonts w:ascii="Tahoma" w:eastAsia="Times New Roman" w:hAnsi="Tahoma" w:cs="Tahoma"/>
-          <w:sz w:val="22"/>
-          <w:szCs w:val="22"/>
-        </w:rPr>
-        <w:t xml:space="preserve"> </w:t>
-      </w:r>
-      <w:proofErr w:type="spellStart"/>
-      <w:r>
-        <w:rPr>
-          <w:rFonts w:ascii="Tahoma" w:eastAsia="Times New Roman" w:hAnsi="Tahoma" w:cs="Tahoma"/>
-          <w:sz w:val="22"/>
-          <w:szCs w:val="22"/>
-        </w:rPr>
-        <w:t>brána</w:t>
-      </w:r>
-      <w:proofErr w:type="spellEnd"/>
-      <w:r>
-        <w:rPr>
-          <w:rFonts w:ascii="Tahoma" w:eastAsia="Times New Roman" w:hAnsi="Tahoma" w:cs="Tahoma"/>
-          <w:sz w:val="22"/>
-          <w:szCs w:val="22"/>
-        </w:rPr>
-        <w:t xml:space="preserve"> </w:t>
-      </w:r>
-      <w:proofErr w:type="spellStart"/>
-      <w:r>
-        <w:rPr>
-          <w:rFonts w:ascii="Tahoma" w:eastAsia="Times New Roman" w:hAnsi="Tahoma" w:cs="Tahoma"/>
-          <w:sz w:val="22"/>
-          <w:szCs w:val="22"/>
-        </w:rPr>
-        <w:t>GoPay</w:t>
-      </w:r>
-      <w:proofErr w:type="spellEnd"/>
-      <w:r>
-        <w:rPr>
-          <w:rFonts w:ascii="Tahoma" w:eastAsia="Times New Roman" w:hAnsi="Tahoma" w:cs="Tahoma"/>
-          <w:sz w:val="22"/>
-          <w:szCs w:val="22"/>
-        </w:rPr>
-        <w:t xml:space="preserve">, </w:t>
-      </w:r>
-      <w:proofErr w:type="spellStart"/>
-      <w:r>
-        <w:rPr>
-          <w:rFonts w:ascii="Tahoma" w:eastAsia="Times New Roman" w:hAnsi="Tahoma" w:cs="Tahoma"/>
-          <w:sz w:val="22"/>
-          <w:szCs w:val="22"/>
-        </w:rPr>
-        <w:t>platba</w:t>
-      </w:r>
-      <w:proofErr w:type="spellEnd"/>
-      <w:r>
-        <w:rPr>
-          <w:rFonts w:ascii="Tahoma" w:eastAsia="Times New Roman" w:hAnsi="Tahoma" w:cs="Tahoma"/>
-          <w:sz w:val="22"/>
-          <w:szCs w:val="22"/>
-        </w:rPr>
-        <w:t xml:space="preserve"> </w:t>
-      </w:r>
-      <w:proofErr w:type="spellStart"/>
-      <w:r>
-        <w:rPr>
-          <w:rFonts w:ascii="Tahoma" w:eastAsia="Times New Roman" w:hAnsi="Tahoma" w:cs="Tahoma"/>
-          <w:sz w:val="22"/>
-          <w:szCs w:val="22"/>
-        </w:rPr>
-        <w:t>cez</w:t>
-      </w:r>
-      <w:proofErr w:type="spellEnd"/>
-      <w:r>
-        <w:rPr>
-          <w:rFonts w:ascii="Tahoma" w:eastAsia="Times New Roman" w:hAnsi="Tahoma" w:cs="Tahoma"/>
-          <w:sz w:val="22"/>
-          <w:szCs w:val="22"/>
-        </w:rPr>
-        <w:t xml:space="preserve"> QR </w:t>
-      </w:r>
-      <w:proofErr w:type="spellStart"/>
-      <w:r>
-        <w:rPr>
-          <w:rFonts w:ascii="Tahoma" w:eastAsia="Times New Roman" w:hAnsi="Tahoma" w:cs="Tahoma"/>
-          <w:sz w:val="22"/>
-          <w:szCs w:val="22"/>
-        </w:rPr>
-        <w:t>kód</w:t>
-      </w:r>
-      <w:proofErr w:type="spellEnd"/>
-      <w:r>
-        <w:rPr>
-          <w:rFonts w:ascii="Tahoma" w:eastAsia="Times New Roman" w:hAnsi="Tahoma" w:cs="Tahoma"/>
-          <w:sz w:val="22"/>
-          <w:szCs w:val="22"/>
-        </w:rPr>
-        <w:t xml:space="preserve">, </w:t>
-      </w:r>
-      <w:proofErr w:type="spellStart"/>
-      <w:r>
-        <w:rPr>
-          <w:rFonts w:ascii="Tahoma" w:eastAsia="Times New Roman" w:hAnsi="Tahoma" w:cs="Tahoma"/>
-          <w:sz w:val="22"/>
-          <w:szCs w:val="22"/>
-        </w:rPr>
-        <w:t>prevodom</w:t>
-      </w:r>
-      <w:proofErr w:type="spellEnd"/>
-      <w:r>
-        <w:rPr>
-          <w:rFonts w:ascii="Tahoma" w:eastAsia="Times New Roman" w:hAnsi="Tahoma" w:cs="Tahoma"/>
-          <w:sz w:val="22"/>
-          <w:szCs w:val="22"/>
-        </w:rPr>
-        <w:t xml:space="preserve"> </w:t>
-      </w:r>
-      <w:proofErr w:type="spellStart"/>
-      <w:r>
-        <w:rPr>
-          <w:rFonts w:ascii="Tahoma" w:eastAsia="Times New Roman" w:hAnsi="Tahoma" w:cs="Tahoma"/>
-          <w:sz w:val="22"/>
-          <w:szCs w:val="22"/>
-        </w:rPr>
-        <w:t>na</w:t>
-      </w:r>
-      <w:proofErr w:type="spellEnd"/>
-      <w:r>
-        <w:rPr>
-          <w:rFonts w:ascii="Tahoma" w:eastAsia="Times New Roman" w:hAnsi="Tahoma" w:cs="Tahoma"/>
-          <w:sz w:val="22"/>
-          <w:szCs w:val="22"/>
-        </w:rPr>
-        <w:t xml:space="preserve"> </w:t>
-      </w:r>
-      <w:proofErr w:type="spellStart"/>
-      <w:r>
-        <w:rPr>
-          <w:rFonts w:ascii="Tahoma" w:eastAsia="Times New Roman" w:hAnsi="Tahoma" w:cs="Tahoma"/>
-          <w:sz w:val="22"/>
-          <w:szCs w:val="22"/>
-        </w:rPr>
-        <w:t>účet</w:t>
-      </w:r>
-      <w:proofErr w:type="spellEnd"/>
+      <w:r>
+        <w:rPr>
+          <w:rFonts w:ascii="Tahoma" w:eastAsia="Times New Roman" w:hAnsi="Tahoma" w:cs="Tahoma"/>
+          <w:sz w:val="22"/>
+          <w:szCs w:val="22"/>
+        </w:rPr>
+        <w:t>Platobná brána GoPay, platba cez QR kód, prevodom na účet</w:t>
+      </w:r>
     </w:p>
     <w:p>
       <w:pPr>
@@ -1552,70 +1026,14 @@
           <w:szCs w:val="22"/>
         </w:rPr>
       </w:pPr>
-      <w:proofErr w:type="spellStart"/>
-      <w:r>
-        <w:rPr>
-          <w:rFonts w:ascii="Tahoma" w:eastAsia="Times New Roman" w:hAnsi="Tahoma" w:cs="Tahoma"/>
-          <w:sz w:val="22"/>
-          <w:szCs w:val="22"/>
-        </w:rPr>
-        <w:t>Sledovanie</w:t>
-      </w:r>
-      <w:proofErr w:type="spellEnd"/>
-      <w:r>
-        <w:rPr>
-          <w:rFonts w:ascii="Tahoma" w:eastAsia="Times New Roman" w:hAnsi="Tahoma" w:cs="Tahoma"/>
-          <w:sz w:val="22"/>
-          <w:szCs w:val="22"/>
-        </w:rPr>
-        <w:t xml:space="preserve"> </w:t>
-      </w:r>
-      <w:proofErr w:type="spellStart"/>
-      <w:r>
-        <w:rPr>
-          <w:rFonts w:ascii="Tahoma" w:eastAsia="Times New Roman" w:hAnsi="Tahoma" w:cs="Tahoma"/>
-          <w:sz w:val="22"/>
-          <w:szCs w:val="22"/>
-        </w:rPr>
-        <w:t>stavu</w:t>
-      </w:r>
-      <w:proofErr w:type="spellEnd"/>
-      <w:r>
-        <w:rPr>
-          <w:rFonts w:ascii="Tahoma" w:eastAsia="Times New Roman" w:hAnsi="Tahoma" w:cs="Tahoma"/>
-          <w:sz w:val="22"/>
-          <w:szCs w:val="22"/>
-        </w:rPr>
-        <w:t xml:space="preserve"> </w:t>
-      </w:r>
-      <w:proofErr w:type="spellStart"/>
-      <w:r>
-        <w:rPr>
-          <w:rFonts w:ascii="Tahoma" w:eastAsia="Times New Roman" w:hAnsi="Tahoma" w:cs="Tahoma"/>
-          <w:sz w:val="22"/>
-          <w:szCs w:val="22"/>
-        </w:rPr>
-        <w:t>platby</w:t>
-      </w:r>
-      <w:proofErr w:type="spellEnd"/>
-      <w:r>
-        <w:rPr>
-          <w:rFonts w:ascii="Tahoma" w:eastAsia="Times New Roman" w:hAnsi="Tahoma" w:cs="Tahoma"/>
-          <w:sz w:val="22"/>
-          <w:szCs w:val="22"/>
-        </w:rPr>
-        <w:t xml:space="preserve"> / </w:t>
-      </w:r>
-      <w:proofErr w:type="spellStart"/>
-      <w:r>
-        <w:rPr>
-          <w:rFonts w:ascii="Tahoma" w:eastAsia="Times New Roman" w:hAnsi="Tahoma" w:cs="Tahoma"/>
-          <w:sz w:val="22"/>
-          <w:szCs w:val="22"/>
-        </w:rPr>
-        <w:t>registrácie</w:t>
-      </w:r>
-      <w:proofErr w:type="spellEnd"/>
+      <w:r>
+        <w:rPr>
+          <w:rFonts w:ascii="Tahoma" w:eastAsia="Times New Roman" w:hAnsi="Tahoma" w:cs="Tahoma"/>
+          <w:sz w:val="22"/>
+          <w:szCs w:val="22"/>
+        </w:rPr>
+        <w:t>Sledovanie stavu platby / registrácie</w:t>
+      </w:r>
     </w:p>
     <w:p>
       <w:pPr>
@@ -1652,21 +1070,7 @@
         <w:rPr>
           <w:rFonts w:ascii="Tahoma" w:eastAsia="Times New Roman" w:hAnsi="Tahoma" w:cs="Tahoma"/>
         </w:rPr>
-        <w:t xml:space="preserve">2.3 </w:t>
-      </w:r>
-      <w:proofErr w:type="spellStart"/>
-      <w:r>
-        <w:rPr>
-          <w:rFonts w:ascii="Tahoma" w:eastAsia="Times New Roman" w:hAnsi="Tahoma" w:cs="Tahoma"/>
-        </w:rPr>
-        <w:t>Administratívny</w:t>
-      </w:r>
-      <w:proofErr w:type="spellEnd"/>
-      <w:r>
-        <w:rPr>
-          <w:rFonts w:ascii="Tahoma" w:eastAsia="Times New Roman" w:hAnsi="Tahoma" w:cs="Tahoma"/>
-        </w:rPr>
-        <w:t xml:space="preserve"> panel</w:t>
+        <w:t>2.3 Administratívny panel</w:t>
       </w:r>
     </w:p>
     <w:p>
@@ -1680,30 +1084,8 @@
         <w:rPr>
           <w:rFonts w:ascii="Tahoma" w:eastAsia="Times New Roman" w:hAnsi="Tahoma" w:cs="Tahoma"/>
         </w:rPr>
-        <w:t xml:space="preserve">2.3.1 </w:t>
-      </w:r>
-      <w:proofErr w:type="spellStart"/>
-      <w:r>
-        <w:rPr>
-          <w:rFonts w:ascii="Tahoma" w:eastAsia="Times New Roman" w:hAnsi="Tahoma" w:cs="Tahoma"/>
-        </w:rPr>
-        <w:t>Správa</w:t>
-      </w:r>
-      <w:proofErr w:type="spellEnd"/>
-      <w:r>
-        <w:rPr>
-          <w:rFonts w:ascii="Tahoma" w:eastAsia="Times New Roman" w:hAnsi="Tahoma" w:cs="Tahoma"/>
-        </w:rPr>
-        <w:t xml:space="preserve"> </w:t>
-      </w:r>
-      <w:proofErr w:type="spellStart"/>
-      <w:r>
-        <w:rPr>
-          <w:rFonts w:ascii="Tahoma" w:eastAsia="Times New Roman" w:hAnsi="Tahoma" w:cs="Tahoma"/>
-        </w:rPr>
-        <w:t>udalostí</w:t>
-      </w:r>
-      <w:proofErr w:type="spellEnd"/>
+        <w:t>2.3.1 Správa udalostí</w:t>
+      </w:r>
     </w:p>
     <w:p>
       <w:pPr>
@@ -1718,34 +1100,14 @@
           <w:szCs w:val="22"/>
         </w:rPr>
       </w:pPr>
-      <w:proofErr w:type="spellStart"/>
-      <w:r>
-        <w:rPr>
-          <w:rFonts w:ascii="Tahoma" w:eastAsia="Times New Roman" w:hAnsi="Tahoma" w:cs="Tahoma"/>
-          <w:sz w:val="22"/>
-          <w:szCs w:val="22"/>
-        </w:rPr>
-        <w:t>Zoznam</w:t>
-      </w:r>
-      <w:proofErr w:type="spellEnd"/>
-      <w:r>
-        <w:rPr>
-          <w:rFonts w:ascii="Tahoma" w:eastAsia="Times New Roman" w:hAnsi="Tahoma" w:cs="Tahoma"/>
-          <w:sz w:val="22"/>
-          <w:szCs w:val="22"/>
-        </w:rPr>
-        <w:t xml:space="preserve"> </w:t>
-      </w:r>
-      <w:proofErr w:type="spellStart"/>
-      <w:r>
-        <w:rPr>
-          <w:rFonts w:ascii="Tahoma" w:eastAsia="Times New Roman" w:hAnsi="Tahoma" w:cs="Tahoma"/>
-          <w:sz w:val="22"/>
-          <w:szCs w:val="22"/>
-        </w:rPr>
-        <w:t>udalostí</w:t>
-      </w:r>
-      <w:proofErr w:type="spellEnd"/>
+      <w:r>
+        <w:rPr>
+          <w:rFonts w:ascii="Tahoma" w:eastAsia="Times New Roman" w:hAnsi="Tahoma" w:cs="Tahoma"/>
+          <w:sz w:val="22"/>
+          <w:szCs w:val="22"/>
+        </w:rPr>
+        <w:t>Zoznam udalostí</w:t>
+      </w:r>
     </w:p>
     <w:p>
       <w:pPr>
@@ -1766,79 +1128,7 @@
           <w:sz w:val="22"/>
           <w:szCs w:val="22"/>
         </w:rPr>
-        <w:t xml:space="preserve">Export </w:t>
-      </w:r>
-      <w:proofErr w:type="spellStart"/>
-      <w:r>
-        <w:rPr>
-          <w:rFonts w:ascii="Tahoma" w:eastAsia="Times New Roman" w:hAnsi="Tahoma" w:cs="Tahoma"/>
-          <w:sz w:val="22"/>
-          <w:szCs w:val="22"/>
-        </w:rPr>
-        <w:t>údajov</w:t>
-      </w:r>
-      <w:proofErr w:type="spellEnd"/>
-      <w:r>
-        <w:rPr>
-          <w:rFonts w:ascii="Tahoma" w:eastAsia="Times New Roman" w:hAnsi="Tahoma" w:cs="Tahoma"/>
-          <w:sz w:val="22"/>
-          <w:szCs w:val="22"/>
-        </w:rPr>
-        <w:t xml:space="preserve"> (button </w:t>
-      </w:r>
-      <w:proofErr w:type="spellStart"/>
-      <w:r>
-        <w:rPr>
-          <w:rFonts w:ascii="Tahoma" w:eastAsia="Times New Roman" w:hAnsi="Tahoma" w:cs="Tahoma"/>
-          <w:sz w:val="22"/>
-          <w:szCs w:val="22"/>
-        </w:rPr>
-        <w:t>na</w:t>
-      </w:r>
-      <w:proofErr w:type="spellEnd"/>
-      <w:r>
-        <w:rPr>
-          <w:rFonts w:ascii="Tahoma" w:eastAsia="Times New Roman" w:hAnsi="Tahoma" w:cs="Tahoma"/>
-          <w:sz w:val="22"/>
-          <w:szCs w:val="22"/>
-        </w:rPr>
-        <w:t xml:space="preserve"> </w:t>
-      </w:r>
-      <w:proofErr w:type="spellStart"/>
-      <w:r>
-        <w:rPr>
-          <w:rFonts w:ascii="Tahoma" w:eastAsia="Times New Roman" w:hAnsi="Tahoma" w:cs="Tahoma"/>
-          <w:sz w:val="22"/>
-          <w:szCs w:val="22"/>
-        </w:rPr>
-        <w:t>prehľadoch</w:t>
-      </w:r>
-      <w:proofErr w:type="spellEnd"/>
-      <w:r>
-        <w:rPr>
-          <w:rFonts w:ascii="Tahoma" w:eastAsia="Times New Roman" w:hAnsi="Tahoma" w:cs="Tahoma"/>
-          <w:sz w:val="22"/>
-          <w:szCs w:val="22"/>
-        </w:rPr>
-        <w:t xml:space="preserve"> </w:t>
-      </w:r>
-      <w:proofErr w:type="spellStart"/>
-      <w:r>
-        <w:rPr>
-          <w:rFonts w:ascii="Tahoma" w:eastAsia="Times New Roman" w:hAnsi="Tahoma" w:cs="Tahoma"/>
-          <w:sz w:val="22"/>
-          <w:szCs w:val="22"/>
-        </w:rPr>
-        <w:t>analytike</w:t>
-      </w:r>
-      <w:proofErr w:type="spellEnd"/>
-      <w:r>
-        <w:rPr>
-          <w:rFonts w:ascii="Tahoma" w:eastAsia="Times New Roman" w:hAnsi="Tahoma" w:cs="Tahoma"/>
-          <w:sz w:val="22"/>
-          <w:szCs w:val="22"/>
-        </w:rPr>
-        <w:t>)</w:t>
+        <w:t>Export údajov (button na prehľadoch analytike)</w:t>
       </w:r>
     </w:p>
     <w:p>
@@ -1854,34 +1144,14 @@
           <w:szCs w:val="22"/>
         </w:rPr>
       </w:pPr>
-      <w:proofErr w:type="spellStart"/>
-      <w:r>
-        <w:rPr>
-          <w:rFonts w:ascii="Tahoma" w:eastAsia="Times New Roman" w:hAnsi="Tahoma" w:cs="Tahoma"/>
-          <w:sz w:val="22"/>
-          <w:szCs w:val="22"/>
-        </w:rPr>
-        <w:t>Obsadenosť</w:t>
-      </w:r>
-      <w:proofErr w:type="spellEnd"/>
-      <w:r>
-        <w:rPr>
-          <w:rFonts w:ascii="Tahoma" w:eastAsia="Times New Roman" w:hAnsi="Tahoma" w:cs="Tahoma"/>
-          <w:sz w:val="22"/>
-          <w:szCs w:val="22"/>
-        </w:rPr>
-        <w:t xml:space="preserve"> </w:t>
-      </w:r>
-      <w:proofErr w:type="spellStart"/>
-      <w:r>
-        <w:rPr>
-          <w:rFonts w:ascii="Tahoma" w:eastAsia="Times New Roman" w:hAnsi="Tahoma" w:cs="Tahoma"/>
-          <w:sz w:val="22"/>
-          <w:szCs w:val="22"/>
-        </w:rPr>
-        <w:t>stánkov</w:t>
-      </w:r>
-      <w:proofErr w:type="spellEnd"/>
+      <w:r>
+        <w:rPr>
+          <w:rFonts w:ascii="Tahoma" w:eastAsia="Times New Roman" w:hAnsi="Tahoma" w:cs="Tahoma"/>
+          <w:sz w:val="22"/>
+          <w:szCs w:val="22"/>
+        </w:rPr>
+        <w:t>Obsadenosť stánkov</w:t>
+      </w:r>
     </w:p>
     <w:p>
       <w:pPr>
@@ -1896,41 +1166,13 @@
           <w:szCs w:val="22"/>
         </w:rPr>
       </w:pPr>
-      <w:proofErr w:type="spellStart"/>
-      <w:r>
-        <w:rPr>
-          <w:rFonts w:ascii="Tahoma" w:eastAsia="Times New Roman" w:hAnsi="Tahoma" w:cs="Tahoma"/>
-          <w:sz w:val="22"/>
-          <w:szCs w:val="22"/>
-        </w:rPr>
-        <w:t>Správa</w:t>
-      </w:r>
-      <w:proofErr w:type="spellEnd"/>
-      <w:r>
-        <w:rPr>
-          <w:rFonts w:ascii="Tahoma" w:eastAsia="Times New Roman" w:hAnsi="Tahoma" w:cs="Tahoma"/>
-          <w:sz w:val="22"/>
-          <w:szCs w:val="22"/>
-        </w:rPr>
-        <w:t xml:space="preserve"> </w:t>
-      </w:r>
-      <w:proofErr w:type="spellStart"/>
-      <w:r>
-        <w:rPr>
-          <w:rFonts w:ascii="Tahoma" w:eastAsia="Times New Roman" w:hAnsi="Tahoma" w:cs="Tahoma"/>
-          <w:sz w:val="22"/>
-          <w:szCs w:val="22"/>
-        </w:rPr>
-        <w:t>prihlášok</w:t>
-      </w:r>
-      <w:proofErr w:type="spellEnd"/>
-      <w:r>
-        <w:rPr>
-          <w:rFonts w:ascii="Tahoma" w:eastAsia="Times New Roman" w:hAnsi="Tahoma" w:cs="Tahoma"/>
-          <w:sz w:val="22"/>
-          <w:szCs w:val="22"/>
-        </w:rPr>
-        <w:t xml:space="preserve">: </w:t>
+      <w:r>
+        <w:rPr>
+          <w:rFonts w:ascii="Tahoma" w:eastAsia="Times New Roman" w:hAnsi="Tahoma" w:cs="Tahoma"/>
+          <w:sz w:val="22"/>
+          <w:szCs w:val="22"/>
+        </w:rPr>
+        <w:t xml:space="preserve">Správa prihlášok: </w:t>
       </w:r>
     </w:p>
     <w:p>
@@ -1946,52 +1188,14 @@
           <w:szCs w:val="22"/>
         </w:rPr>
       </w:pPr>
-      <w:proofErr w:type="spellStart"/>
-      <w:r>
-        <w:rPr>
-          <w:rFonts w:ascii="Tahoma" w:eastAsia="Times New Roman" w:hAnsi="Tahoma" w:cs="Tahoma"/>
-          <w:sz w:val="22"/>
-          <w:szCs w:val="22"/>
-        </w:rPr>
-        <w:t>Zoznam</w:t>
-      </w:r>
-      <w:proofErr w:type="spellEnd"/>
-      <w:r>
-        <w:rPr>
-          <w:rFonts w:ascii="Tahoma" w:eastAsia="Times New Roman" w:hAnsi="Tahoma" w:cs="Tahoma"/>
-          <w:sz w:val="22"/>
-          <w:szCs w:val="22"/>
-        </w:rPr>
-        <w:t xml:space="preserve"> s </w:t>
-      </w:r>
-      <w:proofErr w:type="spellStart"/>
-      <w:r>
-        <w:rPr>
-          <w:rFonts w:ascii="Tahoma" w:eastAsia="Times New Roman" w:hAnsi="Tahoma" w:cs="Tahoma"/>
-          <w:sz w:val="22"/>
-          <w:szCs w:val="22"/>
-        </w:rPr>
-        <w:t>aktuálnym</w:t>
-      </w:r>
-      <w:proofErr w:type="spellEnd"/>
-      <w:r>
-        <w:rPr>
-          <w:rFonts w:ascii="Tahoma" w:eastAsia="Times New Roman" w:hAnsi="Tahoma" w:cs="Tahoma"/>
-          <w:sz w:val="22"/>
-          <w:szCs w:val="22"/>
-        </w:rPr>
-        <w:t xml:space="preserve"> </w:t>
-      </w:r>
-      <w:proofErr w:type="spellStart"/>
-      <w:r>
-        <w:rPr>
-          <w:rFonts w:ascii="Tahoma" w:eastAsia="Times New Roman" w:hAnsi="Tahoma" w:cs="Tahoma"/>
-          <w:sz w:val="22"/>
-          <w:szCs w:val="22"/>
-        </w:rPr>
-        <w:t>stavom</w:t>
-      </w:r>
-      <w:proofErr w:type="spellEnd"/>
+      <w:r>
+        <w:rPr>
+          <w:rFonts w:ascii="Tahoma" w:eastAsia="Times New Roman" w:hAnsi="Tahoma" w:cs="Tahoma"/>
+          <w:sz w:val="22"/>
+          <w:szCs w:val="22"/>
+        </w:rPr>
+        <w:t>Zoznam s aktuálnym stavom</w:t>
+      </w:r>
     </w:p>
     <w:p>
       <w:pPr>
@@ -2012,18 +1216,8 @@
           <w:sz w:val="22"/>
           <w:szCs w:val="22"/>
         </w:rPr>
-        <w:t xml:space="preserve">Detail </w:t>
-      </w:r>
-      <w:proofErr w:type="spellStart"/>
-      <w:r>
-        <w:rPr>
-          <w:rFonts w:ascii="Tahoma" w:eastAsia="Times New Roman" w:hAnsi="Tahoma" w:cs="Tahoma"/>
-          <w:sz w:val="22"/>
-          <w:szCs w:val="22"/>
-        </w:rPr>
-        <w:t>prihlášky</w:t>
-      </w:r>
-      <w:proofErr w:type="spellEnd"/>
+        <w:t>Detail prihlášky</w:t>
+      </w:r>
     </w:p>
     <w:p>
       <w:pPr>
@@ -2044,72 +1238,8 @@
           <w:sz w:val="22"/>
           <w:szCs w:val="22"/>
         </w:rPr>
-        <w:t xml:space="preserve">Statusy </w:t>
-      </w:r>
-      <w:proofErr w:type="spellStart"/>
-      <w:r>
-        <w:rPr>
-          <w:rFonts w:ascii="Tahoma" w:eastAsia="Times New Roman" w:hAnsi="Tahoma" w:cs="Tahoma"/>
-          <w:sz w:val="22"/>
-          <w:szCs w:val="22"/>
-        </w:rPr>
-        <w:t>prihlášok</w:t>
-      </w:r>
-      <w:proofErr w:type="spellEnd"/>
-      <w:r>
-        <w:rPr>
-          <w:rFonts w:ascii="Tahoma" w:eastAsia="Times New Roman" w:hAnsi="Tahoma" w:cs="Tahoma"/>
-          <w:sz w:val="22"/>
-          <w:szCs w:val="22"/>
-        </w:rPr>
-        <w:t xml:space="preserve"> - </w:t>
-      </w:r>
-      <w:proofErr w:type="spellStart"/>
-      <w:r>
-        <w:rPr>
-          <w:rFonts w:ascii="Tahoma" w:eastAsia="Times New Roman" w:hAnsi="Tahoma" w:cs="Tahoma"/>
-          <w:sz w:val="22"/>
-          <w:szCs w:val="22"/>
-        </w:rPr>
-        <w:t>prehľad</w:t>
-      </w:r>
-      <w:proofErr w:type="spellEnd"/>
-      <w:r>
-        <w:rPr>
-          <w:rFonts w:ascii="Tahoma" w:eastAsia="Times New Roman" w:hAnsi="Tahoma" w:cs="Tahoma"/>
-          <w:sz w:val="22"/>
-          <w:szCs w:val="22"/>
-        </w:rPr>
-        <w:t xml:space="preserve"> </w:t>
-      </w:r>
-      <w:proofErr w:type="spellStart"/>
-      <w:r>
-        <w:rPr>
-          <w:rFonts w:ascii="Tahoma" w:eastAsia="Times New Roman" w:hAnsi="Tahoma" w:cs="Tahoma"/>
-          <w:sz w:val="22"/>
-          <w:szCs w:val="22"/>
-        </w:rPr>
-        <w:t>stavov</w:t>
-      </w:r>
-      <w:proofErr w:type="spellEnd"/>
-      <w:r>
-        <w:rPr>
-          <w:rFonts w:ascii="Tahoma" w:eastAsia="Times New Roman" w:hAnsi="Tahoma" w:cs="Tahoma"/>
-          <w:sz w:val="22"/>
-          <w:szCs w:val="22"/>
-        </w:rPr>
-        <w:t xml:space="preserve"> </w:t>
-      </w:r>
-      <w:proofErr w:type="spellStart"/>
-      <w:r>
-        <w:rPr>
-          <w:rFonts w:ascii="Tahoma" w:eastAsia="Times New Roman" w:hAnsi="Tahoma" w:cs="Tahoma"/>
-          <w:sz w:val="22"/>
-          <w:szCs w:val="22"/>
-        </w:rPr>
-        <w:t>prihlášky</w:t>
-      </w:r>
-      <w:proofErr w:type="spellEnd"/>
+        <w:t>Statusy prihlášok - prehľad stavov prihlášky</w:t>
+      </w:r>
     </w:p>
     <w:p>
       <w:pPr>
@@ -2124,34 +1254,14 @@
           <w:szCs w:val="22"/>
         </w:rPr>
       </w:pPr>
-      <w:proofErr w:type="spellStart"/>
-      <w:r>
-        <w:rPr>
-          <w:rFonts w:ascii="Tahoma" w:eastAsia="Times New Roman" w:hAnsi="Tahoma" w:cs="Tahoma"/>
-          <w:sz w:val="22"/>
-          <w:szCs w:val="22"/>
-        </w:rPr>
-        <w:t>Možnosť</w:t>
-      </w:r>
-      <w:proofErr w:type="spellEnd"/>
-      <w:r>
-        <w:rPr>
-          <w:rFonts w:ascii="Tahoma" w:eastAsia="Times New Roman" w:hAnsi="Tahoma" w:cs="Tahoma"/>
-          <w:sz w:val="22"/>
-          <w:szCs w:val="22"/>
-        </w:rPr>
-        <w:t xml:space="preserve"> </w:t>
-      </w:r>
-      <w:proofErr w:type="spellStart"/>
-      <w:r>
-        <w:rPr>
-          <w:rFonts w:ascii="Tahoma" w:eastAsia="Times New Roman" w:hAnsi="Tahoma" w:cs="Tahoma"/>
-          <w:sz w:val="22"/>
-          <w:szCs w:val="22"/>
-        </w:rPr>
-        <w:t>správy</w:t>
-      </w:r>
-      <w:proofErr w:type="spellEnd"/>
+      <w:r>
+        <w:rPr>
+          <w:rFonts w:ascii="Tahoma" w:eastAsia="Times New Roman" w:hAnsi="Tahoma" w:cs="Tahoma"/>
+          <w:sz w:val="22"/>
+          <w:szCs w:val="22"/>
+        </w:rPr>
+        <w:t>Možnosť správy</w:t>
+      </w:r>
     </w:p>
     <w:p>
       <w:pPr>
@@ -2166,77 +1276,13 @@
           <w:szCs w:val="22"/>
         </w:rPr>
       </w:pPr>
-      <w:proofErr w:type="spellStart"/>
-      <w:r>
-        <w:rPr>
-          <w:rFonts w:ascii="Tahoma" w:eastAsia="Times New Roman" w:hAnsi="Tahoma" w:cs="Tahoma"/>
-          <w:sz w:val="22"/>
-          <w:szCs w:val="22"/>
-        </w:rPr>
-        <w:t>Evidencia</w:t>
-      </w:r>
-      <w:proofErr w:type="spellEnd"/>
-      <w:r>
-        <w:rPr>
-          <w:rFonts w:ascii="Tahoma" w:eastAsia="Times New Roman" w:hAnsi="Tahoma" w:cs="Tahoma"/>
-          <w:sz w:val="22"/>
-          <w:szCs w:val="22"/>
-        </w:rPr>
-        <w:t xml:space="preserve"> </w:t>
-      </w:r>
-      <w:proofErr w:type="spellStart"/>
-      <w:r>
-        <w:rPr>
-          <w:rFonts w:ascii="Tahoma" w:eastAsia="Times New Roman" w:hAnsi="Tahoma" w:cs="Tahoma"/>
-          <w:sz w:val="22"/>
-          <w:szCs w:val="22"/>
-        </w:rPr>
-        <w:t>pripomienok</w:t>
-      </w:r>
-      <w:proofErr w:type="spellEnd"/>
-      <w:r>
-        <w:rPr>
-          <w:rFonts w:ascii="Tahoma" w:eastAsia="Times New Roman" w:hAnsi="Tahoma" w:cs="Tahoma"/>
-          <w:sz w:val="22"/>
-          <w:szCs w:val="22"/>
-        </w:rPr>
-        <w:t xml:space="preserve"> a </w:t>
-      </w:r>
-      <w:proofErr w:type="spellStart"/>
-      <w:r>
-        <w:rPr>
-          <w:rFonts w:ascii="Tahoma" w:eastAsia="Times New Roman" w:hAnsi="Tahoma" w:cs="Tahoma"/>
-          <w:sz w:val="22"/>
-          <w:szCs w:val="22"/>
-        </w:rPr>
-        <w:t>správa</w:t>
-      </w:r>
-      <w:proofErr w:type="spellEnd"/>
-      <w:r>
-        <w:rPr>
-          <w:rFonts w:ascii="Tahoma" w:eastAsia="Times New Roman" w:hAnsi="Tahoma" w:cs="Tahoma"/>
-          <w:sz w:val="22"/>
-          <w:szCs w:val="22"/>
-        </w:rPr>
-        <w:t xml:space="preserve"> </w:t>
-      </w:r>
-      <w:proofErr w:type="spellStart"/>
-      <w:r>
-        <w:rPr>
-          <w:rFonts w:ascii="Tahoma" w:eastAsia="Times New Roman" w:hAnsi="Tahoma" w:cs="Tahoma"/>
-          <w:sz w:val="22"/>
-          <w:szCs w:val="22"/>
-        </w:rPr>
-        <w:t>oznámení</w:t>
-      </w:r>
-      <w:proofErr w:type="spellEnd"/>
-      <w:r>
-        <w:rPr>
-          <w:rFonts w:ascii="Tahoma" w:eastAsia="Times New Roman" w:hAnsi="Tahoma" w:cs="Tahoma"/>
-          <w:sz w:val="22"/>
-          <w:szCs w:val="22"/>
-        </w:rPr>
-        <w:t xml:space="preserve">: </w:t>
+      <w:r>
+        <w:rPr>
+          <w:rFonts w:ascii="Tahoma" w:eastAsia="Times New Roman" w:hAnsi="Tahoma" w:cs="Tahoma"/>
+          <w:sz w:val="22"/>
+          <w:szCs w:val="22"/>
+        </w:rPr>
+        <w:t xml:space="preserve">Evidencia pripomienok a správa oznámení: </w:t>
       </w:r>
     </w:p>
     <w:p>
@@ -2252,34 +1298,14 @@
           <w:szCs w:val="22"/>
         </w:rPr>
       </w:pPr>
-      <w:proofErr w:type="spellStart"/>
-      <w:r>
-        <w:rPr>
-          <w:rFonts w:ascii="Tahoma" w:eastAsia="Times New Roman" w:hAnsi="Tahoma" w:cs="Tahoma"/>
-          <w:sz w:val="22"/>
-          <w:szCs w:val="22"/>
-        </w:rPr>
-        <w:t>Evidencia</w:t>
-      </w:r>
-      <w:proofErr w:type="spellEnd"/>
-      <w:r>
-        <w:rPr>
-          <w:rFonts w:ascii="Tahoma" w:eastAsia="Times New Roman" w:hAnsi="Tahoma" w:cs="Tahoma"/>
-          <w:sz w:val="22"/>
-          <w:szCs w:val="22"/>
-        </w:rPr>
-        <w:t xml:space="preserve"> </w:t>
-      </w:r>
-      <w:proofErr w:type="spellStart"/>
-      <w:r>
-        <w:rPr>
-          <w:rFonts w:ascii="Tahoma" w:eastAsia="Times New Roman" w:hAnsi="Tahoma" w:cs="Tahoma"/>
-          <w:sz w:val="22"/>
-          <w:szCs w:val="22"/>
-        </w:rPr>
-        <w:t>pripomienok</w:t>
-      </w:r>
-      <w:proofErr w:type="spellEnd"/>
+      <w:r>
+        <w:rPr>
+          <w:rFonts w:ascii="Tahoma" w:eastAsia="Times New Roman" w:hAnsi="Tahoma" w:cs="Tahoma"/>
+          <w:sz w:val="22"/>
+          <w:szCs w:val="22"/>
+        </w:rPr>
+        <w:t>Evidencia pripomienok</w:t>
+      </w:r>
     </w:p>
     <w:p>
       <w:pPr>
@@ -2294,131 +1320,13 @@
           <w:szCs w:val="22"/>
         </w:rPr>
       </w:pPr>
-      <w:proofErr w:type="spellStart"/>
-      <w:r>
-        <w:rPr>
-          <w:rFonts w:ascii="Tahoma" w:eastAsia="Times New Roman" w:hAnsi="Tahoma" w:cs="Tahoma"/>
-          <w:sz w:val="22"/>
-          <w:szCs w:val="22"/>
-        </w:rPr>
-        <w:t>Generovanie</w:t>
-      </w:r>
-      <w:proofErr w:type="spellEnd"/>
-      <w:r>
-        <w:rPr>
-          <w:rFonts w:ascii="Tahoma" w:eastAsia="Times New Roman" w:hAnsi="Tahoma" w:cs="Tahoma"/>
-          <w:sz w:val="22"/>
-          <w:szCs w:val="22"/>
-        </w:rPr>
-        <w:t xml:space="preserve"> a </w:t>
-      </w:r>
-      <w:proofErr w:type="spellStart"/>
-      <w:r>
-        <w:rPr>
-          <w:rFonts w:ascii="Tahoma" w:eastAsia="Times New Roman" w:hAnsi="Tahoma" w:cs="Tahoma"/>
-          <w:sz w:val="22"/>
-          <w:szCs w:val="22"/>
-        </w:rPr>
-        <w:t>tlač</w:t>
-      </w:r>
-      <w:proofErr w:type="spellEnd"/>
-      <w:r>
-        <w:rPr>
-          <w:rFonts w:ascii="Tahoma" w:eastAsia="Times New Roman" w:hAnsi="Tahoma" w:cs="Tahoma"/>
-          <w:sz w:val="22"/>
-          <w:szCs w:val="22"/>
-        </w:rPr>
-        <w:t xml:space="preserve"> </w:t>
-      </w:r>
-      <w:proofErr w:type="spellStart"/>
-      <w:r>
-        <w:rPr>
-          <w:rFonts w:ascii="Tahoma" w:eastAsia="Times New Roman" w:hAnsi="Tahoma" w:cs="Tahoma"/>
-          <w:sz w:val="22"/>
-          <w:szCs w:val="22"/>
-        </w:rPr>
-        <w:t>oznámenia</w:t>
-      </w:r>
-      <w:proofErr w:type="spellEnd"/>
-      <w:r>
-        <w:rPr>
-          <w:rFonts w:ascii="Tahoma" w:eastAsia="Times New Roman" w:hAnsi="Tahoma" w:cs="Tahoma"/>
-          <w:sz w:val="22"/>
-          <w:szCs w:val="22"/>
-        </w:rPr>
-        <w:t xml:space="preserve"> pre </w:t>
-      </w:r>
-      <w:proofErr w:type="spellStart"/>
-      <w:r>
-        <w:rPr>
-          <w:rFonts w:ascii="Tahoma" w:eastAsia="Times New Roman" w:hAnsi="Tahoma" w:cs="Tahoma"/>
-          <w:sz w:val="22"/>
-          <w:szCs w:val="22"/>
-        </w:rPr>
-        <w:t>finančnú</w:t>
-      </w:r>
-      <w:proofErr w:type="spellEnd"/>
-      <w:r>
-        <w:rPr>
-          <w:rFonts w:ascii="Tahoma" w:eastAsia="Times New Roman" w:hAnsi="Tahoma" w:cs="Tahoma"/>
-          <w:sz w:val="22"/>
-          <w:szCs w:val="22"/>
-        </w:rPr>
-        <w:t xml:space="preserve"> </w:t>
-      </w:r>
-      <w:proofErr w:type="spellStart"/>
-      <w:r>
-        <w:rPr>
-          <w:rFonts w:ascii="Tahoma" w:eastAsia="Times New Roman" w:hAnsi="Tahoma" w:cs="Tahoma"/>
-          <w:sz w:val="22"/>
-          <w:szCs w:val="22"/>
-        </w:rPr>
-        <w:t>správu</w:t>
-      </w:r>
-      <w:proofErr w:type="spellEnd"/>
-      <w:r>
-        <w:rPr>
-          <w:rFonts w:ascii="Tahoma" w:eastAsia="Times New Roman" w:hAnsi="Tahoma" w:cs="Tahoma"/>
-          <w:sz w:val="22"/>
-          <w:szCs w:val="22"/>
-        </w:rPr>
-        <w:t xml:space="preserve"> (button </w:t>
-      </w:r>
-      <w:proofErr w:type="spellStart"/>
-      <w:r>
-        <w:rPr>
-          <w:rFonts w:ascii="Tahoma" w:eastAsia="Times New Roman" w:hAnsi="Tahoma" w:cs="Tahoma"/>
-          <w:sz w:val="22"/>
-          <w:szCs w:val="22"/>
-        </w:rPr>
-        <w:t>na</w:t>
-      </w:r>
-      <w:proofErr w:type="spellEnd"/>
-      <w:r>
-        <w:rPr>
-          <w:rFonts w:ascii="Tahoma" w:eastAsia="Times New Roman" w:hAnsi="Tahoma" w:cs="Tahoma"/>
-          <w:sz w:val="22"/>
-          <w:szCs w:val="22"/>
-        </w:rPr>
-        <w:t xml:space="preserve"> </w:t>
-      </w:r>
-      <w:proofErr w:type="spellStart"/>
-      <w:r>
-        <w:rPr>
-          <w:rFonts w:ascii="Tahoma" w:eastAsia="Times New Roman" w:hAnsi="Tahoma" w:cs="Tahoma"/>
-          <w:sz w:val="22"/>
-          <w:szCs w:val="22"/>
-        </w:rPr>
-        <w:t>jarmok</w:t>
-      </w:r>
-      <w:proofErr w:type="spellEnd"/>
-      <w:r>
-        <w:rPr>
-          <w:rFonts w:ascii="Tahoma" w:eastAsia="Times New Roman" w:hAnsi="Tahoma" w:cs="Tahoma"/>
-          <w:sz w:val="22"/>
-          <w:szCs w:val="22"/>
-        </w:rPr>
-        <w:t xml:space="preserve"> detail page)</w:t>
+      <w:r>
+        <w:rPr>
+          <w:rFonts w:ascii="Tahoma" w:eastAsia="Times New Roman" w:hAnsi="Tahoma" w:cs="Tahoma"/>
+          <w:sz w:val="22"/>
+          <w:szCs w:val="22"/>
+        </w:rPr>
+        <w:t>Generovanie a tlač oznámenia pre finančnú správu (button na jarmok detail page)</w:t>
       </w:r>
     </w:p>
     <w:p>
@@ -2432,44 +1340,8 @@
         <w:rPr>
           <w:rFonts w:ascii="Tahoma" w:eastAsia="Times New Roman" w:hAnsi="Tahoma" w:cs="Tahoma"/>
         </w:rPr>
-        <w:t xml:space="preserve">2.3.2 </w:t>
-      </w:r>
-      <w:proofErr w:type="spellStart"/>
-      <w:r>
-        <w:rPr>
-          <w:rFonts w:ascii="Tahoma" w:eastAsia="Times New Roman" w:hAnsi="Tahoma" w:cs="Tahoma"/>
-        </w:rPr>
-        <w:t>Správa</w:t>
-      </w:r>
-      <w:proofErr w:type="spellEnd"/>
-      <w:r>
-        <w:rPr>
-          <w:rFonts w:ascii="Tahoma" w:eastAsia="Times New Roman" w:hAnsi="Tahoma" w:cs="Tahoma"/>
-        </w:rPr>
-        <w:t xml:space="preserve"> </w:t>
-      </w:r>
-      <w:proofErr w:type="spellStart"/>
-      <w:r>
-        <w:rPr>
-          <w:rFonts w:ascii="Tahoma" w:eastAsia="Times New Roman" w:hAnsi="Tahoma" w:cs="Tahoma"/>
-        </w:rPr>
-        <w:t>podujatí</w:t>
-      </w:r>
-      <w:proofErr w:type="spellEnd"/>
-      <w:r>
-        <w:rPr>
-          <w:rFonts w:ascii="Tahoma" w:eastAsia="Times New Roman" w:hAnsi="Tahoma" w:cs="Tahoma"/>
-        </w:rPr>
-        <w:t xml:space="preserve"> </w:t>
-      </w:r>
-      <w:proofErr w:type="spellStart"/>
-      <w:r>
-        <w:rPr>
-          <w:rFonts w:ascii="Tahoma" w:eastAsia="Times New Roman" w:hAnsi="Tahoma" w:cs="Tahoma"/>
-        </w:rPr>
-        <w:t>Jarmoku</w:t>
-      </w:r>
-      <w:proofErr w:type="spellEnd"/>
+        <w:t>2.3.2 Správa podujatí Jarmoku</w:t>
+      </w:r>
     </w:p>
     <w:p>
       <w:pPr>
@@ -2484,52 +1356,14 @@
           <w:szCs w:val="22"/>
         </w:rPr>
       </w:pPr>
-      <w:proofErr w:type="spellStart"/>
-      <w:r>
-        <w:rPr>
-          <w:rFonts w:ascii="Tahoma" w:eastAsia="Times New Roman" w:hAnsi="Tahoma" w:cs="Tahoma"/>
-          <w:sz w:val="22"/>
-          <w:szCs w:val="22"/>
-        </w:rPr>
-        <w:t>Vytváranie</w:t>
-      </w:r>
-      <w:proofErr w:type="spellEnd"/>
-      <w:r>
-        <w:rPr>
-          <w:rFonts w:ascii="Tahoma" w:eastAsia="Times New Roman" w:hAnsi="Tahoma" w:cs="Tahoma"/>
-          <w:sz w:val="22"/>
-          <w:szCs w:val="22"/>
-        </w:rPr>
-        <w:t xml:space="preserve"> </w:t>
-      </w:r>
-      <w:proofErr w:type="spellStart"/>
-      <w:r>
-        <w:rPr>
-          <w:rFonts w:ascii="Tahoma" w:eastAsia="Times New Roman" w:hAnsi="Tahoma" w:cs="Tahoma"/>
-          <w:sz w:val="22"/>
-          <w:szCs w:val="22"/>
-        </w:rPr>
-        <w:t>podujatí</w:t>
-      </w:r>
-      <w:proofErr w:type="spellEnd"/>
-      <w:r>
-        <w:rPr>
-          <w:rFonts w:ascii="Tahoma" w:eastAsia="Times New Roman" w:hAnsi="Tahoma" w:cs="Tahoma"/>
-          <w:sz w:val="22"/>
-          <w:szCs w:val="22"/>
-        </w:rPr>
-        <w:t xml:space="preserve"> </w:t>
-      </w:r>
-      <w:proofErr w:type="spellStart"/>
-      <w:r>
-        <w:rPr>
-          <w:rFonts w:ascii="Tahoma" w:eastAsia="Times New Roman" w:hAnsi="Tahoma" w:cs="Tahoma"/>
-          <w:sz w:val="22"/>
-          <w:szCs w:val="22"/>
-        </w:rPr>
-        <w:t>Jarmoku</w:t>
-      </w:r>
-      <w:proofErr w:type="spellEnd"/>
+      <w:r>
+        <w:rPr>
+          <w:rFonts w:ascii="Tahoma" w:eastAsia="Times New Roman" w:hAnsi="Tahoma" w:cs="Tahoma"/>
+          <w:sz w:val="22"/>
+          <w:szCs w:val="22"/>
+        </w:rPr>
+        <w:t>Vytváranie podujatí Jarmoku</w:t>
+      </w:r>
     </w:p>
     <w:p>
       <w:pPr>
@@ -2544,52 +1378,14 @@
           <w:szCs w:val="22"/>
         </w:rPr>
       </w:pPr>
-      <w:proofErr w:type="spellStart"/>
-      <w:r>
-        <w:rPr>
-          <w:rFonts w:ascii="Tahoma" w:eastAsia="Times New Roman" w:hAnsi="Tahoma" w:cs="Tahoma"/>
-          <w:sz w:val="22"/>
-          <w:szCs w:val="22"/>
-        </w:rPr>
-        <w:t>Podrobné</w:t>
-      </w:r>
-      <w:proofErr w:type="spellEnd"/>
-      <w:r>
-        <w:rPr>
-          <w:rFonts w:ascii="Tahoma" w:eastAsia="Times New Roman" w:hAnsi="Tahoma" w:cs="Tahoma"/>
-          <w:sz w:val="22"/>
-          <w:szCs w:val="22"/>
-        </w:rPr>
-        <w:t xml:space="preserve"> </w:t>
-      </w:r>
-      <w:proofErr w:type="spellStart"/>
-      <w:r>
-        <w:rPr>
-          <w:rFonts w:ascii="Tahoma" w:eastAsia="Times New Roman" w:hAnsi="Tahoma" w:cs="Tahoma"/>
-          <w:sz w:val="22"/>
-          <w:szCs w:val="22"/>
-        </w:rPr>
-        <w:t>nastavenia</w:t>
-      </w:r>
-      <w:proofErr w:type="spellEnd"/>
-      <w:r>
-        <w:rPr>
-          <w:rFonts w:ascii="Tahoma" w:eastAsia="Times New Roman" w:hAnsi="Tahoma" w:cs="Tahoma"/>
-          <w:sz w:val="22"/>
-          <w:szCs w:val="22"/>
-        </w:rPr>
-        <w:t xml:space="preserve"> </w:t>
-      </w:r>
-      <w:proofErr w:type="spellStart"/>
-      <w:r>
-        <w:rPr>
-          <w:rFonts w:ascii="Tahoma" w:eastAsia="Times New Roman" w:hAnsi="Tahoma" w:cs="Tahoma"/>
-          <w:sz w:val="22"/>
-          <w:szCs w:val="22"/>
-        </w:rPr>
-        <w:t>podujatia</w:t>
-      </w:r>
-      <w:proofErr w:type="spellEnd"/>
+      <w:r>
+        <w:rPr>
+          <w:rFonts w:ascii="Tahoma" w:eastAsia="Times New Roman" w:hAnsi="Tahoma" w:cs="Tahoma"/>
+          <w:sz w:val="22"/>
+          <w:szCs w:val="22"/>
+        </w:rPr>
+        <w:t>Podrobné nastavenia podujatia</w:t>
+      </w:r>
     </w:p>
     <w:p>
       <w:pPr>
@@ -2628,52 +1424,14 @@
           <w:szCs w:val="22"/>
         </w:rPr>
       </w:pPr>
-      <w:proofErr w:type="spellStart"/>
-      <w:r>
-        <w:rPr>
-          <w:rFonts w:ascii="Tahoma" w:eastAsia="Times New Roman" w:hAnsi="Tahoma" w:cs="Tahoma"/>
-          <w:sz w:val="22"/>
-          <w:szCs w:val="22"/>
-        </w:rPr>
-        <w:t>Použitie</w:t>
-      </w:r>
-      <w:proofErr w:type="spellEnd"/>
-      <w:r>
-        <w:rPr>
-          <w:rFonts w:ascii="Tahoma" w:eastAsia="Times New Roman" w:hAnsi="Tahoma" w:cs="Tahoma"/>
-          <w:sz w:val="22"/>
-          <w:szCs w:val="22"/>
-        </w:rPr>
-        <w:t xml:space="preserve"> </w:t>
-      </w:r>
-      <w:proofErr w:type="spellStart"/>
-      <w:r>
-        <w:rPr>
-          <w:rFonts w:ascii="Tahoma" w:eastAsia="Times New Roman" w:hAnsi="Tahoma" w:cs="Tahoma"/>
-          <w:sz w:val="22"/>
-          <w:szCs w:val="22"/>
-        </w:rPr>
-        <w:t>šablón</w:t>
-      </w:r>
-      <w:proofErr w:type="spellEnd"/>
-      <w:r>
-        <w:rPr>
-          <w:rFonts w:ascii="Tahoma" w:eastAsia="Times New Roman" w:hAnsi="Tahoma" w:cs="Tahoma"/>
-          <w:sz w:val="22"/>
-          <w:szCs w:val="22"/>
-        </w:rPr>
-        <w:t xml:space="preserve"> </w:t>
-      </w:r>
-      <w:proofErr w:type="spellStart"/>
-      <w:r>
-        <w:rPr>
-          <w:rFonts w:ascii="Tahoma" w:eastAsia="Times New Roman" w:hAnsi="Tahoma" w:cs="Tahoma"/>
-          <w:sz w:val="22"/>
-          <w:szCs w:val="22"/>
-        </w:rPr>
-        <w:t>podujatí</w:t>
-      </w:r>
-      <w:proofErr w:type="spellEnd"/>
+      <w:r>
+        <w:rPr>
+          <w:rFonts w:ascii="Tahoma" w:eastAsia="Times New Roman" w:hAnsi="Tahoma" w:cs="Tahoma"/>
+          <w:sz w:val="22"/>
+          <w:szCs w:val="22"/>
+        </w:rPr>
+        <w:t>Použitie šablón podujatí</w:t>
+      </w:r>
     </w:p>
     <w:p>
       <w:pPr>
@@ -2686,21 +1444,7 @@
         <w:rPr>
           <w:rFonts w:ascii="Tahoma" w:eastAsia="Times New Roman" w:hAnsi="Tahoma" w:cs="Tahoma"/>
         </w:rPr>
-        <w:t xml:space="preserve">2.3.3 Dashboard s </w:t>
-      </w:r>
-      <w:proofErr w:type="spellStart"/>
-      <w:r>
-        <w:rPr>
-          <w:rFonts w:ascii="Tahoma" w:eastAsia="Times New Roman" w:hAnsi="Tahoma" w:cs="Tahoma"/>
-        </w:rPr>
-        <w:t>metrikami</w:t>
-      </w:r>
-      <w:proofErr w:type="spellEnd"/>
-      <w:r>
-        <w:rPr>
-          <w:rFonts w:ascii="Tahoma" w:eastAsia="Times New Roman" w:hAnsi="Tahoma" w:cs="Tahoma"/>
-        </w:rPr>
-        <w:t xml:space="preserve"> (Chart.js)</w:t>
+        <w:t>2.3.3 Dashboard s metrikami (Chart.js)</w:t>
       </w:r>
     </w:p>
     <w:p>
@@ -2716,34 +1460,14 @@
           <w:szCs w:val="22"/>
         </w:rPr>
       </w:pPr>
-      <w:proofErr w:type="spellStart"/>
-      <w:r>
-        <w:rPr>
-          <w:rFonts w:ascii="Tahoma" w:eastAsia="Times New Roman" w:hAnsi="Tahoma" w:cs="Tahoma"/>
-          <w:sz w:val="22"/>
-          <w:szCs w:val="22"/>
-        </w:rPr>
-        <w:t>Finančné</w:t>
-      </w:r>
-      <w:proofErr w:type="spellEnd"/>
-      <w:r>
-        <w:rPr>
-          <w:rFonts w:ascii="Tahoma" w:eastAsia="Times New Roman" w:hAnsi="Tahoma" w:cs="Tahoma"/>
-          <w:sz w:val="22"/>
-          <w:szCs w:val="22"/>
-        </w:rPr>
-        <w:t xml:space="preserve"> </w:t>
-      </w:r>
-      <w:proofErr w:type="spellStart"/>
-      <w:r>
-        <w:rPr>
-          <w:rFonts w:ascii="Tahoma" w:eastAsia="Times New Roman" w:hAnsi="Tahoma" w:cs="Tahoma"/>
-          <w:sz w:val="22"/>
-          <w:szCs w:val="22"/>
-        </w:rPr>
-        <w:t>ukazovatele</w:t>
-      </w:r>
-      <w:proofErr w:type="spellEnd"/>
+      <w:r>
+        <w:rPr>
+          <w:rFonts w:ascii="Tahoma" w:eastAsia="Times New Roman" w:hAnsi="Tahoma" w:cs="Tahoma"/>
+          <w:sz w:val="22"/>
+          <w:szCs w:val="22"/>
+        </w:rPr>
+        <w:t>Finančné ukazovatele</w:t>
+      </w:r>
     </w:p>
     <w:p>
       <w:pPr>
@@ -2758,34 +1482,14 @@
           <w:szCs w:val="22"/>
         </w:rPr>
       </w:pPr>
-      <w:proofErr w:type="spellStart"/>
-      <w:r>
-        <w:rPr>
-          <w:rFonts w:ascii="Tahoma" w:eastAsia="Times New Roman" w:hAnsi="Tahoma" w:cs="Tahoma"/>
-          <w:sz w:val="22"/>
-          <w:szCs w:val="22"/>
-        </w:rPr>
-        <w:t>Obsadenosť</w:t>
-      </w:r>
-      <w:proofErr w:type="spellEnd"/>
-      <w:r>
-        <w:rPr>
-          <w:rFonts w:ascii="Tahoma" w:eastAsia="Times New Roman" w:hAnsi="Tahoma" w:cs="Tahoma"/>
-          <w:sz w:val="22"/>
-          <w:szCs w:val="22"/>
-        </w:rPr>
-        <w:t xml:space="preserve"> </w:t>
-      </w:r>
-      <w:proofErr w:type="spellStart"/>
-      <w:r>
-        <w:rPr>
-          <w:rFonts w:ascii="Tahoma" w:eastAsia="Times New Roman" w:hAnsi="Tahoma" w:cs="Tahoma"/>
-          <w:sz w:val="22"/>
-          <w:szCs w:val="22"/>
-        </w:rPr>
-        <w:t>plochy</w:t>
-      </w:r>
-      <w:proofErr w:type="spellEnd"/>
+      <w:r>
+        <w:rPr>
+          <w:rFonts w:ascii="Tahoma" w:eastAsia="Times New Roman" w:hAnsi="Tahoma" w:cs="Tahoma"/>
+          <w:sz w:val="22"/>
+          <w:szCs w:val="22"/>
+        </w:rPr>
+        <w:t>Obsadenosť plochy</w:t>
+      </w:r>
     </w:p>
     <w:p>
       <w:pPr>
@@ -2800,34 +1504,14 @@
           <w:szCs w:val="22"/>
         </w:rPr>
       </w:pPr>
-      <w:proofErr w:type="spellStart"/>
-      <w:r>
-        <w:rPr>
-          <w:rFonts w:ascii="Tahoma" w:eastAsia="Times New Roman" w:hAnsi="Tahoma" w:cs="Tahoma"/>
-          <w:sz w:val="22"/>
-          <w:szCs w:val="22"/>
-        </w:rPr>
-        <w:t>Analytický</w:t>
-      </w:r>
-      <w:proofErr w:type="spellEnd"/>
-      <w:r>
-        <w:rPr>
-          <w:rFonts w:ascii="Tahoma" w:eastAsia="Times New Roman" w:hAnsi="Tahoma" w:cs="Tahoma"/>
-          <w:sz w:val="22"/>
-          <w:szCs w:val="22"/>
-        </w:rPr>
-        <w:t xml:space="preserve"> </w:t>
-      </w:r>
-      <w:proofErr w:type="spellStart"/>
-      <w:r>
-        <w:rPr>
-          <w:rFonts w:ascii="Tahoma" w:eastAsia="Times New Roman" w:hAnsi="Tahoma" w:cs="Tahoma"/>
-          <w:sz w:val="22"/>
-          <w:szCs w:val="22"/>
-        </w:rPr>
-        <w:t>prehľad</w:t>
-      </w:r>
-      <w:proofErr w:type="spellEnd"/>
+      <w:r>
+        <w:rPr>
+          <w:rFonts w:ascii="Tahoma" w:eastAsia="Times New Roman" w:hAnsi="Tahoma" w:cs="Tahoma"/>
+          <w:sz w:val="22"/>
+          <w:szCs w:val="22"/>
+        </w:rPr>
+        <w:t>Analytický prehľad</w:t>
+      </w:r>
     </w:p>
     <w:p>
       <w:pPr>
@@ -2840,16 +1524,8 @@
         <w:rPr>
           <w:rFonts w:ascii="Tahoma" w:eastAsia="Times New Roman" w:hAnsi="Tahoma" w:cs="Tahoma"/>
         </w:rPr>
-        <w:t xml:space="preserve">2.4 </w:t>
-      </w:r>
-      <w:proofErr w:type="spellStart"/>
-      <w:r>
-        <w:rPr>
-          <w:rFonts w:ascii="Tahoma" w:eastAsia="Times New Roman" w:hAnsi="Tahoma" w:cs="Tahoma"/>
-        </w:rPr>
-        <w:t>Preklad</w:t>
-      </w:r>
-      <w:proofErr w:type="spellEnd"/>
+        <w:t>2.4 Preklad</w:t>
+      </w:r>
     </w:p>
     <w:p>
       <w:pPr>
@@ -2864,358 +1540,14 @@
           <w:szCs w:val="22"/>
         </w:rPr>
       </w:pPr>
-      <w:proofErr w:type="spellStart"/>
-      <w:r>
-        <w:rPr>
-          <w:rFonts w:ascii="Tahoma" w:eastAsia="Times New Roman" w:hAnsi="Tahoma" w:cs="Tahoma"/>
-          <w:sz w:val="22"/>
-          <w:szCs w:val="22"/>
-        </w:rPr>
-        <w:t>Preklad</w:t>
-      </w:r>
-      <w:proofErr w:type="spellEnd"/>
-      <w:r>
-        <w:rPr>
-          <w:rFonts w:ascii="Tahoma" w:eastAsia="Times New Roman" w:hAnsi="Tahoma" w:cs="Tahoma"/>
-          <w:sz w:val="22"/>
-          <w:szCs w:val="22"/>
-        </w:rPr>
-        <w:t xml:space="preserve"> do </w:t>
-      </w:r>
-      <w:proofErr w:type="spellStart"/>
-      <w:r>
-        <w:rPr>
-          <w:rFonts w:ascii="Tahoma" w:eastAsia="Times New Roman" w:hAnsi="Tahoma" w:cs="Tahoma"/>
-          <w:sz w:val="22"/>
-          <w:szCs w:val="22"/>
-        </w:rPr>
-        <w:t>maďarského</w:t>
-      </w:r>
-      <w:proofErr w:type="spellEnd"/>
-      <w:r>
-        <w:rPr>
-          <w:rFonts w:ascii="Tahoma" w:eastAsia="Times New Roman" w:hAnsi="Tahoma" w:cs="Tahoma"/>
-          <w:sz w:val="22"/>
-          <w:szCs w:val="22"/>
-        </w:rPr>
-        <w:t xml:space="preserve">, </w:t>
-      </w:r>
-      <w:proofErr w:type="spellStart"/>
-      <w:r>
-        <w:rPr>
-          <w:rFonts w:ascii="Tahoma" w:eastAsia="Times New Roman" w:hAnsi="Tahoma" w:cs="Tahoma"/>
-          <w:sz w:val="22"/>
-          <w:szCs w:val="22"/>
-        </w:rPr>
-        <w:t>poľského</w:t>
-      </w:r>
-      <w:proofErr w:type="spellEnd"/>
-      <w:r>
-        <w:rPr>
-          <w:rFonts w:ascii="Tahoma" w:eastAsia="Times New Roman" w:hAnsi="Tahoma" w:cs="Tahoma"/>
-          <w:sz w:val="22"/>
-          <w:szCs w:val="22"/>
-        </w:rPr>
-        <w:t xml:space="preserve"> </w:t>
-      </w:r>
-      <w:proofErr w:type="gramStart"/>
-      <w:r>
-        <w:rPr>
-          <w:rFonts w:ascii="Tahoma" w:eastAsia="Times New Roman" w:hAnsi="Tahoma" w:cs="Tahoma"/>
-          <w:sz w:val="22"/>
-          <w:szCs w:val="22"/>
-        </w:rPr>
-        <w:t>a</w:t>
-      </w:r>
-      <w:proofErr w:type="gramEnd"/>
-      <w:r>
-        <w:rPr>
-          <w:rFonts w:ascii="Tahoma" w:eastAsia="Times New Roman" w:hAnsi="Tahoma" w:cs="Tahoma"/>
-          <w:sz w:val="22"/>
-          <w:szCs w:val="22"/>
-        </w:rPr>
-        <w:t xml:space="preserve"> </w:t>
-      </w:r>
-      <w:proofErr w:type="spellStart"/>
-      <w:r>
-        <w:rPr>
-          <w:rFonts w:ascii="Tahoma" w:eastAsia="Times New Roman" w:hAnsi="Tahoma" w:cs="Tahoma"/>
-          <w:sz w:val="22"/>
-          <w:szCs w:val="22"/>
-        </w:rPr>
-        <w:t>anglického</w:t>
-      </w:r>
-      <w:proofErr w:type="spellEnd"/>
-      <w:r>
-        <w:rPr>
-          <w:rFonts w:ascii="Tahoma" w:eastAsia="Times New Roman" w:hAnsi="Tahoma" w:cs="Tahoma"/>
-          <w:sz w:val="22"/>
-          <w:szCs w:val="22"/>
-        </w:rPr>
-        <w:t xml:space="preserve"> </w:t>
-      </w:r>
-      <w:proofErr w:type="spellStart"/>
-      <w:r>
-        <w:rPr>
-          <w:rFonts w:ascii="Tahoma" w:eastAsia="Times New Roman" w:hAnsi="Tahoma" w:cs="Tahoma"/>
-          <w:sz w:val="22"/>
-          <w:szCs w:val="22"/>
-        </w:rPr>
-        <w:t>jazyka</w:t>
-      </w:r>
-      <w:proofErr w:type="spellEnd"/>
-      <w:r>
-        <w:rPr>
-          <w:rFonts w:ascii="Tahoma" w:eastAsia="Times New Roman" w:hAnsi="Tahoma" w:cs="Tahoma"/>
-          <w:sz w:val="22"/>
-          <w:szCs w:val="22"/>
-        </w:rPr>
-        <w:t xml:space="preserve"> s </w:t>
-      </w:r>
-      <w:proofErr w:type="spellStart"/>
-      <w:r>
-        <w:rPr>
-          <w:rFonts w:ascii="Tahoma" w:eastAsia="Times New Roman" w:hAnsi="Tahoma" w:cs="Tahoma"/>
-          <w:sz w:val="22"/>
-          <w:szCs w:val="22"/>
-        </w:rPr>
-        <w:t>využitím</w:t>
-      </w:r>
-      <w:proofErr w:type="spellEnd"/>
-      <w:r>
-        <w:rPr>
-          <w:rFonts w:ascii="Tahoma" w:eastAsia="Times New Roman" w:hAnsi="Tahoma" w:cs="Tahoma"/>
-          <w:sz w:val="22"/>
-          <w:szCs w:val="22"/>
-        </w:rPr>
-        <w:t xml:space="preserve"> </w:t>
-      </w:r>
-      <w:proofErr w:type="spellStart"/>
-      <w:r>
-        <w:rPr>
-          <w:rFonts w:ascii="Tahoma" w:eastAsia="Times New Roman" w:hAnsi="Tahoma" w:cs="Tahoma"/>
-          <w:sz w:val="22"/>
-          <w:szCs w:val="22"/>
-        </w:rPr>
-        <w:t>umelej</w:t>
-      </w:r>
-      <w:proofErr w:type="spellEnd"/>
-      <w:r>
-        <w:rPr>
-          <w:rFonts w:ascii="Tahoma" w:eastAsia="Times New Roman" w:hAnsi="Tahoma" w:cs="Tahoma"/>
-          <w:sz w:val="22"/>
-          <w:szCs w:val="22"/>
-        </w:rPr>
-        <w:t xml:space="preserve"> </w:t>
-      </w:r>
-      <w:proofErr w:type="spellStart"/>
-      <w:r>
-        <w:rPr>
-          <w:rFonts w:ascii="Tahoma" w:eastAsia="Times New Roman" w:hAnsi="Tahoma" w:cs="Tahoma"/>
-          <w:sz w:val="22"/>
-          <w:szCs w:val="22"/>
-        </w:rPr>
-        <w:t>inteligencie</w:t>
-      </w:r>
-      <w:proofErr w:type="spellEnd"/>
-      <w:r>
-        <w:rPr>
-          <w:rFonts w:ascii="Tahoma" w:eastAsia="Times New Roman" w:hAnsi="Tahoma" w:cs="Tahoma"/>
-          <w:sz w:val="22"/>
-          <w:szCs w:val="22"/>
-        </w:rPr>
-        <w:t xml:space="preserve">, </w:t>
-      </w:r>
-      <w:proofErr w:type="spellStart"/>
-      <w:r>
-        <w:rPr>
-          <w:rFonts w:ascii="Tahoma" w:eastAsia="Times New Roman" w:hAnsi="Tahoma" w:cs="Tahoma"/>
-          <w:sz w:val="22"/>
-          <w:szCs w:val="22"/>
-        </w:rPr>
-        <w:t>čo</w:t>
-      </w:r>
-      <w:proofErr w:type="spellEnd"/>
-      <w:r>
-        <w:rPr>
-          <w:rFonts w:ascii="Tahoma" w:eastAsia="Times New Roman" w:hAnsi="Tahoma" w:cs="Tahoma"/>
-          <w:sz w:val="22"/>
-          <w:szCs w:val="22"/>
-        </w:rPr>
-        <w:t xml:space="preserve"> </w:t>
-      </w:r>
-      <w:proofErr w:type="spellStart"/>
-      <w:r>
-        <w:rPr>
-          <w:rFonts w:ascii="Tahoma" w:eastAsia="Times New Roman" w:hAnsi="Tahoma" w:cs="Tahoma"/>
-          <w:sz w:val="22"/>
-          <w:szCs w:val="22"/>
-        </w:rPr>
-        <w:t>umožní</w:t>
-      </w:r>
-      <w:proofErr w:type="spellEnd"/>
-      <w:r>
-        <w:rPr>
-          <w:rFonts w:ascii="Tahoma" w:eastAsia="Times New Roman" w:hAnsi="Tahoma" w:cs="Tahoma"/>
-          <w:sz w:val="22"/>
-          <w:szCs w:val="22"/>
-        </w:rPr>
-        <w:t xml:space="preserve"> </w:t>
-      </w:r>
-      <w:proofErr w:type="spellStart"/>
-      <w:r>
-        <w:rPr>
-          <w:rFonts w:ascii="Tahoma" w:eastAsia="Times New Roman" w:hAnsi="Tahoma" w:cs="Tahoma"/>
-          <w:sz w:val="22"/>
-          <w:szCs w:val="22"/>
-        </w:rPr>
-        <w:t>pracovníkom</w:t>
-      </w:r>
-      <w:proofErr w:type="spellEnd"/>
-      <w:r>
-        <w:rPr>
-          <w:rFonts w:ascii="Tahoma" w:eastAsia="Times New Roman" w:hAnsi="Tahoma" w:cs="Tahoma"/>
-          <w:sz w:val="22"/>
-          <w:szCs w:val="22"/>
-        </w:rPr>
-        <w:t xml:space="preserve"> </w:t>
-      </w:r>
-      <w:proofErr w:type="spellStart"/>
-      <w:r>
-        <w:rPr>
-          <w:rFonts w:ascii="Tahoma" w:eastAsia="Times New Roman" w:hAnsi="Tahoma" w:cs="Tahoma"/>
-          <w:sz w:val="22"/>
-          <w:szCs w:val="22"/>
-        </w:rPr>
-        <w:t>úradu</w:t>
-      </w:r>
-      <w:proofErr w:type="spellEnd"/>
-      <w:r>
-        <w:rPr>
-          <w:rFonts w:ascii="Tahoma" w:eastAsia="Times New Roman" w:hAnsi="Tahoma" w:cs="Tahoma"/>
-          <w:sz w:val="22"/>
-          <w:szCs w:val="22"/>
-        </w:rPr>
-        <w:t xml:space="preserve"> </w:t>
-      </w:r>
-      <w:proofErr w:type="spellStart"/>
-      <w:r>
-        <w:rPr>
-          <w:rFonts w:ascii="Tahoma" w:eastAsia="Times New Roman" w:hAnsi="Tahoma" w:cs="Tahoma"/>
-          <w:sz w:val="22"/>
-          <w:szCs w:val="22"/>
-        </w:rPr>
-        <w:t>prekladať</w:t>
-      </w:r>
-      <w:proofErr w:type="spellEnd"/>
-      <w:r>
-        <w:rPr>
-          <w:rFonts w:ascii="Tahoma" w:eastAsia="Times New Roman" w:hAnsi="Tahoma" w:cs="Tahoma"/>
-          <w:sz w:val="22"/>
-          <w:szCs w:val="22"/>
-        </w:rPr>
-        <w:t xml:space="preserve"> </w:t>
-      </w:r>
-      <w:proofErr w:type="spellStart"/>
-      <w:r>
-        <w:rPr>
-          <w:rFonts w:ascii="Tahoma" w:eastAsia="Times New Roman" w:hAnsi="Tahoma" w:cs="Tahoma"/>
-          <w:sz w:val="22"/>
-          <w:szCs w:val="22"/>
-        </w:rPr>
-        <w:t>aj</w:t>
-      </w:r>
-      <w:proofErr w:type="spellEnd"/>
-      <w:r>
-        <w:rPr>
-          <w:rFonts w:ascii="Tahoma" w:eastAsia="Times New Roman" w:hAnsi="Tahoma" w:cs="Tahoma"/>
-          <w:sz w:val="22"/>
-          <w:szCs w:val="22"/>
-        </w:rPr>
-        <w:t xml:space="preserve"> </w:t>
-      </w:r>
-      <w:proofErr w:type="spellStart"/>
-      <w:r>
-        <w:rPr>
-          <w:rFonts w:ascii="Tahoma" w:eastAsia="Times New Roman" w:hAnsi="Tahoma" w:cs="Tahoma"/>
-          <w:sz w:val="22"/>
-          <w:szCs w:val="22"/>
-        </w:rPr>
-        <w:t>nové</w:t>
-      </w:r>
-      <w:proofErr w:type="spellEnd"/>
-      <w:r>
-        <w:rPr>
-          <w:rFonts w:ascii="Tahoma" w:eastAsia="Times New Roman" w:hAnsi="Tahoma" w:cs="Tahoma"/>
-          <w:sz w:val="22"/>
-          <w:szCs w:val="22"/>
-        </w:rPr>
-        <w:t xml:space="preserve"> </w:t>
-      </w:r>
-      <w:proofErr w:type="spellStart"/>
-      <w:r>
-        <w:rPr>
-          <w:rFonts w:ascii="Tahoma" w:eastAsia="Times New Roman" w:hAnsi="Tahoma" w:cs="Tahoma"/>
-          <w:sz w:val="22"/>
-          <w:szCs w:val="22"/>
-        </w:rPr>
-        <w:t>texty</w:t>
-      </w:r>
-      <w:proofErr w:type="spellEnd"/>
-      <w:r>
-        <w:rPr>
-          <w:rFonts w:ascii="Tahoma" w:eastAsia="Times New Roman" w:hAnsi="Tahoma" w:cs="Tahoma"/>
-          <w:sz w:val="22"/>
-          <w:szCs w:val="22"/>
-        </w:rPr>
-        <w:t xml:space="preserve"> </w:t>
-      </w:r>
-      <w:proofErr w:type="spellStart"/>
-      <w:r>
-        <w:rPr>
-          <w:rFonts w:ascii="Tahoma" w:eastAsia="Times New Roman" w:hAnsi="Tahoma" w:cs="Tahoma"/>
-          <w:sz w:val="22"/>
-          <w:szCs w:val="22"/>
-        </w:rPr>
-        <w:t>vytvorené</w:t>
-      </w:r>
-      <w:proofErr w:type="spellEnd"/>
-      <w:r>
-        <w:rPr>
-          <w:rFonts w:ascii="Tahoma" w:eastAsia="Times New Roman" w:hAnsi="Tahoma" w:cs="Tahoma"/>
-          <w:sz w:val="22"/>
-          <w:szCs w:val="22"/>
-        </w:rPr>
-        <w:t xml:space="preserve"> </w:t>
-      </w:r>
-      <w:proofErr w:type="spellStart"/>
-      <w:r>
-        <w:rPr>
-          <w:rFonts w:ascii="Tahoma" w:eastAsia="Times New Roman" w:hAnsi="Tahoma" w:cs="Tahoma"/>
-          <w:sz w:val="22"/>
-          <w:szCs w:val="22"/>
-        </w:rPr>
-        <w:t>cez</w:t>
-      </w:r>
-      <w:proofErr w:type="spellEnd"/>
-      <w:r>
-        <w:rPr>
-          <w:rFonts w:ascii="Tahoma" w:eastAsia="Times New Roman" w:hAnsi="Tahoma" w:cs="Tahoma"/>
-          <w:sz w:val="22"/>
-          <w:szCs w:val="22"/>
-        </w:rPr>
-        <w:t xml:space="preserve"> admin </w:t>
-      </w:r>
-      <w:proofErr w:type="spellStart"/>
-      <w:r>
-        <w:rPr>
-          <w:rFonts w:ascii="Tahoma" w:eastAsia="Times New Roman" w:hAnsi="Tahoma" w:cs="Tahoma"/>
-          <w:sz w:val="22"/>
-          <w:szCs w:val="22"/>
-        </w:rPr>
-        <w:t>rozhranie</w:t>
-      </w:r>
-      <w:proofErr w:type="spellEnd"/>
+      <w:r>
+        <w:rPr>
+          <w:rFonts w:ascii="Tahoma" w:eastAsia="Times New Roman" w:hAnsi="Tahoma" w:cs="Tahoma"/>
+          <w:sz w:val="22"/>
+          <w:szCs w:val="22"/>
+        </w:rPr>
+        <w:t>Preklad do maďarského, poľského a anglického jazyka s využitím umelej inteligencie, čo umožní pracovníkom úradu prekladať aj nové texty vytvorené cez admin rozhranie</w:t>
+      </w:r>
     </w:p>
     <w:p>
       <w:pPr>
@@ -3228,30 +1560,9 @@
         <w:rPr>
           <w:rFonts w:ascii="Tahoma" w:hAnsi="Tahoma" w:cs="Tahoma"/>
         </w:rPr>
-        <w:t xml:space="preserve">2.5 QR </w:t>
-      </w:r>
-      <w:proofErr w:type="spellStart"/>
-      <w:r>
-        <w:rPr>
-          <w:rFonts w:ascii="Tahoma" w:hAnsi="Tahoma" w:cs="Tahoma"/>
-        </w:rPr>
-        <w:t>kód</w:t>
-      </w:r>
-      <w:proofErr w:type="spellEnd"/>
-      <w:r>
-        <w:rPr>
-          <w:rFonts w:ascii="Tahoma" w:hAnsi="Tahoma" w:cs="Tahoma"/>
-        </w:rPr>
-        <w:t xml:space="preserve"> </w:t>
-      </w:r>
-      <w:proofErr w:type="spellStart"/>
-      <w:r>
-        <w:rPr>
-          <w:rFonts w:ascii="Tahoma" w:hAnsi="Tahoma" w:cs="Tahoma"/>
-        </w:rPr>
-        <w:t>funkcionalita</w:t>
-      </w:r>
-      <w:proofErr w:type="spellEnd"/>
+        <w:lastRenderedPageBreak/>
+        <w:t>2.5 QR kód funkcionalita</w:t>
+      </w:r>
     </w:p>
     <w:p>
       <w:pPr>
@@ -3268,242 +1579,7 @@
           <w:sz w:val="22"/>
           <w:szCs w:val="22"/>
         </w:rPr>
-        <w:lastRenderedPageBreak/>
-        <w:t xml:space="preserve">Po </w:t>
-      </w:r>
-      <w:proofErr w:type="spellStart"/>
-      <w:r>
-        <w:rPr>
-          <w:rFonts w:ascii="Tahoma" w:eastAsia="Times New Roman" w:hAnsi="Tahoma" w:cs="Tahoma"/>
-          <w:sz w:val="22"/>
-          <w:szCs w:val="22"/>
-        </w:rPr>
-        <w:t>naskenovaní</w:t>
-      </w:r>
-      <w:proofErr w:type="spellEnd"/>
-      <w:r>
-        <w:rPr>
-          <w:rFonts w:ascii="Tahoma" w:eastAsia="Times New Roman" w:hAnsi="Tahoma" w:cs="Tahoma"/>
-          <w:sz w:val="22"/>
-          <w:szCs w:val="22"/>
-        </w:rPr>
-        <w:t xml:space="preserve"> QR </w:t>
-      </w:r>
-      <w:proofErr w:type="spellStart"/>
-      <w:r>
-        <w:rPr>
-          <w:rFonts w:ascii="Tahoma" w:eastAsia="Times New Roman" w:hAnsi="Tahoma" w:cs="Tahoma"/>
-          <w:sz w:val="22"/>
-          <w:szCs w:val="22"/>
-        </w:rPr>
-        <w:t>kódu</w:t>
-      </w:r>
-      <w:proofErr w:type="spellEnd"/>
-      <w:r>
-        <w:rPr>
-          <w:rFonts w:ascii="Tahoma" w:eastAsia="Times New Roman" w:hAnsi="Tahoma" w:cs="Tahoma"/>
-          <w:sz w:val="22"/>
-          <w:szCs w:val="22"/>
-        </w:rPr>
-        <w:t xml:space="preserve"> </w:t>
-      </w:r>
-      <w:proofErr w:type="spellStart"/>
-      <w:r>
-        <w:rPr>
-          <w:rFonts w:ascii="Tahoma" w:eastAsia="Times New Roman" w:hAnsi="Tahoma" w:cs="Tahoma"/>
-          <w:sz w:val="22"/>
-          <w:szCs w:val="22"/>
-        </w:rPr>
-        <w:t>mobilným</w:t>
-      </w:r>
-      <w:proofErr w:type="spellEnd"/>
-      <w:r>
-        <w:rPr>
-          <w:rFonts w:ascii="Tahoma" w:eastAsia="Times New Roman" w:hAnsi="Tahoma" w:cs="Tahoma"/>
-          <w:sz w:val="22"/>
-          <w:szCs w:val="22"/>
-        </w:rPr>
-        <w:t xml:space="preserve"> </w:t>
-      </w:r>
-      <w:proofErr w:type="spellStart"/>
-      <w:r>
-        <w:rPr>
-          <w:rFonts w:ascii="Tahoma" w:eastAsia="Times New Roman" w:hAnsi="Tahoma" w:cs="Tahoma"/>
-          <w:sz w:val="22"/>
-          <w:szCs w:val="22"/>
-        </w:rPr>
-        <w:t>telefónom</w:t>
-      </w:r>
-      <w:proofErr w:type="spellEnd"/>
-      <w:r>
-        <w:rPr>
-          <w:rFonts w:ascii="Tahoma" w:eastAsia="Times New Roman" w:hAnsi="Tahoma" w:cs="Tahoma"/>
-          <w:sz w:val="22"/>
-          <w:szCs w:val="22"/>
-        </w:rPr>
-        <w:t xml:space="preserve"> </w:t>
-      </w:r>
-      <w:proofErr w:type="spellStart"/>
-      <w:r>
-        <w:rPr>
-          <w:rFonts w:ascii="Tahoma" w:eastAsia="Times New Roman" w:hAnsi="Tahoma" w:cs="Tahoma"/>
-          <w:sz w:val="22"/>
-          <w:szCs w:val="22"/>
-        </w:rPr>
-        <w:t>aplikácia</w:t>
-      </w:r>
-      <w:proofErr w:type="spellEnd"/>
-      <w:r>
-        <w:rPr>
-          <w:rFonts w:ascii="Tahoma" w:eastAsia="Times New Roman" w:hAnsi="Tahoma" w:cs="Tahoma"/>
-          <w:sz w:val="22"/>
-          <w:szCs w:val="22"/>
-        </w:rPr>
-        <w:t xml:space="preserve"> </w:t>
-      </w:r>
-      <w:proofErr w:type="spellStart"/>
-      <w:r>
-        <w:rPr>
-          <w:rFonts w:ascii="Tahoma" w:eastAsia="Times New Roman" w:hAnsi="Tahoma" w:cs="Tahoma"/>
-          <w:sz w:val="22"/>
-          <w:szCs w:val="22"/>
-        </w:rPr>
-        <w:t>privedie</w:t>
-      </w:r>
-      <w:proofErr w:type="spellEnd"/>
-      <w:r>
-        <w:rPr>
-          <w:rFonts w:ascii="Tahoma" w:eastAsia="Times New Roman" w:hAnsi="Tahoma" w:cs="Tahoma"/>
-          <w:sz w:val="22"/>
-          <w:szCs w:val="22"/>
-        </w:rPr>
-        <w:t xml:space="preserve"> </w:t>
-      </w:r>
-      <w:proofErr w:type="spellStart"/>
-      <w:r>
-        <w:rPr>
-          <w:rFonts w:ascii="Tahoma" w:eastAsia="Times New Roman" w:hAnsi="Tahoma" w:cs="Tahoma"/>
-          <w:sz w:val="22"/>
-          <w:szCs w:val="22"/>
-        </w:rPr>
-        <w:t>používateľa</w:t>
-      </w:r>
-      <w:proofErr w:type="spellEnd"/>
-      <w:r>
-        <w:rPr>
-          <w:rFonts w:ascii="Tahoma" w:eastAsia="Times New Roman" w:hAnsi="Tahoma" w:cs="Tahoma"/>
-          <w:sz w:val="22"/>
-          <w:szCs w:val="22"/>
-        </w:rPr>
-        <w:t xml:space="preserve"> </w:t>
-      </w:r>
-      <w:proofErr w:type="spellStart"/>
-      <w:r>
-        <w:rPr>
-          <w:rFonts w:ascii="Tahoma" w:eastAsia="Times New Roman" w:hAnsi="Tahoma" w:cs="Tahoma"/>
-          <w:sz w:val="22"/>
-          <w:szCs w:val="22"/>
-        </w:rPr>
-        <w:t>na</w:t>
-      </w:r>
-      <w:proofErr w:type="spellEnd"/>
-      <w:r>
-        <w:rPr>
-          <w:rFonts w:ascii="Tahoma" w:eastAsia="Times New Roman" w:hAnsi="Tahoma" w:cs="Tahoma"/>
-          <w:sz w:val="22"/>
-          <w:szCs w:val="22"/>
-        </w:rPr>
-        <w:t xml:space="preserve"> </w:t>
-      </w:r>
-      <w:proofErr w:type="spellStart"/>
-      <w:r>
-        <w:rPr>
-          <w:rFonts w:ascii="Tahoma" w:eastAsia="Times New Roman" w:hAnsi="Tahoma" w:cs="Tahoma"/>
-          <w:sz w:val="22"/>
-          <w:szCs w:val="22"/>
-        </w:rPr>
-        <w:t>rôzne</w:t>
-      </w:r>
-      <w:proofErr w:type="spellEnd"/>
-      <w:r>
-        <w:rPr>
-          <w:rFonts w:ascii="Tahoma" w:eastAsia="Times New Roman" w:hAnsi="Tahoma" w:cs="Tahoma"/>
-          <w:sz w:val="22"/>
-          <w:szCs w:val="22"/>
-        </w:rPr>
-        <w:t xml:space="preserve"> </w:t>
-      </w:r>
-      <w:proofErr w:type="spellStart"/>
-      <w:r>
-        <w:rPr>
-          <w:rFonts w:ascii="Tahoma" w:eastAsia="Times New Roman" w:hAnsi="Tahoma" w:cs="Tahoma"/>
-          <w:sz w:val="22"/>
-          <w:szCs w:val="22"/>
-        </w:rPr>
-        <w:t>stránky</w:t>
-      </w:r>
-      <w:proofErr w:type="spellEnd"/>
-      <w:r>
-        <w:rPr>
-          <w:rFonts w:ascii="Tahoma" w:eastAsia="Times New Roman" w:hAnsi="Tahoma" w:cs="Tahoma"/>
-          <w:sz w:val="22"/>
-          <w:szCs w:val="22"/>
-        </w:rPr>
-        <w:t xml:space="preserve"> </w:t>
-      </w:r>
-      <w:proofErr w:type="spellStart"/>
-      <w:r>
-        <w:rPr>
-          <w:rFonts w:ascii="Tahoma" w:eastAsia="Times New Roman" w:hAnsi="Tahoma" w:cs="Tahoma"/>
-          <w:sz w:val="22"/>
-          <w:szCs w:val="22"/>
-        </w:rPr>
-        <w:t>podľa</w:t>
-      </w:r>
-      <w:proofErr w:type="spellEnd"/>
-      <w:r>
-        <w:rPr>
-          <w:rFonts w:ascii="Tahoma" w:eastAsia="Times New Roman" w:hAnsi="Tahoma" w:cs="Tahoma"/>
-          <w:sz w:val="22"/>
-          <w:szCs w:val="22"/>
-        </w:rPr>
-        <w:t xml:space="preserve"> </w:t>
-      </w:r>
-      <w:proofErr w:type="spellStart"/>
-      <w:r>
-        <w:rPr>
-          <w:rFonts w:ascii="Tahoma" w:eastAsia="Times New Roman" w:hAnsi="Tahoma" w:cs="Tahoma"/>
-          <w:sz w:val="22"/>
-          <w:szCs w:val="22"/>
-        </w:rPr>
-        <w:t>používateľovej</w:t>
-      </w:r>
-      <w:proofErr w:type="spellEnd"/>
-      <w:r>
-        <w:rPr>
-          <w:rFonts w:ascii="Tahoma" w:eastAsia="Times New Roman" w:hAnsi="Tahoma" w:cs="Tahoma"/>
-          <w:sz w:val="22"/>
-          <w:szCs w:val="22"/>
-        </w:rPr>
-        <w:t xml:space="preserve"> role a </w:t>
-      </w:r>
-      <w:proofErr w:type="spellStart"/>
-      <w:r>
-        <w:rPr>
-          <w:rFonts w:ascii="Tahoma" w:eastAsia="Times New Roman" w:hAnsi="Tahoma" w:cs="Tahoma"/>
-          <w:sz w:val="22"/>
-          <w:szCs w:val="22"/>
-        </w:rPr>
-        <w:t>prihlásenia</w:t>
-      </w:r>
-      <w:proofErr w:type="spellEnd"/>
-      <w:r>
-        <w:rPr>
-          <w:rFonts w:ascii="Tahoma" w:eastAsia="Times New Roman" w:hAnsi="Tahoma" w:cs="Tahoma"/>
-          <w:sz w:val="22"/>
-          <w:szCs w:val="22"/>
-        </w:rPr>
-        <w:t>:</w:t>
+        <w:t>Po naskenovaní QR kódu mobilným telefónom aplikácia privedie používateľa na rôzne stránky podľa používateľovej role a prihlásenia:</w:t>
       </w:r>
     </w:p>
     <w:p>
@@ -3519,7 +1595,6 @@
           <w:szCs w:val="22"/>
         </w:rPr>
       </w:pPr>
-      <w:proofErr w:type="spellStart"/>
       <w:r>
         <w:rPr>
           <w:rFonts w:ascii="Tahoma" w:eastAsia="Times New Roman" w:hAnsi="Tahoma" w:cs="Tahoma"/>
@@ -3530,61 +1605,14 @@
         </w:rPr>
         <w:t>Jarmočník</w:t>
       </w:r>
-      <w:proofErr w:type="spellEnd"/>
-      <w:r>
-        <w:rPr>
-          <w:rFonts w:ascii="Tahoma" w:eastAsia="Times New Roman" w:hAnsi="Tahoma" w:cs="Tahoma"/>
-          <w:sz w:val="22"/>
-          <w:szCs w:val="22"/>
-        </w:rPr>
-        <w:t xml:space="preserve"> - </w:t>
-      </w:r>
-      <w:proofErr w:type="spellStart"/>
-      <w:r>
-        <w:rPr>
-          <w:rFonts w:ascii="Tahoma" w:eastAsia="Times New Roman" w:hAnsi="Tahoma" w:cs="Tahoma"/>
-          <w:sz w:val="22"/>
-          <w:szCs w:val="22"/>
-        </w:rPr>
-        <w:t>presmerovanie</w:t>
-      </w:r>
-      <w:proofErr w:type="spellEnd"/>
-      <w:r>
-        <w:rPr>
-          <w:rFonts w:ascii="Tahoma" w:eastAsia="Times New Roman" w:hAnsi="Tahoma" w:cs="Tahoma"/>
-          <w:sz w:val="22"/>
-          <w:szCs w:val="22"/>
-        </w:rPr>
-        <w:t xml:space="preserve"> </w:t>
-      </w:r>
-      <w:proofErr w:type="spellStart"/>
-      <w:r>
-        <w:rPr>
-          <w:rFonts w:ascii="Tahoma" w:eastAsia="Times New Roman" w:hAnsi="Tahoma" w:cs="Tahoma"/>
-          <w:sz w:val="22"/>
-          <w:szCs w:val="22"/>
-        </w:rPr>
-        <w:t>na</w:t>
-      </w:r>
-      <w:proofErr w:type="spellEnd"/>
-      <w:r>
-        <w:rPr>
-          <w:rFonts w:ascii="Tahoma" w:eastAsia="Times New Roman" w:hAnsi="Tahoma" w:cs="Tahoma"/>
-          <w:sz w:val="22"/>
-          <w:szCs w:val="22"/>
-        </w:rPr>
-        <w:t xml:space="preserve"> </w:t>
-      </w:r>
-      <w:proofErr w:type="spellStart"/>
-      <w:r>
-        <w:rPr>
-          <w:rFonts w:ascii="Tahoma" w:eastAsia="Times New Roman" w:hAnsi="Tahoma" w:cs="Tahoma"/>
-          <w:sz w:val="22"/>
-          <w:szCs w:val="22"/>
-        </w:rPr>
-        <w:t>profil</w:t>
-      </w:r>
-      <w:proofErr w:type="spellEnd"/>
+      <w:r>
+        <w:rPr>
+          <w:rFonts w:ascii="Tahoma" w:eastAsia="Times New Roman" w:hAnsi="Tahoma" w:cs="Tahoma"/>
+          <w:sz w:val="22"/>
+          <w:szCs w:val="22"/>
+        </w:rPr>
+        <w:t xml:space="preserve"> - presmerovanie na profil</w:t>
+      </w:r>
     </w:p>
     <w:p>
       <w:pPr>
@@ -3599,7 +1627,6 @@
           <w:szCs w:val="22"/>
         </w:rPr>
       </w:pPr>
-      <w:proofErr w:type="spellStart"/>
       <w:r>
         <w:rPr>
           <w:rFonts w:ascii="Tahoma" w:eastAsia="Times New Roman" w:hAnsi="Tahoma" w:cs="Tahoma"/>
@@ -3610,79 +1637,14 @@
         </w:rPr>
         <w:t>Návštevník</w:t>
       </w:r>
-      <w:proofErr w:type="spellEnd"/>
-      <w:r>
-        <w:rPr>
-          <w:rFonts w:ascii="Tahoma" w:eastAsia="Times New Roman" w:hAnsi="Tahoma" w:cs="Tahoma"/>
-          <w:sz w:val="22"/>
-          <w:szCs w:val="22"/>
-        </w:rPr>
-        <w:t xml:space="preserve"> - </w:t>
-      </w:r>
-      <w:proofErr w:type="spellStart"/>
-      <w:r>
-        <w:rPr>
-          <w:rFonts w:ascii="Tahoma" w:eastAsia="Times New Roman" w:hAnsi="Tahoma" w:cs="Tahoma"/>
-          <w:sz w:val="22"/>
-          <w:szCs w:val="22"/>
-        </w:rPr>
-        <w:t>zobrazenie</w:t>
-      </w:r>
-      <w:proofErr w:type="spellEnd"/>
-      <w:r>
-        <w:rPr>
-          <w:rFonts w:ascii="Tahoma" w:eastAsia="Times New Roman" w:hAnsi="Tahoma" w:cs="Tahoma"/>
-          <w:sz w:val="22"/>
-          <w:szCs w:val="22"/>
-        </w:rPr>
-        <w:t xml:space="preserve"> </w:t>
-      </w:r>
-      <w:proofErr w:type="spellStart"/>
-      <w:r>
-        <w:rPr>
-          <w:rFonts w:ascii="Tahoma" w:eastAsia="Times New Roman" w:hAnsi="Tahoma" w:cs="Tahoma"/>
-          <w:sz w:val="22"/>
-          <w:szCs w:val="22"/>
-        </w:rPr>
-        <w:t>verejného</w:t>
-      </w:r>
-      <w:proofErr w:type="spellEnd"/>
-      <w:r>
-        <w:rPr>
-          <w:rFonts w:ascii="Tahoma" w:eastAsia="Times New Roman" w:hAnsi="Tahoma" w:cs="Tahoma"/>
-          <w:sz w:val="22"/>
-          <w:szCs w:val="22"/>
-        </w:rPr>
-        <w:t xml:space="preserve"> </w:t>
-      </w:r>
-      <w:proofErr w:type="spellStart"/>
-      <w:r>
-        <w:rPr>
-          <w:rFonts w:ascii="Tahoma" w:eastAsia="Times New Roman" w:hAnsi="Tahoma" w:cs="Tahoma"/>
-          <w:sz w:val="22"/>
-          <w:szCs w:val="22"/>
-        </w:rPr>
-        <w:t>profilu</w:t>
-      </w:r>
-      <w:proofErr w:type="spellEnd"/>
-      <w:r>
-        <w:rPr>
-          <w:rFonts w:ascii="Tahoma" w:eastAsia="Times New Roman" w:hAnsi="Tahoma" w:cs="Tahoma"/>
-          <w:sz w:val="22"/>
-          <w:szCs w:val="22"/>
-        </w:rPr>
-        <w:t xml:space="preserve"> </w:t>
-      </w:r>
-      <w:proofErr w:type="spellStart"/>
-      <w:r>
-        <w:rPr>
-          <w:rFonts w:ascii="Tahoma" w:eastAsia="Times New Roman" w:hAnsi="Tahoma" w:cs="Tahoma"/>
-          <w:sz w:val="22"/>
-          <w:szCs w:val="22"/>
-        </w:rPr>
-        <w:t>jarmočníka</w:t>
-      </w:r>
-      <w:proofErr w:type="spellEnd"/>
+      <w:r>
+        <w:rPr>
+          <w:rFonts w:ascii="Tahoma" w:eastAsia="Times New Roman" w:hAnsi="Tahoma" w:cs="Tahoma"/>
+          <w:sz w:val="22"/>
+          <w:szCs w:val="22"/>
+        </w:rPr>
+        <w:t xml:space="preserve"> - zobrazenie verejného profilu jarmočníka</w:t>
+      </w:r>
     </w:p>
     <w:p>
       <w:pPr>
@@ -3730,44 +1692,8 @@
         <w:rPr>
           <w:rFonts w:ascii="Tahoma" w:eastAsia="Times New Roman" w:hAnsi="Tahoma" w:cs="Tahoma"/>
         </w:rPr>
-        <w:t xml:space="preserve">2.6 </w:t>
-      </w:r>
-      <w:proofErr w:type="spellStart"/>
-      <w:r>
-        <w:rPr>
-          <w:rFonts w:ascii="Tahoma" w:eastAsia="Times New Roman" w:hAnsi="Tahoma" w:cs="Tahoma"/>
-        </w:rPr>
-        <w:t>Implementácia</w:t>
-      </w:r>
-      <w:proofErr w:type="spellEnd"/>
-      <w:r>
-        <w:rPr>
-          <w:rFonts w:ascii="Tahoma" w:eastAsia="Times New Roman" w:hAnsi="Tahoma" w:cs="Tahoma"/>
-        </w:rPr>
-        <w:t xml:space="preserve"> </w:t>
-      </w:r>
-      <w:proofErr w:type="spellStart"/>
-      <w:r>
-        <w:rPr>
-          <w:rFonts w:ascii="Tahoma" w:eastAsia="Times New Roman" w:hAnsi="Tahoma" w:cs="Tahoma"/>
-        </w:rPr>
-        <w:t>výberu</w:t>
-      </w:r>
-      <w:proofErr w:type="spellEnd"/>
-      <w:r>
-        <w:rPr>
-          <w:rFonts w:ascii="Tahoma" w:eastAsia="Times New Roman" w:hAnsi="Tahoma" w:cs="Tahoma"/>
-        </w:rPr>
-        <w:t xml:space="preserve"> </w:t>
-      </w:r>
-      <w:proofErr w:type="spellStart"/>
-      <w:r>
-        <w:rPr>
-          <w:rFonts w:ascii="Tahoma" w:eastAsia="Times New Roman" w:hAnsi="Tahoma" w:cs="Tahoma"/>
-        </w:rPr>
-        <w:t>miesta</w:t>
-      </w:r>
-      <w:proofErr w:type="spellEnd"/>
+        <w:t>2.6 Implementácia výberu miesta</w:t>
+      </w:r>
     </w:p>
     <w:p>
       <w:pPr>
@@ -3782,52 +1708,14 @@
           <w:szCs w:val="22"/>
         </w:rPr>
       </w:pPr>
-      <w:proofErr w:type="spellStart"/>
-      <w:r>
-        <w:rPr>
-          <w:rFonts w:ascii="Tahoma" w:eastAsia="Times New Roman" w:hAnsi="Tahoma" w:cs="Tahoma"/>
-          <w:sz w:val="22"/>
-          <w:szCs w:val="22"/>
-        </w:rPr>
-        <w:t>Použitie</w:t>
-      </w:r>
-      <w:proofErr w:type="spellEnd"/>
-      <w:r>
-        <w:rPr>
-          <w:rFonts w:ascii="Tahoma" w:eastAsia="Times New Roman" w:hAnsi="Tahoma" w:cs="Tahoma"/>
-          <w:sz w:val="22"/>
-          <w:szCs w:val="22"/>
-        </w:rPr>
-        <w:t xml:space="preserve"> JS </w:t>
-      </w:r>
-      <w:proofErr w:type="spellStart"/>
-      <w:r>
-        <w:rPr>
-          <w:rFonts w:ascii="Tahoma" w:eastAsia="Times New Roman" w:hAnsi="Tahoma" w:cs="Tahoma"/>
-          <w:sz w:val="22"/>
-          <w:szCs w:val="22"/>
-        </w:rPr>
-        <w:t>knižnice</w:t>
-      </w:r>
-      <w:proofErr w:type="spellEnd"/>
-      <w:r>
-        <w:rPr>
-          <w:rFonts w:ascii="Tahoma" w:eastAsia="Times New Roman" w:hAnsi="Tahoma" w:cs="Tahoma"/>
-          <w:sz w:val="22"/>
-          <w:szCs w:val="22"/>
-        </w:rPr>
-        <w:t xml:space="preserve"> </w:t>
-      </w:r>
-      <w:proofErr w:type="spellStart"/>
-      <w:r>
-        <w:rPr>
-          <w:rFonts w:ascii="Tahoma" w:eastAsia="Times New Roman" w:hAnsi="Tahoma" w:cs="Tahoma"/>
-          <w:sz w:val="22"/>
-          <w:szCs w:val="22"/>
-        </w:rPr>
-        <w:t>MapBox</w:t>
-      </w:r>
-      <w:proofErr w:type="spellEnd"/>
+      <w:r>
+        <w:rPr>
+          <w:rFonts w:ascii="Tahoma" w:eastAsia="Times New Roman" w:hAnsi="Tahoma" w:cs="Tahoma"/>
+          <w:sz w:val="22"/>
+          <w:szCs w:val="22"/>
+        </w:rPr>
+        <w:t>Použitie JS knižnice MapBox</w:t>
+      </w:r>
     </w:p>
     <w:p>
       <w:pPr>
@@ -3989,70 +1877,12 @@
           <w:rFonts w:eastAsia="Times New Roman"/>
         </w:rPr>
       </w:pPr>
-      <w:proofErr w:type="spellStart"/>
       <w:r>
         <w:rPr>
           <w:rFonts w:eastAsia="Times New Roman"/>
         </w:rPr>
-        <w:t>Analytika</w:t>
-      </w:r>
-      <w:proofErr w:type="spellEnd"/>
-      <w:r>
-        <w:rPr>
-          <w:rFonts w:eastAsia="Times New Roman"/>
-        </w:rPr>
-        <w:t xml:space="preserve"> - </w:t>
-      </w:r>
-      <w:proofErr w:type="spellStart"/>
-      <w:r>
-        <w:rPr>
-          <w:rFonts w:eastAsia="Times New Roman"/>
-        </w:rPr>
-        <w:t>prehľad</w:t>
-      </w:r>
-      <w:proofErr w:type="spellEnd"/>
-      <w:r>
-        <w:rPr>
-          <w:rFonts w:eastAsia="Times New Roman"/>
-        </w:rPr>
-        <w:t xml:space="preserve"> </w:t>
-      </w:r>
-      <w:proofErr w:type="spellStart"/>
-      <w:r>
-        <w:rPr>
-          <w:rFonts w:eastAsia="Times New Roman"/>
-        </w:rPr>
-        <w:t>viacerých</w:t>
-      </w:r>
-      <w:proofErr w:type="spellEnd"/>
-      <w:r>
-        <w:rPr>
-          <w:rFonts w:eastAsia="Times New Roman"/>
-        </w:rPr>
-        <w:t xml:space="preserve"> </w:t>
-      </w:r>
-      <w:proofErr w:type="spellStart"/>
-      <w:r>
-        <w:rPr>
-          <w:rFonts w:eastAsia="Times New Roman"/>
-        </w:rPr>
-        <w:t>agregovaných</w:t>
-      </w:r>
-      <w:proofErr w:type="spellEnd"/>
-      <w:r>
-        <w:rPr>
-          <w:rFonts w:eastAsia="Times New Roman"/>
-        </w:rPr>
-        <w:t xml:space="preserve"> </w:t>
-      </w:r>
-      <w:proofErr w:type="spellStart"/>
-      <w:r>
-        <w:rPr>
-          <w:rFonts w:eastAsia="Times New Roman"/>
-        </w:rPr>
-        <w:t>jarmokov</w:t>
-      </w:r>
-      <w:proofErr w:type="spellEnd"/>
+        <w:t>Analytika - prehľad viacerých agregovaných jarmokov</w:t>
+      </w:r>
     </w:p>
     <w:p>
       <w:pPr>
@@ -4065,42 +1895,12 @@
           <w:rFonts w:eastAsia="Times New Roman"/>
         </w:rPr>
       </w:pPr>
-      <w:proofErr w:type="spellStart"/>
       <w:r>
         <w:rPr>
           <w:rFonts w:eastAsia="Times New Roman"/>
         </w:rPr>
-        <w:t>Analytika</w:t>
-      </w:r>
-      <w:proofErr w:type="spellEnd"/>
-      <w:r>
-        <w:rPr>
-          <w:rFonts w:eastAsia="Times New Roman"/>
-        </w:rPr>
-        <w:t xml:space="preserve"> - heatmap </w:t>
-      </w:r>
-      <w:proofErr w:type="spellStart"/>
-      <w:r>
-        <w:rPr>
-          <w:rFonts w:eastAsia="Times New Roman"/>
-        </w:rPr>
-        <w:t>obľúbených</w:t>
-      </w:r>
-      <w:proofErr w:type="spellEnd"/>
-      <w:r>
-        <w:rPr>
-          <w:rFonts w:eastAsia="Times New Roman"/>
-        </w:rPr>
-        <w:t xml:space="preserve"> </w:t>
-      </w:r>
-      <w:proofErr w:type="spellStart"/>
-      <w:r>
-        <w:rPr>
-          <w:rFonts w:eastAsia="Times New Roman"/>
-        </w:rPr>
-        <w:t>miest</w:t>
-      </w:r>
-      <w:proofErr w:type="spellEnd"/>
+        <w:t>Analytika - heatmap obľúbených miest</w:t>
+      </w:r>
     </w:p>
     <w:p>
       <w:pPr>
@@ -4113,19 +1913,11 @@
           <w:rFonts w:eastAsia="Times New Roman"/>
         </w:rPr>
       </w:pPr>
-      <w:proofErr w:type="spellStart"/>
       <w:r>
         <w:rPr>
           <w:rFonts w:eastAsia="Times New Roman"/>
         </w:rPr>
-        <w:t>Integrácia</w:t>
-      </w:r>
-      <w:proofErr w:type="spellEnd"/>
-      <w:r>
-        <w:rPr>
-          <w:rFonts w:eastAsia="Times New Roman"/>
-        </w:rPr>
-        <w:t xml:space="preserve"> SSO slovensko.sk</w:t>
+        <w:t>Integrácia SSO slovensko.sk</w:t>
       </w:r>
     </w:p>
     <w:p>
@@ -4139,154 +1931,12 @@
           <w:rFonts w:eastAsia="Times New Roman"/>
         </w:rPr>
       </w:pPr>
-      <w:proofErr w:type="spellStart"/>
       <w:r>
         <w:rPr>
           <w:rFonts w:eastAsia="Times New Roman"/>
         </w:rPr>
-        <w:t>Úprava</w:t>
-      </w:r>
-      <w:proofErr w:type="spellEnd"/>
-      <w:r>
-        <w:rPr>
-          <w:rFonts w:eastAsia="Times New Roman"/>
-        </w:rPr>
-        <w:t xml:space="preserve"> </w:t>
-      </w:r>
-      <w:proofErr w:type="spellStart"/>
-      <w:r>
-        <w:rPr>
-          <w:rFonts w:eastAsia="Times New Roman"/>
-        </w:rPr>
-        <w:t>existujúcej</w:t>
-      </w:r>
-      <w:proofErr w:type="spellEnd"/>
-      <w:r>
-        <w:rPr>
-          <w:rFonts w:eastAsia="Times New Roman"/>
-        </w:rPr>
-        <w:t xml:space="preserve"> </w:t>
-      </w:r>
-      <w:proofErr w:type="spellStart"/>
-      <w:r>
-        <w:rPr>
-          <w:rFonts w:eastAsia="Times New Roman"/>
-        </w:rPr>
-        <w:t>funkcionality</w:t>
-      </w:r>
-      <w:proofErr w:type="spellEnd"/>
-      <w:r>
-        <w:rPr>
-          <w:rFonts w:eastAsia="Times New Roman"/>
-        </w:rPr>
-        <w:t xml:space="preserve"> </w:t>
-      </w:r>
-      <w:proofErr w:type="spellStart"/>
-      <w:r>
-        <w:rPr>
-          <w:rFonts w:eastAsia="Times New Roman"/>
-        </w:rPr>
-        <w:t>zliav</w:t>
-      </w:r>
-      <w:proofErr w:type="spellEnd"/>
-      <w:r>
-        <w:rPr>
-          <w:rFonts w:eastAsia="Times New Roman"/>
-        </w:rPr>
-        <w:t xml:space="preserve"> a </w:t>
-      </w:r>
-      <w:proofErr w:type="spellStart"/>
-      <w:r>
-        <w:rPr>
-          <w:rFonts w:eastAsia="Times New Roman"/>
-        </w:rPr>
-        <w:t>nastavovanie</w:t>
-      </w:r>
-      <w:proofErr w:type="spellEnd"/>
-      <w:r>
-        <w:rPr>
-          <w:rFonts w:eastAsia="Times New Roman"/>
-        </w:rPr>
-        <w:t xml:space="preserve"> </w:t>
-      </w:r>
-      <w:proofErr w:type="spellStart"/>
-      <w:r>
-        <w:rPr>
-          <w:rFonts w:eastAsia="Times New Roman"/>
-        </w:rPr>
-        <w:t>zliav</w:t>
-      </w:r>
-      <w:proofErr w:type="spellEnd"/>
-      <w:r>
-        <w:rPr>
-          <w:rFonts w:eastAsia="Times New Roman"/>
-        </w:rPr>
-        <w:t xml:space="preserve"> </w:t>
-      </w:r>
-      <w:proofErr w:type="spellStart"/>
-      <w:r>
-        <w:rPr>
-          <w:rFonts w:eastAsia="Times New Roman"/>
-        </w:rPr>
-        <w:t>podľa</w:t>
-      </w:r>
-      <w:proofErr w:type="spellEnd"/>
-      <w:r>
-        <w:rPr>
-          <w:rFonts w:eastAsia="Times New Roman"/>
-        </w:rPr>
-        <w:t xml:space="preserve"> </w:t>
-      </w:r>
-      <w:proofErr w:type="spellStart"/>
-      <w:r>
-        <w:rPr>
-          <w:rFonts w:eastAsia="Times New Roman"/>
-        </w:rPr>
-        <w:t>požiadaviek</w:t>
-      </w:r>
-      <w:proofErr w:type="spellEnd"/>
-      <w:r>
-        <w:rPr>
-          <w:rFonts w:eastAsia="Times New Roman"/>
-        </w:rPr>
-        <w:t xml:space="preserve"> </w:t>
-      </w:r>
-      <w:proofErr w:type="spellStart"/>
-      <w:r>
-        <w:rPr>
-          <w:rFonts w:eastAsia="Times New Roman"/>
-        </w:rPr>
-        <w:t>dodatočne</w:t>
-      </w:r>
-      <w:proofErr w:type="spellEnd"/>
-      <w:r>
-        <w:rPr>
-          <w:rFonts w:eastAsia="Times New Roman"/>
-        </w:rPr>
-        <w:t xml:space="preserve"> </w:t>
-      </w:r>
-      <w:proofErr w:type="spellStart"/>
-      <w:r>
-        <w:rPr>
-          <w:rFonts w:eastAsia="Times New Roman"/>
-        </w:rPr>
-        <w:t>definovaných</w:t>
-      </w:r>
-      <w:proofErr w:type="spellEnd"/>
-      <w:r>
-        <w:rPr>
-          <w:rFonts w:eastAsia="Times New Roman"/>
-        </w:rPr>
-        <w:t xml:space="preserve"> </w:t>
-      </w:r>
-      <w:proofErr w:type="spellStart"/>
-      <w:r>
-        <w:rPr>
-          <w:rFonts w:eastAsia="Times New Roman"/>
-        </w:rPr>
-        <w:t>zadávateľom</w:t>
-      </w:r>
-      <w:proofErr w:type="spellEnd"/>
+        <w:t>Úprava existujúcej funkcionality zliav a nastavovanie zliav podľa požiadaviek dodatočne definovaných zadávateľom</w:t>
+      </w:r>
     </w:p>
     <w:p>
       <w:pPr>
@@ -4299,70 +1949,12 @@
           <w:rFonts w:eastAsia="Times New Roman"/>
         </w:rPr>
       </w:pPr>
-      <w:proofErr w:type="spellStart"/>
       <w:r>
         <w:rPr>
           <w:rFonts w:eastAsia="Times New Roman"/>
         </w:rPr>
-        <w:t>Úprava</w:t>
-      </w:r>
-      <w:proofErr w:type="spellEnd"/>
-      <w:r>
-        <w:rPr>
-          <w:rFonts w:eastAsia="Times New Roman"/>
-        </w:rPr>
-        <w:t xml:space="preserve"> </w:t>
-      </w:r>
-      <w:proofErr w:type="spellStart"/>
-      <w:r>
-        <w:rPr>
-          <w:rFonts w:eastAsia="Times New Roman"/>
-        </w:rPr>
-        <w:t>vyžadovaných</w:t>
-      </w:r>
-      <w:proofErr w:type="spellEnd"/>
-      <w:r>
-        <w:rPr>
-          <w:rFonts w:eastAsia="Times New Roman"/>
-        </w:rPr>
-        <w:t xml:space="preserve"> </w:t>
-      </w:r>
-      <w:proofErr w:type="spellStart"/>
-      <w:r>
-        <w:rPr>
-          <w:rFonts w:eastAsia="Times New Roman"/>
-        </w:rPr>
-        <w:t>dokumentov</w:t>
-      </w:r>
-      <w:proofErr w:type="spellEnd"/>
-      <w:r>
-        <w:rPr>
-          <w:rFonts w:eastAsia="Times New Roman"/>
-        </w:rPr>
-        <w:t xml:space="preserve"> </w:t>
-      </w:r>
-      <w:proofErr w:type="spellStart"/>
-      <w:r>
-        <w:rPr>
-          <w:rFonts w:eastAsia="Times New Roman"/>
-        </w:rPr>
-        <w:t>pri</w:t>
-      </w:r>
-      <w:proofErr w:type="spellEnd"/>
-      <w:r>
-        <w:rPr>
-          <w:rFonts w:eastAsia="Times New Roman"/>
-        </w:rPr>
-        <w:t xml:space="preserve"> </w:t>
-      </w:r>
-      <w:proofErr w:type="spellStart"/>
-      <w:r>
-        <w:rPr>
-          <w:rFonts w:eastAsia="Times New Roman"/>
-        </w:rPr>
-        <w:t>registrácii</w:t>
-      </w:r>
-      <w:proofErr w:type="spellEnd"/>
+        <w:t>Úprava vyžadovaných dokumentov pri registrácii</w:t>
+      </w:r>
     </w:p>
     <w:p>
       <w:pPr>
@@ -4403,21 +1995,7 @@
           <w:rFonts w:eastAsia="Times New Roman"/>
           <w:lang w:val="pl-PL"/>
         </w:rPr>
-        <w:t xml:space="preserve">Funkčná platba cez QR kód </w:t>
-      </w:r>
-      <w:r>
-        <w:rPr>
-          <w:rFonts w:eastAsia="Times New Roman"/>
-          <w:lang w:val="pl-PL"/>
-        </w:rPr>
-        <w:t>a</w:t>
-      </w:r>
-      <w:r>
-        <w:rPr>
-          <w:rFonts w:eastAsia="Times New Roman"/>
-          <w:lang w:val="pl-PL"/>
-        </w:rPr>
-        <w:t xml:space="preserve"> Opakované vrátenie sa na platbu z detailu registrácie</w:t>
+        <w:t>Funkčná platba cez QR kód a Opakované vrátenie sa na platbu z detailu registrácie</w:t>
       </w:r>
     </w:p>
     <w:p>
@@ -4451,28 +2029,12 @@
           <w:rFonts w:eastAsia="Times New Roman"/>
         </w:rPr>
       </w:pPr>
-      <w:proofErr w:type="spellStart"/>
       <w:r>
         <w:rPr>
           <w:rFonts w:eastAsia="Times New Roman"/>
         </w:rPr>
-        <w:t>Potvrdenie</w:t>
-      </w:r>
-      <w:proofErr w:type="spellEnd"/>
-      <w:r>
-        <w:rPr>
-          <w:rFonts w:eastAsia="Times New Roman"/>
-        </w:rPr>
-        <w:t xml:space="preserve"> pre </w:t>
-      </w:r>
-      <w:proofErr w:type="spellStart"/>
-      <w:r>
-        <w:rPr>
-          <w:rFonts w:eastAsia="Times New Roman"/>
-        </w:rPr>
-        <w:t>jarmočníka</w:t>
-      </w:r>
-      <w:proofErr w:type="spellEnd"/>
+        <w:t>Potvrdenie pre jarmočníka</w:t>
+      </w:r>
     </w:p>
     <w:p>
       <w:pPr>
@@ -4627,7 +2189,6 @@
           <w:rFonts w:ascii="Tahoma" w:eastAsia="Times New Roman" w:hAnsi="Tahoma" w:cs="Tahoma"/>
           <w:lang w:val="pl-PL"/>
         </w:rPr>
-        <w:lastRenderedPageBreak/>
         <w:t xml:space="preserve">4. </w:t>
       </w:r>
       <w:r>
@@ -4655,7 +2216,7 @@
           <w:szCs w:val="22"/>
           <w:lang w:val="pl-PL"/>
         </w:rPr>
-        <w:t xml:space="preserve">Objednávateľ potvrdzuje, že dodané funkcionality uvedené v bode 2 tohto protokolu boli dodané v súlade s požiadavkami a sú funkčné. Nedokončené funkcionality uvedené v bode 3 budú dodané </w:t>
+        <w:t>Objednávateľ potvrdzuje, že dodané funkcionality uvedené v bode 2</w:t>
       </w:r>
       <w:r>
         <w:rPr>
@@ -4664,6 +2225,24 @@
           <w:szCs w:val="22"/>
           <w:lang w:val="pl-PL"/>
         </w:rPr>
+        <w:t>.</w:t>
+      </w:r>
+      <w:r>
+        <w:rPr>
+          <w:rFonts w:ascii="Tahoma" w:hAnsi="Tahoma" w:cs="Tahoma"/>
+          <w:sz w:val="22"/>
+          <w:szCs w:val="22"/>
+          <w:lang w:val="pl-PL"/>
+        </w:rPr>
+        <w:t xml:space="preserve"> tohto protokolu boli dodané v súlade s požiadavkami a sú funkčné. Nedokončené funkcionality uvedené v bode 3 budú dodané </w:t>
+      </w:r>
+      <w:r>
+        <w:rPr>
+          <w:rFonts w:ascii="Tahoma" w:hAnsi="Tahoma" w:cs="Tahoma"/>
+          <w:sz w:val="22"/>
+          <w:szCs w:val="22"/>
+          <w:lang w:val="pl-PL"/>
+        </w:rPr>
         <w:t>po</w:t>
       </w:r>
       <w:r>
@@ -4691,7 +2270,7 @@
           <w:szCs w:val="22"/>
           <w:lang w:val="pl-PL"/>
         </w:rPr>
-        <w:t>.</w:t>
+        <w:t xml:space="preserve"> a aktuálne nebránia používaniu aplikácie.</w:t>
       </w:r>
     </w:p>
     <w:tbl>
@@ -4742,27 +2321,7 @@
                 <w:sz w:val="22"/>
                 <w:szCs w:val="22"/>
               </w:rPr>
-              <w:t xml:space="preserve">Za </w:t>
-            </w:r>
-            <w:proofErr w:type="spellStart"/>
-            <w:r>
-              <w:rPr>
-                <w:rStyle w:val="Strong"/>
-                <w:rFonts w:ascii="Tahoma" w:eastAsia="Times New Roman" w:hAnsi="Tahoma" w:cs="Tahoma"/>
-                <w:sz w:val="22"/>
-                <w:szCs w:val="22"/>
-              </w:rPr>
-              <w:t>dodávateľa</w:t>
-            </w:r>
-            <w:proofErr w:type="spellEnd"/>
-            <w:r>
-              <w:rPr>
-                <w:rStyle w:val="Strong"/>
-                <w:rFonts w:ascii="Tahoma" w:eastAsia="Times New Roman" w:hAnsi="Tahoma" w:cs="Tahoma"/>
-                <w:sz w:val="22"/>
-                <w:szCs w:val="22"/>
-              </w:rPr>
-              <w:t>:</w:t>
+              <w:t>Za dodávateľa:</w:t>
             </w:r>
           </w:p>
           <w:p>
@@ -4781,18 +2340,8 @@
                 <w:sz w:val="22"/>
                 <w:szCs w:val="22"/>
               </w:rPr>
-              <w:t xml:space="preserve">Meno a </w:t>
+              <w:t>Meno a podpis</w:t>
             </w:r>
-            <w:proofErr w:type="spellStart"/>
-            <w:r>
-              <w:rPr>
-                <w:rFonts w:ascii="Tahoma" w:eastAsia="Times New Roman" w:hAnsi="Tahoma" w:cs="Tahoma"/>
-                <w:sz w:val="22"/>
-                <w:szCs w:val="22"/>
-              </w:rPr>
-              <w:t>podpis</w:t>
-            </w:r>
-            <w:proofErr w:type="spellEnd"/>
             <w:r>
               <w:rPr>
                 <w:rFonts w:ascii="Tahoma" w:eastAsia="Times New Roman" w:hAnsi="Tahoma" w:cs="Tahoma"/>
@@ -4809,25 +2358,7 @@
                 <w:szCs w:val="22"/>
               </w:rPr>
               <w:br/>
-              <w:t xml:space="preserve">Invent IT </w:t>
-            </w:r>
-            <w:proofErr w:type="spellStart"/>
-            <w:r>
-              <w:rPr>
-                <w:rFonts w:ascii="Tahoma" w:eastAsia="Times New Roman" w:hAnsi="Tahoma" w:cs="Tahoma"/>
-                <w:sz w:val="22"/>
-                <w:szCs w:val="22"/>
-              </w:rPr>
-              <w:t>s.r.o.</w:t>
-            </w:r>
-            <w:proofErr w:type="spellEnd"/>
-            <w:r>
-              <w:rPr>
-                <w:rFonts w:ascii="Tahoma" w:eastAsia="Times New Roman" w:hAnsi="Tahoma" w:cs="Tahoma"/>
-                <w:sz w:val="22"/>
-                <w:szCs w:val="22"/>
-              </w:rPr>
-              <w:t xml:space="preserve"> </w:t>
+              <w:t xml:space="preserve">Invent IT s.r.o. </w:t>
             </w:r>
           </w:p>
         </w:tc>
@@ -4918,6 +2449,306 @@
       <w:pPr>
         <w:rPr>
           <w:rFonts w:ascii="Tahoma" w:eastAsia="Times New Roman" w:hAnsi="Tahoma" w:cs="Tahoma"/>
+          <w:lang w:val="sk-SK"/>
+        </w:rPr>
+      </w:pPr>
+    </w:p>
+    <w:p>
+      <w:pPr>
+        <w:rPr>
+          <w:rFonts w:ascii="Tahoma" w:eastAsia="Times New Roman" w:hAnsi="Tahoma" w:cs="Tahoma"/>
+          <w:lang w:val="sk-SK"/>
+        </w:rPr>
+      </w:pPr>
+      <w:r>
+        <w:rPr>
+          <w:rFonts w:ascii="Tahoma" w:eastAsia="Times New Roman" w:hAnsi="Tahoma" w:cs="Tahoma"/>
+          <w:lang w:val="sk-SK"/>
+        </w:rPr>
+        <w:br w:type="page"/>
+      </w:r>
+    </w:p>
+    <w:p>
+      <w:pPr>
+        <w:pStyle w:val="Title"/>
+        <w:jc w:val="center"/>
+        <w:rPr>
+          <w:lang w:val="sk-SK"/>
+        </w:rPr>
+      </w:pPr>
+      <w:r>
+        <w:rPr>
+          <w:rStyle w:val="Heading1Char"/>
+        </w:rPr>
+        <w:lastRenderedPageBreak/>
+        <w:t>Príloha 1. Akceptačné testy</w:t>
+      </w:r>
+      <w:r>
+        <w:rPr>
+          <w:rFonts w:ascii="Tahoma" w:eastAsia="Times New Roman" w:hAnsi="Tahoma" w:cs="Tahoma"/>
+          <w:lang w:val="sk-SK"/>
+        </w:rPr>
+        <w:br/>
+      </w:r>
+      <w:r>
+        <w:rPr>
+          <w:rStyle w:val="Heading1Char"/>
+        </w:rPr>
+        <w:t>1.</w:t>
+      </w:r>
+      <w:r>
+        <w:rPr>
+          <w:rStyle w:val="Heading1Char"/>
+          <w:lang w:val="sk-SK"/>
+        </w:rPr>
+        <w:t xml:space="preserve"> </w:t>
+      </w:r>
+      <w:r>
+        <w:rPr>
+          <w:rStyle w:val="Heading1Char"/>
+          <w:lang w:val="sk-SK"/>
+        </w:rPr>
+        <w:t>Akceptačný test – Registrácia jarmočníka na portáli e-jarmok.sk</w:t>
+      </w:r>
+    </w:p>
+    <w:p>
+      <w:pPr>
+        <w:pStyle w:val="Heading2"/>
+        <w:rPr>
+          <w:lang w:val="pl-PL"/>
+        </w:rPr>
+      </w:pPr>
+      <w:r>
+        <w:rPr>
+          <w:lang w:val="pl-PL"/>
+        </w:rPr>
+        <w:t>Názov: Registrácia jarmočníka na jarmok</w:t>
+      </w:r>
+    </w:p>
+    <w:p>
+      <w:pPr>
+        <w:rPr>
+          <w:b/>
+          <w:bCs/>
+        </w:rPr>
+      </w:pPr>
+      <w:r>
+        <w:rPr>
+          <w:b/>
+          <w:bCs/>
+          <w:lang w:val="pl-PL"/>
+        </w:rPr>
+        <w:t xml:space="preserve">Forma: </w:t>
+      </w:r>
+      <w:r>
+        <w:rPr>
+          <w:b/>
+          <w:bCs/>
+        </w:rPr>
+        <w:t>Given-When-Then</w:t>
+      </w:r>
+    </w:p>
+    <w:p>
+      <w:pPr>
+        <w:pStyle w:val="Heading2"/>
+        <w:rPr>
+          <w:lang w:val="pl-PL"/>
+        </w:rPr>
+      </w:pPr>
+      <w:r>
+        <w:rPr>
+          <w:lang w:val="pl-PL"/>
+        </w:rPr>
+        <w:t>Predpoklady:</w:t>
+      </w:r>
+    </w:p>
+    <w:p>
+      <w:pPr>
+        <w:pStyle w:val="ListBullet"/>
+        <w:tabs>
+          <w:tab w:val="num" w:pos="360"/>
+        </w:tabs>
+        <w:ind w:left="360" w:hanging="360"/>
+        <w:rPr>
+          <w:lang w:val="pl-PL"/>
+        </w:rPr>
+      </w:pPr>
+      <w:r>
+        <w:rPr>
+          <w:lang w:val="pl-PL"/>
+        </w:rPr>
+        <w:t xml:space="preserve">- Používateľ má </w:t>
+      </w:r>
+      <w:r>
+        <w:rPr>
+          <w:lang w:val="pl-PL"/>
+        </w:rPr>
+        <w:t>email</w:t>
+      </w:r>
+    </w:p>
+    <w:p>
+      <w:pPr>
+        <w:pStyle w:val="ListBullet"/>
+        <w:tabs>
+          <w:tab w:val="num" w:pos="360"/>
+        </w:tabs>
+        <w:ind w:left="360" w:hanging="360"/>
+        <w:rPr>
+          <w:lang w:val="pl-PL"/>
+        </w:rPr>
+      </w:pPr>
+      <w:r>
+        <w:rPr>
+          <w:lang w:val="pl-PL"/>
+        </w:rPr>
+        <w:t>- Používateľ má platnú platobnú kartu</w:t>
+      </w:r>
+    </w:p>
+    <w:p>
+      <w:pPr>
+        <w:pStyle w:val="ListBullet"/>
+        <w:numPr>
+          <w:ilvl w:val="0"/>
+          <w:numId w:val="0"/>
+        </w:numPr>
+        <w:ind w:left="360"/>
+        <w:rPr>
+          <w:lang w:val="pl-PL"/>
+        </w:rPr>
+      </w:pPr>
+    </w:p>
+    <w:p>
+      <w:pPr>
+        <w:pStyle w:val="Heading2"/>
+      </w:pPr>
+      <w:r>
+        <w:t>Kroky testu:</w:t>
+      </w:r>
+    </w:p>
+    <w:p>
+      <w:pPr>
+        <w:pStyle w:val="ListNumber"/>
+        <w:numPr>
+          <w:ilvl w:val="0"/>
+          <w:numId w:val="0"/>
+        </w:numPr>
+      </w:pPr>
+      <w:r>
+        <w:t>1. Given používateľ je na stránke e-jarmok.sk | When otvorí zoznam jarmokov | Then zobrazí sa zoznam dostupných jarmokov</w:t>
+      </w:r>
+    </w:p>
+    <w:p>
+      <w:pPr>
+        <w:pStyle w:val="ListNumber"/>
+        <w:numPr>
+          <w:ilvl w:val="0"/>
+          <w:numId w:val="0"/>
+        </w:numPr>
+      </w:pPr>
+      <w:r>
+        <w:t>2. Given používateľ vybral jarmok | When klikne na 'Prejsť na jarmok' | Then zobrazí sa detail jarmoku</w:t>
+      </w:r>
+    </w:p>
+    <w:p>
+      <w:pPr>
+        <w:pStyle w:val="ListNumber"/>
+        <w:numPr>
+          <w:ilvl w:val="0"/>
+          <w:numId w:val="0"/>
+        </w:numPr>
+      </w:pPr>
+      <w:r>
+        <w:t>3. Given používateľ je na mape zón | When vyberie predajnú zónu a klikne na detail | Then zobrazí sa detail zóny</w:t>
+      </w:r>
+    </w:p>
+    <w:p>
+      <w:pPr>
+        <w:pStyle w:val="ListNumber"/>
+        <w:numPr>
+          <w:ilvl w:val="0"/>
+          <w:numId w:val="0"/>
+        </w:numPr>
+      </w:pPr>
+      <w:r>
+        <w:t>4. Given používateľ je na detaile zóny | When vyberie požadovanú metráž | Then metráž je pridaná do rezervácie</w:t>
+      </w:r>
+    </w:p>
+    <w:p>
+      <w:pPr>
+        <w:pStyle w:val="ListNumber"/>
+        <w:numPr>
+          <w:ilvl w:val="0"/>
+          <w:numId w:val="0"/>
+        </w:numPr>
+      </w:pPr>
+      <w:r>
+        <w:t>5. Given používateľ chce elektrinu | When zadá odhadovaný príkon | Then príkon je uložený</w:t>
+      </w:r>
+    </w:p>
+    <w:p>
+      <w:pPr>
+        <w:pStyle w:val="ListNumber"/>
+        <w:numPr>
+          <w:ilvl w:val="0"/>
+          <w:numId w:val="0"/>
+        </w:numPr>
+      </w:pPr>
+      <w:r>
+        <w:t>6. Given používateľ zadal email | When systém odošle overovací kód a používateľ ho vloží | Then email je overený</w:t>
+      </w:r>
+    </w:p>
+    <w:p>
+      <w:pPr>
+        <w:pStyle w:val="ListNumber"/>
+        <w:numPr>
+          <w:ilvl w:val="0"/>
+          <w:numId w:val="0"/>
+        </w:numPr>
+      </w:pPr>
+      <w:r>
+        <w:t>7. Given používateľ zadal kontaktné údaje (telefón, meno) | When zaškrtne súhlas s VZN mesta | Then môže pokračovať</w:t>
+      </w:r>
+    </w:p>
+    <w:p>
+      <w:pPr>
+        <w:pStyle w:val="ListNumber"/>
+        <w:numPr>
+          <w:ilvl w:val="0"/>
+          <w:numId w:val="0"/>
+        </w:numPr>
+      </w:pPr>
+      <w:r>
+        <w:t>8. Given používateľ potvrdil vyhlásenia | When klikne na 'Pokračovať s povinnosťou platby' | Then zobrazí sa platobná brána</w:t>
+      </w:r>
+    </w:p>
+    <w:p>
+      <w:pPr>
+        <w:pStyle w:val="ListNumber"/>
+        <w:numPr>
+          <w:ilvl w:val="0"/>
+          <w:numId w:val="0"/>
+        </w:numPr>
+      </w:pPr>
+      <w:r>
+        <w:t>9. Given používateľ je na platobnej bráne | When zadá údaje karty a potvrdí platbu | Then platba je úspešná</w:t>
+      </w:r>
+    </w:p>
+    <w:p>
+      <w:pPr>
+        <w:pStyle w:val="ListNumber"/>
+        <w:numPr>
+          <w:ilvl w:val="0"/>
+          <w:numId w:val="0"/>
+        </w:numPr>
+      </w:pPr>
+      <w:r>
+        <w:t>10. Given používateľ má prihlášku | When otvorí profil a sekciu 'Moje prihlášky' | Then stav prihlášky je 'uhradená'</w:t>
+      </w:r>
+    </w:p>
+    <w:p>
+      <w:pPr>
+        <w:rPr>
+          <w:rFonts w:ascii="Tahoma" w:eastAsia="Times New Roman" w:hAnsi="Tahoma" w:cs="Tahoma"/>
         </w:rPr>
       </w:pPr>
     </w:p>
@@ -4934,6 +2765,45 @@
 <file path=word/numbering.xml><?xml version="1.0" encoding="utf-8"?>
 <w:numbering xmlns:wpc="http://schemas.microsoft.com/office/word/2010/wordprocessingCanvas" xmlns:cx="http://schemas.microsoft.com/office/drawing/2014/chartex" xmlns:cx1="http://schemas.microsoft.com/office/drawing/2015/9/8/chartex" xmlns:cx2="http://schemas.microsoft.com/office/drawing/2015/10/21/chartex" xmlns:cx3="http://schemas.microsoft.com/office/drawing/2016/5/9/chartex" xmlns:cx4="http://schemas.microsoft.com/office/drawing/2016/5/10/chartex" xmlns:cx5="http://schemas.microsoft.com/office/drawing/2016/5/11/chartex" xmlns:cx6="http://schemas.microsoft.com/office/drawing/2016/5/12/chartex" xmlns:cx7="http://schemas.microsoft.com/office/drawing/2016/5/13/chartex" xmlns:cx8="http://schemas.microsoft.com/office/drawing/2016/5/14/chartex" xmlns:mc="http://schemas.openxmlformats.org/markup-compatibility/2006" xmlns:aink="http://schemas.microsoft.com/office/drawing/2016/ink" xmlns:am3d="http://schemas.microsoft.com/office/drawing/2017/model3d" xmlns:o="urn:schemas-microsoft-com:office:office" xmlns:oel="http://schemas.microsoft.com/office/2019/extlst" xmlns:r="http://schemas.openxmlformats.org/officeDocument/2006/relationships" xmlns:m="http://schemas.openxmlformats.org/officeDocument/2006/math" xmlns:v="urn:schemas-microsoft-com:vml" xmlns:wp14="http://schemas.microsoft.com/office/word/2010/wordprocessingDrawing" xmlns:wp="http://schemas.openxmlformats.org/drawingml/2006/wordprocessingDrawing" xmlns:w10="urn:schemas-microsoft-com:office:word" xmlns:w="http://schemas.openxmlformats.org/wordprocessingml/2006/main" xmlns:w14="http://schemas.microsoft.com/office/word/2010/wordml" xmlns:w15="http://schemas.microsoft.com/office/word/2012/wordml" xmlns:w16cex="http://schemas.microsoft.com/office/word/2018/wordml/cex" xmlns:w16cid="http://schemas.microsoft.com/office/word/2016/wordml/cid" xmlns:w16="http://schemas.microsoft.com/office/word/2018/wordml" xmlns:w16du="http://schemas.microsoft.com/office/word/2023/wordml/word16du" xmlns:w16sdtdh="http://schemas.microsoft.com/office/word/2020/wordml/sdtdatahash" xmlns:w16sdtfl="http://schemas.microsoft.com/office/word/2024/wordml/sdtformatlock" xmlns:w16se="http://schemas.microsoft.com/office/word/2015/wordml/symex" xmlns:wpg="http://schemas.microsoft.com/office/word/2010/wordprocessingGroup" xmlns:wpi="http://schemas.microsoft.com/office/word/2010/wordprocessingInk" xmlns:wne="http://schemas.microsoft.com/office/word/2006/wordml" xmlns:wps="http://schemas.microsoft.com/office/word/2010/wordprocessingShape" mc:Ignorable="w14 w15 w16se w16cid w16 w16cex w16sdtdh w16sdtfl w16du wp14">
   <w:abstractNum w:abstractNumId="0" w15:restartNumberingAfterBreak="0">
+    <w:nsid w:val="FFFFFF88"/>
+    <w:multiLevelType w:val="singleLevel"/>
+    <w:tmpl w:val="59848580"/>
+    <w:lvl w:ilvl="0">
+      <w:start w:val="1"/>
+      <w:numFmt w:val="decimal"/>
+      <w:pStyle w:val="ListNumber"/>
+      <w:lvlText w:val="%1."/>
+      <w:lvlJc w:val="left"/>
+      <w:pPr>
+        <w:tabs>
+          <w:tab w:val="num" w:pos="360"/>
+        </w:tabs>
+        <w:ind w:left="360" w:hanging="360"/>
+      </w:pPr>
+    </w:lvl>
+  </w:abstractNum>
+  <w:abstractNum w:abstractNumId="1" w15:restartNumberingAfterBreak="0">
+    <w:nsid w:val="FFFFFF89"/>
+    <w:multiLevelType w:val="singleLevel"/>
+    <w:tmpl w:val="477E1488"/>
+    <w:lvl w:ilvl="0">
+      <w:start w:val="1"/>
+      <w:numFmt w:val="bullet"/>
+      <w:pStyle w:val="ListBullet"/>
+      <w:lvlText w:val=""/>
+      <w:lvlJc w:val="left"/>
+      <w:pPr>
+        <w:tabs>
+          <w:tab w:val="num" w:pos="360"/>
+        </w:tabs>
+        <w:ind w:left="360" w:hanging="360"/>
+      </w:pPr>
+      <w:rPr>
+        <w:rFonts w:ascii="Symbol" w:hAnsi="Symbol" w:hint="default"/>
+      </w:rPr>
+    </w:lvl>
+  </w:abstractNum>
+  <w:abstractNum w:abstractNumId="2" w15:restartNumberingAfterBreak="0">
     <w:nsid w:val="062F7436"/>
     <w:multiLevelType w:val="multilevel"/>
     <w:tmpl w:val="202467A6"/>
@@ -5082,7 +2952,7 @@
       </w:rPr>
     </w:lvl>
   </w:abstractNum>
-  <w:abstractNum w:abstractNumId="1" w15:restartNumberingAfterBreak="0">
+  <w:abstractNum w:abstractNumId="3" w15:restartNumberingAfterBreak="0">
     <w:nsid w:val="152E3F36"/>
     <w:multiLevelType w:val="multilevel"/>
     <w:tmpl w:val="59242F62"/>
@@ -5231,7 +3101,7 @@
       </w:rPr>
     </w:lvl>
   </w:abstractNum>
-  <w:abstractNum w:abstractNumId="2" w15:restartNumberingAfterBreak="0">
+  <w:abstractNum w:abstractNumId="4" w15:restartNumberingAfterBreak="0">
     <w:nsid w:val="1B443DC9"/>
     <w:multiLevelType w:val="multilevel"/>
     <w:tmpl w:val="0A2CBB5E"/>
@@ -5380,7 +3250,7 @@
       </w:rPr>
     </w:lvl>
   </w:abstractNum>
-  <w:abstractNum w:abstractNumId="3" w15:restartNumberingAfterBreak="0">
+  <w:abstractNum w:abstractNumId="5" w15:restartNumberingAfterBreak="0">
     <w:nsid w:val="2339795E"/>
     <w:multiLevelType w:val="hybridMultilevel"/>
     <w:tmpl w:val="9D5C8368"/>
@@ -5466,7 +3336,7 @@
       </w:pPr>
     </w:lvl>
   </w:abstractNum>
-  <w:abstractNum w:abstractNumId="4" w15:restartNumberingAfterBreak="0">
+  <w:abstractNum w:abstractNumId="6" w15:restartNumberingAfterBreak="0">
     <w:nsid w:val="26636C31"/>
     <w:multiLevelType w:val="hybridMultilevel"/>
     <w:tmpl w:val="B30097DE"/>
@@ -5579,7 +3449,7 @@
       </w:rPr>
     </w:lvl>
   </w:abstractNum>
-  <w:abstractNum w:abstractNumId="5" w15:restartNumberingAfterBreak="0">
+  <w:abstractNum w:abstractNumId="7" w15:restartNumberingAfterBreak="0">
     <w:nsid w:val="29E20337"/>
     <w:multiLevelType w:val="multilevel"/>
     <w:tmpl w:val="EE0E32DA"/>
@@ -5728,7 +3598,7 @@
       </w:rPr>
     </w:lvl>
   </w:abstractNum>
-  <w:abstractNum w:abstractNumId="6" w15:restartNumberingAfterBreak="0">
+  <w:abstractNum w:abstractNumId="8" w15:restartNumberingAfterBreak="0">
     <w:nsid w:val="424C1405"/>
     <w:multiLevelType w:val="multilevel"/>
     <w:tmpl w:val="9058F03C"/>
@@ -5877,7 +3747,7 @@
       </w:rPr>
     </w:lvl>
   </w:abstractNum>
-  <w:abstractNum w:abstractNumId="7" w15:restartNumberingAfterBreak="0">
+  <w:abstractNum w:abstractNumId="9" w15:restartNumberingAfterBreak="0">
     <w:nsid w:val="437113EA"/>
     <w:multiLevelType w:val="multilevel"/>
     <w:tmpl w:val="41408788"/>
@@ -6026,7 +3896,7 @@
       </w:rPr>
     </w:lvl>
   </w:abstractNum>
-  <w:abstractNum w:abstractNumId="8" w15:restartNumberingAfterBreak="0">
+  <w:abstractNum w:abstractNumId="10" w15:restartNumberingAfterBreak="0">
     <w:nsid w:val="4F25129F"/>
     <w:multiLevelType w:val="multilevel"/>
     <w:tmpl w:val="1DF6E41C"/>
@@ -6175,7 +4045,7 @@
       </w:rPr>
     </w:lvl>
   </w:abstractNum>
-  <w:abstractNum w:abstractNumId="9" w15:restartNumberingAfterBreak="0">
+  <w:abstractNum w:abstractNumId="11" w15:restartNumberingAfterBreak="0">
     <w:nsid w:val="554D251E"/>
     <w:multiLevelType w:val="multilevel"/>
     <w:tmpl w:val="62FCD364"/>
@@ -6324,7 +4194,7 @@
       </w:rPr>
     </w:lvl>
   </w:abstractNum>
-  <w:abstractNum w:abstractNumId="10" w15:restartNumberingAfterBreak="0">
+  <w:abstractNum w:abstractNumId="12" w15:restartNumberingAfterBreak="0">
     <w:nsid w:val="5C3E7CB5"/>
     <w:multiLevelType w:val="multilevel"/>
     <w:tmpl w:val="FD1017DA"/>
@@ -6473,7 +4343,7 @@
       </w:rPr>
     </w:lvl>
   </w:abstractNum>
-  <w:abstractNum w:abstractNumId="11" w15:restartNumberingAfterBreak="0">
+  <w:abstractNum w:abstractNumId="13" w15:restartNumberingAfterBreak="0">
     <w:nsid w:val="6C901EA5"/>
     <w:multiLevelType w:val="multilevel"/>
     <w:tmpl w:val="AC3C2E98"/>
@@ -6623,40 +4493,46 @@
     </w:lvl>
   </w:abstractNum>
   <w:num w:numId="1" w16cid:durableId="1893884319">
+    <w:abstractNumId w:val="9"/>
+  </w:num>
+  <w:num w:numId="2" w16cid:durableId="1794665787">
+    <w:abstractNumId w:val="13"/>
+  </w:num>
+  <w:num w:numId="3" w16cid:durableId="1537040352">
+    <w:abstractNumId w:val="10"/>
+  </w:num>
+  <w:num w:numId="4" w16cid:durableId="591550244">
+    <w:abstractNumId w:val="12"/>
+  </w:num>
+  <w:num w:numId="5" w16cid:durableId="1886868889">
+    <w:abstractNumId w:val="8"/>
+  </w:num>
+  <w:num w:numId="6" w16cid:durableId="698504751">
+    <w:abstractNumId w:val="3"/>
+  </w:num>
+  <w:num w:numId="7" w16cid:durableId="1592352729">
+    <w:abstractNumId w:val="4"/>
+  </w:num>
+  <w:num w:numId="8" w16cid:durableId="1800807286">
+    <w:abstractNumId w:val="2"/>
+  </w:num>
+  <w:num w:numId="9" w16cid:durableId="344670571">
     <w:abstractNumId w:val="7"/>
   </w:num>
-  <w:num w:numId="2" w16cid:durableId="1794665787">
+  <w:num w:numId="10" w16cid:durableId="1192762406">
+    <w:abstractNumId w:val="5"/>
+  </w:num>
+  <w:num w:numId="11" w16cid:durableId="333648884">
+    <w:abstractNumId w:val="6"/>
+  </w:num>
+  <w:num w:numId="12" w16cid:durableId="823932816">
     <w:abstractNumId w:val="11"/>
   </w:num>
-  <w:num w:numId="3" w16cid:durableId="1537040352">
-    <w:abstractNumId w:val="8"/>
-  </w:num>
-  <w:num w:numId="4" w16cid:durableId="591550244">
-    <w:abstractNumId w:val="10"/>
-  </w:num>
-  <w:num w:numId="5" w16cid:durableId="1886868889">
-    <w:abstractNumId w:val="6"/>
-  </w:num>
-  <w:num w:numId="6" w16cid:durableId="698504751">
+  <w:num w:numId="13" w16cid:durableId="1567960367">
     <w:abstractNumId w:val="1"/>
   </w:num>
-  <w:num w:numId="7" w16cid:durableId="1592352729">
-    <w:abstractNumId w:val="2"/>
-  </w:num>
-  <w:num w:numId="8" w16cid:durableId="1800807286">
+  <w:num w:numId="14" w16cid:durableId="1651517433">
     <w:abstractNumId w:val="0"/>
-  </w:num>
-  <w:num w:numId="9" w16cid:durableId="344670571">
-    <w:abstractNumId w:val="5"/>
-  </w:num>
-  <w:num w:numId="10" w16cid:durableId="1192762406">
-    <w:abstractNumId w:val="3"/>
-  </w:num>
-  <w:num w:numId="11" w16cid:durableId="333648884">
-    <w:abstractNumId w:val="4"/>
-  </w:num>
-  <w:num w:numId="12" w16cid:durableId="823932816">
-    <w:abstractNumId w:val="9"/>
   </w:num>
 </w:numbering>
 </file>
@@ -7130,6 +5006,7 @@
   <w:style w:type="character" w:default="1" w:styleId="DefaultParagraphFont">
     <w:name w:val="Default Paragraph Font"/>
     <w:uiPriority w:val="1"/>
+    <w:semiHidden/>
     <w:unhideWhenUsed/>
   </w:style>
   <w:style w:type="table" w:default="1" w:styleId="TableNormal">
@@ -7326,6 +5203,92 @@
     </w:pPr>
     <w:rPr>
       <w:rFonts w:eastAsia="Times New Roman"/>
+    </w:rPr>
+  </w:style>
+  <w:style w:type="paragraph" w:styleId="Title">
+    <w:name w:val="Title"/>
+    <w:basedOn w:val="Normal"/>
+    <w:next w:val="Normal"/>
+    <w:link w:val="TitleChar"/>
+    <w:uiPriority w:val="10"/>
+    <w:qFormat/>
+    <w:rsid w:val="00984C8D"/>
+    <w:pPr>
+      <w:spacing w:after="80"/>
+      <w:contextualSpacing/>
+    </w:pPr>
+    <w:rPr>
+      <w:rFonts w:asciiTheme="majorHAnsi" w:eastAsiaTheme="majorEastAsia" w:hAnsiTheme="majorHAnsi" w:cstheme="majorBidi"/>
+      <w:spacing w:val="-10"/>
+      <w:kern w:val="28"/>
+      <w:sz w:val="56"/>
+      <w:szCs w:val="56"/>
+      <w:lang w:eastAsia="zh-CN"/>
+      <w14:ligatures w14:val="standardContextual"/>
+    </w:rPr>
+  </w:style>
+  <w:style w:type="character" w:customStyle="1" w:styleId="TitleChar">
+    <w:name w:val="Title Char"/>
+    <w:basedOn w:val="DefaultParagraphFont"/>
+    <w:link w:val="Title"/>
+    <w:uiPriority w:val="10"/>
+    <w:rsid w:val="00984C8D"/>
+    <w:rPr>
+      <w:rFonts w:asciiTheme="majorHAnsi" w:eastAsiaTheme="majorEastAsia" w:hAnsiTheme="majorHAnsi" w:cstheme="majorBidi"/>
+      <w:spacing w:val="-10"/>
+      <w:kern w:val="28"/>
+      <w:sz w:val="56"/>
+      <w:szCs w:val="56"/>
+      <w:lang w:eastAsia="zh-CN"/>
+      <w14:ligatures w14:val="standardContextual"/>
+    </w:rPr>
+  </w:style>
+  <w:style w:type="paragraph" w:styleId="ListBullet">
+    <w:name w:val="List Bullet"/>
+    <w:basedOn w:val="Normal"/>
+    <w:uiPriority w:val="99"/>
+    <w:unhideWhenUsed/>
+    <w:rsid w:val="00984C8D"/>
+    <w:pPr>
+      <w:numPr>
+        <w:numId w:val="13"/>
+      </w:numPr>
+      <w:tabs>
+        <w:tab w:val="clear" w:pos="360"/>
+      </w:tabs>
+      <w:spacing w:after="160" w:line="278" w:lineRule="auto"/>
+      <w:ind w:left="0" w:firstLine="0"/>
+      <w:contextualSpacing/>
+    </w:pPr>
+    <w:rPr>
+      <w:rFonts w:asciiTheme="minorHAnsi" w:hAnsiTheme="minorHAnsi" w:cstheme="minorBidi"/>
+      <w:kern w:val="2"/>
+      <w:lang w:eastAsia="zh-CN"/>
+      <w14:ligatures w14:val="standardContextual"/>
+    </w:rPr>
+  </w:style>
+  <w:style w:type="paragraph" w:styleId="ListNumber">
+    <w:name w:val="List Number"/>
+    <w:basedOn w:val="Normal"/>
+    <w:uiPriority w:val="99"/>
+    <w:unhideWhenUsed/>
+    <w:rsid w:val="00984C8D"/>
+    <w:pPr>
+      <w:numPr>
+        <w:numId w:val="14"/>
+      </w:numPr>
+      <w:tabs>
+        <w:tab w:val="clear" w:pos="360"/>
+      </w:tabs>
+      <w:spacing w:after="160" w:line="278" w:lineRule="auto"/>
+      <w:ind w:left="0" w:firstLine="0"/>
+      <w:contextualSpacing/>
+    </w:pPr>
+    <w:rPr>
+      <w:rFonts w:asciiTheme="minorHAnsi" w:hAnsiTheme="minorHAnsi" w:cstheme="minorBidi"/>
+      <w:kern w:val="2"/>
+      <w:lang w:eastAsia="zh-CN"/>
+      <w14:ligatures w14:val="standardContextual"/>
     </w:rPr>
   </w:style>
 </w:styles>

--- a/Akceptacny_protokol_Invent_IT_Revuca.docx
+++ b/Akceptacny_protokol_Invent_IT_Revuca.docx
@@ -501,16 +501,8 @@
     <w:p>
       <w:pPr>
         <w:pStyle w:val="Heading1"/>
-        <w:rPr>
-          <w:rFonts w:ascii="Tahoma" w:eastAsia="Times New Roman" w:hAnsi="Tahoma" w:cs="Tahoma"/>
-          <w:lang w:val="pl-PL"/>
-        </w:rPr>
-      </w:pPr>
-      <w:r>
-        <w:rPr>
-          <w:rFonts w:ascii="Tahoma" w:eastAsia="Times New Roman" w:hAnsi="Tahoma" w:cs="Tahoma"/>
-          <w:lang w:val="pl-PL"/>
-        </w:rPr>
+      </w:pPr>
+      <w:r>
         <w:t>AKCEPTAČNÝ PROTOKOL</w:t>
       </w:r>
     </w:p>
@@ -2054,6 +2046,42 @@
           <w:lang w:val="pl-PL"/>
         </w:rPr>
         <w:t>Mapa so zoznamom pozícií stánkov na mape</w:t>
+      </w:r>
+    </w:p>
+    <w:p>
+      <w:pPr>
+        <w:numPr>
+          <w:ilvl w:val="0"/>
+          <w:numId w:val="11"/>
+        </w:numPr>
+        <w:spacing w:before="100" w:beforeAutospacing="1" w:after="100" w:afterAutospacing="1"/>
+        <w:rPr>
+          <w:rFonts w:eastAsia="Times New Roman"/>
+          <w:lang w:val="pl-PL"/>
+        </w:rPr>
+      </w:pPr>
+      <w:r>
+        <w:rPr>
+          <w:rFonts w:eastAsia="Times New Roman"/>
+          <w:lang w:val="pl-PL"/>
+        </w:rPr>
+        <w:t>Prid</w:t>
+      </w:r>
+      <w:r>
+        <w:rPr>
+          <w:rFonts w:eastAsia="Times New Roman"/>
+          <w:lang w:val="sk-SK"/>
+        </w:rPr>
+        <w:t xml:space="preserve">ávanie kategórie na </w:t>
+      </w:r>
+      <w:r>
+        <w:rPr>
+          <w:rFonts w:ascii="Segoe UI" w:hAnsi="Segoe UI" w:cs="Segoe UI"/>
+          <w:sz w:val="21"/>
+          <w:szCs w:val="21"/>
+          <w:lang w:val="pl-PL"/>
+        </w:rPr>
+        <w:t>spätnú väzbu</w:t>
       </w:r>
     </w:p>
     <w:p>
@@ -2470,15 +2498,15 @@
     </w:p>
     <w:p>
       <w:pPr>
-        <w:pStyle w:val="Title"/>
-        <w:jc w:val="center"/>
-        <w:rPr>
+        <w:pStyle w:val="Heading1"/>
+        <w:rPr>
+          <w:rStyle w:val="Heading1Char"/>
+        </w:rPr>
+      </w:pPr>
+      <w:r>
+        <w:rPr>
+          <w:rStyle w:val="Heading1Char"/>
           <w:lang w:val="sk-SK"/>
-        </w:rPr>
-      </w:pPr>
-      <w:r>
-        <w:rPr>
-          <w:rStyle w:val="Heading1Char"/>
         </w:rPr>
         <w:lastRenderedPageBreak/>
         <w:t>Príloha 1. Akceptačné testy</w:t>
@@ -2493,36 +2521,304 @@
       <w:r>
         <w:rPr>
           <w:rStyle w:val="Heading1Char"/>
+          <w:lang w:val="sk-SK"/>
         </w:rPr>
         <w:t>1.</w:t>
       </w:r>
+      <w:r>
+        <w:rPr>
+          <w:rStyle w:val="Heading1Char"/>
+        </w:rPr>
+        <w:t xml:space="preserve"> Akceptačný test – Registrácia jarmočníka na portáli e-jarmok.sk</w:t>
+      </w:r>
+    </w:p>
+    <w:p>
+      <w:pPr>
+        <w:rPr>
+          <w:b/>
+          <w:bCs/>
+        </w:rPr>
+      </w:pPr>
+      <w:r>
+        <w:rPr>
+          <w:b/>
+          <w:bCs/>
+          <w:lang w:val="pl-PL"/>
+        </w:rPr>
+        <w:t xml:space="preserve">Forma: </w:t>
+      </w:r>
+      <w:r>
+        <w:rPr>
+          <w:b/>
+          <w:bCs/>
+        </w:rPr>
+        <w:t>Given-When-Then</w:t>
+      </w:r>
+    </w:p>
+    <w:p>
+      <w:pPr>
+        <w:pStyle w:val="Heading3"/>
+        <w:rPr>
+          <w:lang w:val="pl-PL"/>
+        </w:rPr>
+      </w:pPr>
+      <w:r>
+        <w:rPr>
+          <w:lang w:val="pl-PL"/>
+        </w:rPr>
+        <w:t>Predpoklady:</w:t>
+      </w:r>
+    </w:p>
+    <w:p>
+      <w:pPr>
+        <w:pStyle w:val="ListBullet"/>
+        <w:tabs>
+          <w:tab w:val="num" w:pos="360"/>
+        </w:tabs>
+        <w:ind w:left="360" w:hanging="360"/>
+        <w:rPr>
+          <w:lang w:val="pl-PL"/>
+        </w:rPr>
+      </w:pPr>
+      <w:r>
+        <w:rPr>
+          <w:lang w:val="pl-PL"/>
+        </w:rPr>
+        <w:t xml:space="preserve">- Používateľ má </w:t>
+      </w:r>
+      <w:r>
+        <w:rPr>
+          <w:lang w:val="pl-PL"/>
+        </w:rPr>
+        <w:t>email</w:t>
+      </w:r>
+    </w:p>
+    <w:p>
+      <w:pPr>
+        <w:pStyle w:val="ListBullet"/>
+        <w:tabs>
+          <w:tab w:val="num" w:pos="360"/>
+        </w:tabs>
+        <w:ind w:left="360" w:hanging="360"/>
+        <w:rPr>
+          <w:lang w:val="pl-PL"/>
+        </w:rPr>
+      </w:pPr>
+      <w:r>
+        <w:rPr>
+          <w:lang w:val="pl-PL"/>
+        </w:rPr>
+        <w:t>- Používateľ má platnú platobnú kartu</w:t>
+      </w:r>
+    </w:p>
+    <w:p>
+      <w:pPr>
+        <w:pStyle w:val="ListBullet"/>
+        <w:numPr>
+          <w:ilvl w:val="0"/>
+          <w:numId w:val="0"/>
+        </w:numPr>
+        <w:ind w:left="360"/>
+        <w:rPr>
+          <w:lang w:val="pl-PL"/>
+        </w:rPr>
+      </w:pPr>
+    </w:p>
+    <w:p>
+      <w:pPr>
+        <w:pStyle w:val="Heading2"/>
+      </w:pPr>
+      <w:r>
+        <w:t>Kroky testu:</w:t>
+      </w:r>
+    </w:p>
+    <w:p>
+      <w:pPr>
+        <w:pStyle w:val="ListNumber"/>
+        <w:numPr>
+          <w:ilvl w:val="0"/>
+          <w:numId w:val="0"/>
+        </w:numPr>
+      </w:pPr>
+      <w:r>
+        <w:t>1. Given používateľ je na stránke e-jarmok.sk | When otvorí zoznam jarmokov | Then zobrazí sa zoznam dostupných jarmokov</w:t>
+      </w:r>
+    </w:p>
+    <w:p>
+      <w:pPr>
+        <w:pStyle w:val="ListNumber"/>
+        <w:numPr>
+          <w:ilvl w:val="0"/>
+          <w:numId w:val="0"/>
+        </w:numPr>
+      </w:pPr>
+      <w:r>
+        <w:t>2. Given používateľ vybral jarmok | When klikne na 'Prejsť na jarmok' | Then zobrazí sa detail jarmoku</w:t>
+      </w:r>
+    </w:p>
+    <w:p>
+      <w:pPr>
+        <w:pStyle w:val="ListNumber"/>
+        <w:numPr>
+          <w:ilvl w:val="0"/>
+          <w:numId w:val="0"/>
+        </w:numPr>
+      </w:pPr>
+      <w:r>
+        <w:t>3. Given používateľ je na mape zón | When vyberie predajnú zónu a klikne na detail | Then zobrazí sa detail zóny</w:t>
+      </w:r>
+    </w:p>
+    <w:p>
+      <w:pPr>
+        <w:pStyle w:val="ListNumber"/>
+        <w:numPr>
+          <w:ilvl w:val="0"/>
+          <w:numId w:val="0"/>
+        </w:numPr>
+      </w:pPr>
+      <w:r>
+        <w:t>4. Given používateľ je na detaile zóny | When vyberie požadovanú metráž | Then metráž je pridaná do rezervácie</w:t>
+      </w:r>
+    </w:p>
+    <w:p>
+      <w:pPr>
+        <w:pStyle w:val="ListNumber"/>
+        <w:numPr>
+          <w:ilvl w:val="0"/>
+          <w:numId w:val="0"/>
+        </w:numPr>
+      </w:pPr>
+      <w:r>
+        <w:t>5. Given používateľ chce elektrinu | When zadá odhadovaný príkon | Then príkon je uložený</w:t>
+      </w:r>
+    </w:p>
+    <w:p>
+      <w:pPr>
+        <w:pStyle w:val="ListNumber"/>
+        <w:numPr>
+          <w:ilvl w:val="0"/>
+          <w:numId w:val="0"/>
+        </w:numPr>
+      </w:pPr>
+      <w:r>
+        <w:t>6. Given používateľ zadal email | When systém odošle overovací kód a používateľ ho vloží | Then email je overený</w:t>
+      </w:r>
+    </w:p>
+    <w:p>
+      <w:pPr>
+        <w:pStyle w:val="ListNumber"/>
+        <w:numPr>
+          <w:ilvl w:val="0"/>
+          <w:numId w:val="0"/>
+        </w:numPr>
+      </w:pPr>
+      <w:r>
+        <w:t>7. Given používateľ zadal kontaktné údaje (telefón, meno) | When zaškrtne súhlas s VZN mesta | Then môže pokračovať</w:t>
+      </w:r>
+    </w:p>
+    <w:p>
+      <w:pPr>
+        <w:pStyle w:val="ListNumber"/>
+        <w:numPr>
+          <w:ilvl w:val="0"/>
+          <w:numId w:val="0"/>
+        </w:numPr>
+      </w:pPr>
+      <w:r>
+        <w:t>8. Given používateľ potvrdil vyhlásenia | When klikne na 'Pokračovať s povinnosťou platby' | Then zobrazí sa platobná brána</w:t>
+      </w:r>
+    </w:p>
+    <w:p>
+      <w:pPr>
+        <w:pStyle w:val="ListNumber"/>
+        <w:numPr>
+          <w:ilvl w:val="0"/>
+          <w:numId w:val="0"/>
+        </w:numPr>
+      </w:pPr>
+      <w:r>
+        <w:t>9. Given používateľ je na platobnej bráne | When zadá údaje karty a potvrdí platbu | Then platba je úspešná</w:t>
+      </w:r>
+    </w:p>
+    <w:p>
+      <w:pPr>
+        <w:pStyle w:val="ListNumber"/>
+        <w:numPr>
+          <w:ilvl w:val="0"/>
+          <w:numId w:val="0"/>
+        </w:numPr>
+      </w:pPr>
+      <w:r>
+        <w:t>10. Given používateľ má prihlášku | When otvorí profil a sekciu 'Moje prihlášky' | Then stav prihlášky je 'uhradená'</w:t>
+      </w:r>
+    </w:p>
+    <w:p>
+      <w:pPr>
+        <w:pStyle w:val="ListNumber"/>
+        <w:numPr>
+          <w:ilvl w:val="0"/>
+          <w:numId w:val="0"/>
+        </w:numPr>
+      </w:pPr>
+    </w:p>
+    <w:p>
+      <w:pPr>
+        <w:rPr>
+          <w:rFonts w:asciiTheme="minorHAnsi" w:hAnsiTheme="minorHAnsi" w:cstheme="minorBidi"/>
+          <w:kern w:val="2"/>
+          <w:lang w:eastAsia="zh-CN"/>
+          <w14:ligatures w14:val="standardContextual"/>
+        </w:rPr>
+      </w:pPr>
+      <w:r>
+        <w:br w:type="page"/>
+      </w:r>
+    </w:p>
+    <w:p>
+      <w:pPr>
+        <w:pStyle w:val="Heading1"/>
+      </w:pPr>
       <w:r>
         <w:rPr>
           <w:rStyle w:val="Heading1Char"/>
           <w:lang w:val="sk-SK"/>
         </w:rPr>
-        <w:t xml:space="preserve"> </w:t>
+        <w:lastRenderedPageBreak/>
+        <w:t>2</w:t>
       </w:r>
       <w:r>
         <w:rPr>
           <w:rStyle w:val="Heading1Char"/>
           <w:lang w:val="sk-SK"/>
         </w:rPr>
-        <w:t>Akceptačný test – Registrácia jarmočníka na portáli e-jarmok.sk</w:t>
-      </w:r>
-    </w:p>
-    <w:p>
-      <w:pPr>
-        <w:pStyle w:val="Heading2"/>
-        <w:rPr>
-          <w:lang w:val="pl-PL"/>
-        </w:rPr>
-      </w:pPr>
-      <w:r>
-        <w:rPr>
-          <w:lang w:val="pl-PL"/>
-        </w:rPr>
-        <w:t>Názov: Registrácia jarmočníka na jarmok</w:t>
+        <w:t>.</w:t>
+      </w:r>
+      <w:r>
+        <w:rPr>
+          <w:rStyle w:val="Heading1Char"/>
+          <w:lang w:val="sk-SK"/>
+        </w:rPr>
+        <w:t xml:space="preserve"> </w:t>
+      </w:r>
+      <w:r>
+        <w:rPr>
+          <w:rStyle w:val="Heading1Char"/>
+          <w:lang w:val="sk-SK"/>
+        </w:rPr>
+        <w:t>Akceptačný test –</w:t>
+      </w:r>
+      <w:r>
+        <w:rPr>
+          <w:rStyle w:val="Heading1Char"/>
+          <w:lang w:val="sk-SK"/>
+        </w:rPr>
+        <w:t xml:space="preserve"> </w:t>
+      </w:r>
+      <w:r>
+        <w:rPr>
+          <w:rFonts w:eastAsiaTheme="majorEastAsia"/>
+        </w:rPr>
+        <w:t>Vytvorenie nového jarmoku administrátorom</w:t>
       </w:r>
     </w:p>
     <w:p>
@@ -2538,215 +2834,4271 @@
           <w:bCs/>
           <w:lang w:val="pl-PL"/>
         </w:rPr>
-        <w:t xml:space="preserve">Forma: </w:t>
-      </w:r>
-      <w:r>
-        <w:rPr>
+        <w:t>Forma</w:t>
+      </w:r>
+      <w:r>
+        <w:rPr>
+          <w:lang w:val="pl-PL"/>
+        </w:rPr>
+        <w:t xml:space="preserve">: </w:t>
+      </w:r>
+      <w:r>
+        <w:t>Given-When-Then</w:t>
+      </w:r>
+    </w:p>
+    <w:p>
+      <w:pPr>
+        <w:pStyle w:val="Heading2"/>
+        <w:rPr>
+          <w:rFonts w:eastAsiaTheme="majorEastAsia"/>
+          <w:sz w:val="32"/>
+          <w:szCs w:val="32"/>
+        </w:rPr>
+      </w:pPr>
+      <w:r>
+        <w:t>Predpoklady:</w:t>
+      </w:r>
+    </w:p>
+    <w:p>
+      <w:pPr>
+        <w:pStyle w:val="ListBullet"/>
+        <w:tabs>
+          <w:tab w:val="num" w:pos="360"/>
+        </w:tabs>
+        <w:ind w:left="360" w:hanging="360"/>
+        <w:rPr>
+          <w:lang w:val="pl-PL"/>
+        </w:rPr>
+      </w:pPr>
+      <w:r>
+        <w:rPr>
+          <w:lang w:val="pl-PL"/>
+        </w:rPr>
+        <w:t>- Admin má prístup do portálu e-jarmok.sk</w:t>
+      </w:r>
+    </w:p>
+    <w:p>
+      <w:pPr>
+        <w:pStyle w:val="ListBullet"/>
+        <w:tabs>
+          <w:tab w:val="num" w:pos="360"/>
+        </w:tabs>
+        <w:ind w:left="360" w:hanging="360"/>
+      </w:pPr>
+      <w:r>
+        <w:t>- Admin je prihlásený do systému</w:t>
+      </w:r>
+    </w:p>
+    <w:p>
+      <w:pPr>
+        <w:pStyle w:val="Heading2"/>
+      </w:pPr>
+      <w:r>
+        <w:t>Kroky testu:</w:t>
+      </w:r>
+    </w:p>
+    <w:p>
+      <w:pPr>
+        <w:pStyle w:val="ListNumber"/>
+        <w:numPr>
+          <w:ilvl w:val="0"/>
+          <w:numId w:val="0"/>
+        </w:numPr>
+      </w:pPr>
+      <w:r>
+        <w:t>1. Given administrátor je na prihlasovacej stránke | When zadá email a overovací kód | Then je prihlásený do systému</w:t>
+      </w:r>
+    </w:p>
+    <w:p>
+      <w:pPr>
+        <w:pStyle w:val="ListNumber"/>
+        <w:numPr>
+          <w:ilvl w:val="0"/>
+          <w:numId w:val="0"/>
+        </w:numPr>
+      </w:pPr>
+      <w:r>
+        <w:t>2. Given administrátor je prihlásený | When otvorí zoznam jarmokov | Then zobrazí sa zoznam jarmokov</w:t>
+      </w:r>
+    </w:p>
+    <w:p>
+      <w:pPr>
+        <w:pStyle w:val="ListNumber"/>
+        <w:numPr>
+          <w:ilvl w:val="0"/>
+          <w:numId w:val="0"/>
+        </w:numPr>
+      </w:pPr>
+      <w:r>
+        <w:t>3. Given administrátor je na zozname jarmokov | When klikne na 'Pridať nový jarmok' alebo 'Kopírovať existujúci jarmok' | Then zobrazí sa stránka na vytvorenie jarmoku</w:t>
+      </w:r>
+    </w:p>
+    <w:p>
+      <w:pPr>
+        <w:pStyle w:val="ListNumber"/>
+        <w:numPr>
+          <w:ilvl w:val="0"/>
+          <w:numId w:val="0"/>
+        </w:numPr>
+      </w:pPr>
+      <w:r>
+        <w:t>4. Given administrátor je na edit page jarmoku | When klikne na tlačidlo 'Uprav mapu' | Then zobrazí sa mapa s možnosťou kreslenia zón</w:t>
+      </w:r>
+    </w:p>
+    <w:p>
+      <w:pPr>
+        <w:pStyle w:val="ListNumber"/>
+        <w:numPr>
+          <w:ilvl w:val="0"/>
+          <w:numId w:val="0"/>
+        </w:numPr>
+      </w:pPr>
+      <w:r>
+        <w:t>5. Given administrátor je v režime úprav mapy | When nakreslí polygon a klikne na výber typu zóny | Then zóna je vytvorená s vybraným typom (farba, ikonka)</w:t>
+      </w:r>
+    </w:p>
+    <w:p>
+      <w:pPr>
+        <w:pStyle w:val="ListNumber"/>
+        <w:numPr>
+          <w:ilvl w:val="0"/>
+          <w:numId w:val="0"/>
+        </w:numPr>
+      </w:pPr>
+      <w:r>
+        <w:t>6. Given zóna bola nakreslená | When systém presmeruje na formulár pridania zóny | Then zobrazí sa formulár s políčkami na názov, popis, cenu za meter</w:t>
+      </w:r>
+    </w:p>
+    <w:p>
+      <w:pPr>
+        <w:pStyle w:val="ListNumber"/>
+        <w:numPr>
+          <w:ilvl w:val="0"/>
+          <w:numId w:val="0"/>
+        </w:numPr>
+      </w:pPr>
+      <w:r>
+        <w:t>7. Given administrátor je na formulári zóny | When vyplní údaje a klikne na 'Skontrolovať preklady' | Then preklady sú zobrazené a admin ich odsúhlasí</w:t>
+      </w:r>
+    </w:p>
+    <w:p>
+      <w:pPr>
+        <w:pStyle w:val="ListNumber"/>
+        <w:numPr>
+          <w:ilvl w:val="0"/>
+          <w:numId w:val="0"/>
+        </w:numPr>
+      </w:pPr>
+      <w:r>
+        <w:t>8. Given zóna bola uložená | When systém presmeruje späť do editácie jarmoku | Then zóna je pridaná a admin môže pokračovať vo vyplnení údajov jarmoku</w:t>
+      </w:r>
+    </w:p>
+    <w:p>
+      <w:pPr>
+        <w:pStyle w:val="ListNumber"/>
+        <w:numPr>
+          <w:ilvl w:val="0"/>
+          <w:numId w:val="0"/>
+        </w:numPr>
+      </w:pPr>
+      <w:r>
+        <w:t>9. Given administrátor je na detaile jarmoku | When vyplní názov, dátumy, kontaktnú osobu, popis a titulnú fotku | Then údaje sú uložené</w:t>
+      </w:r>
+    </w:p>
+    <w:p>
+      <w:pPr>
+        <w:pStyle w:val="ListNumber"/>
+        <w:numPr>
+          <w:ilvl w:val="0"/>
+          <w:numId w:val="0"/>
+        </w:numPr>
+      </w:pPr>
+      <w:r>
+        <w:t>10. Given administrátor vyplnil údaje | When skontroluje automatické preklady a odsúhlasí jazykové mutácie | Then preklady sú potvrdené</w:t>
+      </w:r>
+    </w:p>
+    <w:p>
+      <w:pPr>
+        <w:pStyle w:val="ListNumber"/>
+        <w:numPr>
+          <w:ilvl w:val="0"/>
+          <w:numId w:val="0"/>
+        </w:numPr>
+      </w:pPr>
+      <w:r>
+        <w:t>11. Given administrátor skontroloval údaje | When klikne na 'Uložiť a publikovať' | Then jarmok je vytvorený a viditeľný v systéme</w:t>
+      </w:r>
+    </w:p>
+    <w:p>
+      <w:pPr>
+        <w:pStyle w:val="ListNumber"/>
+        <w:numPr>
+          <w:ilvl w:val="0"/>
+          <w:numId w:val="0"/>
+        </w:numPr>
+      </w:pPr>
+    </w:p>
+    <w:p>
+      <w:pPr>
+        <w:rPr>
+          <w:rFonts w:asciiTheme="minorHAnsi" w:hAnsiTheme="minorHAnsi" w:cstheme="minorBidi"/>
+          <w:kern w:val="2"/>
+          <w:lang w:eastAsia="zh-CN"/>
+          <w14:ligatures w14:val="standardContextual"/>
+        </w:rPr>
+      </w:pPr>
+      <w:r>
+        <w:br w:type="page"/>
+      </w:r>
+    </w:p>
+    <w:p>
+      <w:pPr>
+        <w:pStyle w:val="Heading1"/>
+        <w:rPr>
+          <w:rFonts w:asciiTheme="majorHAnsi" w:eastAsiaTheme="majorEastAsia" w:hAnsiTheme="majorHAnsi" w:cstheme="majorBidi"/>
+          <w:color w:val="0F4761" w:themeColor="accent1" w:themeShade="BF"/>
+          <w:sz w:val="40"/>
+          <w:szCs w:val="40"/>
+          <w:lang w:val="pl-PL"/>
+        </w:rPr>
+      </w:pPr>
+      <w:r>
+        <w:rPr>
+          <w:rStyle w:val="Heading1Char"/>
+          <w:lang w:val="pl-PL"/>
+        </w:rPr>
+        <w:lastRenderedPageBreak/>
+        <w:t>3</w:t>
+      </w:r>
+      <w:r>
+        <w:rPr>
+          <w:rStyle w:val="Heading1Char"/>
+          <w:lang w:val="sk-SK"/>
+        </w:rPr>
+        <w:t>.</w:t>
+      </w:r>
+      <w:r>
+        <w:rPr>
+          <w:rStyle w:val="Heading1Char"/>
+          <w:lang w:val="sk-SK"/>
+        </w:rPr>
+        <w:t xml:space="preserve"> </w:t>
+      </w:r>
+      <w:r>
+        <w:rPr>
+          <w:rStyle w:val="Heading1Char"/>
+          <w:lang w:val="sk-SK"/>
+        </w:rPr>
+        <w:t>Akceptačný test</w:t>
+      </w:r>
+      <w:r>
+        <w:rPr>
+          <w:rStyle w:val="Heading1Char"/>
+          <w:lang w:val="sk-SK"/>
+        </w:rPr>
+        <w:t xml:space="preserve"> -</w:t>
+      </w:r>
+      <w:r>
+        <w:rPr>
+          <w:rFonts w:asciiTheme="majorHAnsi" w:eastAsiaTheme="majorEastAsia" w:hAnsiTheme="majorHAnsi" w:cstheme="majorBidi"/>
+          <w:color w:val="0F4761" w:themeColor="accent1" w:themeShade="BF"/>
+          <w:sz w:val="40"/>
+          <w:szCs w:val="40"/>
+          <w:lang w:val="sk-SK"/>
+        </w:rPr>
+        <w:t xml:space="preserve"> </w:t>
+      </w:r>
+      <w:r>
+        <w:rPr>
+          <w:rFonts w:asciiTheme="majorHAnsi" w:eastAsiaTheme="majorEastAsia" w:hAnsiTheme="majorHAnsi" w:cstheme="majorBidi"/>
+          <w:color w:val="0F4761" w:themeColor="accent1" w:themeShade="BF"/>
+          <w:sz w:val="40"/>
+          <w:szCs w:val="40"/>
+          <w:lang w:val="pl-PL"/>
+        </w:rPr>
+        <w:t>Kontrola registrácie jarmočníka</w:t>
+      </w:r>
+    </w:p>
+    <w:p>
+      <w:pPr>
+        <w:pStyle w:val="Heading1"/>
+        <w:rPr>
+          <w:rFonts w:eastAsia="Times New Roman"/>
+          <w:sz w:val="36"/>
+          <w:szCs w:val="36"/>
+          <w:lang w:val="pl-PL"/>
+        </w:rPr>
+      </w:pPr>
+    </w:p>
+    <w:p>
+      <w:pPr>
+        <w:pStyle w:val="Heading3"/>
+        <w:spacing w:line="300" w:lineRule="atLeast"/>
+        <w:rPr>
+          <w:rFonts w:ascii="Segoe UI" w:hAnsi="Segoe UI" w:cs="Segoe UI"/>
+          <w:lang w:val="pl-PL"/>
+        </w:rPr>
+      </w:pPr>
+      <w:r>
+        <w:rPr>
+          <w:rStyle w:val="Strong"/>
+          <w:rFonts w:ascii="Segoe UI" w:hAnsi="Segoe UI" w:cs="Segoe UI"/>
           <w:b/>
           <w:bCs/>
-        </w:rPr>
+          <w:lang w:val="pl-PL"/>
+        </w:rPr>
+        <w:t>Účel</w:t>
+      </w:r>
+    </w:p>
+    <w:p>
+      <w:pPr>
+        <w:pStyle w:val="NormalWeb"/>
+        <w:spacing w:line="300" w:lineRule="atLeast"/>
+        <w:rPr>
+          <w:rFonts w:ascii="Segoe UI" w:hAnsi="Segoe UI" w:cs="Segoe UI"/>
+          <w:sz w:val="21"/>
+          <w:szCs w:val="21"/>
+        </w:rPr>
+      </w:pPr>
+      <w:r>
+        <w:rPr>
+          <w:rFonts w:ascii="Segoe UI" w:hAnsi="Segoe UI" w:cs="Segoe UI"/>
+          <w:sz w:val="21"/>
+          <w:szCs w:val="21"/>
+        </w:rPr>
+        <w:t xml:space="preserve">Administrátor kontroluje údaje registrácie, môže si stiahnuť dokumenty nahraté používateľom, zmeniť stav registrácie na </w:t>
+      </w:r>
+      <w:r>
+        <w:rPr>
+          <w:rStyle w:val="Strong"/>
+          <w:rFonts w:ascii="Segoe UI" w:hAnsi="Segoe UI" w:cs="Segoe UI"/>
+          <w:sz w:val="21"/>
+          <w:szCs w:val="21"/>
+        </w:rPr>
+        <w:t>Schválená</w:t>
+      </w:r>
+      <w:r>
+        <w:rPr>
+          <w:rFonts w:ascii="Segoe UI" w:hAnsi="Segoe UI" w:cs="Segoe UI"/>
+          <w:sz w:val="21"/>
+          <w:szCs w:val="21"/>
+        </w:rPr>
+        <w:t xml:space="preserve"> alebo </w:t>
+      </w:r>
+      <w:r>
+        <w:rPr>
+          <w:rStyle w:val="Strong"/>
+          <w:rFonts w:ascii="Segoe UI" w:hAnsi="Segoe UI" w:cs="Segoe UI"/>
+          <w:sz w:val="21"/>
+          <w:szCs w:val="21"/>
+        </w:rPr>
+        <w:t>Vrátená</w:t>
+      </w:r>
+      <w:r>
+        <w:rPr>
+          <w:rFonts w:ascii="Segoe UI" w:hAnsi="Segoe UI" w:cs="Segoe UI"/>
+          <w:sz w:val="21"/>
+          <w:szCs w:val="21"/>
+        </w:rPr>
+        <w:t>. V prípade vrátenia pridá dôvod, ktorý sa odošle emailom jarmočníkovi.</w:t>
+      </w:r>
+    </w:p>
+    <w:p>
+      <w:pPr>
+        <w:spacing w:line="300" w:lineRule="atLeast"/>
+        <w:rPr>
+          <w:rFonts w:ascii="Segoe UI" w:hAnsi="Segoe UI" w:cs="Segoe UI"/>
+          <w:sz w:val="21"/>
+          <w:szCs w:val="21"/>
+        </w:rPr>
+      </w:pPr>
+      <w:r>
+        <w:rPr>
+          <w:b/>
+          <w:bCs/>
+          <w:lang w:val="pl-PL"/>
+        </w:rPr>
+        <w:t>Forma</w:t>
+      </w:r>
+      <w:r>
+        <w:rPr>
+          <w:lang w:val="pl-PL"/>
+        </w:rPr>
+        <w:t xml:space="preserve">: </w:t>
+      </w:r>
+      <w:r>
         <w:t>Given-When-Then</w:t>
       </w:r>
     </w:p>
     <w:p>
       <w:pPr>
-        <w:pStyle w:val="Heading2"/>
-        <w:rPr>
-          <w:lang w:val="pl-PL"/>
-        </w:rPr>
-      </w:pPr>
-      <w:r>
-        <w:rPr>
-          <w:lang w:val="pl-PL"/>
-        </w:rPr>
-        <w:t>Predpoklady:</w:t>
-      </w:r>
-    </w:p>
-    <w:p>
-      <w:pPr>
-        <w:pStyle w:val="ListBullet"/>
-        <w:tabs>
-          <w:tab w:val="num" w:pos="360"/>
-        </w:tabs>
-        <w:ind w:left="360" w:hanging="360"/>
-        <w:rPr>
-          <w:lang w:val="pl-PL"/>
-        </w:rPr>
-      </w:pPr>
-      <w:r>
-        <w:rPr>
-          <w:lang w:val="pl-PL"/>
-        </w:rPr>
-        <w:t xml:space="preserve">- Používateľ má </w:t>
-      </w:r>
-      <w:r>
-        <w:rPr>
-          <w:lang w:val="pl-PL"/>
-        </w:rPr>
-        <w:t>email</w:t>
-      </w:r>
-    </w:p>
-    <w:p>
-      <w:pPr>
-        <w:pStyle w:val="ListBullet"/>
-        <w:tabs>
-          <w:tab w:val="num" w:pos="360"/>
-        </w:tabs>
-        <w:ind w:left="360" w:hanging="360"/>
-        <w:rPr>
-          <w:lang w:val="pl-PL"/>
-        </w:rPr>
-      </w:pPr>
-      <w:r>
-        <w:rPr>
-          <w:lang w:val="pl-PL"/>
-        </w:rPr>
-        <w:t>- Používateľ má platnú platobnú kartu</w:t>
-      </w:r>
-    </w:p>
-    <w:p>
-      <w:pPr>
-        <w:pStyle w:val="ListBullet"/>
+        <w:pStyle w:val="Heading3"/>
+        <w:spacing w:line="300" w:lineRule="atLeast"/>
+        <w:rPr>
+          <w:rFonts w:ascii="Segoe UI" w:hAnsi="Segoe UI" w:cs="Segoe UI"/>
+          <w:sz w:val="27"/>
+          <w:szCs w:val="27"/>
+        </w:rPr>
+      </w:pPr>
+      <w:r>
+        <w:rPr>
+          <w:rStyle w:val="Strong"/>
+          <w:rFonts w:ascii="Segoe UI" w:hAnsi="Segoe UI" w:cs="Segoe UI"/>
+          <w:b/>
+          <w:bCs/>
+        </w:rPr>
+        <w:t>Predpoklady</w:t>
+      </w:r>
+    </w:p>
+    <w:p>
+      <w:pPr>
+        <w:numPr>
+          <w:ilvl w:val="0"/>
+          <w:numId w:val="15"/>
+        </w:numPr>
+        <w:spacing w:before="100" w:beforeAutospacing="1" w:after="100" w:afterAutospacing="1" w:line="300" w:lineRule="atLeast"/>
+        <w:rPr>
+          <w:rFonts w:ascii="Segoe UI" w:hAnsi="Segoe UI" w:cs="Segoe UI"/>
+          <w:sz w:val="21"/>
+          <w:szCs w:val="21"/>
+          <w:lang w:val="pl-PL"/>
+        </w:rPr>
+      </w:pPr>
+      <w:r>
+        <w:rPr>
+          <w:rFonts w:ascii="Segoe UI" w:hAnsi="Segoe UI" w:cs="Segoe UI"/>
+          <w:sz w:val="21"/>
+          <w:szCs w:val="21"/>
+          <w:lang w:val="pl-PL"/>
+        </w:rPr>
+        <w:t>Administrátor je prihlásený do systému.</w:t>
+      </w:r>
+    </w:p>
+    <w:p>
+      <w:pPr>
+        <w:numPr>
+          <w:ilvl w:val="0"/>
+          <w:numId w:val="15"/>
+        </w:numPr>
+        <w:spacing w:before="100" w:beforeAutospacing="1" w:after="100" w:afterAutospacing="1" w:line="300" w:lineRule="atLeast"/>
+        <w:rPr>
+          <w:rFonts w:ascii="Segoe UI" w:hAnsi="Segoe UI" w:cs="Segoe UI"/>
+          <w:sz w:val="21"/>
+          <w:szCs w:val="21"/>
+          <w:lang w:val="pl-PL"/>
+        </w:rPr>
+      </w:pPr>
+      <w:r>
+        <w:rPr>
+          <w:rFonts w:ascii="Segoe UI" w:hAnsi="Segoe UI" w:cs="Segoe UI"/>
+          <w:sz w:val="21"/>
+          <w:szCs w:val="21"/>
+          <w:lang w:val="pl-PL"/>
+        </w:rPr>
+        <w:t>Má prístup k zoznamu registrácií.</w:t>
+      </w:r>
+    </w:p>
+    <w:p>
+      <w:pPr>
+        <w:pStyle w:val="Heading3"/>
+        <w:spacing w:line="300" w:lineRule="atLeast"/>
+        <w:rPr>
+          <w:rFonts w:ascii="Segoe UI" w:hAnsi="Segoe UI" w:cs="Segoe UI"/>
+          <w:sz w:val="27"/>
+          <w:szCs w:val="27"/>
+        </w:rPr>
+      </w:pPr>
+      <w:r>
+        <w:rPr>
+          <w:rStyle w:val="Strong"/>
+          <w:rFonts w:ascii="Segoe UI" w:hAnsi="Segoe UI" w:cs="Segoe UI"/>
+          <w:b/>
+          <w:bCs/>
+        </w:rPr>
+        <w:t>Postup (Given-When-Then)</w:t>
+      </w:r>
+    </w:p>
+    <w:p>
+      <w:pPr>
+        <w:pStyle w:val="NormalWeb"/>
+        <w:numPr>
+          <w:ilvl w:val="0"/>
+          <w:numId w:val="16"/>
+        </w:numPr>
+        <w:spacing w:line="300" w:lineRule="atLeast"/>
+        <w:rPr>
+          <w:rFonts w:ascii="Segoe UI" w:hAnsi="Segoe UI" w:cs="Segoe UI"/>
+          <w:sz w:val="21"/>
+          <w:szCs w:val="21"/>
+        </w:rPr>
+      </w:pPr>
+      <w:r>
+        <w:rPr>
+          <w:rStyle w:val="Strong"/>
+          <w:rFonts w:ascii="Segoe UI" w:hAnsi="Segoe UI" w:cs="Segoe UI"/>
+          <w:sz w:val="21"/>
+          <w:szCs w:val="21"/>
+        </w:rPr>
+        <w:t>Given</w:t>
+      </w:r>
+      <w:r>
+        <w:rPr>
+          <w:rFonts w:ascii="Segoe UI" w:hAnsi="Segoe UI" w:cs="Segoe UI"/>
+          <w:sz w:val="21"/>
+          <w:szCs w:val="21"/>
+        </w:rPr>
+        <w:t xml:space="preserve"> administrátor je prihlásený</w:t>
+      </w:r>
+      <w:r>
+        <w:rPr>
+          <w:rFonts w:ascii="Segoe UI" w:hAnsi="Segoe UI" w:cs="Segoe UI"/>
+          <w:sz w:val="21"/>
+          <w:szCs w:val="21"/>
+        </w:rPr>
+        <w:br/>
+      </w:r>
+      <w:r>
+        <w:rPr>
+          <w:rStyle w:val="Strong"/>
+          <w:rFonts w:ascii="Segoe UI" w:hAnsi="Segoe UI" w:cs="Segoe UI"/>
+          <w:sz w:val="21"/>
+          <w:szCs w:val="21"/>
+        </w:rPr>
+        <w:t>When</w:t>
+      </w:r>
+      <w:r>
+        <w:rPr>
+          <w:rFonts w:ascii="Segoe UI" w:hAnsi="Segoe UI" w:cs="Segoe UI"/>
+          <w:sz w:val="21"/>
+          <w:szCs w:val="21"/>
+        </w:rPr>
+        <w:t xml:space="preserve"> otvorí zoznam jarmokov a klikne na konkrétny jarmok</w:t>
+      </w:r>
+      <w:r>
+        <w:rPr>
+          <w:rFonts w:ascii="Segoe UI" w:hAnsi="Segoe UI" w:cs="Segoe UI"/>
+          <w:sz w:val="21"/>
+          <w:szCs w:val="21"/>
+        </w:rPr>
+        <w:br/>
+      </w:r>
+      <w:r>
+        <w:rPr>
+          <w:rStyle w:val="Strong"/>
+          <w:rFonts w:ascii="Segoe UI" w:hAnsi="Segoe UI" w:cs="Segoe UI"/>
+          <w:sz w:val="21"/>
+          <w:szCs w:val="21"/>
+        </w:rPr>
+        <w:t>Then</w:t>
+      </w:r>
+      <w:r>
+        <w:rPr>
+          <w:rFonts w:ascii="Segoe UI" w:hAnsi="Segoe UI" w:cs="Segoe UI"/>
+          <w:sz w:val="21"/>
+          <w:szCs w:val="21"/>
+        </w:rPr>
+        <w:t xml:space="preserve"> zobrazí sa detail jarmoku.</w:t>
+      </w:r>
+    </w:p>
+    <w:p>
+      <w:pPr>
+        <w:pStyle w:val="NormalWeb"/>
+        <w:numPr>
+          <w:ilvl w:val="0"/>
+          <w:numId w:val="16"/>
+        </w:numPr>
+        <w:spacing w:line="300" w:lineRule="atLeast"/>
+        <w:rPr>
+          <w:rFonts w:ascii="Segoe UI" w:hAnsi="Segoe UI" w:cs="Segoe UI"/>
+          <w:sz w:val="21"/>
+          <w:szCs w:val="21"/>
+          <w:lang w:val="pl-PL"/>
+        </w:rPr>
+      </w:pPr>
+      <w:r>
+        <w:rPr>
+          <w:rStyle w:val="Strong"/>
+          <w:rFonts w:ascii="Segoe UI" w:hAnsi="Segoe UI" w:cs="Segoe UI"/>
+          <w:sz w:val="21"/>
+          <w:szCs w:val="21"/>
+          <w:lang w:val="pl-PL"/>
+        </w:rPr>
+        <w:t>Given</w:t>
+      </w:r>
+      <w:r>
+        <w:rPr>
+          <w:rFonts w:ascii="Segoe UI" w:hAnsi="Segoe UI" w:cs="Segoe UI"/>
+          <w:sz w:val="21"/>
+          <w:szCs w:val="21"/>
+          <w:lang w:val="pl-PL"/>
+        </w:rPr>
+        <w:t xml:space="preserve"> administrátor je na detaile jarmoku</w:t>
+      </w:r>
+      <w:r>
+        <w:rPr>
+          <w:rFonts w:ascii="Segoe UI" w:hAnsi="Segoe UI" w:cs="Segoe UI"/>
+          <w:sz w:val="21"/>
+          <w:szCs w:val="21"/>
+          <w:lang w:val="pl-PL"/>
+        </w:rPr>
+        <w:br/>
+      </w:r>
+      <w:r>
+        <w:rPr>
+          <w:rStyle w:val="Strong"/>
+          <w:rFonts w:ascii="Segoe UI" w:hAnsi="Segoe UI" w:cs="Segoe UI"/>
+          <w:sz w:val="21"/>
+          <w:szCs w:val="21"/>
+          <w:lang w:val="pl-PL"/>
+        </w:rPr>
+        <w:t>When</w:t>
+      </w:r>
+      <w:r>
+        <w:rPr>
+          <w:rFonts w:ascii="Segoe UI" w:hAnsi="Segoe UI" w:cs="Segoe UI"/>
+          <w:sz w:val="21"/>
+          <w:szCs w:val="21"/>
+          <w:lang w:val="pl-PL"/>
+        </w:rPr>
+        <w:t xml:space="preserve"> klikne na „Zoznam rezervácií“</w:t>
+      </w:r>
+      <w:r>
+        <w:rPr>
+          <w:rFonts w:ascii="Segoe UI" w:hAnsi="Segoe UI" w:cs="Segoe UI"/>
+          <w:sz w:val="21"/>
+          <w:szCs w:val="21"/>
+          <w:lang w:val="pl-PL"/>
+        </w:rPr>
+        <w:br/>
+      </w:r>
+      <w:r>
+        <w:rPr>
+          <w:rStyle w:val="Strong"/>
+          <w:rFonts w:ascii="Segoe UI" w:hAnsi="Segoe UI" w:cs="Segoe UI"/>
+          <w:sz w:val="21"/>
+          <w:szCs w:val="21"/>
+          <w:lang w:val="pl-PL"/>
+        </w:rPr>
+        <w:t>Then</w:t>
+      </w:r>
+      <w:r>
+        <w:rPr>
+          <w:rFonts w:ascii="Segoe UI" w:hAnsi="Segoe UI" w:cs="Segoe UI"/>
+          <w:sz w:val="21"/>
+          <w:szCs w:val="21"/>
+          <w:lang w:val="pl-PL"/>
+        </w:rPr>
+        <w:t xml:space="preserve"> zobrazí sa zoznam registrácií.</w:t>
+      </w:r>
+    </w:p>
+    <w:p>
+      <w:pPr>
+        <w:pStyle w:val="NormalWeb"/>
+        <w:numPr>
+          <w:ilvl w:val="0"/>
+          <w:numId w:val="16"/>
+        </w:numPr>
+        <w:spacing w:line="300" w:lineRule="atLeast"/>
+        <w:rPr>
+          <w:rFonts w:ascii="Segoe UI" w:hAnsi="Segoe UI" w:cs="Segoe UI"/>
+          <w:sz w:val="21"/>
+          <w:szCs w:val="21"/>
+          <w:lang w:val="pl-PL"/>
+        </w:rPr>
+      </w:pPr>
+      <w:r>
+        <w:rPr>
+          <w:rStyle w:val="Strong"/>
+          <w:rFonts w:ascii="Segoe UI" w:hAnsi="Segoe UI" w:cs="Segoe UI"/>
+          <w:sz w:val="21"/>
+          <w:szCs w:val="21"/>
+          <w:lang w:val="pl-PL"/>
+        </w:rPr>
+        <w:t>Given</w:t>
+      </w:r>
+      <w:r>
+        <w:rPr>
+          <w:rFonts w:ascii="Segoe UI" w:hAnsi="Segoe UI" w:cs="Segoe UI"/>
+          <w:sz w:val="21"/>
+          <w:szCs w:val="21"/>
+          <w:lang w:val="pl-PL"/>
+        </w:rPr>
+        <w:t xml:space="preserve"> administrátor vidí registrácie</w:t>
+      </w:r>
+      <w:r>
+        <w:rPr>
+          <w:rFonts w:ascii="Segoe UI" w:hAnsi="Segoe UI" w:cs="Segoe UI"/>
+          <w:sz w:val="21"/>
+          <w:szCs w:val="21"/>
+          <w:lang w:val="pl-PL"/>
+        </w:rPr>
+        <w:br/>
+      </w:r>
+      <w:r>
+        <w:rPr>
+          <w:rStyle w:val="Strong"/>
+          <w:rFonts w:ascii="Segoe UI" w:hAnsi="Segoe UI" w:cs="Segoe UI"/>
+          <w:sz w:val="21"/>
+          <w:szCs w:val="21"/>
+          <w:lang w:val="pl-PL"/>
+        </w:rPr>
+        <w:t>When</w:t>
+      </w:r>
+      <w:r>
+        <w:rPr>
+          <w:rFonts w:ascii="Segoe UI" w:hAnsi="Segoe UI" w:cs="Segoe UI"/>
+          <w:sz w:val="21"/>
+          <w:szCs w:val="21"/>
+          <w:lang w:val="pl-PL"/>
+        </w:rPr>
+        <w:t xml:space="preserve"> klikne na registráciu v stave „Kontrola“</w:t>
+      </w:r>
+      <w:r>
+        <w:rPr>
+          <w:rFonts w:ascii="Segoe UI" w:hAnsi="Segoe UI" w:cs="Segoe UI"/>
+          <w:sz w:val="21"/>
+          <w:szCs w:val="21"/>
+          <w:lang w:val="pl-PL"/>
+        </w:rPr>
+        <w:br/>
+      </w:r>
+      <w:r>
+        <w:rPr>
+          <w:rStyle w:val="Strong"/>
+          <w:rFonts w:ascii="Segoe UI" w:hAnsi="Segoe UI" w:cs="Segoe UI"/>
+          <w:sz w:val="21"/>
+          <w:szCs w:val="21"/>
+          <w:lang w:val="pl-PL"/>
+        </w:rPr>
+        <w:t>Then</w:t>
+      </w:r>
+      <w:r>
+        <w:rPr>
+          <w:rFonts w:ascii="Segoe UI" w:hAnsi="Segoe UI" w:cs="Segoe UI"/>
+          <w:sz w:val="21"/>
+          <w:szCs w:val="21"/>
+          <w:lang w:val="pl-PL"/>
+        </w:rPr>
+        <w:t xml:space="preserve"> zobrazí sa detail registrácie s údajmi a dokumentmi.</w:t>
+      </w:r>
+    </w:p>
+    <w:p>
+      <w:pPr>
+        <w:pStyle w:val="NormalWeb"/>
+        <w:numPr>
+          <w:ilvl w:val="0"/>
+          <w:numId w:val="16"/>
+        </w:numPr>
+        <w:spacing w:line="300" w:lineRule="atLeast"/>
+        <w:rPr>
+          <w:rFonts w:ascii="Segoe UI" w:hAnsi="Segoe UI" w:cs="Segoe UI"/>
+          <w:sz w:val="21"/>
+          <w:szCs w:val="21"/>
+          <w:lang w:val="pl-PL"/>
+        </w:rPr>
+      </w:pPr>
+      <w:r>
+        <w:rPr>
+          <w:rStyle w:val="Strong"/>
+          <w:rFonts w:ascii="Segoe UI" w:hAnsi="Segoe UI" w:cs="Segoe UI"/>
+          <w:sz w:val="21"/>
+          <w:szCs w:val="21"/>
+          <w:lang w:val="pl-PL"/>
+        </w:rPr>
+        <w:t>Given</w:t>
+      </w:r>
+      <w:r>
+        <w:rPr>
+          <w:rFonts w:ascii="Segoe UI" w:hAnsi="Segoe UI" w:cs="Segoe UI"/>
+          <w:sz w:val="21"/>
+          <w:szCs w:val="21"/>
+          <w:lang w:val="pl-PL"/>
+        </w:rPr>
+        <w:t xml:space="preserve"> administrátor kontroluje registráciu</w:t>
+      </w:r>
+      <w:r>
+        <w:rPr>
+          <w:rFonts w:ascii="Segoe UI" w:hAnsi="Segoe UI" w:cs="Segoe UI"/>
+          <w:sz w:val="21"/>
+          <w:szCs w:val="21"/>
+          <w:lang w:val="pl-PL"/>
+        </w:rPr>
+        <w:br/>
+      </w:r>
+      <w:r>
+        <w:rPr>
+          <w:rStyle w:val="Strong"/>
+          <w:rFonts w:ascii="Segoe UI" w:hAnsi="Segoe UI" w:cs="Segoe UI"/>
+          <w:sz w:val="21"/>
+          <w:szCs w:val="21"/>
+          <w:lang w:val="pl-PL"/>
+        </w:rPr>
+        <w:t>When</w:t>
+      </w:r>
+      <w:r>
+        <w:rPr>
+          <w:rFonts w:ascii="Segoe UI" w:hAnsi="Segoe UI" w:cs="Segoe UI"/>
+          <w:sz w:val="21"/>
+          <w:szCs w:val="21"/>
+          <w:lang w:val="pl-PL"/>
+        </w:rPr>
+        <w:t xml:space="preserve"> otvorí alebo stiahne nahraté dokumenty používateľom</w:t>
+      </w:r>
+      <w:r>
+        <w:rPr>
+          <w:rFonts w:ascii="Segoe UI" w:hAnsi="Segoe UI" w:cs="Segoe UI"/>
+          <w:sz w:val="21"/>
+          <w:szCs w:val="21"/>
+          <w:lang w:val="pl-PL"/>
+        </w:rPr>
+        <w:br/>
+      </w:r>
+      <w:r>
+        <w:rPr>
+          <w:rStyle w:val="Strong"/>
+          <w:rFonts w:ascii="Segoe UI" w:hAnsi="Segoe UI" w:cs="Segoe UI"/>
+          <w:sz w:val="21"/>
+          <w:szCs w:val="21"/>
+          <w:lang w:val="pl-PL"/>
+        </w:rPr>
+        <w:t>Then</w:t>
+      </w:r>
+      <w:r>
+        <w:rPr>
+          <w:rFonts w:ascii="Segoe UI" w:hAnsi="Segoe UI" w:cs="Segoe UI"/>
+          <w:sz w:val="21"/>
+          <w:szCs w:val="21"/>
+          <w:lang w:val="pl-PL"/>
+        </w:rPr>
+        <w:t xml:space="preserve"> dokumenty sú dostupné na kontrolu.</w:t>
+      </w:r>
+    </w:p>
+    <w:p>
+      <w:pPr>
+        <w:pStyle w:val="NormalWeb"/>
+        <w:numPr>
+          <w:ilvl w:val="0"/>
+          <w:numId w:val="16"/>
+        </w:numPr>
+        <w:spacing w:line="300" w:lineRule="atLeast"/>
+        <w:rPr>
+          <w:rFonts w:ascii="Segoe UI" w:hAnsi="Segoe UI" w:cs="Segoe UI"/>
+          <w:sz w:val="21"/>
+          <w:szCs w:val="21"/>
+          <w:lang w:val="pl-PL"/>
+        </w:rPr>
+      </w:pPr>
+      <w:r>
+        <w:rPr>
+          <w:rStyle w:val="Strong"/>
+          <w:rFonts w:ascii="Segoe UI" w:hAnsi="Segoe UI" w:cs="Segoe UI"/>
+          <w:sz w:val="21"/>
+          <w:szCs w:val="21"/>
+          <w:lang w:val="pl-PL"/>
+        </w:rPr>
+        <w:t>Given</w:t>
+      </w:r>
+      <w:r>
+        <w:rPr>
+          <w:rFonts w:ascii="Segoe UI" w:hAnsi="Segoe UI" w:cs="Segoe UI"/>
+          <w:sz w:val="21"/>
+          <w:szCs w:val="21"/>
+          <w:lang w:val="pl-PL"/>
+        </w:rPr>
+        <w:t xml:space="preserve"> administrátor chce zmeniť stav</w:t>
+      </w:r>
+      <w:r>
+        <w:rPr>
+          <w:rFonts w:ascii="Segoe UI" w:hAnsi="Segoe UI" w:cs="Segoe UI"/>
+          <w:sz w:val="21"/>
+          <w:szCs w:val="21"/>
+          <w:lang w:val="pl-PL"/>
+        </w:rPr>
+        <w:br/>
+      </w:r>
+      <w:r>
+        <w:rPr>
+          <w:rStyle w:val="Strong"/>
+          <w:rFonts w:ascii="Segoe UI" w:hAnsi="Segoe UI" w:cs="Segoe UI"/>
+          <w:sz w:val="21"/>
+          <w:szCs w:val="21"/>
+          <w:lang w:val="pl-PL"/>
+        </w:rPr>
+        <w:t>When</w:t>
+      </w:r>
+      <w:r>
+        <w:rPr>
+          <w:rFonts w:ascii="Segoe UI" w:hAnsi="Segoe UI" w:cs="Segoe UI"/>
+          <w:sz w:val="21"/>
+          <w:szCs w:val="21"/>
+          <w:lang w:val="pl-PL"/>
+        </w:rPr>
+        <w:t xml:space="preserve"> klikne na „Upraviť stav“ a vyberie „Schválená“</w:t>
+      </w:r>
+      <w:r>
+        <w:rPr>
+          <w:rFonts w:ascii="Segoe UI" w:hAnsi="Segoe UI" w:cs="Segoe UI"/>
+          <w:sz w:val="21"/>
+          <w:szCs w:val="21"/>
+          <w:lang w:val="pl-PL"/>
+        </w:rPr>
+        <w:br/>
+      </w:r>
+      <w:r>
+        <w:rPr>
+          <w:rStyle w:val="Strong"/>
+          <w:rFonts w:ascii="Segoe UI" w:hAnsi="Segoe UI" w:cs="Segoe UI"/>
+          <w:sz w:val="21"/>
+          <w:szCs w:val="21"/>
+          <w:lang w:val="pl-PL"/>
+        </w:rPr>
+        <w:t>Then</w:t>
+      </w:r>
+      <w:r>
+        <w:rPr>
+          <w:rFonts w:ascii="Segoe UI" w:hAnsi="Segoe UI" w:cs="Segoe UI"/>
+          <w:sz w:val="21"/>
+          <w:szCs w:val="21"/>
+          <w:lang w:val="pl-PL"/>
+        </w:rPr>
+        <w:t xml:space="preserve"> registrácia je schválená.</w:t>
+      </w:r>
+    </w:p>
+    <w:p>
+      <w:pPr>
+        <w:pStyle w:val="NormalWeb"/>
+        <w:numPr>
+          <w:ilvl w:val="0"/>
+          <w:numId w:val="16"/>
+        </w:numPr>
+        <w:spacing w:line="300" w:lineRule="atLeast"/>
+        <w:rPr>
+          <w:rFonts w:ascii="Segoe UI" w:hAnsi="Segoe UI" w:cs="Segoe UI"/>
+          <w:sz w:val="21"/>
+          <w:szCs w:val="21"/>
+          <w:lang w:val="pl-PL"/>
+        </w:rPr>
+      </w:pPr>
+      <w:r>
+        <w:rPr>
+          <w:rStyle w:val="Strong"/>
+          <w:rFonts w:ascii="Segoe UI" w:hAnsi="Segoe UI" w:cs="Segoe UI"/>
+          <w:sz w:val="21"/>
+          <w:szCs w:val="21"/>
+          <w:lang w:val="pl-PL"/>
+        </w:rPr>
+        <w:t>Given</w:t>
+      </w:r>
+      <w:r>
+        <w:rPr>
+          <w:rFonts w:ascii="Segoe UI" w:hAnsi="Segoe UI" w:cs="Segoe UI"/>
+          <w:sz w:val="21"/>
+          <w:szCs w:val="21"/>
+          <w:lang w:val="pl-PL"/>
+        </w:rPr>
+        <w:t xml:space="preserve"> administrátor chce vrátiť registráciu</w:t>
+      </w:r>
+      <w:r>
+        <w:rPr>
+          <w:rFonts w:ascii="Segoe UI" w:hAnsi="Segoe UI" w:cs="Segoe UI"/>
+          <w:sz w:val="21"/>
+          <w:szCs w:val="21"/>
+          <w:lang w:val="pl-PL"/>
+        </w:rPr>
+        <w:br/>
+      </w:r>
+      <w:r>
+        <w:rPr>
+          <w:rStyle w:val="Strong"/>
+          <w:rFonts w:ascii="Segoe UI" w:hAnsi="Segoe UI" w:cs="Segoe UI"/>
+          <w:sz w:val="21"/>
+          <w:szCs w:val="21"/>
+          <w:lang w:val="pl-PL"/>
+        </w:rPr>
+        <w:t>When</w:t>
+      </w:r>
+      <w:r>
+        <w:rPr>
+          <w:rFonts w:ascii="Segoe UI" w:hAnsi="Segoe UI" w:cs="Segoe UI"/>
+          <w:sz w:val="21"/>
+          <w:szCs w:val="21"/>
+          <w:lang w:val="pl-PL"/>
+        </w:rPr>
+        <w:t xml:space="preserve"> klikne na „Vrátená“, vyplní dôvod vrátenia a uloží zmeny</w:t>
+      </w:r>
+      <w:r>
+        <w:rPr>
+          <w:rFonts w:ascii="Segoe UI" w:hAnsi="Segoe UI" w:cs="Segoe UI"/>
+          <w:sz w:val="21"/>
+          <w:szCs w:val="21"/>
+          <w:lang w:val="pl-PL"/>
+        </w:rPr>
+        <w:br/>
+      </w:r>
+      <w:r>
+        <w:rPr>
+          <w:rStyle w:val="Strong"/>
+          <w:rFonts w:ascii="Segoe UI" w:hAnsi="Segoe UI" w:cs="Segoe UI"/>
+          <w:sz w:val="21"/>
+          <w:szCs w:val="21"/>
+          <w:lang w:val="pl-PL"/>
+        </w:rPr>
+        <w:t>Then</w:t>
+      </w:r>
+      <w:r>
+        <w:rPr>
+          <w:rFonts w:ascii="Segoe UI" w:hAnsi="Segoe UI" w:cs="Segoe UI"/>
+          <w:sz w:val="21"/>
+          <w:szCs w:val="21"/>
+          <w:lang w:val="pl-PL"/>
+        </w:rPr>
+        <w:t xml:space="preserve"> registrácia je vrátená a používateľ dostane email s dôvodom.</w:t>
+      </w:r>
+    </w:p>
+    <w:p>
+      <w:pPr>
+        <w:pStyle w:val="ListNumber"/>
         <w:numPr>
           <w:ilvl w:val="0"/>
           <w:numId w:val="0"/>
         </w:numPr>
-        <w:ind w:left="360"/>
-        <w:rPr>
-          <w:lang w:val="pl-PL"/>
+        <w:rPr>
+          <w:lang w:val="pl-PL"/>
+        </w:rPr>
+      </w:pPr>
+    </w:p>
+    <w:p>
+      <w:pPr>
+        <w:rPr>
+          <w:rFonts w:ascii="Tahoma" w:eastAsia="Times New Roman" w:hAnsi="Tahoma" w:cs="Tahoma"/>
+          <w:lang w:val="pl-PL"/>
+        </w:rPr>
+      </w:pPr>
+      <w:r>
+        <w:rPr>
+          <w:rFonts w:ascii="Tahoma" w:eastAsia="Times New Roman" w:hAnsi="Tahoma" w:cs="Tahoma"/>
+          <w:lang w:val="pl-PL"/>
+        </w:rPr>
+        <w:br w:type="page"/>
+      </w:r>
+    </w:p>
+    <w:p>
+      <w:pPr>
+        <w:pStyle w:val="Heading1"/>
+        <w:rPr>
+          <w:rFonts w:eastAsiaTheme="majorEastAsia"/>
+        </w:rPr>
+      </w:pPr>
+      <w:r>
+        <w:rPr>
+          <w:rStyle w:val="Heading1Char"/>
+        </w:rPr>
+        <w:lastRenderedPageBreak/>
+        <w:t>4</w:t>
+      </w:r>
+      <w:r>
+        <w:rPr>
+          <w:rStyle w:val="Heading1Char"/>
+          <w:lang w:val="sk-SK"/>
+        </w:rPr>
+        <w:t>.</w:t>
+      </w:r>
+      <w:r>
+        <w:rPr>
+          <w:rStyle w:val="Heading1Char"/>
+          <w:lang w:val="sk-SK"/>
+        </w:rPr>
+        <w:t xml:space="preserve"> </w:t>
+      </w:r>
+      <w:r>
+        <w:rPr>
+          <w:rStyle w:val="Heading1Char"/>
+          <w:lang w:val="sk-SK"/>
+        </w:rPr>
+        <w:t>Akceptačný test</w:t>
+      </w:r>
+      <w:r>
+        <w:rPr>
+          <w:rStyle w:val="Heading1Char"/>
+          <w:lang w:val="sk-SK"/>
+        </w:rPr>
+        <w:t xml:space="preserve"> </w:t>
+      </w:r>
+      <w:r>
+        <w:rPr>
+          <w:rFonts w:asciiTheme="majorHAnsi" w:eastAsiaTheme="majorEastAsia" w:hAnsiTheme="majorHAnsi" w:cstheme="majorBidi"/>
+          <w:color w:val="0F4761" w:themeColor="accent1" w:themeShade="BF"/>
+          <w:sz w:val="40"/>
+          <w:szCs w:val="40"/>
+          <w:lang w:val="sk-SK"/>
+        </w:rPr>
+        <w:t xml:space="preserve">- </w:t>
+      </w:r>
+      <w:r>
+        <w:rPr>
+          <w:rFonts w:asciiTheme="majorHAnsi" w:eastAsiaTheme="majorEastAsia" w:hAnsiTheme="majorHAnsi" w:cstheme="majorBidi"/>
+          <w:color w:val="0F4761" w:themeColor="accent1" w:themeShade="BF"/>
+          <w:sz w:val="40"/>
+          <w:szCs w:val="40"/>
+        </w:rPr>
+        <w:t>Pridanie a úprava oznámenia</w:t>
+      </w:r>
+      <w:r>
+        <w:rPr>
+          <w:rStyle w:val="Heading1Char"/>
+          <w:lang w:val="sk-SK"/>
+        </w:rPr>
+        <w:t xml:space="preserve"> </w:t>
+      </w:r>
+    </w:p>
+    <w:p>
+      <w:pPr>
+        <w:rPr>
+          <w:rFonts w:ascii="Tahoma" w:eastAsia="Times New Roman" w:hAnsi="Tahoma" w:cs="Tahoma"/>
+        </w:rPr>
+      </w:pPr>
+    </w:p>
+    <w:p>
+      <w:pPr>
+        <w:pStyle w:val="Heading3"/>
+        <w:spacing w:line="300" w:lineRule="atLeast"/>
+        <w:rPr>
+          <w:rFonts w:ascii="Segoe UI" w:eastAsia="Times New Roman" w:hAnsi="Segoe UI" w:cs="Segoe UI"/>
+          <w:sz w:val="27"/>
+          <w:szCs w:val="27"/>
+        </w:rPr>
+      </w:pPr>
+      <w:r>
+        <w:rPr>
+          <w:rStyle w:val="Strong"/>
+          <w:rFonts w:ascii="Segoe UI" w:hAnsi="Segoe UI" w:cs="Segoe UI"/>
+          <w:b/>
+          <w:bCs/>
+        </w:rPr>
+        <w:t>Účel</w:t>
+      </w:r>
+    </w:p>
+    <w:p>
+      <w:pPr>
+        <w:pStyle w:val="NormalWeb"/>
+        <w:spacing w:line="300" w:lineRule="atLeast"/>
+        <w:rPr>
+          <w:rFonts w:ascii="Segoe UI" w:hAnsi="Segoe UI" w:cs="Segoe UI"/>
+          <w:sz w:val="21"/>
+          <w:szCs w:val="21"/>
+        </w:rPr>
+      </w:pPr>
+      <w:r>
+        <w:rPr>
+          <w:rFonts w:ascii="Segoe UI" w:hAnsi="Segoe UI" w:cs="Segoe UI"/>
+          <w:sz w:val="21"/>
+          <w:szCs w:val="21"/>
+        </w:rPr>
+        <w:t>Administrátor môže pridať alebo upraviť oznámenia, ktoré sa zobrazujú na úvodnej stránke portálu. Oznámenia sú zoradené podľa času poslednej úpravy – najnovšie upravené oznámenie sa zobrazí navrchu.</w:t>
+      </w:r>
+    </w:p>
+    <w:p>
+      <w:pPr>
+        <w:spacing w:line="300" w:lineRule="atLeast"/>
+        <w:rPr>
+          <w:rFonts w:ascii="Segoe UI" w:hAnsi="Segoe UI" w:cs="Segoe UI"/>
+          <w:sz w:val="21"/>
+          <w:szCs w:val="21"/>
+        </w:rPr>
+      </w:pPr>
+      <w:r>
+        <w:rPr>
+          <w:b/>
+          <w:bCs/>
+          <w:lang w:val="pl-PL"/>
+        </w:rPr>
+        <w:t>Forma</w:t>
+      </w:r>
+      <w:r>
+        <w:rPr>
+          <w:lang w:val="pl-PL"/>
+        </w:rPr>
+        <w:t xml:space="preserve">: </w:t>
+      </w:r>
+      <w:r>
+        <w:t>Given-When-Then</w:t>
+      </w:r>
+    </w:p>
+    <w:p>
+      <w:pPr>
+        <w:pStyle w:val="Heading3"/>
+        <w:spacing w:line="300" w:lineRule="atLeast"/>
+        <w:rPr>
+          <w:rFonts w:ascii="Segoe UI" w:hAnsi="Segoe UI" w:cs="Segoe UI"/>
+          <w:sz w:val="27"/>
+          <w:szCs w:val="27"/>
+        </w:rPr>
+      </w:pPr>
+      <w:r>
+        <w:rPr>
+          <w:rStyle w:val="Strong"/>
+          <w:rFonts w:ascii="Segoe UI" w:hAnsi="Segoe UI" w:cs="Segoe UI"/>
+          <w:b/>
+          <w:bCs/>
+        </w:rPr>
+        <w:t>Predpoklady</w:t>
+      </w:r>
+    </w:p>
+    <w:p>
+      <w:pPr>
+        <w:numPr>
+          <w:ilvl w:val="0"/>
+          <w:numId w:val="17"/>
+        </w:numPr>
+        <w:spacing w:before="100" w:beforeAutospacing="1" w:after="100" w:afterAutospacing="1" w:line="300" w:lineRule="atLeast"/>
+        <w:rPr>
+          <w:rFonts w:ascii="Segoe UI" w:hAnsi="Segoe UI" w:cs="Segoe UI"/>
+          <w:sz w:val="21"/>
+          <w:szCs w:val="21"/>
+          <w:lang w:val="pl-PL"/>
+        </w:rPr>
+      </w:pPr>
+      <w:r>
+        <w:rPr>
+          <w:rFonts w:ascii="Segoe UI" w:hAnsi="Segoe UI" w:cs="Segoe UI"/>
+          <w:sz w:val="21"/>
+          <w:szCs w:val="21"/>
+          <w:lang w:val="pl-PL"/>
+        </w:rPr>
+        <w:t>Administrátor je prihlásený do systému.</w:t>
+      </w:r>
+    </w:p>
+    <w:p>
+      <w:pPr>
+        <w:numPr>
+          <w:ilvl w:val="0"/>
+          <w:numId w:val="17"/>
+        </w:numPr>
+        <w:spacing w:before="100" w:beforeAutospacing="1" w:after="100" w:afterAutospacing="1" w:line="300" w:lineRule="atLeast"/>
+        <w:rPr>
+          <w:rFonts w:ascii="Segoe UI" w:hAnsi="Segoe UI" w:cs="Segoe UI"/>
+          <w:sz w:val="21"/>
+          <w:szCs w:val="21"/>
+        </w:rPr>
+      </w:pPr>
+      <w:r>
+        <w:rPr>
+          <w:rFonts w:ascii="Segoe UI" w:hAnsi="Segoe UI" w:cs="Segoe UI"/>
+          <w:sz w:val="21"/>
+          <w:szCs w:val="21"/>
+        </w:rPr>
+        <w:t>Má oprávnenie spravovať oznámenia.</w:t>
+      </w:r>
+    </w:p>
+    <w:p>
+      <w:pPr>
+        <w:spacing w:line="300" w:lineRule="atLeast"/>
+        <w:rPr>
+          <w:rFonts w:ascii="Segoe UI" w:hAnsi="Segoe UI" w:cs="Segoe UI"/>
+          <w:sz w:val="21"/>
+          <w:szCs w:val="21"/>
+        </w:rPr>
+      </w:pPr>
+    </w:p>
+    <w:p>
+      <w:pPr>
+        <w:pStyle w:val="Heading3"/>
+        <w:spacing w:line="300" w:lineRule="atLeast"/>
+        <w:rPr>
+          <w:rFonts w:ascii="Segoe UI" w:hAnsi="Segoe UI" w:cs="Segoe UI"/>
+          <w:sz w:val="27"/>
+          <w:szCs w:val="27"/>
+        </w:rPr>
+      </w:pPr>
+      <w:r>
+        <w:rPr>
+          <w:rStyle w:val="Strong"/>
+          <w:rFonts w:ascii="Segoe UI" w:hAnsi="Segoe UI" w:cs="Segoe UI"/>
+          <w:b/>
+          <w:bCs/>
+        </w:rPr>
+        <w:t>Postup (Given-When-Then)</w:t>
+      </w:r>
+    </w:p>
+    <w:p>
+      <w:pPr>
+        <w:pStyle w:val="NormalWeb"/>
+        <w:numPr>
+          <w:ilvl w:val="0"/>
+          <w:numId w:val="18"/>
+        </w:numPr>
+        <w:spacing w:line="300" w:lineRule="atLeast"/>
+        <w:rPr>
+          <w:rFonts w:ascii="Segoe UI" w:hAnsi="Segoe UI" w:cs="Segoe UI"/>
+          <w:sz w:val="21"/>
+          <w:szCs w:val="21"/>
+        </w:rPr>
+      </w:pPr>
+      <w:r>
+        <w:rPr>
+          <w:rStyle w:val="Strong"/>
+          <w:rFonts w:ascii="Segoe UI" w:hAnsi="Segoe UI" w:cs="Segoe UI"/>
+          <w:sz w:val="21"/>
+          <w:szCs w:val="21"/>
+        </w:rPr>
+        <w:t>Given</w:t>
+      </w:r>
+      <w:r>
+        <w:rPr>
+          <w:rFonts w:ascii="Segoe UI" w:hAnsi="Segoe UI" w:cs="Segoe UI"/>
+          <w:sz w:val="21"/>
+          <w:szCs w:val="21"/>
+        </w:rPr>
+        <w:t xml:space="preserve"> administrátor je prihlásený</w:t>
+      </w:r>
+      <w:r>
+        <w:rPr>
+          <w:rFonts w:ascii="Segoe UI" w:hAnsi="Segoe UI" w:cs="Segoe UI"/>
+          <w:sz w:val="21"/>
+          <w:szCs w:val="21"/>
+        </w:rPr>
+        <w:br/>
+      </w:r>
+      <w:r>
+        <w:rPr>
+          <w:rStyle w:val="Strong"/>
+          <w:rFonts w:ascii="Segoe UI" w:hAnsi="Segoe UI" w:cs="Segoe UI"/>
+          <w:sz w:val="21"/>
+          <w:szCs w:val="21"/>
+        </w:rPr>
+        <w:t>When</w:t>
+      </w:r>
+      <w:r>
+        <w:rPr>
+          <w:rFonts w:ascii="Segoe UI" w:hAnsi="Segoe UI" w:cs="Segoe UI"/>
+          <w:sz w:val="21"/>
+          <w:szCs w:val="21"/>
+        </w:rPr>
+        <w:t xml:space="preserve"> otvorí „Nastavenia → Oznámenia“</w:t>
+      </w:r>
+      <w:r>
+        <w:rPr>
+          <w:rFonts w:ascii="Segoe UI" w:hAnsi="Segoe UI" w:cs="Segoe UI"/>
+          <w:sz w:val="21"/>
+          <w:szCs w:val="21"/>
+        </w:rPr>
+        <w:br/>
+      </w:r>
+      <w:r>
+        <w:rPr>
+          <w:rStyle w:val="Strong"/>
+          <w:rFonts w:ascii="Segoe UI" w:hAnsi="Segoe UI" w:cs="Segoe UI"/>
+          <w:sz w:val="21"/>
+          <w:szCs w:val="21"/>
+        </w:rPr>
+        <w:t>Then</w:t>
+      </w:r>
+      <w:r>
+        <w:rPr>
+          <w:rFonts w:ascii="Segoe UI" w:hAnsi="Segoe UI" w:cs="Segoe UI"/>
+          <w:sz w:val="21"/>
+          <w:szCs w:val="21"/>
+        </w:rPr>
+        <w:t xml:space="preserve"> zobrazí sa zoznam oznámení.</w:t>
+      </w:r>
+    </w:p>
+    <w:p>
+      <w:pPr>
+        <w:pStyle w:val="NormalWeb"/>
+        <w:numPr>
+          <w:ilvl w:val="0"/>
+          <w:numId w:val="18"/>
+        </w:numPr>
+        <w:spacing w:line="300" w:lineRule="atLeast"/>
+        <w:rPr>
+          <w:rFonts w:ascii="Segoe UI" w:hAnsi="Segoe UI" w:cs="Segoe UI"/>
+          <w:sz w:val="21"/>
+          <w:szCs w:val="21"/>
+        </w:rPr>
+      </w:pPr>
+      <w:r>
+        <w:rPr>
+          <w:rStyle w:val="Strong"/>
+          <w:rFonts w:ascii="Segoe UI" w:hAnsi="Segoe UI" w:cs="Segoe UI"/>
+          <w:sz w:val="21"/>
+          <w:szCs w:val="21"/>
+        </w:rPr>
+        <w:t>Given</w:t>
+      </w:r>
+      <w:r>
+        <w:rPr>
+          <w:rFonts w:ascii="Segoe UI" w:hAnsi="Segoe UI" w:cs="Segoe UI"/>
+          <w:sz w:val="21"/>
+          <w:szCs w:val="21"/>
+        </w:rPr>
+        <w:t xml:space="preserve"> administrátor je na stránke oznámení</w:t>
+      </w:r>
+      <w:r>
+        <w:rPr>
+          <w:rFonts w:ascii="Segoe UI" w:hAnsi="Segoe UI" w:cs="Segoe UI"/>
+          <w:sz w:val="21"/>
+          <w:szCs w:val="21"/>
+        </w:rPr>
+        <w:br/>
+      </w:r>
+      <w:r>
+        <w:rPr>
+          <w:rStyle w:val="Strong"/>
+          <w:rFonts w:ascii="Segoe UI" w:hAnsi="Segoe UI" w:cs="Segoe UI"/>
+          <w:sz w:val="21"/>
+          <w:szCs w:val="21"/>
+        </w:rPr>
+        <w:t>When</w:t>
+      </w:r>
+      <w:r>
+        <w:rPr>
+          <w:rFonts w:ascii="Segoe UI" w:hAnsi="Segoe UI" w:cs="Segoe UI"/>
+          <w:sz w:val="21"/>
+          <w:szCs w:val="21"/>
+        </w:rPr>
+        <w:t xml:space="preserve"> klikne na „Pridať oznámenie“</w:t>
+      </w:r>
+      <w:r>
+        <w:rPr>
+          <w:rFonts w:ascii="Segoe UI" w:hAnsi="Segoe UI" w:cs="Segoe UI"/>
+          <w:sz w:val="21"/>
+          <w:szCs w:val="21"/>
+        </w:rPr>
+        <w:br/>
+      </w:r>
+      <w:r>
+        <w:rPr>
+          <w:rStyle w:val="Strong"/>
+          <w:rFonts w:ascii="Segoe UI" w:hAnsi="Segoe UI" w:cs="Segoe UI"/>
+          <w:sz w:val="21"/>
+          <w:szCs w:val="21"/>
+        </w:rPr>
+        <w:t>Then</w:t>
+      </w:r>
+      <w:r>
+        <w:rPr>
+          <w:rFonts w:ascii="Segoe UI" w:hAnsi="Segoe UI" w:cs="Segoe UI"/>
+          <w:sz w:val="21"/>
+          <w:szCs w:val="21"/>
+        </w:rPr>
+        <w:t xml:space="preserve"> zobrazí sa formulár na pridanie oznámenia.</w:t>
+      </w:r>
+    </w:p>
+    <w:p>
+      <w:pPr>
+        <w:pStyle w:val="NormalWeb"/>
+        <w:numPr>
+          <w:ilvl w:val="0"/>
+          <w:numId w:val="18"/>
+        </w:numPr>
+        <w:spacing w:line="300" w:lineRule="atLeast"/>
+        <w:rPr>
+          <w:rFonts w:ascii="Segoe UI" w:hAnsi="Segoe UI" w:cs="Segoe UI"/>
+          <w:sz w:val="21"/>
+          <w:szCs w:val="21"/>
+        </w:rPr>
+      </w:pPr>
+      <w:r>
+        <w:rPr>
+          <w:rStyle w:val="Strong"/>
+          <w:rFonts w:ascii="Segoe UI" w:hAnsi="Segoe UI" w:cs="Segoe UI"/>
+          <w:sz w:val="21"/>
+          <w:szCs w:val="21"/>
+        </w:rPr>
+        <w:t>Given</w:t>
+      </w:r>
+      <w:r>
+        <w:rPr>
+          <w:rFonts w:ascii="Segoe UI" w:hAnsi="Segoe UI" w:cs="Segoe UI"/>
+          <w:sz w:val="21"/>
+          <w:szCs w:val="21"/>
+        </w:rPr>
+        <w:t xml:space="preserve"> administrátor pridáva oznámenie</w:t>
+      </w:r>
+      <w:r>
+        <w:rPr>
+          <w:rFonts w:ascii="Segoe UI" w:hAnsi="Segoe UI" w:cs="Segoe UI"/>
+          <w:sz w:val="21"/>
+          <w:szCs w:val="21"/>
+        </w:rPr>
+        <w:br/>
+      </w:r>
+      <w:r>
+        <w:rPr>
+          <w:rStyle w:val="Strong"/>
+          <w:rFonts w:ascii="Segoe UI" w:hAnsi="Segoe UI" w:cs="Segoe UI"/>
+          <w:sz w:val="21"/>
+          <w:szCs w:val="21"/>
+        </w:rPr>
+        <w:t>When</w:t>
+      </w:r>
+      <w:r>
+        <w:rPr>
+          <w:rFonts w:ascii="Segoe UI" w:hAnsi="Segoe UI" w:cs="Segoe UI"/>
+          <w:sz w:val="21"/>
+          <w:szCs w:val="21"/>
+        </w:rPr>
+        <w:t xml:space="preserve"> vyplní text oznámenia, môže použiť formátovanie (napr. bold)</w:t>
+      </w:r>
+      <w:r>
+        <w:rPr>
+          <w:rFonts w:ascii="Segoe UI" w:hAnsi="Segoe UI" w:cs="Segoe UI"/>
+          <w:sz w:val="21"/>
+          <w:szCs w:val="21"/>
+        </w:rPr>
+        <w:br/>
+      </w:r>
+      <w:r>
+        <w:rPr>
+          <w:rStyle w:val="Strong"/>
+          <w:rFonts w:ascii="Segoe UI" w:hAnsi="Segoe UI" w:cs="Segoe UI"/>
+          <w:sz w:val="21"/>
+          <w:szCs w:val="21"/>
+        </w:rPr>
+        <w:t>Then</w:t>
+      </w:r>
+      <w:r>
+        <w:rPr>
+          <w:rFonts w:ascii="Segoe UI" w:hAnsi="Segoe UI" w:cs="Segoe UI"/>
+          <w:sz w:val="21"/>
+          <w:szCs w:val="21"/>
+        </w:rPr>
+        <w:t xml:space="preserve"> obsah je pripravený na uloženie.</w:t>
+      </w:r>
+    </w:p>
+    <w:p>
+      <w:pPr>
+        <w:pStyle w:val="NormalWeb"/>
+        <w:numPr>
+          <w:ilvl w:val="0"/>
+          <w:numId w:val="18"/>
+        </w:numPr>
+        <w:spacing w:line="300" w:lineRule="atLeast"/>
+        <w:rPr>
+          <w:rFonts w:ascii="Segoe UI" w:hAnsi="Segoe UI" w:cs="Segoe UI"/>
+          <w:sz w:val="21"/>
+          <w:szCs w:val="21"/>
+        </w:rPr>
+      </w:pPr>
+      <w:r>
+        <w:rPr>
+          <w:rStyle w:val="Strong"/>
+          <w:rFonts w:ascii="Segoe UI" w:hAnsi="Segoe UI" w:cs="Segoe UI"/>
+          <w:sz w:val="21"/>
+          <w:szCs w:val="21"/>
+        </w:rPr>
+        <w:t>Given</w:t>
+      </w:r>
+      <w:r>
+        <w:rPr>
+          <w:rFonts w:ascii="Segoe UI" w:hAnsi="Segoe UI" w:cs="Segoe UI"/>
+          <w:sz w:val="21"/>
+          <w:szCs w:val="21"/>
+        </w:rPr>
+        <w:t xml:space="preserve"> administrátor vyplnil text</w:t>
+      </w:r>
+      <w:r>
+        <w:rPr>
+          <w:rFonts w:ascii="Segoe UI" w:hAnsi="Segoe UI" w:cs="Segoe UI"/>
+          <w:sz w:val="21"/>
+          <w:szCs w:val="21"/>
+        </w:rPr>
+        <w:br/>
+      </w:r>
+      <w:r>
+        <w:rPr>
+          <w:rStyle w:val="Strong"/>
+          <w:rFonts w:ascii="Segoe UI" w:hAnsi="Segoe UI" w:cs="Segoe UI"/>
+          <w:sz w:val="21"/>
+          <w:szCs w:val="21"/>
+        </w:rPr>
+        <w:t>When</w:t>
+      </w:r>
+      <w:r>
+        <w:rPr>
+          <w:rFonts w:ascii="Segoe UI" w:hAnsi="Segoe UI" w:cs="Segoe UI"/>
+          <w:sz w:val="21"/>
+          <w:szCs w:val="21"/>
+        </w:rPr>
+        <w:t xml:space="preserve"> klikne na „Uložiť zmeny“</w:t>
+      </w:r>
+      <w:r>
+        <w:rPr>
+          <w:rFonts w:ascii="Segoe UI" w:hAnsi="Segoe UI" w:cs="Segoe UI"/>
+          <w:sz w:val="21"/>
+          <w:szCs w:val="21"/>
+        </w:rPr>
+        <w:br/>
+      </w:r>
+      <w:r>
+        <w:rPr>
+          <w:rStyle w:val="Strong"/>
+          <w:rFonts w:ascii="Segoe UI" w:hAnsi="Segoe UI" w:cs="Segoe UI"/>
+          <w:sz w:val="21"/>
+          <w:szCs w:val="21"/>
+        </w:rPr>
+        <w:t>Then</w:t>
+      </w:r>
+      <w:r>
+        <w:rPr>
+          <w:rFonts w:ascii="Segoe UI" w:hAnsi="Segoe UI" w:cs="Segoe UI"/>
+          <w:sz w:val="21"/>
+          <w:szCs w:val="21"/>
+        </w:rPr>
+        <w:t xml:space="preserve"> oznámenie sa uloží a zobrazí na úvodnej stránke.</w:t>
+      </w:r>
+    </w:p>
+    <w:p>
+      <w:pPr>
+        <w:pStyle w:val="NormalWeb"/>
+        <w:spacing w:line="300" w:lineRule="atLeast"/>
+        <w:ind w:left="720"/>
+        <w:rPr>
+          <w:rStyle w:val="Strong"/>
+          <w:rFonts w:ascii="Segoe UI" w:hAnsi="Segoe UI" w:cs="Segoe UI"/>
+          <w:b w:val="0"/>
+          <w:bCs w:val="0"/>
+          <w:sz w:val="21"/>
+          <w:szCs w:val="21"/>
+        </w:rPr>
+      </w:pPr>
+    </w:p>
+    <w:p>
+      <w:pPr>
+        <w:pStyle w:val="NormalWeb"/>
+        <w:numPr>
+          <w:ilvl w:val="0"/>
+          <w:numId w:val="18"/>
+        </w:numPr>
+        <w:spacing w:line="300" w:lineRule="atLeast"/>
+        <w:rPr>
+          <w:rFonts w:ascii="Segoe UI" w:hAnsi="Segoe UI" w:cs="Segoe UI"/>
+          <w:sz w:val="21"/>
+          <w:szCs w:val="21"/>
+        </w:rPr>
+      </w:pPr>
+      <w:r>
+        <w:rPr>
+          <w:rStyle w:val="Strong"/>
+          <w:rFonts w:ascii="Segoe UI" w:hAnsi="Segoe UI" w:cs="Segoe UI"/>
+          <w:sz w:val="21"/>
+          <w:szCs w:val="21"/>
+        </w:rPr>
+        <w:t>Given</w:t>
+      </w:r>
+      <w:r>
+        <w:rPr>
+          <w:rFonts w:ascii="Segoe UI" w:hAnsi="Segoe UI" w:cs="Segoe UI"/>
+          <w:sz w:val="21"/>
+          <w:szCs w:val="21"/>
+        </w:rPr>
+        <w:t xml:space="preserve"> administrátor chce </w:t>
+      </w:r>
+      <w:r>
+        <w:rPr>
+          <w:rFonts w:ascii="Segoe UI" w:hAnsi="Segoe UI" w:cs="Segoe UI"/>
+          <w:b/>
+          <w:bCs/>
+          <w:sz w:val="21"/>
+          <w:szCs w:val="21"/>
+        </w:rPr>
+        <w:t>upraviť</w:t>
+      </w:r>
+      <w:r>
+        <w:rPr>
+          <w:rFonts w:ascii="Segoe UI" w:hAnsi="Segoe UI" w:cs="Segoe UI"/>
+          <w:sz w:val="21"/>
+          <w:szCs w:val="21"/>
+        </w:rPr>
+        <w:t xml:space="preserve"> oznámenie</w:t>
+      </w:r>
+      <w:r>
+        <w:rPr>
+          <w:rFonts w:ascii="Segoe UI" w:hAnsi="Segoe UI" w:cs="Segoe UI"/>
+          <w:sz w:val="21"/>
+          <w:szCs w:val="21"/>
+        </w:rPr>
+        <w:br/>
+      </w:r>
+      <w:r>
+        <w:rPr>
+          <w:rStyle w:val="Strong"/>
+          <w:rFonts w:ascii="Segoe UI" w:hAnsi="Segoe UI" w:cs="Segoe UI"/>
+          <w:sz w:val="21"/>
+          <w:szCs w:val="21"/>
+        </w:rPr>
+        <w:t>When</w:t>
+      </w:r>
+      <w:r>
+        <w:rPr>
+          <w:rFonts w:ascii="Segoe UI" w:hAnsi="Segoe UI" w:cs="Segoe UI"/>
+          <w:sz w:val="21"/>
+          <w:szCs w:val="21"/>
+        </w:rPr>
+        <w:t xml:space="preserve"> klikne na „Upraviť“ pri vybranom oznámení</w:t>
+      </w:r>
+      <w:r>
+        <w:rPr>
+          <w:rFonts w:ascii="Segoe UI" w:hAnsi="Segoe UI" w:cs="Segoe UI"/>
+          <w:sz w:val="21"/>
+          <w:szCs w:val="21"/>
+        </w:rPr>
+        <w:br/>
+      </w:r>
+      <w:r>
+        <w:rPr>
+          <w:rStyle w:val="Strong"/>
+          <w:rFonts w:ascii="Segoe UI" w:hAnsi="Segoe UI" w:cs="Segoe UI"/>
+          <w:sz w:val="21"/>
+          <w:szCs w:val="21"/>
+        </w:rPr>
+        <w:t>Then</w:t>
+      </w:r>
+      <w:r>
+        <w:rPr>
+          <w:rFonts w:ascii="Segoe UI" w:hAnsi="Segoe UI" w:cs="Segoe UI"/>
+          <w:sz w:val="21"/>
+          <w:szCs w:val="21"/>
+        </w:rPr>
+        <w:t xml:space="preserve"> zobrazí sa editor oznámenia.</w:t>
+      </w:r>
+    </w:p>
+    <w:p>
+      <w:pPr>
+        <w:pStyle w:val="NormalWeb"/>
+        <w:numPr>
+          <w:ilvl w:val="0"/>
+          <w:numId w:val="18"/>
+        </w:numPr>
+        <w:spacing w:line="300" w:lineRule="atLeast"/>
+        <w:rPr>
+          <w:rFonts w:ascii="Segoe UI" w:hAnsi="Segoe UI" w:cs="Segoe UI"/>
+          <w:sz w:val="21"/>
+          <w:szCs w:val="21"/>
+        </w:rPr>
+      </w:pPr>
+      <w:r>
+        <w:rPr>
+          <w:rStyle w:val="Strong"/>
+          <w:rFonts w:ascii="Segoe UI" w:hAnsi="Segoe UI" w:cs="Segoe UI"/>
+          <w:sz w:val="21"/>
+          <w:szCs w:val="21"/>
+        </w:rPr>
+        <w:t>Given</w:t>
+      </w:r>
+      <w:r>
+        <w:rPr>
+          <w:rFonts w:ascii="Segoe UI" w:hAnsi="Segoe UI" w:cs="Segoe UI"/>
+          <w:sz w:val="21"/>
+          <w:szCs w:val="21"/>
+        </w:rPr>
+        <w:t xml:space="preserve"> administrátor upravuje oznámenie</w:t>
+      </w:r>
+      <w:r>
+        <w:rPr>
+          <w:rFonts w:ascii="Segoe UI" w:hAnsi="Segoe UI" w:cs="Segoe UI"/>
+          <w:sz w:val="21"/>
+          <w:szCs w:val="21"/>
+        </w:rPr>
+        <w:br/>
+      </w:r>
+      <w:r>
+        <w:rPr>
+          <w:rStyle w:val="Strong"/>
+          <w:rFonts w:ascii="Segoe UI" w:hAnsi="Segoe UI" w:cs="Segoe UI"/>
+          <w:sz w:val="21"/>
+          <w:szCs w:val="21"/>
+        </w:rPr>
+        <w:t>When</w:t>
+      </w:r>
+      <w:r>
+        <w:rPr>
+          <w:rFonts w:ascii="Segoe UI" w:hAnsi="Segoe UI" w:cs="Segoe UI"/>
+          <w:sz w:val="21"/>
+          <w:szCs w:val="21"/>
+        </w:rPr>
+        <w:t xml:space="preserve"> zmení text, skontroluje jazykové mutácie a klikne na „Uložiť zmeny“</w:t>
+      </w:r>
+      <w:r>
+        <w:rPr>
+          <w:rFonts w:ascii="Segoe UI" w:hAnsi="Segoe UI" w:cs="Segoe UI"/>
+          <w:sz w:val="21"/>
+          <w:szCs w:val="21"/>
+        </w:rPr>
+        <w:br/>
+      </w:r>
+      <w:r>
+        <w:rPr>
+          <w:rStyle w:val="Strong"/>
+          <w:rFonts w:ascii="Segoe UI" w:hAnsi="Segoe UI" w:cs="Segoe UI"/>
+          <w:sz w:val="21"/>
+          <w:szCs w:val="21"/>
+        </w:rPr>
+        <w:t>Then</w:t>
+      </w:r>
+      <w:r>
+        <w:rPr>
+          <w:rFonts w:ascii="Segoe UI" w:hAnsi="Segoe UI" w:cs="Segoe UI"/>
+          <w:sz w:val="21"/>
+          <w:szCs w:val="21"/>
+        </w:rPr>
+        <w:t xml:space="preserve"> oznámenie sa aktualizuje a zobrazí navrchu zoznamu (podľa času úpravy).</w:t>
+      </w:r>
+    </w:p>
+    <w:p>
+      <w:pPr>
+        <w:rPr>
+          <w:rFonts w:ascii="Tahoma" w:eastAsia="Times New Roman" w:hAnsi="Tahoma" w:cs="Tahoma"/>
+        </w:rPr>
+      </w:pPr>
+      <w:r>
+        <w:rPr>
+          <w:rFonts w:ascii="Tahoma" w:eastAsia="Times New Roman" w:hAnsi="Tahoma" w:cs="Tahoma"/>
+        </w:rPr>
+        <w:lastRenderedPageBreak/>
+        <w:br w:type="page"/>
+      </w:r>
+    </w:p>
+    <w:p>
+      <w:pPr>
+        <w:pStyle w:val="Heading1"/>
+        <w:rPr>
+          <w:rFonts w:asciiTheme="majorHAnsi" w:eastAsiaTheme="majorEastAsia" w:hAnsiTheme="majorHAnsi" w:cstheme="majorBidi"/>
+          <w:color w:val="0F4761" w:themeColor="accent1" w:themeShade="BF"/>
+          <w:sz w:val="40"/>
+          <w:szCs w:val="40"/>
+        </w:rPr>
+      </w:pPr>
+      <w:r>
+        <w:rPr>
+          <w:rStyle w:val="Heading1Char"/>
+        </w:rPr>
+        <w:lastRenderedPageBreak/>
+        <w:t>5</w:t>
+      </w:r>
+      <w:r>
+        <w:rPr>
+          <w:rStyle w:val="Heading1Char"/>
+          <w:lang w:val="sk-SK"/>
+        </w:rPr>
+        <w:t>.</w:t>
+      </w:r>
+      <w:r>
+        <w:rPr>
+          <w:rStyle w:val="Heading1Char"/>
+          <w:lang w:val="sk-SK"/>
+        </w:rPr>
+        <w:t xml:space="preserve"> </w:t>
+      </w:r>
+      <w:r>
+        <w:rPr>
+          <w:rStyle w:val="Heading1Char"/>
+          <w:lang w:val="sk-SK"/>
+        </w:rPr>
+        <w:t>Akceptačný test</w:t>
+      </w:r>
+      <w:r>
+        <w:rPr>
+          <w:rStyle w:val="Heading1Char"/>
+          <w:lang w:val="sk-SK"/>
+        </w:rPr>
+        <w:t xml:space="preserve"> </w:t>
+      </w:r>
+      <w:r>
+        <w:rPr>
+          <w:rStyle w:val="Heading1Char"/>
+          <w:lang w:val="sk-SK"/>
+        </w:rPr>
+        <w:t xml:space="preserve"> - </w:t>
+      </w:r>
+      <w:r>
+        <w:rPr>
+          <w:rFonts w:asciiTheme="majorHAnsi" w:eastAsiaTheme="majorEastAsia" w:hAnsiTheme="majorHAnsi" w:cstheme="majorBidi"/>
+          <w:color w:val="0F4761" w:themeColor="accent1" w:themeShade="BF"/>
+          <w:sz w:val="40"/>
+          <w:szCs w:val="40"/>
+        </w:rPr>
+        <w:t>Používateľ &amp; Administrátor – Pridanie feedbacku a kategorizácia</w:t>
+      </w:r>
+    </w:p>
+    <w:p>
+      <w:pPr>
+        <w:pStyle w:val="Heading3"/>
+        <w:spacing w:line="300" w:lineRule="atLeast"/>
+        <w:rPr>
+          <w:rStyle w:val="Strong"/>
+          <w:rFonts w:ascii="Segoe UI" w:hAnsi="Segoe UI" w:cs="Segoe UI"/>
+          <w:b/>
+          <w:bCs/>
+        </w:rPr>
+      </w:pPr>
+    </w:p>
+    <w:p>
+      <w:pPr>
+        <w:pStyle w:val="Heading3"/>
+        <w:spacing w:line="300" w:lineRule="atLeast"/>
+        <w:rPr>
+          <w:rFonts w:ascii="Segoe UI" w:hAnsi="Segoe UI" w:cs="Segoe UI"/>
+        </w:rPr>
+      </w:pPr>
+      <w:r>
+        <w:rPr>
+          <w:rStyle w:val="Strong"/>
+          <w:rFonts w:ascii="Segoe UI" w:hAnsi="Segoe UI" w:cs="Segoe UI"/>
+          <w:b/>
+          <w:bCs/>
+        </w:rPr>
+        <w:t>Účel</w:t>
+      </w:r>
+    </w:p>
+    <w:p>
+      <w:pPr>
+        <w:pStyle w:val="NormalWeb"/>
+        <w:spacing w:line="300" w:lineRule="atLeast"/>
+        <w:rPr>
+          <w:rFonts w:ascii="Segoe UI" w:hAnsi="Segoe UI" w:cs="Segoe UI"/>
+          <w:sz w:val="21"/>
+          <w:szCs w:val="21"/>
+        </w:rPr>
+      </w:pPr>
+      <w:r>
+        <w:rPr>
+          <w:rFonts w:ascii="Segoe UI" w:hAnsi="Segoe UI" w:cs="Segoe UI"/>
+          <w:sz w:val="21"/>
+          <w:szCs w:val="21"/>
+        </w:rPr>
+        <w:t>Používateľ môže jednoducho pridať spätnú väzbu (feedback) k vybranému jarmoku. Administrátor má následne k dispozícii prehľad, filtrovanie, triedenie a kategorizáciu feedbackov (vrátane správy kategórií).</w:t>
+      </w:r>
+    </w:p>
+    <w:p>
+      <w:pPr>
+        <w:spacing w:line="300" w:lineRule="atLeast"/>
+        <w:rPr>
+          <w:rFonts w:ascii="Segoe UI" w:hAnsi="Segoe UI" w:cs="Segoe UI"/>
+          <w:sz w:val="21"/>
+          <w:szCs w:val="21"/>
+        </w:rPr>
+      </w:pPr>
+    </w:p>
+    <w:p>
+      <w:pPr>
+        <w:pStyle w:val="Heading3"/>
+        <w:spacing w:line="300" w:lineRule="atLeast"/>
+        <w:rPr>
+          <w:rFonts w:ascii="Segoe UI" w:hAnsi="Segoe UI" w:cs="Segoe UI"/>
+          <w:sz w:val="27"/>
+          <w:szCs w:val="27"/>
+        </w:rPr>
+      </w:pPr>
+      <w:r>
+        <w:rPr>
+          <w:rStyle w:val="Strong"/>
+          <w:rFonts w:ascii="Segoe UI" w:hAnsi="Segoe UI" w:cs="Segoe UI"/>
+          <w:b/>
+          <w:bCs/>
+        </w:rPr>
+        <w:t>Predpoklady</w:t>
+      </w:r>
+    </w:p>
+    <w:p>
+      <w:pPr>
+        <w:numPr>
+          <w:ilvl w:val="0"/>
+          <w:numId w:val="19"/>
+        </w:numPr>
+        <w:spacing w:before="100" w:beforeAutospacing="1" w:after="100" w:afterAutospacing="1" w:line="300" w:lineRule="atLeast"/>
+        <w:rPr>
+          <w:rFonts w:ascii="Segoe UI" w:hAnsi="Segoe UI" w:cs="Segoe UI"/>
+          <w:sz w:val="21"/>
+          <w:szCs w:val="21"/>
+        </w:rPr>
+      </w:pPr>
+      <w:r>
+        <w:rPr>
+          <w:rStyle w:val="Strong"/>
+          <w:rFonts w:ascii="Segoe UI" w:hAnsi="Segoe UI" w:cs="Segoe UI"/>
+          <w:sz w:val="21"/>
+          <w:szCs w:val="21"/>
+        </w:rPr>
+        <w:t>Používateľ</w:t>
+      </w:r>
+      <w:r>
+        <w:rPr>
+          <w:rFonts w:ascii="Segoe UI" w:hAnsi="Segoe UI" w:cs="Segoe UI"/>
+          <w:sz w:val="21"/>
+          <w:szCs w:val="21"/>
+        </w:rPr>
+        <w:t>: prístup na portál; môže byť prihlásený (zobrazí sa meno a firma) alebo neprihlásený (anonym).</w:t>
+      </w:r>
+    </w:p>
+    <w:p>
+      <w:pPr>
+        <w:numPr>
+          <w:ilvl w:val="0"/>
+          <w:numId w:val="19"/>
+        </w:numPr>
+        <w:spacing w:before="100" w:beforeAutospacing="1" w:after="100" w:afterAutospacing="1" w:line="300" w:lineRule="atLeast"/>
+        <w:rPr>
+          <w:rFonts w:ascii="Segoe UI" w:hAnsi="Segoe UI" w:cs="Segoe UI"/>
+          <w:sz w:val="21"/>
+          <w:szCs w:val="21"/>
+        </w:rPr>
+      </w:pPr>
+      <w:r>
+        <w:rPr>
+          <w:rStyle w:val="Strong"/>
+          <w:rFonts w:ascii="Segoe UI" w:hAnsi="Segoe UI" w:cs="Segoe UI"/>
+          <w:sz w:val="21"/>
+          <w:szCs w:val="21"/>
+        </w:rPr>
+        <w:t>Administrátor</w:t>
+      </w:r>
+      <w:r>
+        <w:rPr>
+          <w:rFonts w:ascii="Segoe UI" w:hAnsi="Segoe UI" w:cs="Segoe UI"/>
+          <w:sz w:val="21"/>
+          <w:szCs w:val="21"/>
+        </w:rPr>
+        <w:t>: je prihlásený a má oprávnenie spravovať spätnú väzbu a kategórie.</w:t>
+      </w:r>
+    </w:p>
+    <w:p>
+      <w:pPr>
+        <w:spacing w:line="300" w:lineRule="atLeast"/>
+        <w:rPr>
+          <w:rFonts w:ascii="Segoe UI" w:hAnsi="Segoe UI" w:cs="Segoe UI"/>
+          <w:sz w:val="21"/>
+          <w:szCs w:val="21"/>
         </w:rPr>
       </w:pPr>
     </w:p>
     <w:p>
       <w:pPr>
         <w:pStyle w:val="Heading2"/>
-      </w:pPr>
-      <w:r>
-        <w:t>Kroky testu:</w:t>
-      </w:r>
-    </w:p>
-    <w:p>
-      <w:pPr>
-        <w:pStyle w:val="ListNumber"/>
+        <w:spacing w:line="300" w:lineRule="atLeast"/>
+        <w:rPr>
+          <w:rFonts w:ascii="Segoe UI" w:hAnsi="Segoe UI" w:cs="Segoe UI"/>
+          <w:sz w:val="36"/>
+          <w:szCs w:val="36"/>
+        </w:rPr>
+      </w:pPr>
+      <w:r>
+        <w:rPr>
+          <w:rStyle w:val="Strong"/>
+          <w:rFonts w:ascii="Segoe UI" w:hAnsi="Segoe UI" w:cs="Segoe UI"/>
+          <w:b/>
+          <w:bCs/>
+        </w:rPr>
+        <w:t>Postup (Given</w:t>
+      </w:r>
+      <w:r>
+        <w:rPr>
+          <w:rStyle w:val="Strong"/>
+          <w:rFonts w:ascii="Segoe UI" w:hAnsi="Segoe UI" w:cs="Segoe UI"/>
+          <w:b/>
+          <w:bCs/>
+        </w:rPr>
+        <w:noBreakHyphen/>
+        <w:t>When</w:t>
+      </w:r>
+      <w:r>
+        <w:rPr>
+          <w:rStyle w:val="Strong"/>
+          <w:rFonts w:ascii="Segoe UI" w:hAnsi="Segoe UI" w:cs="Segoe UI"/>
+          <w:b/>
+          <w:bCs/>
+        </w:rPr>
+        <w:noBreakHyphen/>
+        <w:t>Then)</w:t>
+      </w:r>
+    </w:p>
+    <w:p>
+      <w:pPr>
+        <w:pStyle w:val="Heading3"/>
+        <w:spacing w:line="300" w:lineRule="atLeast"/>
+        <w:rPr>
+          <w:rFonts w:ascii="Segoe UI" w:hAnsi="Segoe UI" w:cs="Segoe UI"/>
+        </w:rPr>
+      </w:pPr>
+      <w:r>
+        <w:rPr>
+          <w:rFonts w:ascii="Segoe UI" w:hAnsi="Segoe UI" w:cs="Segoe UI"/>
+        </w:rPr>
+        <w:t xml:space="preserve">1) </w:t>
+      </w:r>
+      <w:r>
+        <w:rPr>
+          <w:rStyle w:val="Strong"/>
+          <w:rFonts w:ascii="Segoe UI" w:hAnsi="Segoe UI" w:cs="Segoe UI"/>
+          <w:b/>
+          <w:bCs/>
+        </w:rPr>
+        <w:t>Používateľ – odoslanie feedbacku</w:t>
+      </w:r>
+    </w:p>
+    <w:p>
+      <w:pPr>
+        <w:pStyle w:val="NormalWeb"/>
         <w:numPr>
           <w:ilvl w:val="0"/>
-          <w:numId w:val="0"/>
-        </w:numPr>
-      </w:pPr>
-      <w:r>
-        <w:t>1. Given používateľ je na stránke e-jarmok.sk | When otvorí zoznam jarmokov | Then zobrazí sa zoznam dostupných jarmokov</w:t>
-      </w:r>
-    </w:p>
-    <w:p>
-      <w:pPr>
-        <w:pStyle w:val="ListNumber"/>
+          <w:numId w:val="20"/>
+        </w:numPr>
+        <w:spacing w:line="300" w:lineRule="atLeast"/>
+        <w:rPr>
+          <w:rFonts w:ascii="Segoe UI" w:hAnsi="Segoe UI" w:cs="Segoe UI"/>
+          <w:sz w:val="21"/>
+          <w:szCs w:val="21"/>
+        </w:rPr>
+      </w:pPr>
+      <w:r>
+        <w:rPr>
+          <w:rStyle w:val="Strong"/>
+          <w:rFonts w:ascii="Segoe UI" w:hAnsi="Segoe UI" w:cs="Segoe UI"/>
+          <w:sz w:val="21"/>
+          <w:szCs w:val="21"/>
+        </w:rPr>
+        <w:t>Given</w:t>
+      </w:r>
+      <w:r>
+        <w:rPr>
+          <w:rFonts w:ascii="Segoe UI" w:hAnsi="Segoe UI" w:cs="Segoe UI"/>
+          <w:sz w:val="21"/>
+          <w:szCs w:val="21"/>
+        </w:rPr>
+        <w:t xml:space="preserve"> používateľ zobrazuje </w:t>
+      </w:r>
+      <w:r>
+        <w:rPr>
+          <w:rStyle w:val="Strong"/>
+          <w:rFonts w:ascii="Segoe UI" w:hAnsi="Segoe UI" w:cs="Segoe UI"/>
+          <w:sz w:val="21"/>
+          <w:szCs w:val="21"/>
+        </w:rPr>
+        <w:t>detail jarmoku</w:t>
+      </w:r>
+      <w:r>
+        <w:rPr>
+          <w:rFonts w:ascii="Segoe UI" w:hAnsi="Segoe UI" w:cs="Segoe UI"/>
+          <w:sz w:val="21"/>
+          <w:szCs w:val="21"/>
+        </w:rPr>
+        <w:br/>
+      </w:r>
+      <w:r>
+        <w:rPr>
+          <w:rStyle w:val="Strong"/>
+          <w:rFonts w:ascii="Segoe UI" w:hAnsi="Segoe UI" w:cs="Segoe UI"/>
+          <w:sz w:val="21"/>
+          <w:szCs w:val="21"/>
+        </w:rPr>
+        <w:t>When</w:t>
+      </w:r>
+      <w:r>
+        <w:rPr>
+          <w:rFonts w:ascii="Segoe UI" w:hAnsi="Segoe UI" w:cs="Segoe UI"/>
+          <w:sz w:val="21"/>
+          <w:szCs w:val="21"/>
+        </w:rPr>
+        <w:t xml:space="preserve"> klikne na </w:t>
+      </w:r>
+      <w:r>
+        <w:rPr>
+          <w:rStyle w:val="Strong"/>
+          <w:rFonts w:ascii="Segoe UI" w:hAnsi="Segoe UI" w:cs="Segoe UI"/>
+          <w:sz w:val="21"/>
+          <w:szCs w:val="21"/>
+        </w:rPr>
+        <w:t>„Pridať feedback“</w:t>
+      </w:r>
+      <w:r>
+        <w:rPr>
+          <w:rFonts w:ascii="Segoe UI" w:hAnsi="Segoe UI" w:cs="Segoe UI"/>
+          <w:sz w:val="21"/>
+          <w:szCs w:val="21"/>
+        </w:rPr>
+        <w:br/>
+      </w:r>
+      <w:r>
+        <w:rPr>
+          <w:rStyle w:val="Strong"/>
+          <w:rFonts w:ascii="Segoe UI" w:hAnsi="Segoe UI" w:cs="Segoe UI"/>
+          <w:sz w:val="21"/>
+          <w:szCs w:val="21"/>
+        </w:rPr>
+        <w:t>Then</w:t>
+      </w:r>
+      <w:r>
+        <w:rPr>
+          <w:rFonts w:ascii="Segoe UI" w:hAnsi="Segoe UI" w:cs="Segoe UI"/>
+          <w:sz w:val="21"/>
+          <w:szCs w:val="21"/>
+        </w:rPr>
+        <w:t xml:space="preserve"> zobrazí sa modálne okno / formulár na zadanie feedbacku.</w:t>
+      </w:r>
+    </w:p>
+    <w:p>
+      <w:pPr>
+        <w:pStyle w:val="NormalWeb"/>
         <w:numPr>
           <w:ilvl w:val="0"/>
-          <w:numId w:val="0"/>
-        </w:numPr>
-      </w:pPr>
-      <w:r>
-        <w:t>2. Given používateľ vybral jarmok | When klikne na 'Prejsť na jarmok' | Then zobrazí sa detail jarmoku</w:t>
-      </w:r>
-    </w:p>
-    <w:p>
-      <w:pPr>
-        <w:pStyle w:val="ListNumber"/>
+          <w:numId w:val="20"/>
+        </w:numPr>
+        <w:spacing w:line="300" w:lineRule="atLeast"/>
+        <w:rPr>
+          <w:rFonts w:ascii="Segoe UI" w:hAnsi="Segoe UI" w:cs="Segoe UI"/>
+          <w:sz w:val="21"/>
+          <w:szCs w:val="21"/>
+        </w:rPr>
+      </w:pPr>
+      <w:r>
+        <w:rPr>
+          <w:rStyle w:val="Strong"/>
+          <w:rFonts w:ascii="Segoe UI" w:hAnsi="Segoe UI" w:cs="Segoe UI"/>
+          <w:sz w:val="21"/>
+          <w:szCs w:val="21"/>
+        </w:rPr>
+        <w:t>Given</w:t>
+      </w:r>
+      <w:r>
+        <w:rPr>
+          <w:rFonts w:ascii="Segoe UI" w:hAnsi="Segoe UI" w:cs="Segoe UI"/>
+          <w:sz w:val="21"/>
+          <w:szCs w:val="21"/>
+        </w:rPr>
+        <w:t xml:space="preserve"> formulár je otvorený</w:t>
+      </w:r>
+      <w:r>
+        <w:rPr>
+          <w:rFonts w:ascii="Segoe UI" w:hAnsi="Segoe UI" w:cs="Segoe UI"/>
+          <w:sz w:val="21"/>
+          <w:szCs w:val="21"/>
+        </w:rPr>
+        <w:br/>
+      </w:r>
+      <w:r>
+        <w:rPr>
+          <w:rStyle w:val="Strong"/>
+          <w:rFonts w:ascii="Segoe UI" w:hAnsi="Segoe UI" w:cs="Segoe UI"/>
+          <w:sz w:val="21"/>
+          <w:szCs w:val="21"/>
+        </w:rPr>
+        <w:t>When</w:t>
+      </w:r>
+      <w:r>
+        <w:rPr>
+          <w:rFonts w:ascii="Segoe UI" w:hAnsi="Segoe UI" w:cs="Segoe UI"/>
+          <w:sz w:val="21"/>
+          <w:szCs w:val="21"/>
+        </w:rPr>
+        <w:t xml:space="preserve"> používateľ vyplní text </w:t>
+      </w:r>
+      <w:r>
+        <w:rPr>
+          <w:rFonts w:ascii="Segoe UI" w:hAnsi="Segoe UI" w:cs="Segoe UI"/>
+          <w:sz w:val="21"/>
+          <w:szCs w:val="21"/>
+        </w:rPr>
+        <w:t>s</w:t>
+      </w:r>
+      <w:r>
+        <w:rPr>
+          <w:rFonts w:ascii="Segoe UI" w:hAnsi="Segoe UI" w:cs="Segoe UI"/>
+          <w:sz w:val="21"/>
+          <w:szCs w:val="21"/>
+        </w:rPr>
+        <w:t>pätn</w:t>
+      </w:r>
+      <w:r>
+        <w:rPr>
+          <w:rFonts w:ascii="Segoe UI" w:hAnsi="Segoe UI" w:cs="Segoe UI"/>
+          <w:sz w:val="21"/>
+          <w:szCs w:val="21"/>
+        </w:rPr>
+        <w:t>ej</w:t>
+      </w:r>
+      <w:r>
+        <w:rPr>
+          <w:rFonts w:ascii="Segoe UI" w:hAnsi="Segoe UI" w:cs="Segoe UI"/>
+          <w:sz w:val="21"/>
+          <w:szCs w:val="21"/>
+        </w:rPr>
+        <w:t xml:space="preserve"> väzb</w:t>
+      </w:r>
+      <w:r>
+        <w:rPr>
+          <w:rFonts w:ascii="Segoe UI" w:hAnsi="Segoe UI" w:cs="Segoe UI"/>
+          <w:sz w:val="21"/>
+          <w:szCs w:val="21"/>
+        </w:rPr>
+        <w:t>y</w:t>
+      </w:r>
+      <w:r>
+        <w:rPr>
+          <w:rFonts w:ascii="Segoe UI" w:hAnsi="Segoe UI" w:cs="Segoe UI"/>
+          <w:sz w:val="21"/>
+          <w:szCs w:val="21"/>
+        </w:rPr>
+        <w:br/>
+      </w:r>
+      <w:r>
+        <w:rPr>
+          <w:rStyle w:val="Strong"/>
+          <w:rFonts w:ascii="Segoe UI" w:hAnsi="Segoe UI" w:cs="Segoe UI"/>
+          <w:sz w:val="21"/>
+          <w:szCs w:val="21"/>
+        </w:rPr>
+        <w:t>Then</w:t>
+      </w:r>
+      <w:r>
+        <w:rPr>
+          <w:rFonts w:ascii="Segoe UI" w:hAnsi="Segoe UI" w:cs="Segoe UI"/>
+          <w:sz w:val="21"/>
+          <w:szCs w:val="21"/>
+        </w:rPr>
+        <w:t xml:space="preserve"> obsah je pripravený na uloženie.</w:t>
+      </w:r>
+    </w:p>
+    <w:p>
+      <w:pPr>
+        <w:pStyle w:val="NormalWeb"/>
         <w:numPr>
           <w:ilvl w:val="0"/>
-          <w:numId w:val="0"/>
-        </w:numPr>
-      </w:pPr>
-      <w:r>
-        <w:t>3. Given používateľ je na mape zón | When vyberie predajnú zónu a klikne na detail | Then zobrazí sa detail zóny</w:t>
-      </w:r>
-    </w:p>
-    <w:p>
-      <w:pPr>
-        <w:pStyle w:val="ListNumber"/>
+          <w:numId w:val="20"/>
+        </w:numPr>
+        <w:spacing w:line="300" w:lineRule="atLeast"/>
+        <w:rPr>
+          <w:rFonts w:ascii="Segoe UI" w:hAnsi="Segoe UI" w:cs="Segoe UI"/>
+          <w:sz w:val="21"/>
+          <w:szCs w:val="21"/>
+        </w:rPr>
+      </w:pPr>
+      <w:r>
+        <w:rPr>
+          <w:rStyle w:val="Strong"/>
+          <w:rFonts w:ascii="Segoe UI" w:hAnsi="Segoe UI" w:cs="Segoe UI"/>
+          <w:sz w:val="21"/>
+          <w:szCs w:val="21"/>
+        </w:rPr>
+        <w:t>Given</w:t>
+      </w:r>
+      <w:r>
+        <w:rPr>
+          <w:rFonts w:ascii="Segoe UI" w:hAnsi="Segoe UI" w:cs="Segoe UI"/>
+          <w:sz w:val="21"/>
+          <w:szCs w:val="21"/>
+        </w:rPr>
+        <w:t xml:space="preserve"> obsah je pripravený</w:t>
+      </w:r>
+      <w:r>
+        <w:rPr>
+          <w:rFonts w:ascii="Segoe UI" w:hAnsi="Segoe UI" w:cs="Segoe UI"/>
+          <w:sz w:val="21"/>
+          <w:szCs w:val="21"/>
+        </w:rPr>
+        <w:br/>
+      </w:r>
+      <w:r>
+        <w:rPr>
+          <w:rStyle w:val="Strong"/>
+          <w:rFonts w:ascii="Segoe UI" w:hAnsi="Segoe UI" w:cs="Segoe UI"/>
+          <w:sz w:val="21"/>
+          <w:szCs w:val="21"/>
+        </w:rPr>
+        <w:t>When</w:t>
+      </w:r>
+      <w:r>
+        <w:rPr>
+          <w:rFonts w:ascii="Segoe UI" w:hAnsi="Segoe UI" w:cs="Segoe UI"/>
+          <w:sz w:val="21"/>
+          <w:szCs w:val="21"/>
+        </w:rPr>
+        <w:t xml:space="preserve"> používateľ klikne na </w:t>
+      </w:r>
+      <w:r>
+        <w:rPr>
+          <w:rStyle w:val="Strong"/>
+          <w:rFonts w:ascii="Segoe UI" w:hAnsi="Segoe UI" w:cs="Segoe UI"/>
+          <w:sz w:val="21"/>
+          <w:szCs w:val="21"/>
+        </w:rPr>
+        <w:t>„Uložiť“</w:t>
+      </w:r>
+      <w:r>
+        <w:rPr>
+          <w:rFonts w:ascii="Segoe UI" w:hAnsi="Segoe UI" w:cs="Segoe UI"/>
+          <w:sz w:val="21"/>
+          <w:szCs w:val="21"/>
+        </w:rPr>
+        <w:br/>
+      </w:r>
+      <w:r>
+        <w:rPr>
+          <w:rStyle w:val="Strong"/>
+          <w:rFonts w:ascii="Segoe UI" w:hAnsi="Segoe UI" w:cs="Segoe UI"/>
+          <w:sz w:val="21"/>
+          <w:szCs w:val="21"/>
+        </w:rPr>
+        <w:t>Then</w:t>
+      </w:r>
+      <w:r>
+        <w:rPr>
+          <w:rFonts w:ascii="Segoe UI" w:hAnsi="Segoe UI" w:cs="Segoe UI"/>
+          <w:sz w:val="21"/>
+          <w:szCs w:val="21"/>
+        </w:rPr>
+        <w:t xml:space="preserve"> feedback sa uloží a zobrazí sa </w:t>
+      </w:r>
+      <w:r>
+        <w:rPr>
+          <w:rStyle w:val="Strong"/>
+          <w:rFonts w:ascii="Segoe UI" w:hAnsi="Segoe UI" w:cs="Segoe UI"/>
+          <w:sz w:val="21"/>
+          <w:szCs w:val="21"/>
+        </w:rPr>
+        <w:t>potvrdzujúca správa</w:t>
+      </w:r>
+      <w:r>
+        <w:rPr>
+          <w:rFonts w:ascii="Segoe UI" w:hAnsi="Segoe UI" w:cs="Segoe UI"/>
+          <w:sz w:val="21"/>
+          <w:szCs w:val="21"/>
+        </w:rPr>
+        <w:t>.</w:t>
+      </w:r>
+    </w:p>
+    <w:p>
+      <w:pPr>
+        <w:pStyle w:val="NormalWeb"/>
         <w:numPr>
           <w:ilvl w:val="0"/>
-          <w:numId w:val="0"/>
-        </w:numPr>
-      </w:pPr>
-      <w:r>
-        <w:t>4. Given používateľ je na detaile zóny | When vyberie požadovanú metráž | Then metráž je pridaná do rezervácie</w:t>
-      </w:r>
-    </w:p>
-    <w:p>
-      <w:pPr>
-        <w:pStyle w:val="ListNumber"/>
+          <w:numId w:val="20"/>
+        </w:numPr>
+        <w:spacing w:line="300" w:lineRule="atLeast"/>
+        <w:rPr>
+          <w:rFonts w:ascii="Segoe UI" w:hAnsi="Segoe UI" w:cs="Segoe UI"/>
+          <w:sz w:val="21"/>
+          <w:szCs w:val="21"/>
+        </w:rPr>
+      </w:pPr>
+      <w:r>
+        <w:rPr>
+          <w:rStyle w:val="Strong"/>
+          <w:rFonts w:ascii="Segoe UI" w:hAnsi="Segoe UI" w:cs="Segoe UI"/>
+          <w:sz w:val="21"/>
+          <w:szCs w:val="21"/>
+        </w:rPr>
+        <w:t>Given</w:t>
+      </w:r>
+      <w:r>
+        <w:rPr>
+          <w:rFonts w:ascii="Segoe UI" w:hAnsi="Segoe UI" w:cs="Segoe UI"/>
+          <w:sz w:val="21"/>
+          <w:szCs w:val="21"/>
+        </w:rPr>
+        <w:t xml:space="preserve"> používateľ nie je prihlásený</w:t>
+      </w:r>
+      <w:r>
+        <w:rPr>
+          <w:rFonts w:ascii="Segoe UI" w:hAnsi="Segoe UI" w:cs="Segoe UI"/>
+          <w:sz w:val="21"/>
+          <w:szCs w:val="21"/>
+        </w:rPr>
+        <w:br/>
+      </w:r>
+      <w:r>
+        <w:rPr>
+          <w:rStyle w:val="Strong"/>
+          <w:rFonts w:ascii="Segoe UI" w:hAnsi="Segoe UI" w:cs="Segoe UI"/>
+          <w:sz w:val="21"/>
+          <w:szCs w:val="21"/>
+        </w:rPr>
+        <w:t>When</w:t>
+      </w:r>
+      <w:r>
+        <w:rPr>
+          <w:rFonts w:ascii="Segoe UI" w:hAnsi="Segoe UI" w:cs="Segoe UI"/>
+          <w:sz w:val="21"/>
+          <w:szCs w:val="21"/>
+        </w:rPr>
+        <w:t xml:space="preserve"> odošle feedback</w:t>
+      </w:r>
+      <w:r>
+        <w:rPr>
+          <w:rFonts w:ascii="Segoe UI" w:hAnsi="Segoe UI" w:cs="Segoe UI"/>
+          <w:sz w:val="21"/>
+          <w:szCs w:val="21"/>
+        </w:rPr>
+        <w:br/>
+      </w:r>
+      <w:r>
+        <w:rPr>
+          <w:rStyle w:val="Strong"/>
+          <w:rFonts w:ascii="Segoe UI" w:hAnsi="Segoe UI" w:cs="Segoe UI"/>
+          <w:sz w:val="21"/>
+          <w:szCs w:val="21"/>
+        </w:rPr>
+        <w:t>Then</w:t>
+      </w:r>
+      <w:r>
+        <w:rPr>
+          <w:rFonts w:ascii="Segoe UI" w:hAnsi="Segoe UI" w:cs="Segoe UI"/>
+          <w:sz w:val="21"/>
+          <w:szCs w:val="21"/>
+        </w:rPr>
+        <w:t xml:space="preserve"> systém ho označí ako </w:t>
+      </w:r>
+      <w:r>
+        <w:rPr>
+          <w:rStyle w:val="Strong"/>
+          <w:rFonts w:ascii="Segoe UI" w:hAnsi="Segoe UI" w:cs="Segoe UI"/>
+          <w:sz w:val="21"/>
+          <w:szCs w:val="21"/>
+        </w:rPr>
+        <w:t>anonymný</w:t>
+      </w:r>
+      <w:r>
+        <w:rPr>
+          <w:rFonts w:ascii="Segoe UI" w:hAnsi="Segoe UI" w:cs="Segoe UI"/>
+          <w:sz w:val="21"/>
+          <w:szCs w:val="21"/>
+        </w:rPr>
+        <w:t>; pri prihlásenom sa uloží</w:t>
+      </w:r>
+      <w:r>
+        <w:rPr>
+          <w:rFonts w:ascii="Segoe UI" w:hAnsi="Segoe UI" w:cs="Segoe UI"/>
+          <w:sz w:val="21"/>
+          <w:szCs w:val="21"/>
+        </w:rPr>
+        <w:t xml:space="preserve"> ID a zobrazuje sa </w:t>
+      </w:r>
+      <w:r>
+        <w:rPr>
+          <w:rFonts w:ascii="Segoe UI" w:hAnsi="Segoe UI" w:cs="Segoe UI"/>
+          <w:sz w:val="21"/>
+          <w:szCs w:val="21"/>
+        </w:rPr>
+        <w:t xml:space="preserve"> </w:t>
+      </w:r>
+      <w:r>
+        <w:rPr>
+          <w:rStyle w:val="Strong"/>
+          <w:rFonts w:ascii="Segoe UI" w:hAnsi="Segoe UI" w:cs="Segoe UI"/>
+          <w:sz w:val="21"/>
+          <w:szCs w:val="21"/>
+        </w:rPr>
+        <w:t>meno a firma</w:t>
+      </w:r>
+      <w:r>
+        <w:rPr>
+          <w:rFonts w:ascii="Segoe UI" w:hAnsi="Segoe UI" w:cs="Segoe UI"/>
+          <w:sz w:val="21"/>
+          <w:szCs w:val="21"/>
+        </w:rPr>
+        <w:t>.</w:t>
+      </w:r>
+    </w:p>
+    <w:p>
+      <w:pPr>
+        <w:spacing w:line="300" w:lineRule="atLeast"/>
+        <w:rPr>
+          <w:rFonts w:ascii="Segoe UI" w:hAnsi="Segoe UI" w:cs="Segoe UI"/>
+          <w:sz w:val="21"/>
+          <w:szCs w:val="21"/>
+        </w:rPr>
+      </w:pPr>
+    </w:p>
+    <w:p>
+      <w:pPr>
+        <w:spacing w:line="300" w:lineRule="atLeast"/>
+        <w:rPr>
+          <w:rFonts w:ascii="Segoe UI" w:hAnsi="Segoe UI" w:cs="Segoe UI"/>
+          <w:sz w:val="21"/>
+          <w:szCs w:val="21"/>
+        </w:rPr>
+      </w:pPr>
+    </w:p>
+    <w:p>
+      <w:pPr>
+        <w:spacing w:line="300" w:lineRule="atLeast"/>
+        <w:rPr>
+          <w:rFonts w:ascii="Segoe UI" w:hAnsi="Segoe UI" w:cs="Segoe UI"/>
+          <w:sz w:val="21"/>
+          <w:szCs w:val="21"/>
+        </w:rPr>
+      </w:pPr>
+    </w:p>
+    <w:p>
+      <w:pPr>
+        <w:pStyle w:val="Heading3"/>
+        <w:spacing w:line="300" w:lineRule="atLeast"/>
+        <w:rPr>
+          <w:rFonts w:ascii="Segoe UI" w:hAnsi="Segoe UI" w:cs="Segoe UI"/>
+          <w:sz w:val="27"/>
+          <w:szCs w:val="27"/>
+        </w:rPr>
+      </w:pPr>
+      <w:r>
+        <w:rPr>
+          <w:rFonts w:ascii="Segoe UI" w:hAnsi="Segoe UI" w:cs="Segoe UI"/>
+        </w:rPr>
+        <w:lastRenderedPageBreak/>
+        <w:t xml:space="preserve">2) </w:t>
+      </w:r>
+      <w:r>
+        <w:rPr>
+          <w:rStyle w:val="Strong"/>
+          <w:rFonts w:ascii="Segoe UI" w:hAnsi="Segoe UI" w:cs="Segoe UI"/>
+          <w:b/>
+          <w:bCs/>
+        </w:rPr>
+        <w:t>Administrátor – prehľad a kategorizácia</w:t>
+      </w:r>
+    </w:p>
+    <w:p>
+      <w:pPr>
+        <w:pStyle w:val="NormalWeb"/>
         <w:numPr>
           <w:ilvl w:val="0"/>
-          <w:numId w:val="0"/>
-        </w:numPr>
-      </w:pPr>
-      <w:r>
-        <w:t>5. Given používateľ chce elektrinu | When zadá odhadovaný príkon | Then príkon je uložený</w:t>
-      </w:r>
-    </w:p>
-    <w:p>
-      <w:pPr>
-        <w:pStyle w:val="ListNumber"/>
+          <w:numId w:val="21"/>
+        </w:numPr>
+        <w:spacing w:line="300" w:lineRule="atLeast"/>
+        <w:rPr>
+          <w:rFonts w:ascii="Segoe UI" w:hAnsi="Segoe UI" w:cs="Segoe UI"/>
+          <w:sz w:val="21"/>
+          <w:szCs w:val="21"/>
+        </w:rPr>
+      </w:pPr>
+      <w:r>
+        <w:rPr>
+          <w:rStyle w:val="Strong"/>
+          <w:rFonts w:ascii="Segoe UI" w:hAnsi="Segoe UI" w:cs="Segoe UI"/>
+          <w:sz w:val="21"/>
+          <w:szCs w:val="21"/>
+        </w:rPr>
+        <w:t>Given</w:t>
+      </w:r>
+      <w:r>
+        <w:rPr>
+          <w:rFonts w:ascii="Segoe UI" w:hAnsi="Segoe UI" w:cs="Segoe UI"/>
+          <w:sz w:val="21"/>
+          <w:szCs w:val="21"/>
+        </w:rPr>
+        <w:t xml:space="preserve"> administrátor je prihlásený</w:t>
+      </w:r>
+      <w:r>
+        <w:rPr>
+          <w:rFonts w:ascii="Segoe UI" w:hAnsi="Segoe UI" w:cs="Segoe UI"/>
+          <w:sz w:val="21"/>
+          <w:szCs w:val="21"/>
+        </w:rPr>
+        <w:br/>
+      </w:r>
+      <w:r>
+        <w:rPr>
+          <w:rStyle w:val="Strong"/>
+          <w:rFonts w:ascii="Segoe UI" w:hAnsi="Segoe UI" w:cs="Segoe UI"/>
+          <w:sz w:val="21"/>
+          <w:szCs w:val="21"/>
+        </w:rPr>
+        <w:t>When</w:t>
+      </w:r>
+      <w:r>
+        <w:rPr>
+          <w:rFonts w:ascii="Segoe UI" w:hAnsi="Segoe UI" w:cs="Segoe UI"/>
+          <w:sz w:val="21"/>
+          <w:szCs w:val="21"/>
+        </w:rPr>
+        <w:t xml:space="preserve"> otvorí </w:t>
+      </w:r>
+      <w:r>
+        <w:rPr>
+          <w:rStyle w:val="Strong"/>
+          <w:rFonts w:ascii="Segoe UI" w:hAnsi="Segoe UI" w:cs="Segoe UI"/>
+          <w:sz w:val="21"/>
+          <w:szCs w:val="21"/>
+        </w:rPr>
+        <w:t>Nastavenia → Spätná väzba</w:t>
+      </w:r>
+      <w:r>
+        <w:rPr>
+          <w:rFonts w:ascii="Segoe UI" w:hAnsi="Segoe UI" w:cs="Segoe UI"/>
+          <w:sz w:val="21"/>
+          <w:szCs w:val="21"/>
+        </w:rPr>
+        <w:br/>
+      </w:r>
+      <w:r>
+        <w:rPr>
+          <w:rStyle w:val="Strong"/>
+          <w:rFonts w:ascii="Segoe UI" w:hAnsi="Segoe UI" w:cs="Segoe UI"/>
+          <w:sz w:val="21"/>
+          <w:szCs w:val="21"/>
+        </w:rPr>
+        <w:t>Then</w:t>
+      </w:r>
+      <w:r>
+        <w:rPr>
+          <w:rFonts w:ascii="Segoe UI" w:hAnsi="Segoe UI" w:cs="Segoe UI"/>
+          <w:sz w:val="21"/>
+          <w:szCs w:val="21"/>
+        </w:rPr>
+        <w:t xml:space="preserve"> zobrazí sa prehľad feedbackov s </w:t>
+      </w:r>
+      <w:r>
+        <w:rPr>
+          <w:rStyle w:val="Strong"/>
+          <w:rFonts w:ascii="Segoe UI" w:hAnsi="Segoe UI" w:cs="Segoe UI"/>
+          <w:sz w:val="21"/>
+          <w:szCs w:val="21"/>
+        </w:rPr>
+        <w:t>ľavým panelom filtrov</w:t>
+      </w:r>
+      <w:r>
+        <w:rPr>
+          <w:rFonts w:ascii="Segoe UI" w:hAnsi="Segoe UI" w:cs="Segoe UI"/>
+          <w:sz w:val="21"/>
+          <w:szCs w:val="21"/>
+        </w:rPr>
+        <w:t xml:space="preserve"> (kategória) a </w:t>
+      </w:r>
+      <w:r>
+        <w:rPr>
+          <w:rStyle w:val="Strong"/>
+          <w:rFonts w:ascii="Segoe UI" w:hAnsi="Segoe UI" w:cs="Segoe UI"/>
+          <w:sz w:val="21"/>
+          <w:szCs w:val="21"/>
+        </w:rPr>
+        <w:t>zoradením podľa času</w:t>
+      </w:r>
+      <w:r>
+        <w:rPr>
+          <w:rFonts w:ascii="Segoe UI" w:hAnsi="Segoe UI" w:cs="Segoe UI"/>
+          <w:sz w:val="21"/>
+          <w:szCs w:val="21"/>
+        </w:rPr>
+        <w:t xml:space="preserve"> (najnovšie navrchu).</w:t>
+      </w:r>
+    </w:p>
+    <w:p>
+      <w:pPr>
+        <w:pStyle w:val="NormalWeb"/>
         <w:numPr>
           <w:ilvl w:val="0"/>
-          <w:numId w:val="0"/>
-        </w:numPr>
-      </w:pPr>
-      <w:r>
-        <w:t>6. Given používateľ zadal email | When systém odošle overovací kód a používateľ ho vloží | Then email je overený</w:t>
-      </w:r>
-    </w:p>
-    <w:p>
-      <w:pPr>
-        <w:pStyle w:val="ListNumber"/>
+          <w:numId w:val="21"/>
+        </w:numPr>
+        <w:spacing w:line="300" w:lineRule="atLeast"/>
+        <w:rPr>
+          <w:rFonts w:ascii="Segoe UI" w:hAnsi="Segoe UI" w:cs="Segoe UI"/>
+          <w:sz w:val="21"/>
+          <w:szCs w:val="21"/>
+        </w:rPr>
+      </w:pPr>
+      <w:r>
+        <w:rPr>
+          <w:rStyle w:val="Strong"/>
+          <w:rFonts w:ascii="Segoe UI" w:hAnsi="Segoe UI" w:cs="Segoe UI"/>
+          <w:sz w:val="21"/>
+          <w:szCs w:val="21"/>
+        </w:rPr>
+        <w:t>Given</w:t>
+      </w:r>
+      <w:r>
+        <w:rPr>
+          <w:rFonts w:ascii="Segoe UI" w:hAnsi="Segoe UI" w:cs="Segoe UI"/>
+          <w:sz w:val="21"/>
+          <w:szCs w:val="21"/>
+        </w:rPr>
+        <w:t xml:space="preserve"> administrátor potrebuje filtrovať</w:t>
+      </w:r>
+      <w:r>
+        <w:rPr>
+          <w:rFonts w:ascii="Segoe UI" w:hAnsi="Segoe UI" w:cs="Segoe UI"/>
+          <w:sz w:val="21"/>
+          <w:szCs w:val="21"/>
+        </w:rPr>
+        <w:br/>
+      </w:r>
+      <w:r>
+        <w:rPr>
+          <w:rStyle w:val="Strong"/>
+          <w:rFonts w:ascii="Segoe UI" w:hAnsi="Segoe UI" w:cs="Segoe UI"/>
+          <w:sz w:val="21"/>
+          <w:szCs w:val="21"/>
+        </w:rPr>
+        <w:t>When</w:t>
+      </w:r>
+      <w:r>
+        <w:rPr>
+          <w:rFonts w:ascii="Segoe UI" w:hAnsi="Segoe UI" w:cs="Segoe UI"/>
+          <w:sz w:val="21"/>
+          <w:szCs w:val="21"/>
+        </w:rPr>
+        <w:t xml:space="preserve"> zvolí kategóriu v ľavom paneli alebo zmení </w:t>
+      </w:r>
+      <w:r>
+        <w:rPr>
+          <w:rStyle w:val="Strong"/>
+          <w:rFonts w:ascii="Segoe UI" w:hAnsi="Segoe UI" w:cs="Segoe UI"/>
+          <w:sz w:val="21"/>
+          <w:szCs w:val="21"/>
+        </w:rPr>
+        <w:t>zoradenie podľa času</w:t>
+      </w:r>
+      <w:r>
+        <w:rPr>
+          <w:rFonts w:ascii="Segoe UI" w:hAnsi="Segoe UI" w:cs="Segoe UI"/>
+          <w:sz w:val="21"/>
+          <w:szCs w:val="21"/>
+        </w:rPr>
+        <w:br/>
+      </w:r>
+      <w:r>
+        <w:rPr>
+          <w:rStyle w:val="Strong"/>
+          <w:rFonts w:ascii="Segoe UI" w:hAnsi="Segoe UI" w:cs="Segoe UI"/>
+          <w:sz w:val="21"/>
+          <w:szCs w:val="21"/>
+        </w:rPr>
+        <w:t>Then</w:t>
+      </w:r>
+      <w:r>
+        <w:rPr>
+          <w:rFonts w:ascii="Segoe UI" w:hAnsi="Segoe UI" w:cs="Segoe UI"/>
+          <w:sz w:val="21"/>
+          <w:szCs w:val="21"/>
+        </w:rPr>
+        <w:t xml:space="preserve"> zoznam sa aktualizuje podľa zvolených kritérií.</w:t>
+      </w:r>
+    </w:p>
+    <w:p>
+      <w:pPr>
+        <w:pStyle w:val="NormalWeb"/>
         <w:numPr>
           <w:ilvl w:val="0"/>
-          <w:numId w:val="0"/>
-        </w:numPr>
-      </w:pPr>
-      <w:r>
-        <w:t>7. Given používateľ zadal kontaktné údaje (telefón, meno) | When zaškrtne súhlas s VZN mesta | Then môže pokračovať</w:t>
-      </w:r>
-    </w:p>
-    <w:p>
-      <w:pPr>
-        <w:pStyle w:val="ListNumber"/>
+          <w:numId w:val="21"/>
+        </w:numPr>
+        <w:spacing w:line="300" w:lineRule="atLeast"/>
+        <w:rPr>
+          <w:rFonts w:ascii="Segoe UI" w:hAnsi="Segoe UI" w:cs="Segoe UI"/>
+          <w:sz w:val="21"/>
+          <w:szCs w:val="21"/>
+        </w:rPr>
+      </w:pPr>
+      <w:r>
+        <w:rPr>
+          <w:rStyle w:val="Strong"/>
+          <w:rFonts w:ascii="Segoe UI" w:hAnsi="Segoe UI" w:cs="Segoe UI"/>
+          <w:sz w:val="21"/>
+          <w:szCs w:val="21"/>
+        </w:rPr>
+        <w:t>Given</w:t>
+      </w:r>
+      <w:r>
+        <w:rPr>
+          <w:rFonts w:ascii="Segoe UI" w:hAnsi="Segoe UI" w:cs="Segoe UI"/>
+          <w:sz w:val="21"/>
+          <w:szCs w:val="21"/>
+        </w:rPr>
+        <w:t xml:space="preserve"> administrátor spravuje kategórie</w:t>
+      </w:r>
+      <w:r>
+        <w:rPr>
+          <w:rFonts w:ascii="Segoe UI" w:hAnsi="Segoe UI" w:cs="Segoe UI"/>
+          <w:sz w:val="21"/>
+          <w:szCs w:val="21"/>
+        </w:rPr>
+        <w:br/>
+      </w:r>
+      <w:r>
+        <w:rPr>
+          <w:rStyle w:val="Strong"/>
+          <w:rFonts w:ascii="Segoe UI" w:hAnsi="Segoe UI" w:cs="Segoe UI"/>
+          <w:sz w:val="21"/>
+          <w:szCs w:val="21"/>
+        </w:rPr>
+        <w:t>When</w:t>
+      </w:r>
+      <w:r>
+        <w:rPr>
+          <w:rFonts w:ascii="Segoe UI" w:hAnsi="Segoe UI" w:cs="Segoe UI"/>
+          <w:sz w:val="21"/>
+          <w:szCs w:val="21"/>
+        </w:rPr>
+        <w:t xml:space="preserve"> klikne na </w:t>
+      </w:r>
+      <w:r>
+        <w:rPr>
+          <w:rStyle w:val="Strong"/>
+          <w:rFonts w:ascii="Segoe UI" w:hAnsi="Segoe UI" w:cs="Segoe UI"/>
+          <w:sz w:val="21"/>
+          <w:szCs w:val="21"/>
+        </w:rPr>
+        <w:t>„Spravovať kategórie“</w:t>
+      </w:r>
+      <w:r>
+        <w:rPr>
+          <w:rFonts w:ascii="Segoe UI" w:hAnsi="Segoe UI" w:cs="Segoe UI"/>
+          <w:sz w:val="21"/>
+          <w:szCs w:val="21"/>
+        </w:rPr>
+        <w:br/>
+      </w:r>
+      <w:r>
+        <w:rPr>
+          <w:rStyle w:val="Strong"/>
+          <w:rFonts w:ascii="Segoe UI" w:hAnsi="Segoe UI" w:cs="Segoe UI"/>
+          <w:sz w:val="21"/>
+          <w:szCs w:val="21"/>
+        </w:rPr>
+        <w:t>Then</w:t>
+      </w:r>
+      <w:r>
+        <w:rPr>
+          <w:rFonts w:ascii="Segoe UI" w:hAnsi="Segoe UI" w:cs="Segoe UI"/>
+          <w:sz w:val="21"/>
+          <w:szCs w:val="21"/>
+        </w:rPr>
+        <w:t xml:space="preserve"> zobrazí sa správa kategórií s možnosťou </w:t>
+      </w:r>
+      <w:r>
+        <w:rPr>
+          <w:rStyle w:val="Strong"/>
+          <w:rFonts w:ascii="Segoe UI" w:hAnsi="Segoe UI" w:cs="Segoe UI"/>
+          <w:sz w:val="21"/>
+          <w:szCs w:val="21"/>
+        </w:rPr>
+        <w:t>pridať vlastnú kategóriu</w:t>
+      </w:r>
+      <w:r>
+        <w:rPr>
+          <w:rFonts w:ascii="Segoe UI" w:hAnsi="Segoe UI" w:cs="Segoe UI"/>
+          <w:sz w:val="21"/>
+          <w:szCs w:val="21"/>
+        </w:rPr>
+        <w:t>.</w:t>
+      </w:r>
+    </w:p>
+    <w:p>
+      <w:pPr>
+        <w:pStyle w:val="NormalWeb"/>
         <w:numPr>
           <w:ilvl w:val="0"/>
-          <w:numId w:val="0"/>
-        </w:numPr>
-      </w:pPr>
-      <w:r>
-        <w:t>8. Given používateľ potvrdil vyhlásenia | When klikne na 'Pokračovať s povinnosťou platby' | Then zobrazí sa platobná brána</w:t>
-      </w:r>
-    </w:p>
-    <w:p>
-      <w:pPr>
-        <w:pStyle w:val="ListNumber"/>
+          <w:numId w:val="21"/>
+        </w:numPr>
+        <w:spacing w:line="300" w:lineRule="atLeast"/>
+        <w:rPr>
+          <w:rFonts w:ascii="Segoe UI" w:hAnsi="Segoe UI" w:cs="Segoe UI"/>
+          <w:sz w:val="21"/>
+          <w:szCs w:val="21"/>
+        </w:rPr>
+      </w:pPr>
+      <w:r>
+        <w:rPr>
+          <w:rStyle w:val="Strong"/>
+          <w:rFonts w:ascii="Segoe UI" w:hAnsi="Segoe UI" w:cs="Segoe UI"/>
+          <w:sz w:val="21"/>
+          <w:szCs w:val="21"/>
+        </w:rPr>
+        <w:t>Given</w:t>
+      </w:r>
+      <w:r>
+        <w:rPr>
+          <w:rFonts w:ascii="Segoe UI" w:hAnsi="Segoe UI" w:cs="Segoe UI"/>
+          <w:sz w:val="21"/>
+          <w:szCs w:val="21"/>
+        </w:rPr>
+        <w:t xml:space="preserve"> administrátor chce kategorizovať feedback</w:t>
+      </w:r>
+      <w:r>
+        <w:rPr>
+          <w:rFonts w:ascii="Segoe UI" w:hAnsi="Segoe UI" w:cs="Segoe UI"/>
+          <w:sz w:val="21"/>
+          <w:szCs w:val="21"/>
+        </w:rPr>
+        <w:br/>
+      </w:r>
+      <w:r>
+        <w:rPr>
+          <w:rStyle w:val="Strong"/>
+          <w:rFonts w:ascii="Segoe UI" w:hAnsi="Segoe UI" w:cs="Segoe UI"/>
+          <w:sz w:val="21"/>
+          <w:szCs w:val="21"/>
+        </w:rPr>
+        <w:t>When</w:t>
+      </w:r>
+      <w:r>
+        <w:rPr>
+          <w:rFonts w:ascii="Segoe UI" w:hAnsi="Segoe UI" w:cs="Segoe UI"/>
+          <w:sz w:val="21"/>
+          <w:szCs w:val="21"/>
+        </w:rPr>
+        <w:t xml:space="preserve"> otvorí </w:t>
+      </w:r>
+      <w:r>
+        <w:rPr>
+          <w:rStyle w:val="Strong"/>
+          <w:rFonts w:ascii="Segoe UI" w:hAnsi="Segoe UI" w:cs="Segoe UI"/>
+          <w:sz w:val="21"/>
+          <w:szCs w:val="21"/>
+        </w:rPr>
+        <w:t>„Spätná väzba od používateľa“</w:t>
+      </w:r>
+      <w:r>
+        <w:rPr>
+          <w:rFonts w:ascii="Segoe UI" w:hAnsi="Segoe UI" w:cs="Segoe UI"/>
+          <w:sz w:val="21"/>
+          <w:szCs w:val="21"/>
+        </w:rPr>
+        <w:t xml:space="preserve"> (riadok v zozname)</w:t>
+      </w:r>
+      <w:r>
+        <w:rPr>
+          <w:rFonts w:ascii="Segoe UI" w:hAnsi="Segoe UI" w:cs="Segoe UI"/>
+          <w:sz w:val="21"/>
+          <w:szCs w:val="21"/>
+        </w:rPr>
+        <w:br/>
+      </w:r>
+      <w:r>
+        <w:rPr>
+          <w:rStyle w:val="Strong"/>
+          <w:rFonts w:ascii="Segoe UI" w:hAnsi="Segoe UI" w:cs="Segoe UI"/>
+          <w:sz w:val="21"/>
+          <w:szCs w:val="21"/>
+        </w:rPr>
+        <w:t>Then</w:t>
+      </w:r>
+      <w:r>
+        <w:rPr>
+          <w:rFonts w:ascii="Segoe UI" w:hAnsi="Segoe UI" w:cs="Segoe UI"/>
+          <w:sz w:val="21"/>
+          <w:szCs w:val="21"/>
+        </w:rPr>
+        <w:t xml:space="preserve"> v detaile vidí (pri prihlásenom) </w:t>
+      </w:r>
+      <w:r>
+        <w:rPr>
+          <w:rStyle w:val="Strong"/>
+          <w:rFonts w:ascii="Segoe UI" w:hAnsi="Segoe UI" w:cs="Segoe UI"/>
+          <w:sz w:val="21"/>
+          <w:szCs w:val="21"/>
+        </w:rPr>
+        <w:t>meno a firmu</w:t>
+      </w:r>
+      <w:r>
+        <w:rPr>
+          <w:rFonts w:ascii="Segoe UI" w:hAnsi="Segoe UI" w:cs="Segoe UI"/>
+          <w:sz w:val="21"/>
+          <w:szCs w:val="21"/>
+        </w:rPr>
+        <w:t xml:space="preserve">, pri neprihlásenom </w:t>
+      </w:r>
+      <w:r>
+        <w:rPr>
+          <w:rStyle w:val="Strong"/>
+          <w:rFonts w:ascii="Segoe UI" w:hAnsi="Segoe UI" w:cs="Segoe UI"/>
+          <w:sz w:val="21"/>
+          <w:szCs w:val="21"/>
+        </w:rPr>
+        <w:t>„anonym“</w:t>
+      </w:r>
+      <w:r>
+        <w:rPr>
+          <w:rFonts w:ascii="Segoe UI" w:hAnsi="Segoe UI" w:cs="Segoe UI"/>
+          <w:sz w:val="21"/>
+          <w:szCs w:val="21"/>
+        </w:rPr>
+        <w:t>.</w:t>
+      </w:r>
+    </w:p>
+    <w:p>
+      <w:pPr>
+        <w:pStyle w:val="NormalWeb"/>
         <w:numPr>
           <w:ilvl w:val="0"/>
-          <w:numId w:val="0"/>
-        </w:numPr>
-      </w:pPr>
-      <w:r>
-        <w:t>9. Given používateľ je na platobnej bráne | When zadá údaje karty a potvrdí platbu | Then platba je úspešná</w:t>
-      </w:r>
-    </w:p>
-    <w:p>
-      <w:pPr>
-        <w:pStyle w:val="ListNumber"/>
+          <w:numId w:val="21"/>
+        </w:numPr>
+        <w:spacing w:line="300" w:lineRule="atLeast"/>
+        <w:rPr>
+          <w:rFonts w:ascii="Segoe UI" w:hAnsi="Segoe UI" w:cs="Segoe UI"/>
+          <w:sz w:val="21"/>
+          <w:szCs w:val="21"/>
+        </w:rPr>
+      </w:pPr>
+      <w:r>
+        <w:rPr>
+          <w:rStyle w:val="Strong"/>
+          <w:rFonts w:ascii="Segoe UI" w:hAnsi="Segoe UI" w:cs="Segoe UI"/>
+          <w:sz w:val="21"/>
+          <w:szCs w:val="21"/>
+        </w:rPr>
+        <w:t>Given</w:t>
+      </w:r>
+      <w:r>
+        <w:rPr>
+          <w:rFonts w:ascii="Segoe UI" w:hAnsi="Segoe UI" w:cs="Segoe UI"/>
+          <w:sz w:val="21"/>
+          <w:szCs w:val="21"/>
+        </w:rPr>
+        <w:t xml:space="preserve"> detail feedbacku je otvorený</w:t>
+      </w:r>
+      <w:r>
+        <w:rPr>
+          <w:rFonts w:ascii="Segoe UI" w:hAnsi="Segoe UI" w:cs="Segoe UI"/>
+          <w:sz w:val="21"/>
+          <w:szCs w:val="21"/>
+        </w:rPr>
+        <w:br/>
+      </w:r>
+      <w:r>
+        <w:rPr>
+          <w:rStyle w:val="Strong"/>
+          <w:rFonts w:ascii="Segoe UI" w:hAnsi="Segoe UI" w:cs="Segoe UI"/>
+          <w:sz w:val="21"/>
+          <w:szCs w:val="21"/>
+        </w:rPr>
+        <w:t>When</w:t>
+      </w:r>
+      <w:r>
+        <w:rPr>
+          <w:rFonts w:ascii="Segoe UI" w:hAnsi="Segoe UI" w:cs="Segoe UI"/>
+          <w:sz w:val="21"/>
+          <w:szCs w:val="21"/>
+        </w:rPr>
+        <w:t xml:space="preserve"> administrátor klikne na </w:t>
+      </w:r>
+      <w:r>
+        <w:rPr>
+          <w:rStyle w:val="Strong"/>
+          <w:rFonts w:ascii="Segoe UI" w:hAnsi="Segoe UI" w:cs="Segoe UI"/>
+          <w:sz w:val="21"/>
+          <w:szCs w:val="21"/>
+        </w:rPr>
+        <w:t>kategórie (dropdown)</w:t>
+      </w:r>
+      <w:r>
+        <w:rPr>
+          <w:rFonts w:ascii="Segoe UI" w:hAnsi="Segoe UI" w:cs="Segoe UI"/>
+          <w:sz w:val="21"/>
+          <w:szCs w:val="21"/>
+        </w:rPr>
+        <w:t xml:space="preserve"> a </w:t>
+      </w:r>
+      <w:r>
+        <w:rPr>
+          <w:rStyle w:val="Strong"/>
+          <w:rFonts w:ascii="Segoe UI" w:hAnsi="Segoe UI" w:cs="Segoe UI"/>
+          <w:sz w:val="21"/>
+          <w:szCs w:val="21"/>
+        </w:rPr>
+        <w:t>pridá jednu alebo viac</w:t>
+      </w:r>
+      <w:r>
+        <w:rPr>
+          <w:rFonts w:ascii="Segoe UI" w:hAnsi="Segoe UI" w:cs="Segoe UI"/>
+          <w:sz w:val="21"/>
+          <w:szCs w:val="21"/>
+        </w:rPr>
+        <w:t xml:space="preserve"> kategórií</w:t>
+      </w:r>
+      <w:r>
+        <w:rPr>
+          <w:rFonts w:ascii="Segoe UI" w:hAnsi="Segoe UI" w:cs="Segoe UI"/>
+          <w:sz w:val="21"/>
+          <w:szCs w:val="21"/>
+        </w:rPr>
+        <w:br/>
+      </w:r>
+      <w:r>
+        <w:rPr>
+          <w:rStyle w:val="Strong"/>
+          <w:rFonts w:ascii="Segoe UI" w:hAnsi="Segoe UI" w:cs="Segoe UI"/>
+          <w:sz w:val="21"/>
+          <w:szCs w:val="21"/>
+        </w:rPr>
+        <w:t>Then</w:t>
+      </w:r>
+      <w:r>
+        <w:rPr>
+          <w:rFonts w:ascii="Segoe UI" w:hAnsi="Segoe UI" w:cs="Segoe UI"/>
+          <w:sz w:val="21"/>
+          <w:szCs w:val="21"/>
+        </w:rPr>
+        <w:t xml:space="preserve"> kategórie sa uložia a feedback sa zaradí do vybraných kategórií (okamžite sa prejaví vo filtroch).</w:t>
+      </w:r>
+      <w:r>
+        <w:rPr>
+          <w:rFonts w:ascii="Segoe UI" w:hAnsi="Segoe UI" w:cs="Segoe UI"/>
+          <w:sz w:val="21"/>
+          <w:szCs w:val="21"/>
+        </w:rPr>
+        <w:br/>
+      </w:r>
+      <w:r>
+        <w:rPr>
+          <w:rFonts w:ascii="Segoe UI" w:hAnsi="Segoe UI" w:cs="Segoe UI"/>
+          <w:sz w:val="21"/>
+          <w:szCs w:val="21"/>
+          <w:u w:val="single"/>
+        </w:rPr>
+        <w:t>- kategorizacia nefungovala, dorobit</w:t>
+      </w:r>
+    </w:p>
+    <w:p>
+      <w:pPr>
+        <w:rPr>
+          <w:rFonts w:ascii="Tahoma" w:eastAsia="Times New Roman" w:hAnsi="Tahoma" w:cs="Tahoma"/>
+        </w:rPr>
+      </w:pPr>
+      <w:r>
+        <w:rPr>
+          <w:rFonts w:ascii="Tahoma" w:eastAsia="Times New Roman" w:hAnsi="Tahoma" w:cs="Tahoma"/>
+        </w:rPr>
+        <w:br w:type="page"/>
+      </w:r>
+    </w:p>
+    <w:p>
+      <w:pPr>
+        <w:pStyle w:val="Heading1"/>
+        <w:rPr>
+          <w:rFonts w:asciiTheme="majorHAnsi" w:eastAsiaTheme="majorEastAsia" w:hAnsiTheme="majorHAnsi" w:cstheme="majorBidi"/>
+          <w:color w:val="0F4761" w:themeColor="accent1" w:themeShade="BF"/>
+          <w:sz w:val="40"/>
+          <w:szCs w:val="40"/>
+        </w:rPr>
+      </w:pPr>
+      <w:r>
+        <w:rPr>
+          <w:rStyle w:val="Heading1Char"/>
+        </w:rPr>
+        <w:lastRenderedPageBreak/>
+        <w:t>6</w:t>
+      </w:r>
+      <w:r>
+        <w:rPr>
+          <w:rStyle w:val="Heading1Char"/>
+          <w:lang w:val="sk-SK"/>
+        </w:rPr>
+        <w:t>.</w:t>
+      </w:r>
+      <w:r>
+        <w:rPr>
+          <w:rStyle w:val="Heading1Char"/>
+          <w:lang w:val="sk-SK"/>
+        </w:rPr>
+        <w:t xml:space="preserve"> </w:t>
+      </w:r>
+      <w:r>
+        <w:rPr>
+          <w:rStyle w:val="Heading1Char"/>
+          <w:lang w:val="sk-SK"/>
+        </w:rPr>
+        <w:t>Akceptačný test</w:t>
+      </w:r>
+      <w:r>
+        <w:rPr>
+          <w:rStyle w:val="Heading1Char"/>
+          <w:lang w:val="sk-SK"/>
+        </w:rPr>
+        <w:t xml:space="preserve"> - </w:t>
+      </w:r>
+      <w:r>
+        <w:rPr>
+          <w:rFonts w:asciiTheme="majorHAnsi" w:eastAsiaTheme="majorEastAsia" w:hAnsiTheme="majorHAnsi" w:cstheme="majorBidi"/>
+          <w:color w:val="0F4761" w:themeColor="accent1" w:themeShade="BF"/>
+          <w:sz w:val="40"/>
+          <w:szCs w:val="40"/>
+        </w:rPr>
+        <w:t>Používateľ &amp; Verejný profil – Zobrazenie a úprava</w:t>
+      </w:r>
+    </w:p>
+    <w:p>
+      <w:pPr>
+        <w:pStyle w:val="Heading3"/>
+        <w:spacing w:line="300" w:lineRule="atLeast"/>
+        <w:rPr>
+          <w:rFonts w:ascii="Segoe UI" w:eastAsia="Times New Roman" w:hAnsi="Segoe UI" w:cs="Segoe UI"/>
+          <w:sz w:val="27"/>
+          <w:szCs w:val="27"/>
+        </w:rPr>
+      </w:pPr>
+      <w:r>
+        <w:rPr>
+          <w:rStyle w:val="Strong"/>
+          <w:rFonts w:ascii="Segoe UI" w:hAnsi="Segoe UI" w:cs="Segoe UI"/>
+          <w:b/>
+          <w:bCs/>
+        </w:rPr>
+        <w:t>Účel</w:t>
+      </w:r>
+    </w:p>
+    <w:p>
+      <w:pPr>
+        <w:pStyle w:val="NormalWeb"/>
+        <w:spacing w:line="300" w:lineRule="atLeast"/>
+        <w:rPr>
+          <w:rFonts w:ascii="Segoe UI" w:hAnsi="Segoe UI" w:cs="Segoe UI"/>
+          <w:sz w:val="21"/>
+          <w:szCs w:val="21"/>
+        </w:rPr>
+      </w:pPr>
+      <w:r>
+        <w:rPr>
+          <w:rFonts w:ascii="Segoe UI" w:hAnsi="Segoe UI" w:cs="Segoe UI"/>
+          <w:sz w:val="21"/>
+          <w:szCs w:val="21"/>
+        </w:rPr>
+        <w:t xml:space="preserve">Používateľ (jarmočník) môže vyplniť svoj verejný profil, ktorý sa zobrazí na stránke jarmoku v sekcii </w:t>
+      </w:r>
+      <w:r>
+        <w:rPr>
+          <w:rStyle w:val="Strong"/>
+          <w:rFonts w:ascii="Segoe UI" w:hAnsi="Segoe UI" w:cs="Segoe UI"/>
+          <w:sz w:val="21"/>
+          <w:szCs w:val="21"/>
+        </w:rPr>
+        <w:t>„Stánky“</w:t>
+      </w:r>
+      <w:r>
+        <w:rPr>
+          <w:rFonts w:ascii="Segoe UI" w:hAnsi="Segoe UI" w:cs="Segoe UI"/>
+          <w:sz w:val="21"/>
+          <w:szCs w:val="21"/>
+        </w:rPr>
+        <w:t xml:space="preserve">. Verejné profily sú viditeľné iba </w:t>
+      </w:r>
+      <w:r>
+        <w:rPr>
+          <w:rFonts w:ascii="Segoe UI" w:hAnsi="Segoe UI" w:cs="Segoe UI"/>
+          <w:sz w:val="21"/>
+          <w:szCs w:val="21"/>
+        </w:rPr>
+        <w:t>tých</w:t>
+      </w:r>
+      <w:r>
+        <w:rPr>
+          <w:rFonts w:ascii="Segoe UI" w:hAnsi="Segoe UI" w:cs="Segoe UI"/>
+          <w:sz w:val="21"/>
+          <w:szCs w:val="21"/>
+        </w:rPr>
+        <w:t xml:space="preserve"> jarmočníkov s </w:t>
+      </w:r>
+      <w:r>
+        <w:rPr>
+          <w:rStyle w:val="Strong"/>
+          <w:rFonts w:ascii="Segoe UI" w:hAnsi="Segoe UI" w:cs="Segoe UI"/>
+          <w:sz w:val="21"/>
+          <w:szCs w:val="21"/>
+        </w:rPr>
+        <w:t>kompletnou a uhradenou registráciou</w:t>
+      </w:r>
+      <w:r>
+        <w:rPr>
+          <w:rFonts w:ascii="Segoe UI" w:hAnsi="Segoe UI" w:cs="Segoe UI"/>
+          <w:sz w:val="21"/>
+          <w:szCs w:val="21"/>
+        </w:rPr>
+        <w:t>.</w:t>
+      </w:r>
+    </w:p>
+    <w:p>
+      <w:pPr>
+        <w:spacing w:line="300" w:lineRule="atLeast"/>
+        <w:rPr>
+          <w:rFonts w:ascii="Segoe UI" w:hAnsi="Segoe UI" w:cs="Segoe UI"/>
+          <w:sz w:val="21"/>
+          <w:szCs w:val="21"/>
+        </w:rPr>
+      </w:pPr>
+    </w:p>
+    <w:p>
+      <w:pPr>
+        <w:pStyle w:val="Heading3"/>
+        <w:spacing w:line="300" w:lineRule="atLeast"/>
+        <w:rPr>
+          <w:rFonts w:ascii="Segoe UI" w:hAnsi="Segoe UI" w:cs="Segoe UI"/>
+          <w:sz w:val="27"/>
+          <w:szCs w:val="27"/>
+        </w:rPr>
+      </w:pPr>
+      <w:r>
+        <w:rPr>
+          <w:rStyle w:val="Strong"/>
+          <w:rFonts w:ascii="Segoe UI" w:hAnsi="Segoe UI" w:cs="Segoe UI"/>
+          <w:b/>
+          <w:bCs/>
+        </w:rPr>
+        <w:t>Predpoklady</w:t>
+      </w:r>
+    </w:p>
+    <w:p>
+      <w:pPr>
         <w:numPr>
           <w:ilvl w:val="0"/>
-          <w:numId w:val="0"/>
-        </w:numPr>
-      </w:pPr>
-      <w:r>
-        <w:t>10. Given používateľ má prihlášku | When otvorí profil a sekciu 'Moje prihlášky' | Then stav prihlášky je 'uhradená'</w:t>
-      </w:r>
-    </w:p>
-    <w:p>
-      <w:pPr>
+          <w:numId w:val="22"/>
+        </w:numPr>
+        <w:spacing w:before="100" w:beforeAutospacing="1" w:after="100" w:afterAutospacing="1" w:line="300" w:lineRule="atLeast"/>
+        <w:rPr>
+          <w:rFonts w:ascii="Segoe UI" w:hAnsi="Segoe UI" w:cs="Segoe UI"/>
+          <w:sz w:val="21"/>
+          <w:szCs w:val="21"/>
+          <w:lang w:val="pl-PL"/>
+        </w:rPr>
+      </w:pPr>
+      <w:r>
+        <w:rPr>
+          <w:rFonts w:ascii="Segoe UI" w:hAnsi="Segoe UI" w:cs="Segoe UI"/>
+          <w:sz w:val="21"/>
+          <w:szCs w:val="21"/>
+          <w:lang w:val="pl-PL"/>
+        </w:rPr>
+        <w:t>Jarmočník je prihlásený do systému.</w:t>
+      </w:r>
+    </w:p>
+    <w:p>
+      <w:pPr>
+        <w:numPr>
+          <w:ilvl w:val="0"/>
+          <w:numId w:val="22"/>
+        </w:numPr>
+        <w:spacing w:before="100" w:beforeAutospacing="1" w:after="100" w:afterAutospacing="1" w:line="300" w:lineRule="atLeast"/>
+        <w:rPr>
+          <w:rFonts w:ascii="Segoe UI" w:hAnsi="Segoe UI" w:cs="Segoe UI"/>
+          <w:sz w:val="21"/>
+          <w:szCs w:val="21"/>
+          <w:lang w:val="pl-PL"/>
+        </w:rPr>
+      </w:pPr>
+      <w:r>
+        <w:rPr>
+          <w:rFonts w:ascii="Segoe UI" w:hAnsi="Segoe UI" w:cs="Segoe UI"/>
+          <w:sz w:val="21"/>
+          <w:szCs w:val="21"/>
+          <w:lang w:val="pl-PL"/>
+        </w:rPr>
+        <w:t>Má uhradenú registráciu na jarmok.</w:t>
+      </w:r>
+    </w:p>
+    <w:p>
+      <w:pPr>
+        <w:spacing w:line="300" w:lineRule="atLeast"/>
+        <w:rPr>
+          <w:rFonts w:ascii="Segoe UI" w:hAnsi="Segoe UI" w:cs="Segoe UI"/>
+          <w:sz w:val="21"/>
+          <w:szCs w:val="21"/>
+        </w:rPr>
+      </w:pPr>
+    </w:p>
+    <w:p>
+      <w:pPr>
+        <w:pStyle w:val="Heading3"/>
+        <w:spacing w:line="300" w:lineRule="atLeast"/>
+        <w:rPr>
+          <w:rFonts w:ascii="Segoe UI" w:hAnsi="Segoe UI" w:cs="Segoe UI"/>
+          <w:sz w:val="27"/>
+          <w:szCs w:val="27"/>
+        </w:rPr>
+      </w:pPr>
+      <w:r>
+        <w:rPr>
+          <w:rStyle w:val="Strong"/>
+          <w:rFonts w:ascii="Segoe UI" w:hAnsi="Segoe UI" w:cs="Segoe UI"/>
+          <w:b/>
+          <w:bCs/>
+        </w:rPr>
+        <w:t>Postup (Given</w:t>
+      </w:r>
+      <w:r>
+        <w:rPr>
+          <w:rStyle w:val="Strong"/>
+          <w:rFonts w:ascii="Segoe UI" w:hAnsi="Segoe UI" w:cs="Segoe UI"/>
+          <w:b/>
+          <w:bCs/>
+        </w:rPr>
+        <w:noBreakHyphen/>
+        <w:t>When</w:t>
+      </w:r>
+      <w:r>
+        <w:rPr>
+          <w:rStyle w:val="Strong"/>
+          <w:rFonts w:ascii="Segoe UI" w:hAnsi="Segoe UI" w:cs="Segoe UI"/>
+          <w:b/>
+          <w:bCs/>
+        </w:rPr>
+        <w:noBreakHyphen/>
+        <w:t>Then)</w:t>
+      </w:r>
+    </w:p>
+    <w:p>
+      <w:pPr>
+        <w:pStyle w:val="Heading4"/>
+        <w:spacing w:line="300" w:lineRule="atLeast"/>
+        <w:rPr>
+          <w:rFonts w:ascii="Segoe UI" w:hAnsi="Segoe UI" w:cs="Segoe UI"/>
+        </w:rPr>
+      </w:pPr>
+      <w:r>
+        <w:rPr>
+          <w:rStyle w:val="Strong"/>
+          <w:rFonts w:ascii="Segoe UI" w:hAnsi="Segoe UI" w:cs="Segoe UI"/>
+          <w:b/>
+          <w:bCs/>
+        </w:rPr>
+        <w:t>Používateľ – vyplnenie verejného profilu</w:t>
+      </w:r>
+    </w:p>
+    <w:p>
+      <w:pPr>
+        <w:pStyle w:val="NormalWeb"/>
+        <w:numPr>
+          <w:ilvl w:val="0"/>
+          <w:numId w:val="23"/>
+        </w:numPr>
+        <w:spacing w:line="300" w:lineRule="atLeast"/>
+        <w:rPr>
+          <w:rFonts w:ascii="Segoe UI" w:hAnsi="Segoe UI" w:cs="Segoe UI"/>
+          <w:sz w:val="21"/>
+          <w:szCs w:val="21"/>
+        </w:rPr>
+      </w:pPr>
+      <w:r>
+        <w:rPr>
+          <w:rStyle w:val="Strong"/>
+          <w:rFonts w:ascii="Segoe UI" w:hAnsi="Segoe UI" w:cs="Segoe UI"/>
+          <w:sz w:val="21"/>
+          <w:szCs w:val="21"/>
+        </w:rPr>
+        <w:t>Given</w:t>
+      </w:r>
+      <w:r>
+        <w:rPr>
+          <w:rFonts w:ascii="Segoe UI" w:hAnsi="Segoe UI" w:cs="Segoe UI"/>
+          <w:sz w:val="21"/>
+          <w:szCs w:val="21"/>
+        </w:rPr>
+        <w:t xml:space="preserve"> jarmočník je prihlásený</w:t>
+      </w:r>
+      <w:r>
+        <w:rPr>
+          <w:rFonts w:ascii="Segoe UI" w:hAnsi="Segoe UI" w:cs="Segoe UI"/>
+          <w:sz w:val="21"/>
+          <w:szCs w:val="21"/>
+        </w:rPr>
+        <w:br/>
+      </w:r>
+      <w:r>
+        <w:rPr>
+          <w:rStyle w:val="Strong"/>
+          <w:rFonts w:ascii="Segoe UI" w:hAnsi="Segoe UI" w:cs="Segoe UI"/>
+          <w:sz w:val="21"/>
+          <w:szCs w:val="21"/>
+        </w:rPr>
+        <w:t>When</w:t>
+      </w:r>
+      <w:r>
+        <w:rPr>
+          <w:rFonts w:ascii="Segoe UI" w:hAnsi="Segoe UI" w:cs="Segoe UI"/>
+          <w:sz w:val="21"/>
+          <w:szCs w:val="21"/>
+        </w:rPr>
+        <w:t xml:space="preserve"> klikne na ikonu s iniciálami v pravom hornom menu → </w:t>
+      </w:r>
+      <w:r>
+        <w:rPr>
+          <w:rStyle w:val="Strong"/>
+          <w:rFonts w:ascii="Segoe UI" w:hAnsi="Segoe UI" w:cs="Segoe UI"/>
+          <w:sz w:val="21"/>
+          <w:szCs w:val="21"/>
+        </w:rPr>
+        <w:t>Môj profil → Môj verejný profil</w:t>
+      </w:r>
+      <w:r>
+        <w:rPr>
+          <w:rFonts w:ascii="Segoe UI" w:hAnsi="Segoe UI" w:cs="Segoe UI"/>
+          <w:sz w:val="21"/>
+          <w:szCs w:val="21"/>
+        </w:rPr>
+        <w:br/>
+      </w:r>
+      <w:r>
+        <w:rPr>
+          <w:rStyle w:val="Strong"/>
+          <w:rFonts w:ascii="Segoe UI" w:hAnsi="Segoe UI" w:cs="Segoe UI"/>
+          <w:sz w:val="21"/>
+          <w:szCs w:val="21"/>
+        </w:rPr>
+        <w:t>Then</w:t>
+      </w:r>
+      <w:r>
+        <w:rPr>
+          <w:rFonts w:ascii="Segoe UI" w:hAnsi="Segoe UI" w:cs="Segoe UI"/>
+          <w:sz w:val="21"/>
+          <w:szCs w:val="21"/>
+        </w:rPr>
+        <w:t xml:space="preserve"> zobrazí sa formulár na úpravu verejného profilu.</w:t>
+      </w:r>
+    </w:p>
+    <w:p>
+      <w:pPr>
+        <w:pStyle w:val="NormalWeb"/>
+        <w:numPr>
+          <w:ilvl w:val="0"/>
+          <w:numId w:val="23"/>
+        </w:numPr>
+        <w:spacing w:line="300" w:lineRule="atLeast"/>
+        <w:rPr>
+          <w:rFonts w:ascii="Segoe UI" w:hAnsi="Segoe UI" w:cs="Segoe UI"/>
+          <w:sz w:val="21"/>
+          <w:szCs w:val="21"/>
+        </w:rPr>
+      </w:pPr>
+      <w:r>
+        <w:rPr>
+          <w:rStyle w:val="Strong"/>
+          <w:rFonts w:ascii="Segoe UI" w:hAnsi="Segoe UI" w:cs="Segoe UI"/>
+          <w:sz w:val="21"/>
+          <w:szCs w:val="21"/>
+        </w:rPr>
+        <w:t>Given</w:t>
+      </w:r>
+      <w:r>
+        <w:rPr>
+          <w:rFonts w:ascii="Segoe UI" w:hAnsi="Segoe UI" w:cs="Segoe UI"/>
+          <w:sz w:val="21"/>
+          <w:szCs w:val="21"/>
+        </w:rPr>
+        <w:t xml:space="preserve"> formulár je otvorený</w:t>
+      </w:r>
+      <w:r>
+        <w:rPr>
+          <w:rFonts w:ascii="Segoe UI" w:hAnsi="Segoe UI" w:cs="Segoe UI"/>
+          <w:sz w:val="21"/>
+          <w:szCs w:val="21"/>
+        </w:rPr>
+        <w:br/>
+      </w:r>
+      <w:r>
+        <w:rPr>
+          <w:rStyle w:val="Strong"/>
+          <w:rFonts w:ascii="Segoe UI" w:hAnsi="Segoe UI" w:cs="Segoe UI"/>
+          <w:sz w:val="21"/>
+          <w:szCs w:val="21"/>
+        </w:rPr>
+        <w:t>When</w:t>
+      </w:r>
+      <w:r>
+        <w:rPr>
+          <w:rFonts w:ascii="Segoe UI" w:hAnsi="Segoe UI" w:cs="Segoe UI"/>
+          <w:sz w:val="21"/>
+          <w:szCs w:val="21"/>
+        </w:rPr>
+        <w:t xml:space="preserve"> jarmočník nahrá </w:t>
+      </w:r>
+      <w:r>
+        <w:rPr>
+          <w:rStyle w:val="Strong"/>
+          <w:rFonts w:ascii="Segoe UI" w:hAnsi="Segoe UI" w:cs="Segoe UI"/>
+          <w:sz w:val="21"/>
+          <w:szCs w:val="21"/>
+        </w:rPr>
+        <w:t>verejnú fotografiu</w:t>
+      </w:r>
+      <w:r>
+        <w:rPr>
+          <w:rFonts w:ascii="Segoe UI" w:hAnsi="Segoe UI" w:cs="Segoe UI"/>
+          <w:sz w:val="21"/>
+          <w:szCs w:val="21"/>
+        </w:rPr>
+        <w:t xml:space="preserve"> (max. </w:t>
+      </w:r>
+      <w:r>
+        <w:rPr>
+          <w:rFonts w:ascii="Segoe UI" w:hAnsi="Segoe UI" w:cs="Segoe UI"/>
+          <w:sz w:val="21"/>
+          <w:szCs w:val="21"/>
+        </w:rPr>
+        <w:t>15</w:t>
+      </w:r>
+      <w:r>
+        <w:rPr>
+          <w:rFonts w:ascii="Segoe UI" w:hAnsi="Segoe UI" w:cs="Segoe UI"/>
+          <w:sz w:val="21"/>
+          <w:szCs w:val="21"/>
+        </w:rPr>
+        <w:t xml:space="preserve"> MB)</w:t>
+      </w:r>
+      <w:r>
+        <w:rPr>
+          <w:rFonts w:ascii="Segoe UI" w:hAnsi="Segoe UI" w:cs="Segoe UI"/>
+          <w:sz w:val="21"/>
+          <w:szCs w:val="21"/>
+        </w:rPr>
+        <w:br/>
+      </w:r>
+      <w:r>
+        <w:rPr>
+          <w:rStyle w:val="Strong"/>
+          <w:rFonts w:ascii="Segoe UI" w:hAnsi="Segoe UI" w:cs="Segoe UI"/>
+          <w:sz w:val="21"/>
+          <w:szCs w:val="21"/>
+        </w:rPr>
+        <w:t>Then</w:t>
+      </w:r>
+      <w:r>
+        <w:rPr>
+          <w:rFonts w:ascii="Segoe UI" w:hAnsi="Segoe UI" w:cs="Segoe UI"/>
+          <w:sz w:val="21"/>
+          <w:szCs w:val="21"/>
+        </w:rPr>
+        <w:t xml:space="preserve"> fotografia sa uloží do profilu.</w:t>
+      </w:r>
+    </w:p>
+    <w:p>
+      <w:pPr>
+        <w:pStyle w:val="NormalWeb"/>
+        <w:numPr>
+          <w:ilvl w:val="0"/>
+          <w:numId w:val="23"/>
+        </w:numPr>
+        <w:spacing w:line="300" w:lineRule="atLeast"/>
+        <w:rPr>
+          <w:rFonts w:ascii="Segoe UI" w:hAnsi="Segoe UI" w:cs="Segoe UI"/>
+          <w:sz w:val="21"/>
+          <w:szCs w:val="21"/>
+          <w:lang w:val="pl-PL"/>
+        </w:rPr>
+      </w:pPr>
+      <w:r>
+        <w:rPr>
+          <w:rStyle w:val="Strong"/>
+          <w:rFonts w:ascii="Segoe UI" w:hAnsi="Segoe UI" w:cs="Segoe UI"/>
+          <w:sz w:val="21"/>
+          <w:szCs w:val="21"/>
+          <w:lang w:val="pl-PL"/>
+        </w:rPr>
+        <w:t>Given</w:t>
+      </w:r>
+      <w:r>
+        <w:rPr>
+          <w:rFonts w:ascii="Segoe UI" w:hAnsi="Segoe UI" w:cs="Segoe UI"/>
+          <w:sz w:val="21"/>
+          <w:szCs w:val="21"/>
+          <w:lang w:val="pl-PL"/>
+        </w:rPr>
+        <w:t xml:space="preserve"> fotografia je nahraná</w:t>
+      </w:r>
+      <w:r>
+        <w:rPr>
+          <w:rFonts w:ascii="Segoe UI" w:hAnsi="Segoe UI" w:cs="Segoe UI"/>
+          <w:sz w:val="21"/>
+          <w:szCs w:val="21"/>
+          <w:lang w:val="pl-PL"/>
+        </w:rPr>
+        <w:br/>
+      </w:r>
+      <w:r>
+        <w:rPr>
+          <w:rStyle w:val="Strong"/>
+          <w:rFonts w:ascii="Segoe UI" w:hAnsi="Segoe UI" w:cs="Segoe UI"/>
+          <w:sz w:val="21"/>
+          <w:szCs w:val="21"/>
+          <w:lang w:val="pl-PL"/>
+        </w:rPr>
+        <w:t>When</w:t>
+      </w:r>
+      <w:r>
+        <w:rPr>
+          <w:rFonts w:ascii="Segoe UI" w:hAnsi="Segoe UI" w:cs="Segoe UI"/>
+          <w:sz w:val="21"/>
+          <w:szCs w:val="21"/>
+          <w:lang w:val="pl-PL"/>
+        </w:rPr>
+        <w:t xml:space="preserve"> jarmočník vyplní:</w:t>
+      </w:r>
+    </w:p>
+    <w:p>
+      <w:pPr>
+        <w:numPr>
+          <w:ilvl w:val="1"/>
+          <w:numId w:val="23"/>
+        </w:numPr>
+        <w:spacing w:before="100" w:beforeAutospacing="1" w:after="100" w:afterAutospacing="1" w:line="300" w:lineRule="atLeast"/>
+        <w:rPr>
+          <w:rFonts w:ascii="Segoe UI" w:hAnsi="Segoe UI" w:cs="Segoe UI"/>
+          <w:sz w:val="21"/>
+          <w:szCs w:val="21"/>
+        </w:rPr>
+      </w:pPr>
+      <w:r>
+        <w:rPr>
+          <w:rStyle w:val="Strong"/>
+          <w:rFonts w:ascii="Segoe UI" w:hAnsi="Segoe UI" w:cs="Segoe UI"/>
+          <w:sz w:val="21"/>
+          <w:szCs w:val="21"/>
+        </w:rPr>
+        <w:t>Názov obchodu</w:t>
+      </w:r>
+    </w:p>
+    <w:p>
+      <w:pPr>
+        <w:numPr>
+          <w:ilvl w:val="1"/>
+          <w:numId w:val="23"/>
+        </w:numPr>
+        <w:spacing w:before="100" w:beforeAutospacing="1" w:after="100" w:afterAutospacing="1" w:line="300" w:lineRule="atLeast"/>
+        <w:rPr>
+          <w:rFonts w:ascii="Segoe UI" w:hAnsi="Segoe UI" w:cs="Segoe UI"/>
+          <w:sz w:val="21"/>
+          <w:szCs w:val="21"/>
+        </w:rPr>
+      </w:pPr>
+      <w:r>
+        <w:rPr>
+          <w:rStyle w:val="Strong"/>
+          <w:rFonts w:ascii="Segoe UI" w:hAnsi="Segoe UI" w:cs="Segoe UI"/>
+          <w:sz w:val="21"/>
+          <w:szCs w:val="21"/>
+        </w:rPr>
+        <w:t>Odkaz na webovú stránku</w:t>
+      </w:r>
+    </w:p>
+    <w:p>
+      <w:pPr>
+        <w:numPr>
+          <w:ilvl w:val="1"/>
+          <w:numId w:val="23"/>
+        </w:numPr>
+        <w:spacing w:before="100" w:beforeAutospacing="1" w:after="100" w:afterAutospacing="1" w:line="300" w:lineRule="atLeast"/>
+        <w:rPr>
+          <w:rFonts w:ascii="Segoe UI" w:hAnsi="Segoe UI" w:cs="Segoe UI"/>
+          <w:sz w:val="21"/>
+          <w:szCs w:val="21"/>
+        </w:rPr>
+      </w:pPr>
+      <w:r>
+        <w:rPr>
+          <w:rStyle w:val="Strong"/>
+          <w:rFonts w:ascii="Segoe UI" w:hAnsi="Segoe UI" w:cs="Segoe UI"/>
+          <w:sz w:val="21"/>
+          <w:szCs w:val="21"/>
+        </w:rPr>
+        <w:t>Odkaz na Instagram / Facebook</w:t>
+      </w:r>
+    </w:p>
+    <w:p>
+      <w:pPr>
+        <w:numPr>
+          <w:ilvl w:val="1"/>
+          <w:numId w:val="23"/>
+        </w:numPr>
+        <w:spacing w:before="100" w:beforeAutospacing="1" w:after="100" w:afterAutospacing="1" w:line="300" w:lineRule="atLeast"/>
+        <w:rPr>
+          <w:rFonts w:ascii="Segoe UI" w:hAnsi="Segoe UI" w:cs="Segoe UI"/>
+          <w:sz w:val="21"/>
+          <w:szCs w:val="21"/>
+        </w:rPr>
+      </w:pPr>
+      <w:r>
+        <w:rPr>
+          <w:rStyle w:val="Strong"/>
+          <w:rFonts w:ascii="Segoe UI" w:hAnsi="Segoe UI" w:cs="Segoe UI"/>
+          <w:sz w:val="21"/>
+          <w:szCs w:val="21"/>
+        </w:rPr>
+        <w:t>Popis</w:t>
+      </w:r>
+      <w:r>
+        <w:rPr>
+          <w:rFonts w:ascii="Segoe UI" w:hAnsi="Segoe UI" w:cs="Segoe UI"/>
+          <w:sz w:val="21"/>
+          <w:szCs w:val="21"/>
+        </w:rPr>
+        <w:br/>
+      </w:r>
+      <w:r>
+        <w:rPr>
+          <w:rStyle w:val="Strong"/>
+          <w:rFonts w:ascii="Segoe UI" w:hAnsi="Segoe UI" w:cs="Segoe UI"/>
+          <w:sz w:val="21"/>
+          <w:szCs w:val="21"/>
+        </w:rPr>
+        <w:t>Then</w:t>
+      </w:r>
+      <w:r>
+        <w:rPr>
+          <w:rFonts w:ascii="Segoe UI" w:hAnsi="Segoe UI" w:cs="Segoe UI"/>
+          <w:sz w:val="21"/>
+          <w:szCs w:val="21"/>
+        </w:rPr>
+        <w:t xml:space="preserve"> údaje sú pripravené na uloženie.</w:t>
+      </w:r>
+    </w:p>
+    <w:p>
+      <w:pPr>
+        <w:pStyle w:val="NormalWeb"/>
+        <w:numPr>
+          <w:ilvl w:val="0"/>
+          <w:numId w:val="23"/>
+        </w:numPr>
+        <w:spacing w:line="300" w:lineRule="atLeast"/>
+        <w:rPr>
+          <w:rFonts w:ascii="Segoe UI" w:hAnsi="Segoe UI" w:cs="Segoe UI"/>
+          <w:sz w:val="21"/>
+          <w:szCs w:val="21"/>
+        </w:rPr>
+      </w:pPr>
+      <w:r>
+        <w:rPr>
+          <w:rStyle w:val="Strong"/>
+          <w:rFonts w:ascii="Segoe UI" w:hAnsi="Segoe UI" w:cs="Segoe UI"/>
+          <w:sz w:val="21"/>
+          <w:szCs w:val="21"/>
+        </w:rPr>
+        <w:t>Given</w:t>
+      </w:r>
+      <w:r>
+        <w:rPr>
+          <w:rFonts w:ascii="Segoe UI" w:hAnsi="Segoe UI" w:cs="Segoe UI"/>
+          <w:sz w:val="21"/>
+          <w:szCs w:val="21"/>
+        </w:rPr>
+        <w:t xml:space="preserve"> údaje sú vyplnené</w:t>
+      </w:r>
+      <w:r>
+        <w:rPr>
+          <w:rFonts w:ascii="Segoe UI" w:hAnsi="Segoe UI" w:cs="Segoe UI"/>
+          <w:sz w:val="21"/>
+          <w:szCs w:val="21"/>
+        </w:rPr>
+        <w:br/>
+      </w:r>
+      <w:r>
+        <w:rPr>
+          <w:rStyle w:val="Strong"/>
+          <w:rFonts w:ascii="Segoe UI" w:hAnsi="Segoe UI" w:cs="Segoe UI"/>
+          <w:sz w:val="21"/>
+          <w:szCs w:val="21"/>
+        </w:rPr>
+        <w:t>When</w:t>
+      </w:r>
+      <w:r>
+        <w:rPr>
+          <w:rFonts w:ascii="Segoe UI" w:hAnsi="Segoe UI" w:cs="Segoe UI"/>
+          <w:sz w:val="21"/>
+          <w:szCs w:val="21"/>
+        </w:rPr>
+        <w:t xml:space="preserve"> klikne na </w:t>
+      </w:r>
+      <w:r>
+        <w:rPr>
+          <w:rStyle w:val="Strong"/>
+          <w:rFonts w:ascii="Segoe UI" w:hAnsi="Segoe UI" w:cs="Segoe UI"/>
+          <w:sz w:val="21"/>
+          <w:szCs w:val="21"/>
+        </w:rPr>
+        <w:t>„Načítať preklady“</w:t>
+      </w:r>
+      <w:r>
+        <w:rPr>
+          <w:rFonts w:ascii="Segoe UI" w:hAnsi="Segoe UI" w:cs="Segoe UI"/>
+          <w:sz w:val="21"/>
+          <w:szCs w:val="21"/>
+        </w:rPr>
+        <w:t xml:space="preserve"> (automatické preklady jazykových mutácií)</w:t>
+      </w:r>
+      <w:r>
+        <w:rPr>
+          <w:rFonts w:ascii="Segoe UI" w:hAnsi="Segoe UI" w:cs="Segoe UI"/>
+          <w:sz w:val="21"/>
+          <w:szCs w:val="21"/>
+        </w:rPr>
+        <w:br/>
+      </w:r>
+      <w:r>
+        <w:rPr>
+          <w:rStyle w:val="Strong"/>
+          <w:rFonts w:ascii="Segoe UI" w:hAnsi="Segoe UI" w:cs="Segoe UI"/>
+          <w:sz w:val="21"/>
+          <w:szCs w:val="21"/>
+        </w:rPr>
+        <w:t>Then</w:t>
+      </w:r>
+      <w:r>
+        <w:rPr>
+          <w:rFonts w:ascii="Segoe UI" w:hAnsi="Segoe UI" w:cs="Segoe UI"/>
+          <w:sz w:val="21"/>
+          <w:szCs w:val="21"/>
+        </w:rPr>
+        <w:t xml:space="preserve"> systém zobrazí preklady na kontrolu.</w:t>
+      </w:r>
+    </w:p>
+    <w:p>
+      <w:pPr>
+        <w:pStyle w:val="NormalWeb"/>
+        <w:numPr>
+          <w:ilvl w:val="0"/>
+          <w:numId w:val="23"/>
+        </w:numPr>
+        <w:spacing w:line="300" w:lineRule="atLeast"/>
+        <w:rPr>
+          <w:rFonts w:ascii="Segoe UI" w:hAnsi="Segoe UI" w:cs="Segoe UI"/>
+          <w:sz w:val="21"/>
+          <w:szCs w:val="21"/>
+        </w:rPr>
+      </w:pPr>
+      <w:r>
+        <w:rPr>
+          <w:rStyle w:val="Strong"/>
+          <w:rFonts w:ascii="Segoe UI" w:hAnsi="Segoe UI" w:cs="Segoe UI"/>
+          <w:sz w:val="21"/>
+          <w:szCs w:val="21"/>
+        </w:rPr>
+        <w:t>Given</w:t>
+      </w:r>
+      <w:r>
+        <w:rPr>
+          <w:rFonts w:ascii="Segoe UI" w:hAnsi="Segoe UI" w:cs="Segoe UI"/>
+          <w:sz w:val="21"/>
+          <w:szCs w:val="21"/>
+        </w:rPr>
+        <w:t xml:space="preserve"> preklady sú skontrolované</w:t>
+      </w:r>
+      <w:r>
+        <w:rPr>
+          <w:rFonts w:ascii="Segoe UI" w:hAnsi="Segoe UI" w:cs="Segoe UI"/>
+          <w:sz w:val="21"/>
+          <w:szCs w:val="21"/>
+        </w:rPr>
+        <w:br/>
+      </w:r>
+      <w:r>
+        <w:rPr>
+          <w:rStyle w:val="Strong"/>
+          <w:rFonts w:ascii="Segoe UI" w:hAnsi="Segoe UI" w:cs="Segoe UI"/>
+          <w:sz w:val="21"/>
+          <w:szCs w:val="21"/>
+        </w:rPr>
+        <w:t>When</w:t>
+      </w:r>
+      <w:r>
+        <w:rPr>
+          <w:rFonts w:ascii="Segoe UI" w:hAnsi="Segoe UI" w:cs="Segoe UI"/>
+          <w:sz w:val="21"/>
+          <w:szCs w:val="21"/>
+        </w:rPr>
+        <w:t xml:space="preserve"> klikne na </w:t>
+      </w:r>
+      <w:r>
+        <w:rPr>
+          <w:rStyle w:val="Strong"/>
+          <w:rFonts w:ascii="Segoe UI" w:hAnsi="Segoe UI" w:cs="Segoe UI"/>
+          <w:sz w:val="21"/>
+          <w:szCs w:val="21"/>
+        </w:rPr>
+        <w:t>„Uložiť verejný profil“</w:t>
+      </w:r>
+      <w:r>
+        <w:rPr>
+          <w:rFonts w:ascii="Segoe UI" w:hAnsi="Segoe UI" w:cs="Segoe UI"/>
+          <w:sz w:val="21"/>
+          <w:szCs w:val="21"/>
+        </w:rPr>
+        <w:br/>
+      </w:r>
+      <w:r>
+        <w:rPr>
+          <w:rStyle w:val="Strong"/>
+          <w:rFonts w:ascii="Segoe UI" w:hAnsi="Segoe UI" w:cs="Segoe UI"/>
+          <w:sz w:val="21"/>
+          <w:szCs w:val="21"/>
+        </w:rPr>
+        <w:t>Then</w:t>
+      </w:r>
+      <w:r>
+        <w:rPr>
+          <w:rFonts w:ascii="Segoe UI" w:hAnsi="Segoe UI" w:cs="Segoe UI"/>
+          <w:sz w:val="21"/>
+          <w:szCs w:val="21"/>
+        </w:rPr>
+        <w:t xml:space="preserve"> profil sa uloží a je viditeľný v sekcii </w:t>
+      </w:r>
+      <w:r>
+        <w:rPr>
+          <w:rStyle w:val="Strong"/>
+          <w:rFonts w:ascii="Segoe UI" w:hAnsi="Segoe UI" w:cs="Segoe UI"/>
+          <w:sz w:val="21"/>
+          <w:szCs w:val="21"/>
+        </w:rPr>
+        <w:t>„Stánky“</w:t>
+      </w:r>
+      <w:r>
+        <w:rPr>
+          <w:rFonts w:ascii="Segoe UI" w:hAnsi="Segoe UI" w:cs="Segoe UI"/>
+          <w:sz w:val="21"/>
+          <w:szCs w:val="21"/>
+        </w:rPr>
+        <w:t xml:space="preserve"> na stránke jarmoku.</w:t>
+      </w:r>
+    </w:p>
+    <w:p>
+      <w:pPr>
+        <w:spacing w:line="300" w:lineRule="atLeast"/>
+        <w:rPr>
+          <w:rFonts w:ascii="Segoe UI" w:hAnsi="Segoe UI" w:cs="Segoe UI"/>
+          <w:sz w:val="21"/>
+          <w:szCs w:val="21"/>
+        </w:rPr>
+      </w:pPr>
+    </w:p>
+    <w:p>
+      <w:pPr>
+        <w:pStyle w:val="Heading3"/>
+        <w:spacing w:line="300" w:lineRule="atLeast"/>
+        <w:rPr>
+          <w:rFonts w:ascii="Segoe UI" w:hAnsi="Segoe UI" w:cs="Segoe UI"/>
+          <w:sz w:val="27"/>
+          <w:szCs w:val="27"/>
+        </w:rPr>
+      </w:pPr>
+      <w:r>
+        <w:rPr>
+          <w:rStyle w:val="Strong"/>
+          <w:rFonts w:ascii="Segoe UI" w:hAnsi="Segoe UI" w:cs="Segoe UI"/>
+          <w:b/>
+          <w:bCs/>
+        </w:rPr>
+        <w:t>Verejnos</w:t>
+      </w:r>
+      <w:r>
+        <w:rPr>
+          <w:rStyle w:val="Strong"/>
+          <w:rFonts w:ascii="Segoe UI" w:hAnsi="Segoe UI" w:cs="Segoe UI"/>
+          <w:b/>
+          <w:bCs/>
+          <w:lang w:val="sk-SK"/>
+        </w:rPr>
+        <w:t>ť</w:t>
+      </w:r>
+      <w:r>
+        <w:rPr>
+          <w:rStyle w:val="Strong"/>
+          <w:rFonts w:ascii="Segoe UI" w:hAnsi="Segoe UI" w:cs="Segoe UI"/>
+          <w:b/>
+          <w:bCs/>
+        </w:rPr>
+        <w:t xml:space="preserve"> – zobrazenie verejných profilov</w:t>
+      </w:r>
+    </w:p>
+    <w:p>
+      <w:pPr>
+        <w:numPr>
+          <w:ilvl w:val="0"/>
+          <w:numId w:val="24"/>
+        </w:numPr>
+        <w:spacing w:before="100" w:beforeAutospacing="1" w:after="100" w:afterAutospacing="1" w:line="300" w:lineRule="atLeast"/>
+        <w:rPr>
+          <w:rFonts w:ascii="Segoe UI" w:hAnsi="Segoe UI" w:cs="Segoe UI"/>
+          <w:sz w:val="21"/>
+          <w:szCs w:val="21"/>
+        </w:rPr>
+      </w:pPr>
+      <w:r>
+        <w:rPr>
+          <w:rStyle w:val="Strong"/>
+          <w:rFonts w:ascii="Segoe UI" w:hAnsi="Segoe UI" w:cs="Segoe UI"/>
+          <w:sz w:val="21"/>
+          <w:szCs w:val="21"/>
+        </w:rPr>
+        <w:t>Given</w:t>
+      </w:r>
+      <w:r>
+        <w:rPr>
+          <w:rFonts w:ascii="Segoe UI" w:hAnsi="Segoe UI" w:cs="Segoe UI"/>
+          <w:sz w:val="21"/>
+          <w:szCs w:val="21"/>
+        </w:rPr>
+        <w:t xml:space="preserve"> </w:t>
+      </w:r>
+      <w:r>
+        <w:rPr>
+          <w:rFonts w:ascii="Segoe UI" w:hAnsi="Segoe UI" w:cs="Segoe UI"/>
+          <w:sz w:val="21"/>
+          <w:szCs w:val="21"/>
+        </w:rPr>
+        <w:t>návštevník stránky</w:t>
+      </w:r>
+      <w:r>
+        <w:rPr>
+          <w:rFonts w:ascii="Segoe UI" w:hAnsi="Segoe UI" w:cs="Segoe UI"/>
+          <w:sz w:val="21"/>
+          <w:szCs w:val="21"/>
+        </w:rPr>
+        <w:t xml:space="preserve"> otvorí detail jarmoku</w:t>
+      </w:r>
+      <w:r>
+        <w:rPr>
+          <w:rFonts w:ascii="Segoe UI" w:hAnsi="Segoe UI" w:cs="Segoe UI"/>
+          <w:sz w:val="21"/>
+          <w:szCs w:val="21"/>
+        </w:rPr>
+        <w:br/>
+      </w:r>
+      <w:r>
+        <w:rPr>
+          <w:rStyle w:val="Strong"/>
+          <w:rFonts w:ascii="Segoe UI" w:hAnsi="Segoe UI" w:cs="Segoe UI"/>
+          <w:sz w:val="21"/>
+          <w:szCs w:val="21"/>
+        </w:rPr>
+        <w:t>When</w:t>
+      </w:r>
+      <w:r>
+        <w:rPr>
+          <w:rFonts w:ascii="Segoe UI" w:hAnsi="Segoe UI" w:cs="Segoe UI"/>
+          <w:sz w:val="21"/>
+          <w:szCs w:val="21"/>
+        </w:rPr>
+        <w:t xml:space="preserve"> klikne na horné menu </w:t>
+      </w:r>
+      <w:r>
+        <w:rPr>
+          <w:rStyle w:val="Strong"/>
+          <w:rFonts w:ascii="Segoe UI" w:hAnsi="Segoe UI" w:cs="Segoe UI"/>
+          <w:sz w:val="21"/>
+          <w:szCs w:val="21"/>
+        </w:rPr>
+        <w:t>„Stánky“</w:t>
+      </w:r>
+      <w:r>
+        <w:rPr>
+          <w:rFonts w:ascii="Segoe UI" w:hAnsi="Segoe UI" w:cs="Segoe UI"/>
+          <w:sz w:val="21"/>
+          <w:szCs w:val="21"/>
+        </w:rPr>
+        <w:br/>
+      </w:r>
+      <w:r>
+        <w:rPr>
+          <w:rStyle w:val="Strong"/>
+          <w:rFonts w:ascii="Segoe UI" w:hAnsi="Segoe UI" w:cs="Segoe UI"/>
+          <w:sz w:val="21"/>
+          <w:szCs w:val="21"/>
+        </w:rPr>
+        <w:t>Then</w:t>
+      </w:r>
+      <w:r>
+        <w:rPr>
+          <w:rFonts w:ascii="Segoe UI" w:hAnsi="Segoe UI" w:cs="Segoe UI"/>
+          <w:sz w:val="21"/>
+          <w:szCs w:val="21"/>
+        </w:rPr>
+        <w:t xml:space="preserve"> zobrazia sa iba profily jarmočníkov s kompletnou a uhradenou registráciou.</w:t>
+      </w:r>
+    </w:p>
+    <w:p>
+      <w:pPr>
+        <w:pStyle w:val="Heading1"/>
         <w:rPr>
           <w:rFonts w:ascii="Tahoma" w:eastAsia="Times New Roman" w:hAnsi="Tahoma" w:cs="Tahoma"/>
         </w:rPr>
@@ -3337,6 +7689,119 @@
     </w:lvl>
   </w:abstractNum>
   <w:abstractNum w:abstractNumId="6" w15:restartNumberingAfterBreak="0">
+    <w:nsid w:val="25450646"/>
+    <w:multiLevelType w:val="multilevel"/>
+    <w:tmpl w:val="C32C1CCC"/>
+    <w:lvl w:ilvl="0">
+      <w:start w:val="1"/>
+      <w:numFmt w:val="decimal"/>
+      <w:lvlText w:val="%1."/>
+      <w:lvlJc w:val="left"/>
+      <w:pPr>
+        <w:tabs>
+          <w:tab w:val="num" w:pos="720"/>
+        </w:tabs>
+        <w:ind w:left="720" w:hanging="360"/>
+      </w:pPr>
+    </w:lvl>
+    <w:lvl w:ilvl="1" w:tentative="1">
+      <w:start w:val="1"/>
+      <w:numFmt w:val="decimal"/>
+      <w:lvlText w:val="%2."/>
+      <w:lvlJc w:val="left"/>
+      <w:pPr>
+        <w:tabs>
+          <w:tab w:val="num" w:pos="1440"/>
+        </w:tabs>
+        <w:ind w:left="1440" w:hanging="360"/>
+      </w:pPr>
+    </w:lvl>
+    <w:lvl w:ilvl="2" w:tentative="1">
+      <w:start w:val="1"/>
+      <w:numFmt w:val="decimal"/>
+      <w:lvlText w:val="%3."/>
+      <w:lvlJc w:val="left"/>
+      <w:pPr>
+        <w:tabs>
+          <w:tab w:val="num" w:pos="2160"/>
+        </w:tabs>
+        <w:ind w:left="2160" w:hanging="360"/>
+      </w:pPr>
+    </w:lvl>
+    <w:lvl w:ilvl="3" w:tentative="1">
+      <w:start w:val="1"/>
+      <w:numFmt w:val="decimal"/>
+      <w:lvlText w:val="%4."/>
+      <w:lvlJc w:val="left"/>
+      <w:pPr>
+        <w:tabs>
+          <w:tab w:val="num" w:pos="2880"/>
+        </w:tabs>
+        <w:ind w:left="2880" w:hanging="360"/>
+      </w:pPr>
+    </w:lvl>
+    <w:lvl w:ilvl="4" w:tentative="1">
+      <w:start w:val="1"/>
+      <w:numFmt w:val="decimal"/>
+      <w:lvlText w:val="%5."/>
+      <w:lvlJc w:val="left"/>
+      <w:pPr>
+        <w:tabs>
+          <w:tab w:val="num" w:pos="3600"/>
+        </w:tabs>
+        <w:ind w:left="3600" w:hanging="360"/>
+      </w:pPr>
+    </w:lvl>
+    <w:lvl w:ilvl="5" w:tentative="1">
+      <w:start w:val="1"/>
+      <w:numFmt w:val="decimal"/>
+      <w:lvlText w:val="%6."/>
+      <w:lvlJc w:val="left"/>
+      <w:pPr>
+        <w:tabs>
+          <w:tab w:val="num" w:pos="4320"/>
+        </w:tabs>
+        <w:ind w:left="4320" w:hanging="360"/>
+      </w:pPr>
+    </w:lvl>
+    <w:lvl w:ilvl="6" w:tentative="1">
+      <w:start w:val="1"/>
+      <w:numFmt w:val="decimal"/>
+      <w:lvlText w:val="%7."/>
+      <w:lvlJc w:val="left"/>
+      <w:pPr>
+        <w:tabs>
+          <w:tab w:val="num" w:pos="5040"/>
+        </w:tabs>
+        <w:ind w:left="5040" w:hanging="360"/>
+      </w:pPr>
+    </w:lvl>
+    <w:lvl w:ilvl="7" w:tentative="1">
+      <w:start w:val="1"/>
+      <w:numFmt w:val="decimal"/>
+      <w:lvlText w:val="%8."/>
+      <w:lvlJc w:val="left"/>
+      <w:pPr>
+        <w:tabs>
+          <w:tab w:val="num" w:pos="5760"/>
+        </w:tabs>
+        <w:ind w:left="5760" w:hanging="360"/>
+      </w:pPr>
+    </w:lvl>
+    <w:lvl w:ilvl="8" w:tentative="1">
+      <w:start w:val="1"/>
+      <w:numFmt w:val="decimal"/>
+      <w:lvlText w:val="%9."/>
+      <w:lvlJc w:val="left"/>
+      <w:pPr>
+        <w:tabs>
+          <w:tab w:val="num" w:pos="6480"/>
+        </w:tabs>
+        <w:ind w:left="6480" w:hanging="360"/>
+      </w:pPr>
+    </w:lvl>
+  </w:abstractNum>
+  <w:abstractNum w:abstractNumId="7" w15:restartNumberingAfterBreak="0">
     <w:nsid w:val="26636C31"/>
     <w:multiLevelType w:val="hybridMultilevel"/>
     <w:tmpl w:val="B30097DE"/>
@@ -3449,7 +7914,120 @@
       </w:rPr>
     </w:lvl>
   </w:abstractNum>
-  <w:abstractNum w:abstractNumId="7" w15:restartNumberingAfterBreak="0">
+  <w:abstractNum w:abstractNumId="8" w15:restartNumberingAfterBreak="0">
+    <w:nsid w:val="28F32663"/>
+    <w:multiLevelType w:val="multilevel"/>
+    <w:tmpl w:val="BE5AF4B4"/>
+    <w:lvl w:ilvl="0">
+      <w:start w:val="1"/>
+      <w:numFmt w:val="decimal"/>
+      <w:lvlText w:val="%1."/>
+      <w:lvlJc w:val="left"/>
+      <w:pPr>
+        <w:tabs>
+          <w:tab w:val="num" w:pos="720"/>
+        </w:tabs>
+        <w:ind w:left="720" w:hanging="360"/>
+      </w:pPr>
+    </w:lvl>
+    <w:lvl w:ilvl="1" w:tentative="1">
+      <w:start w:val="1"/>
+      <w:numFmt w:val="decimal"/>
+      <w:lvlText w:val="%2."/>
+      <w:lvlJc w:val="left"/>
+      <w:pPr>
+        <w:tabs>
+          <w:tab w:val="num" w:pos="1440"/>
+        </w:tabs>
+        <w:ind w:left="1440" w:hanging="360"/>
+      </w:pPr>
+    </w:lvl>
+    <w:lvl w:ilvl="2" w:tentative="1">
+      <w:start w:val="1"/>
+      <w:numFmt w:val="decimal"/>
+      <w:lvlText w:val="%3."/>
+      <w:lvlJc w:val="left"/>
+      <w:pPr>
+        <w:tabs>
+          <w:tab w:val="num" w:pos="2160"/>
+        </w:tabs>
+        <w:ind w:left="2160" w:hanging="360"/>
+      </w:pPr>
+    </w:lvl>
+    <w:lvl w:ilvl="3" w:tentative="1">
+      <w:start w:val="1"/>
+      <w:numFmt w:val="decimal"/>
+      <w:lvlText w:val="%4."/>
+      <w:lvlJc w:val="left"/>
+      <w:pPr>
+        <w:tabs>
+          <w:tab w:val="num" w:pos="2880"/>
+        </w:tabs>
+        <w:ind w:left="2880" w:hanging="360"/>
+      </w:pPr>
+    </w:lvl>
+    <w:lvl w:ilvl="4" w:tentative="1">
+      <w:start w:val="1"/>
+      <w:numFmt w:val="decimal"/>
+      <w:lvlText w:val="%5."/>
+      <w:lvlJc w:val="left"/>
+      <w:pPr>
+        <w:tabs>
+          <w:tab w:val="num" w:pos="3600"/>
+        </w:tabs>
+        <w:ind w:left="3600" w:hanging="360"/>
+      </w:pPr>
+    </w:lvl>
+    <w:lvl w:ilvl="5" w:tentative="1">
+      <w:start w:val="1"/>
+      <w:numFmt w:val="decimal"/>
+      <w:lvlText w:val="%6."/>
+      <w:lvlJc w:val="left"/>
+      <w:pPr>
+        <w:tabs>
+          <w:tab w:val="num" w:pos="4320"/>
+        </w:tabs>
+        <w:ind w:left="4320" w:hanging="360"/>
+      </w:pPr>
+    </w:lvl>
+    <w:lvl w:ilvl="6" w:tentative="1">
+      <w:start w:val="1"/>
+      <w:numFmt w:val="decimal"/>
+      <w:lvlText w:val="%7."/>
+      <w:lvlJc w:val="left"/>
+      <w:pPr>
+        <w:tabs>
+          <w:tab w:val="num" w:pos="5040"/>
+        </w:tabs>
+        <w:ind w:left="5040" w:hanging="360"/>
+      </w:pPr>
+    </w:lvl>
+    <w:lvl w:ilvl="7" w:tentative="1">
+      <w:start w:val="1"/>
+      <w:numFmt w:val="decimal"/>
+      <w:lvlText w:val="%8."/>
+      <w:lvlJc w:val="left"/>
+      <w:pPr>
+        <w:tabs>
+          <w:tab w:val="num" w:pos="5760"/>
+        </w:tabs>
+        <w:ind w:left="5760" w:hanging="360"/>
+      </w:pPr>
+    </w:lvl>
+    <w:lvl w:ilvl="8" w:tentative="1">
+      <w:start w:val="1"/>
+      <w:numFmt w:val="decimal"/>
+      <w:lvlText w:val="%9."/>
+      <w:lvlJc w:val="left"/>
+      <w:pPr>
+        <w:tabs>
+          <w:tab w:val="num" w:pos="6480"/>
+        </w:tabs>
+        <w:ind w:left="6480" w:hanging="360"/>
+      </w:pPr>
+    </w:lvl>
+  </w:abstractNum>
+  <w:abstractNum w:abstractNumId="9" w15:restartNumberingAfterBreak="0">
     <w:nsid w:val="29E20337"/>
     <w:multiLevelType w:val="multilevel"/>
     <w:tmpl w:val="EE0E32DA"/>
@@ -3598,7 +8176,7 @@
       </w:rPr>
     </w:lvl>
   </w:abstractNum>
-  <w:abstractNum w:abstractNumId="8" w15:restartNumberingAfterBreak="0">
+  <w:abstractNum w:abstractNumId="10" w15:restartNumberingAfterBreak="0">
     <w:nsid w:val="424C1405"/>
     <w:multiLevelType w:val="multilevel"/>
     <w:tmpl w:val="9058F03C"/>
@@ -3747,7 +8325,120 @@
       </w:rPr>
     </w:lvl>
   </w:abstractNum>
-  <w:abstractNum w:abstractNumId="9" w15:restartNumberingAfterBreak="0">
+  <w:abstractNum w:abstractNumId="11" w15:restartNumberingAfterBreak="0">
+    <w:nsid w:val="430729AD"/>
+    <w:multiLevelType w:val="multilevel"/>
+    <w:tmpl w:val="3C68EF80"/>
+    <w:lvl w:ilvl="0">
+      <w:start w:val="5"/>
+      <w:numFmt w:val="decimal"/>
+      <w:lvlText w:val="%1."/>
+      <w:lvlJc w:val="left"/>
+      <w:pPr>
+        <w:tabs>
+          <w:tab w:val="num" w:pos="720"/>
+        </w:tabs>
+        <w:ind w:left="720" w:hanging="360"/>
+      </w:pPr>
+    </w:lvl>
+    <w:lvl w:ilvl="1" w:tentative="1">
+      <w:start w:val="1"/>
+      <w:numFmt w:val="decimal"/>
+      <w:lvlText w:val="%2."/>
+      <w:lvlJc w:val="left"/>
+      <w:pPr>
+        <w:tabs>
+          <w:tab w:val="num" w:pos="1440"/>
+        </w:tabs>
+        <w:ind w:left="1440" w:hanging="360"/>
+      </w:pPr>
+    </w:lvl>
+    <w:lvl w:ilvl="2" w:tentative="1">
+      <w:start w:val="1"/>
+      <w:numFmt w:val="decimal"/>
+      <w:lvlText w:val="%3."/>
+      <w:lvlJc w:val="left"/>
+      <w:pPr>
+        <w:tabs>
+          <w:tab w:val="num" w:pos="2160"/>
+        </w:tabs>
+        <w:ind w:left="2160" w:hanging="360"/>
+      </w:pPr>
+    </w:lvl>
+    <w:lvl w:ilvl="3" w:tentative="1">
+      <w:start w:val="1"/>
+      <w:numFmt w:val="decimal"/>
+      <w:lvlText w:val="%4."/>
+      <w:lvlJc w:val="left"/>
+      <w:pPr>
+        <w:tabs>
+          <w:tab w:val="num" w:pos="2880"/>
+        </w:tabs>
+        <w:ind w:left="2880" w:hanging="360"/>
+      </w:pPr>
+    </w:lvl>
+    <w:lvl w:ilvl="4" w:tentative="1">
+      <w:start w:val="1"/>
+      <w:numFmt w:val="decimal"/>
+      <w:lvlText w:val="%5."/>
+      <w:lvlJc w:val="left"/>
+      <w:pPr>
+        <w:tabs>
+          <w:tab w:val="num" w:pos="3600"/>
+        </w:tabs>
+        <w:ind w:left="3600" w:hanging="360"/>
+      </w:pPr>
+    </w:lvl>
+    <w:lvl w:ilvl="5" w:tentative="1">
+      <w:start w:val="1"/>
+      <w:numFmt w:val="decimal"/>
+      <w:lvlText w:val="%6."/>
+      <w:lvlJc w:val="left"/>
+      <w:pPr>
+        <w:tabs>
+          <w:tab w:val="num" w:pos="4320"/>
+        </w:tabs>
+        <w:ind w:left="4320" w:hanging="360"/>
+      </w:pPr>
+    </w:lvl>
+    <w:lvl w:ilvl="6" w:tentative="1">
+      <w:start w:val="1"/>
+      <w:numFmt w:val="decimal"/>
+      <w:lvlText w:val="%7."/>
+      <w:lvlJc w:val="left"/>
+      <w:pPr>
+        <w:tabs>
+          <w:tab w:val="num" w:pos="5040"/>
+        </w:tabs>
+        <w:ind w:left="5040" w:hanging="360"/>
+      </w:pPr>
+    </w:lvl>
+    <w:lvl w:ilvl="7" w:tentative="1">
+      <w:start w:val="1"/>
+      <w:numFmt w:val="decimal"/>
+      <w:lvlText w:val="%8."/>
+      <w:lvlJc w:val="left"/>
+      <w:pPr>
+        <w:tabs>
+          <w:tab w:val="num" w:pos="5760"/>
+        </w:tabs>
+        <w:ind w:left="5760" w:hanging="360"/>
+      </w:pPr>
+    </w:lvl>
+    <w:lvl w:ilvl="8" w:tentative="1">
+      <w:start w:val="1"/>
+      <w:numFmt w:val="decimal"/>
+      <w:lvlText w:val="%9."/>
+      <w:lvlJc w:val="left"/>
+      <w:pPr>
+        <w:tabs>
+          <w:tab w:val="num" w:pos="6480"/>
+        </w:tabs>
+        <w:ind w:left="6480" w:hanging="360"/>
+      </w:pPr>
+    </w:lvl>
+  </w:abstractNum>
+  <w:abstractNum w:abstractNumId="12" w15:restartNumberingAfterBreak="0">
     <w:nsid w:val="437113EA"/>
     <w:multiLevelType w:val="multilevel"/>
     <w:tmpl w:val="41408788"/>
@@ -3896,7 +8587,120 @@
       </w:rPr>
     </w:lvl>
   </w:abstractNum>
-  <w:abstractNum w:abstractNumId="10" w15:restartNumberingAfterBreak="0">
+  <w:abstractNum w:abstractNumId="13" w15:restartNumberingAfterBreak="0">
+    <w:nsid w:val="4E51303F"/>
+    <w:multiLevelType w:val="multilevel"/>
+    <w:tmpl w:val="374844F6"/>
+    <w:lvl w:ilvl="0">
+      <w:start w:val="1"/>
+      <w:numFmt w:val="decimal"/>
+      <w:lvlText w:val="%1."/>
+      <w:lvlJc w:val="left"/>
+      <w:pPr>
+        <w:tabs>
+          <w:tab w:val="num" w:pos="720"/>
+        </w:tabs>
+        <w:ind w:left="720" w:hanging="360"/>
+      </w:pPr>
+    </w:lvl>
+    <w:lvl w:ilvl="1" w:tentative="1">
+      <w:start w:val="1"/>
+      <w:numFmt w:val="decimal"/>
+      <w:lvlText w:val="%2."/>
+      <w:lvlJc w:val="left"/>
+      <w:pPr>
+        <w:tabs>
+          <w:tab w:val="num" w:pos="1440"/>
+        </w:tabs>
+        <w:ind w:left="1440" w:hanging="360"/>
+      </w:pPr>
+    </w:lvl>
+    <w:lvl w:ilvl="2" w:tentative="1">
+      <w:start w:val="1"/>
+      <w:numFmt w:val="decimal"/>
+      <w:lvlText w:val="%3."/>
+      <w:lvlJc w:val="left"/>
+      <w:pPr>
+        <w:tabs>
+          <w:tab w:val="num" w:pos="2160"/>
+        </w:tabs>
+        <w:ind w:left="2160" w:hanging="360"/>
+      </w:pPr>
+    </w:lvl>
+    <w:lvl w:ilvl="3" w:tentative="1">
+      <w:start w:val="1"/>
+      <w:numFmt w:val="decimal"/>
+      <w:lvlText w:val="%4."/>
+      <w:lvlJc w:val="left"/>
+      <w:pPr>
+        <w:tabs>
+          <w:tab w:val="num" w:pos="2880"/>
+        </w:tabs>
+        <w:ind w:left="2880" w:hanging="360"/>
+      </w:pPr>
+    </w:lvl>
+    <w:lvl w:ilvl="4" w:tentative="1">
+      <w:start w:val="1"/>
+      <w:numFmt w:val="decimal"/>
+      <w:lvlText w:val="%5."/>
+      <w:lvlJc w:val="left"/>
+      <w:pPr>
+        <w:tabs>
+          <w:tab w:val="num" w:pos="3600"/>
+        </w:tabs>
+        <w:ind w:left="3600" w:hanging="360"/>
+      </w:pPr>
+    </w:lvl>
+    <w:lvl w:ilvl="5" w:tentative="1">
+      <w:start w:val="1"/>
+      <w:numFmt w:val="decimal"/>
+      <w:lvlText w:val="%6."/>
+      <w:lvlJc w:val="left"/>
+      <w:pPr>
+        <w:tabs>
+          <w:tab w:val="num" w:pos="4320"/>
+        </w:tabs>
+        <w:ind w:left="4320" w:hanging="360"/>
+      </w:pPr>
+    </w:lvl>
+    <w:lvl w:ilvl="6" w:tentative="1">
+      <w:start w:val="1"/>
+      <w:numFmt w:val="decimal"/>
+      <w:lvlText w:val="%7."/>
+      <w:lvlJc w:val="left"/>
+      <w:pPr>
+        <w:tabs>
+          <w:tab w:val="num" w:pos="5040"/>
+        </w:tabs>
+        <w:ind w:left="5040" w:hanging="360"/>
+      </w:pPr>
+    </w:lvl>
+    <w:lvl w:ilvl="7" w:tentative="1">
+      <w:start w:val="1"/>
+      <w:numFmt w:val="decimal"/>
+      <w:lvlText w:val="%8."/>
+      <w:lvlJc w:val="left"/>
+      <w:pPr>
+        <w:tabs>
+          <w:tab w:val="num" w:pos="5760"/>
+        </w:tabs>
+        <w:ind w:left="5760" w:hanging="360"/>
+      </w:pPr>
+    </w:lvl>
+    <w:lvl w:ilvl="8" w:tentative="1">
+      <w:start w:val="1"/>
+      <w:numFmt w:val="decimal"/>
+      <w:lvlText w:val="%9."/>
+      <w:lvlJc w:val="left"/>
+      <w:pPr>
+        <w:tabs>
+          <w:tab w:val="num" w:pos="6480"/>
+        </w:tabs>
+        <w:ind w:left="6480" w:hanging="360"/>
+      </w:pPr>
+    </w:lvl>
+  </w:abstractNum>
+  <w:abstractNum w:abstractNumId="14" w15:restartNumberingAfterBreak="0">
     <w:nsid w:val="4F25129F"/>
     <w:multiLevelType w:val="multilevel"/>
     <w:tmpl w:val="1DF6E41C"/>
@@ -4045,7 +8849,7 @@
       </w:rPr>
     </w:lvl>
   </w:abstractNum>
-  <w:abstractNum w:abstractNumId="11" w15:restartNumberingAfterBreak="0">
+  <w:abstractNum w:abstractNumId="15" w15:restartNumberingAfterBreak="0">
     <w:nsid w:val="554D251E"/>
     <w:multiLevelType w:val="multilevel"/>
     <w:tmpl w:val="62FCD364"/>
@@ -4194,7 +8998,156 @@
       </w:rPr>
     </w:lvl>
   </w:abstractNum>
-  <w:abstractNum w:abstractNumId="12" w15:restartNumberingAfterBreak="0">
+  <w:abstractNum w:abstractNumId="16" w15:restartNumberingAfterBreak="0">
+    <w:nsid w:val="59671805"/>
+    <w:multiLevelType w:val="multilevel"/>
+    <w:tmpl w:val="72F21ED6"/>
+    <w:lvl w:ilvl="0">
+      <w:start w:val="1"/>
+      <w:numFmt w:val="bullet"/>
+      <w:lvlText w:val=""/>
+      <w:lvlJc w:val="left"/>
+      <w:pPr>
+        <w:tabs>
+          <w:tab w:val="num" w:pos="720"/>
+        </w:tabs>
+        <w:ind w:left="720" w:hanging="360"/>
+      </w:pPr>
+      <w:rPr>
+        <w:rFonts w:ascii="Symbol" w:hAnsi="Symbol" w:hint="default"/>
+        <w:sz w:val="20"/>
+      </w:rPr>
+    </w:lvl>
+    <w:lvl w:ilvl="1" w:tentative="1">
+      <w:start w:val="1"/>
+      <w:numFmt w:val="bullet"/>
+      <w:lvlText w:val="o"/>
+      <w:lvlJc w:val="left"/>
+      <w:pPr>
+        <w:tabs>
+          <w:tab w:val="num" w:pos="1440"/>
+        </w:tabs>
+        <w:ind w:left="1440" w:hanging="360"/>
+      </w:pPr>
+      <w:rPr>
+        <w:rFonts w:ascii="Courier New" w:hAnsi="Courier New" w:hint="default"/>
+        <w:sz w:val="20"/>
+      </w:rPr>
+    </w:lvl>
+    <w:lvl w:ilvl="2" w:tentative="1">
+      <w:start w:val="1"/>
+      <w:numFmt w:val="bullet"/>
+      <w:lvlText w:val=""/>
+      <w:lvlJc w:val="left"/>
+      <w:pPr>
+        <w:tabs>
+          <w:tab w:val="num" w:pos="2160"/>
+        </w:tabs>
+        <w:ind w:left="2160" w:hanging="360"/>
+      </w:pPr>
+      <w:rPr>
+        <w:rFonts w:ascii="Wingdings" w:hAnsi="Wingdings" w:hint="default"/>
+        <w:sz w:val="20"/>
+      </w:rPr>
+    </w:lvl>
+    <w:lvl w:ilvl="3" w:tentative="1">
+      <w:start w:val="1"/>
+      <w:numFmt w:val="bullet"/>
+      <w:lvlText w:val=""/>
+      <w:lvlJc w:val="left"/>
+      <w:pPr>
+        <w:tabs>
+          <w:tab w:val="num" w:pos="2880"/>
+        </w:tabs>
+        <w:ind w:left="2880" w:hanging="360"/>
+      </w:pPr>
+      <w:rPr>
+        <w:rFonts w:ascii="Wingdings" w:hAnsi="Wingdings" w:hint="default"/>
+        <w:sz w:val="20"/>
+      </w:rPr>
+    </w:lvl>
+    <w:lvl w:ilvl="4" w:tentative="1">
+      <w:start w:val="1"/>
+      <w:numFmt w:val="bullet"/>
+      <w:lvlText w:val=""/>
+      <w:lvlJc w:val="left"/>
+      <w:pPr>
+        <w:tabs>
+          <w:tab w:val="num" w:pos="3600"/>
+        </w:tabs>
+        <w:ind w:left="3600" w:hanging="360"/>
+      </w:pPr>
+      <w:rPr>
+        <w:rFonts w:ascii="Wingdings" w:hAnsi="Wingdings" w:hint="default"/>
+        <w:sz w:val="20"/>
+      </w:rPr>
+    </w:lvl>
+    <w:lvl w:ilvl="5" w:tentative="1">
+      <w:start w:val="1"/>
+      <w:numFmt w:val="bullet"/>
+      <w:lvlText w:val=""/>
+      <w:lvlJc w:val="left"/>
+      <w:pPr>
+        <w:tabs>
+          <w:tab w:val="num" w:pos="4320"/>
+        </w:tabs>
+        <w:ind w:left="4320" w:hanging="360"/>
+      </w:pPr>
+      <w:rPr>
+        <w:rFonts w:ascii="Wingdings" w:hAnsi="Wingdings" w:hint="default"/>
+        <w:sz w:val="20"/>
+      </w:rPr>
+    </w:lvl>
+    <w:lvl w:ilvl="6" w:tentative="1">
+      <w:start w:val="1"/>
+      <w:numFmt w:val="bullet"/>
+      <w:lvlText w:val=""/>
+      <w:lvlJc w:val="left"/>
+      <w:pPr>
+        <w:tabs>
+          <w:tab w:val="num" w:pos="5040"/>
+        </w:tabs>
+        <w:ind w:left="5040" w:hanging="360"/>
+      </w:pPr>
+      <w:rPr>
+        <w:rFonts w:ascii="Wingdings" w:hAnsi="Wingdings" w:hint="default"/>
+        <w:sz w:val="20"/>
+      </w:rPr>
+    </w:lvl>
+    <w:lvl w:ilvl="7" w:tentative="1">
+      <w:start w:val="1"/>
+      <w:numFmt w:val="bullet"/>
+      <w:lvlText w:val=""/>
+      <w:lvlJc w:val="left"/>
+      <w:pPr>
+        <w:tabs>
+          <w:tab w:val="num" w:pos="5760"/>
+        </w:tabs>
+        <w:ind w:left="5760" w:hanging="360"/>
+      </w:pPr>
+      <w:rPr>
+        <w:rFonts w:ascii="Wingdings" w:hAnsi="Wingdings" w:hint="default"/>
+        <w:sz w:val="20"/>
+      </w:rPr>
+    </w:lvl>
+    <w:lvl w:ilvl="8" w:tentative="1">
+      <w:start w:val="1"/>
+      <w:numFmt w:val="bullet"/>
+      <w:lvlText w:val=""/>
+      <w:lvlJc w:val="left"/>
+      <w:pPr>
+        <w:tabs>
+          <w:tab w:val="num" w:pos="6480"/>
+        </w:tabs>
+        <w:ind w:left="6480" w:hanging="360"/>
+      </w:pPr>
+      <w:rPr>
+        <w:rFonts w:ascii="Wingdings" w:hAnsi="Wingdings" w:hint="default"/>
+        <w:sz w:val="20"/>
+      </w:rPr>
+    </w:lvl>
+  </w:abstractNum>
+  <w:abstractNum w:abstractNumId="17" w15:restartNumberingAfterBreak="0">
     <w:nsid w:val="5C3E7CB5"/>
     <w:multiLevelType w:val="multilevel"/>
     <w:tmpl w:val="FD1017DA"/>
@@ -4343,7 +9296,571 @@
       </w:rPr>
     </w:lvl>
   </w:abstractNum>
-  <w:abstractNum w:abstractNumId="13" w15:restartNumberingAfterBreak="0">
+  <w:abstractNum w:abstractNumId="18" w15:restartNumberingAfterBreak="0">
+    <w:nsid w:val="5D7055B3"/>
+    <w:multiLevelType w:val="multilevel"/>
+    <w:tmpl w:val="127EA850"/>
+    <w:lvl w:ilvl="0">
+      <w:start w:val="1"/>
+      <w:numFmt w:val="decimal"/>
+      <w:lvlText w:val="%1."/>
+      <w:lvlJc w:val="left"/>
+      <w:pPr>
+        <w:tabs>
+          <w:tab w:val="num" w:pos="720"/>
+        </w:tabs>
+        <w:ind w:left="720" w:hanging="360"/>
+      </w:pPr>
+    </w:lvl>
+    <w:lvl w:ilvl="1">
+      <w:start w:val="1"/>
+      <w:numFmt w:val="bullet"/>
+      <w:lvlText w:val="o"/>
+      <w:lvlJc w:val="left"/>
+      <w:pPr>
+        <w:tabs>
+          <w:tab w:val="num" w:pos="1440"/>
+        </w:tabs>
+        <w:ind w:left="1440" w:hanging="360"/>
+      </w:pPr>
+      <w:rPr>
+        <w:rFonts w:ascii="Courier New" w:hAnsi="Courier New" w:hint="default"/>
+        <w:sz w:val="20"/>
+      </w:rPr>
+    </w:lvl>
+    <w:lvl w:ilvl="2" w:tentative="1">
+      <w:start w:val="1"/>
+      <w:numFmt w:val="decimal"/>
+      <w:lvlText w:val="%3."/>
+      <w:lvlJc w:val="left"/>
+      <w:pPr>
+        <w:tabs>
+          <w:tab w:val="num" w:pos="2160"/>
+        </w:tabs>
+        <w:ind w:left="2160" w:hanging="360"/>
+      </w:pPr>
+    </w:lvl>
+    <w:lvl w:ilvl="3" w:tentative="1">
+      <w:start w:val="1"/>
+      <w:numFmt w:val="decimal"/>
+      <w:lvlText w:val="%4."/>
+      <w:lvlJc w:val="left"/>
+      <w:pPr>
+        <w:tabs>
+          <w:tab w:val="num" w:pos="2880"/>
+        </w:tabs>
+        <w:ind w:left="2880" w:hanging="360"/>
+      </w:pPr>
+    </w:lvl>
+    <w:lvl w:ilvl="4" w:tentative="1">
+      <w:start w:val="1"/>
+      <w:numFmt w:val="decimal"/>
+      <w:lvlText w:val="%5."/>
+      <w:lvlJc w:val="left"/>
+      <w:pPr>
+        <w:tabs>
+          <w:tab w:val="num" w:pos="3600"/>
+        </w:tabs>
+        <w:ind w:left="3600" w:hanging="360"/>
+      </w:pPr>
+    </w:lvl>
+    <w:lvl w:ilvl="5" w:tentative="1">
+      <w:start w:val="1"/>
+      <w:numFmt w:val="decimal"/>
+      <w:lvlText w:val="%6."/>
+      <w:lvlJc w:val="left"/>
+      <w:pPr>
+        <w:tabs>
+          <w:tab w:val="num" w:pos="4320"/>
+        </w:tabs>
+        <w:ind w:left="4320" w:hanging="360"/>
+      </w:pPr>
+    </w:lvl>
+    <w:lvl w:ilvl="6" w:tentative="1">
+      <w:start w:val="1"/>
+      <w:numFmt w:val="decimal"/>
+      <w:lvlText w:val="%7."/>
+      <w:lvlJc w:val="left"/>
+      <w:pPr>
+        <w:tabs>
+          <w:tab w:val="num" w:pos="5040"/>
+        </w:tabs>
+        <w:ind w:left="5040" w:hanging="360"/>
+      </w:pPr>
+    </w:lvl>
+    <w:lvl w:ilvl="7" w:tentative="1">
+      <w:start w:val="1"/>
+      <w:numFmt w:val="decimal"/>
+      <w:lvlText w:val="%8."/>
+      <w:lvlJc w:val="left"/>
+      <w:pPr>
+        <w:tabs>
+          <w:tab w:val="num" w:pos="5760"/>
+        </w:tabs>
+        <w:ind w:left="5760" w:hanging="360"/>
+      </w:pPr>
+    </w:lvl>
+    <w:lvl w:ilvl="8" w:tentative="1">
+      <w:start w:val="1"/>
+      <w:numFmt w:val="decimal"/>
+      <w:lvlText w:val="%9."/>
+      <w:lvlJc w:val="left"/>
+      <w:pPr>
+        <w:tabs>
+          <w:tab w:val="num" w:pos="6480"/>
+        </w:tabs>
+        <w:ind w:left="6480" w:hanging="360"/>
+      </w:pPr>
+    </w:lvl>
+  </w:abstractNum>
+  <w:abstractNum w:abstractNumId="19" w15:restartNumberingAfterBreak="0">
+    <w:nsid w:val="61FA6D2B"/>
+    <w:multiLevelType w:val="multilevel"/>
+    <w:tmpl w:val="93909E3C"/>
+    <w:lvl w:ilvl="0">
+      <w:start w:val="1"/>
+      <w:numFmt w:val="bullet"/>
+      <w:lvlText w:val=""/>
+      <w:lvlJc w:val="left"/>
+      <w:pPr>
+        <w:tabs>
+          <w:tab w:val="num" w:pos="720"/>
+        </w:tabs>
+        <w:ind w:left="720" w:hanging="360"/>
+      </w:pPr>
+      <w:rPr>
+        <w:rFonts w:ascii="Symbol" w:hAnsi="Symbol" w:hint="default"/>
+        <w:sz w:val="20"/>
+      </w:rPr>
+    </w:lvl>
+    <w:lvl w:ilvl="1" w:tentative="1">
+      <w:start w:val="1"/>
+      <w:numFmt w:val="bullet"/>
+      <w:lvlText w:val="o"/>
+      <w:lvlJc w:val="left"/>
+      <w:pPr>
+        <w:tabs>
+          <w:tab w:val="num" w:pos="1440"/>
+        </w:tabs>
+        <w:ind w:left="1440" w:hanging="360"/>
+      </w:pPr>
+      <w:rPr>
+        <w:rFonts w:ascii="Courier New" w:hAnsi="Courier New" w:hint="default"/>
+        <w:sz w:val="20"/>
+      </w:rPr>
+    </w:lvl>
+    <w:lvl w:ilvl="2" w:tentative="1">
+      <w:start w:val="1"/>
+      <w:numFmt w:val="bullet"/>
+      <w:lvlText w:val=""/>
+      <w:lvlJc w:val="left"/>
+      <w:pPr>
+        <w:tabs>
+          <w:tab w:val="num" w:pos="2160"/>
+        </w:tabs>
+        <w:ind w:left="2160" w:hanging="360"/>
+      </w:pPr>
+      <w:rPr>
+        <w:rFonts w:ascii="Wingdings" w:hAnsi="Wingdings" w:hint="default"/>
+        <w:sz w:val="20"/>
+      </w:rPr>
+    </w:lvl>
+    <w:lvl w:ilvl="3" w:tentative="1">
+      <w:start w:val="1"/>
+      <w:numFmt w:val="bullet"/>
+      <w:lvlText w:val=""/>
+      <w:lvlJc w:val="left"/>
+      <w:pPr>
+        <w:tabs>
+          <w:tab w:val="num" w:pos="2880"/>
+        </w:tabs>
+        <w:ind w:left="2880" w:hanging="360"/>
+      </w:pPr>
+      <w:rPr>
+        <w:rFonts w:ascii="Wingdings" w:hAnsi="Wingdings" w:hint="default"/>
+        <w:sz w:val="20"/>
+      </w:rPr>
+    </w:lvl>
+    <w:lvl w:ilvl="4" w:tentative="1">
+      <w:start w:val="1"/>
+      <w:numFmt w:val="bullet"/>
+      <w:lvlText w:val=""/>
+      <w:lvlJc w:val="left"/>
+      <w:pPr>
+        <w:tabs>
+          <w:tab w:val="num" w:pos="3600"/>
+        </w:tabs>
+        <w:ind w:left="3600" w:hanging="360"/>
+      </w:pPr>
+      <w:rPr>
+        <w:rFonts w:ascii="Wingdings" w:hAnsi="Wingdings" w:hint="default"/>
+        <w:sz w:val="20"/>
+      </w:rPr>
+    </w:lvl>
+    <w:lvl w:ilvl="5" w:tentative="1">
+      <w:start w:val="1"/>
+      <w:numFmt w:val="bullet"/>
+      <w:lvlText w:val=""/>
+      <w:lvlJc w:val="left"/>
+      <w:pPr>
+        <w:tabs>
+          <w:tab w:val="num" w:pos="4320"/>
+        </w:tabs>
+        <w:ind w:left="4320" w:hanging="360"/>
+      </w:pPr>
+      <w:rPr>
+        <w:rFonts w:ascii="Wingdings" w:hAnsi="Wingdings" w:hint="default"/>
+        <w:sz w:val="20"/>
+      </w:rPr>
+    </w:lvl>
+    <w:lvl w:ilvl="6" w:tentative="1">
+      <w:start w:val="1"/>
+      <w:numFmt w:val="bullet"/>
+      <w:lvlText w:val=""/>
+      <w:lvlJc w:val="left"/>
+      <w:pPr>
+        <w:tabs>
+          <w:tab w:val="num" w:pos="5040"/>
+        </w:tabs>
+        <w:ind w:left="5040" w:hanging="360"/>
+      </w:pPr>
+      <w:rPr>
+        <w:rFonts w:ascii="Wingdings" w:hAnsi="Wingdings" w:hint="default"/>
+        <w:sz w:val="20"/>
+      </w:rPr>
+    </w:lvl>
+    <w:lvl w:ilvl="7" w:tentative="1">
+      <w:start w:val="1"/>
+      <w:numFmt w:val="bullet"/>
+      <w:lvlText w:val=""/>
+      <w:lvlJc w:val="left"/>
+      <w:pPr>
+        <w:tabs>
+          <w:tab w:val="num" w:pos="5760"/>
+        </w:tabs>
+        <w:ind w:left="5760" w:hanging="360"/>
+      </w:pPr>
+      <w:rPr>
+        <w:rFonts w:ascii="Wingdings" w:hAnsi="Wingdings" w:hint="default"/>
+        <w:sz w:val="20"/>
+      </w:rPr>
+    </w:lvl>
+    <w:lvl w:ilvl="8" w:tentative="1">
+      <w:start w:val="1"/>
+      <w:numFmt w:val="bullet"/>
+      <w:lvlText w:val=""/>
+      <w:lvlJc w:val="left"/>
+      <w:pPr>
+        <w:tabs>
+          <w:tab w:val="num" w:pos="6480"/>
+        </w:tabs>
+        <w:ind w:left="6480" w:hanging="360"/>
+      </w:pPr>
+      <w:rPr>
+        <w:rFonts w:ascii="Wingdings" w:hAnsi="Wingdings" w:hint="default"/>
+        <w:sz w:val="20"/>
+      </w:rPr>
+    </w:lvl>
+  </w:abstractNum>
+  <w:abstractNum w:abstractNumId="20" w15:restartNumberingAfterBreak="0">
+    <w:nsid w:val="63155A91"/>
+    <w:multiLevelType w:val="multilevel"/>
+    <w:tmpl w:val="57665418"/>
+    <w:lvl w:ilvl="0">
+      <w:start w:val="1"/>
+      <w:numFmt w:val="bullet"/>
+      <w:lvlText w:val=""/>
+      <w:lvlJc w:val="left"/>
+      <w:pPr>
+        <w:tabs>
+          <w:tab w:val="num" w:pos="720"/>
+        </w:tabs>
+        <w:ind w:left="720" w:hanging="360"/>
+      </w:pPr>
+      <w:rPr>
+        <w:rFonts w:ascii="Symbol" w:hAnsi="Symbol" w:hint="default"/>
+        <w:sz w:val="20"/>
+      </w:rPr>
+    </w:lvl>
+    <w:lvl w:ilvl="1" w:tentative="1">
+      <w:start w:val="1"/>
+      <w:numFmt w:val="bullet"/>
+      <w:lvlText w:val="o"/>
+      <w:lvlJc w:val="left"/>
+      <w:pPr>
+        <w:tabs>
+          <w:tab w:val="num" w:pos="1440"/>
+        </w:tabs>
+        <w:ind w:left="1440" w:hanging="360"/>
+      </w:pPr>
+      <w:rPr>
+        <w:rFonts w:ascii="Courier New" w:hAnsi="Courier New" w:hint="default"/>
+        <w:sz w:val="20"/>
+      </w:rPr>
+    </w:lvl>
+    <w:lvl w:ilvl="2" w:tentative="1">
+      <w:start w:val="1"/>
+      <w:numFmt w:val="bullet"/>
+      <w:lvlText w:val=""/>
+      <w:lvlJc w:val="left"/>
+      <w:pPr>
+        <w:tabs>
+          <w:tab w:val="num" w:pos="2160"/>
+        </w:tabs>
+        <w:ind w:left="2160" w:hanging="360"/>
+      </w:pPr>
+      <w:rPr>
+        <w:rFonts w:ascii="Wingdings" w:hAnsi="Wingdings" w:hint="default"/>
+        <w:sz w:val="20"/>
+      </w:rPr>
+    </w:lvl>
+    <w:lvl w:ilvl="3" w:tentative="1">
+      <w:start w:val="1"/>
+      <w:numFmt w:val="bullet"/>
+      <w:lvlText w:val=""/>
+      <w:lvlJc w:val="left"/>
+      <w:pPr>
+        <w:tabs>
+          <w:tab w:val="num" w:pos="2880"/>
+        </w:tabs>
+        <w:ind w:left="2880" w:hanging="360"/>
+      </w:pPr>
+      <w:rPr>
+        <w:rFonts w:ascii="Wingdings" w:hAnsi="Wingdings" w:hint="default"/>
+        <w:sz w:val="20"/>
+      </w:rPr>
+    </w:lvl>
+    <w:lvl w:ilvl="4" w:tentative="1">
+      <w:start w:val="1"/>
+      <w:numFmt w:val="bullet"/>
+      <w:lvlText w:val=""/>
+      <w:lvlJc w:val="left"/>
+      <w:pPr>
+        <w:tabs>
+          <w:tab w:val="num" w:pos="3600"/>
+        </w:tabs>
+        <w:ind w:left="3600" w:hanging="360"/>
+      </w:pPr>
+      <w:rPr>
+        <w:rFonts w:ascii="Wingdings" w:hAnsi="Wingdings" w:hint="default"/>
+        <w:sz w:val="20"/>
+      </w:rPr>
+    </w:lvl>
+    <w:lvl w:ilvl="5" w:tentative="1">
+      <w:start w:val="1"/>
+      <w:numFmt w:val="bullet"/>
+      <w:lvlText w:val=""/>
+      <w:lvlJc w:val="left"/>
+      <w:pPr>
+        <w:tabs>
+          <w:tab w:val="num" w:pos="4320"/>
+        </w:tabs>
+        <w:ind w:left="4320" w:hanging="360"/>
+      </w:pPr>
+      <w:rPr>
+        <w:rFonts w:ascii="Wingdings" w:hAnsi="Wingdings" w:hint="default"/>
+        <w:sz w:val="20"/>
+      </w:rPr>
+    </w:lvl>
+    <w:lvl w:ilvl="6" w:tentative="1">
+      <w:start w:val="1"/>
+      <w:numFmt w:val="bullet"/>
+      <w:lvlText w:val=""/>
+      <w:lvlJc w:val="left"/>
+      <w:pPr>
+        <w:tabs>
+          <w:tab w:val="num" w:pos="5040"/>
+        </w:tabs>
+        <w:ind w:left="5040" w:hanging="360"/>
+      </w:pPr>
+      <w:rPr>
+        <w:rFonts w:ascii="Wingdings" w:hAnsi="Wingdings" w:hint="default"/>
+        <w:sz w:val="20"/>
+      </w:rPr>
+    </w:lvl>
+    <w:lvl w:ilvl="7" w:tentative="1">
+      <w:start w:val="1"/>
+      <w:numFmt w:val="bullet"/>
+      <w:lvlText w:val=""/>
+      <w:lvlJc w:val="left"/>
+      <w:pPr>
+        <w:tabs>
+          <w:tab w:val="num" w:pos="5760"/>
+        </w:tabs>
+        <w:ind w:left="5760" w:hanging="360"/>
+      </w:pPr>
+      <w:rPr>
+        <w:rFonts w:ascii="Wingdings" w:hAnsi="Wingdings" w:hint="default"/>
+        <w:sz w:val="20"/>
+      </w:rPr>
+    </w:lvl>
+    <w:lvl w:ilvl="8" w:tentative="1">
+      <w:start w:val="1"/>
+      <w:numFmt w:val="bullet"/>
+      <w:lvlText w:val=""/>
+      <w:lvlJc w:val="left"/>
+      <w:pPr>
+        <w:tabs>
+          <w:tab w:val="num" w:pos="6480"/>
+        </w:tabs>
+        <w:ind w:left="6480" w:hanging="360"/>
+      </w:pPr>
+      <w:rPr>
+        <w:rFonts w:ascii="Wingdings" w:hAnsi="Wingdings" w:hint="default"/>
+        <w:sz w:val="20"/>
+      </w:rPr>
+    </w:lvl>
+  </w:abstractNum>
+  <w:abstractNum w:abstractNumId="21" w15:restartNumberingAfterBreak="0">
+    <w:nsid w:val="642F3E35"/>
+    <w:multiLevelType w:val="multilevel"/>
+    <w:tmpl w:val="8E60A0FC"/>
+    <w:lvl w:ilvl="0">
+      <w:start w:val="1"/>
+      <w:numFmt w:val="bullet"/>
+      <w:lvlText w:val=""/>
+      <w:lvlJc w:val="left"/>
+      <w:pPr>
+        <w:tabs>
+          <w:tab w:val="num" w:pos="720"/>
+        </w:tabs>
+        <w:ind w:left="720" w:hanging="360"/>
+      </w:pPr>
+      <w:rPr>
+        <w:rFonts w:ascii="Symbol" w:hAnsi="Symbol" w:hint="default"/>
+        <w:sz w:val="20"/>
+      </w:rPr>
+    </w:lvl>
+    <w:lvl w:ilvl="1" w:tentative="1">
+      <w:start w:val="1"/>
+      <w:numFmt w:val="bullet"/>
+      <w:lvlText w:val="o"/>
+      <w:lvlJc w:val="left"/>
+      <w:pPr>
+        <w:tabs>
+          <w:tab w:val="num" w:pos="1440"/>
+        </w:tabs>
+        <w:ind w:left="1440" w:hanging="360"/>
+      </w:pPr>
+      <w:rPr>
+        <w:rFonts w:ascii="Courier New" w:hAnsi="Courier New" w:hint="default"/>
+        <w:sz w:val="20"/>
+      </w:rPr>
+    </w:lvl>
+    <w:lvl w:ilvl="2" w:tentative="1">
+      <w:start w:val="1"/>
+      <w:numFmt w:val="bullet"/>
+      <w:lvlText w:val=""/>
+      <w:lvlJc w:val="left"/>
+      <w:pPr>
+        <w:tabs>
+          <w:tab w:val="num" w:pos="2160"/>
+        </w:tabs>
+        <w:ind w:left="2160" w:hanging="360"/>
+      </w:pPr>
+      <w:rPr>
+        <w:rFonts w:ascii="Wingdings" w:hAnsi="Wingdings" w:hint="default"/>
+        <w:sz w:val="20"/>
+      </w:rPr>
+    </w:lvl>
+    <w:lvl w:ilvl="3" w:tentative="1">
+      <w:start w:val="1"/>
+      <w:numFmt w:val="bullet"/>
+      <w:lvlText w:val=""/>
+      <w:lvlJc w:val="left"/>
+      <w:pPr>
+        <w:tabs>
+          <w:tab w:val="num" w:pos="2880"/>
+        </w:tabs>
+        <w:ind w:left="2880" w:hanging="360"/>
+      </w:pPr>
+      <w:rPr>
+        <w:rFonts w:ascii="Wingdings" w:hAnsi="Wingdings" w:hint="default"/>
+        <w:sz w:val="20"/>
+      </w:rPr>
+    </w:lvl>
+    <w:lvl w:ilvl="4" w:tentative="1">
+      <w:start w:val="1"/>
+      <w:numFmt w:val="bullet"/>
+      <w:lvlText w:val=""/>
+      <w:lvlJc w:val="left"/>
+      <w:pPr>
+        <w:tabs>
+          <w:tab w:val="num" w:pos="3600"/>
+        </w:tabs>
+        <w:ind w:left="3600" w:hanging="360"/>
+      </w:pPr>
+      <w:rPr>
+        <w:rFonts w:ascii="Wingdings" w:hAnsi="Wingdings" w:hint="default"/>
+        <w:sz w:val="20"/>
+      </w:rPr>
+    </w:lvl>
+    <w:lvl w:ilvl="5" w:tentative="1">
+      <w:start w:val="1"/>
+      <w:numFmt w:val="bullet"/>
+      <w:lvlText w:val=""/>
+      <w:lvlJc w:val="left"/>
+      <w:pPr>
+        <w:tabs>
+          <w:tab w:val="num" w:pos="4320"/>
+        </w:tabs>
+        <w:ind w:left="4320" w:hanging="360"/>
+      </w:pPr>
+      <w:rPr>
+        <w:rFonts w:ascii="Wingdings" w:hAnsi="Wingdings" w:hint="default"/>
+        <w:sz w:val="20"/>
+      </w:rPr>
+    </w:lvl>
+    <w:lvl w:ilvl="6" w:tentative="1">
+      <w:start w:val="1"/>
+      <w:numFmt w:val="bullet"/>
+      <w:lvlText w:val=""/>
+      <w:lvlJc w:val="left"/>
+      <w:pPr>
+        <w:tabs>
+          <w:tab w:val="num" w:pos="5040"/>
+        </w:tabs>
+        <w:ind w:left="5040" w:hanging="360"/>
+      </w:pPr>
+      <w:rPr>
+        <w:rFonts w:ascii="Wingdings" w:hAnsi="Wingdings" w:hint="default"/>
+        <w:sz w:val="20"/>
+      </w:rPr>
+    </w:lvl>
+    <w:lvl w:ilvl="7" w:tentative="1">
+      <w:start w:val="1"/>
+      <w:numFmt w:val="bullet"/>
+      <w:lvlText w:val=""/>
+      <w:lvlJc w:val="left"/>
+      <w:pPr>
+        <w:tabs>
+          <w:tab w:val="num" w:pos="5760"/>
+        </w:tabs>
+        <w:ind w:left="5760" w:hanging="360"/>
+      </w:pPr>
+      <w:rPr>
+        <w:rFonts w:ascii="Wingdings" w:hAnsi="Wingdings" w:hint="default"/>
+        <w:sz w:val="20"/>
+      </w:rPr>
+    </w:lvl>
+    <w:lvl w:ilvl="8" w:tentative="1">
+      <w:start w:val="1"/>
+      <w:numFmt w:val="bullet"/>
+      <w:lvlText w:val=""/>
+      <w:lvlJc w:val="left"/>
+      <w:pPr>
+        <w:tabs>
+          <w:tab w:val="num" w:pos="6480"/>
+        </w:tabs>
+        <w:ind w:left="6480" w:hanging="360"/>
+      </w:pPr>
+      <w:rPr>
+        <w:rFonts w:ascii="Wingdings" w:hAnsi="Wingdings" w:hint="default"/>
+        <w:sz w:val="20"/>
+      </w:rPr>
+    </w:lvl>
+  </w:abstractNum>
+  <w:abstractNum w:abstractNumId="22" w15:restartNumberingAfterBreak="0">
     <w:nsid w:val="6C901EA5"/>
     <w:multiLevelType w:val="multilevel"/>
     <w:tmpl w:val="AC3C2E98"/>
@@ -4492,20 +10009,169 @@
       </w:rPr>
     </w:lvl>
   </w:abstractNum>
+  <w:abstractNum w:abstractNumId="23" w15:restartNumberingAfterBreak="0">
+    <w:nsid w:val="738F75A9"/>
+    <w:multiLevelType w:val="multilevel"/>
+    <w:tmpl w:val="4DD69120"/>
+    <w:lvl w:ilvl="0">
+      <w:start w:val="1"/>
+      <w:numFmt w:val="bullet"/>
+      <w:lvlText w:val=""/>
+      <w:lvlJc w:val="left"/>
+      <w:pPr>
+        <w:tabs>
+          <w:tab w:val="num" w:pos="720"/>
+        </w:tabs>
+        <w:ind w:left="720" w:hanging="360"/>
+      </w:pPr>
+      <w:rPr>
+        <w:rFonts w:ascii="Symbol" w:hAnsi="Symbol" w:hint="default"/>
+        <w:sz w:val="20"/>
+      </w:rPr>
+    </w:lvl>
+    <w:lvl w:ilvl="1" w:tentative="1">
+      <w:start w:val="1"/>
+      <w:numFmt w:val="bullet"/>
+      <w:lvlText w:val="o"/>
+      <w:lvlJc w:val="left"/>
+      <w:pPr>
+        <w:tabs>
+          <w:tab w:val="num" w:pos="1440"/>
+        </w:tabs>
+        <w:ind w:left="1440" w:hanging="360"/>
+      </w:pPr>
+      <w:rPr>
+        <w:rFonts w:ascii="Courier New" w:hAnsi="Courier New" w:hint="default"/>
+        <w:sz w:val="20"/>
+      </w:rPr>
+    </w:lvl>
+    <w:lvl w:ilvl="2" w:tentative="1">
+      <w:start w:val="1"/>
+      <w:numFmt w:val="bullet"/>
+      <w:lvlText w:val=""/>
+      <w:lvlJc w:val="left"/>
+      <w:pPr>
+        <w:tabs>
+          <w:tab w:val="num" w:pos="2160"/>
+        </w:tabs>
+        <w:ind w:left="2160" w:hanging="360"/>
+      </w:pPr>
+      <w:rPr>
+        <w:rFonts w:ascii="Wingdings" w:hAnsi="Wingdings" w:hint="default"/>
+        <w:sz w:val="20"/>
+      </w:rPr>
+    </w:lvl>
+    <w:lvl w:ilvl="3" w:tentative="1">
+      <w:start w:val="1"/>
+      <w:numFmt w:val="bullet"/>
+      <w:lvlText w:val=""/>
+      <w:lvlJc w:val="left"/>
+      <w:pPr>
+        <w:tabs>
+          <w:tab w:val="num" w:pos="2880"/>
+        </w:tabs>
+        <w:ind w:left="2880" w:hanging="360"/>
+      </w:pPr>
+      <w:rPr>
+        <w:rFonts w:ascii="Wingdings" w:hAnsi="Wingdings" w:hint="default"/>
+        <w:sz w:val="20"/>
+      </w:rPr>
+    </w:lvl>
+    <w:lvl w:ilvl="4" w:tentative="1">
+      <w:start w:val="1"/>
+      <w:numFmt w:val="bullet"/>
+      <w:lvlText w:val=""/>
+      <w:lvlJc w:val="left"/>
+      <w:pPr>
+        <w:tabs>
+          <w:tab w:val="num" w:pos="3600"/>
+        </w:tabs>
+        <w:ind w:left="3600" w:hanging="360"/>
+      </w:pPr>
+      <w:rPr>
+        <w:rFonts w:ascii="Wingdings" w:hAnsi="Wingdings" w:hint="default"/>
+        <w:sz w:val="20"/>
+      </w:rPr>
+    </w:lvl>
+    <w:lvl w:ilvl="5" w:tentative="1">
+      <w:start w:val="1"/>
+      <w:numFmt w:val="bullet"/>
+      <w:lvlText w:val=""/>
+      <w:lvlJc w:val="left"/>
+      <w:pPr>
+        <w:tabs>
+          <w:tab w:val="num" w:pos="4320"/>
+        </w:tabs>
+        <w:ind w:left="4320" w:hanging="360"/>
+      </w:pPr>
+      <w:rPr>
+        <w:rFonts w:ascii="Wingdings" w:hAnsi="Wingdings" w:hint="default"/>
+        <w:sz w:val="20"/>
+      </w:rPr>
+    </w:lvl>
+    <w:lvl w:ilvl="6" w:tentative="1">
+      <w:start w:val="1"/>
+      <w:numFmt w:val="bullet"/>
+      <w:lvlText w:val=""/>
+      <w:lvlJc w:val="left"/>
+      <w:pPr>
+        <w:tabs>
+          <w:tab w:val="num" w:pos="5040"/>
+        </w:tabs>
+        <w:ind w:left="5040" w:hanging="360"/>
+      </w:pPr>
+      <w:rPr>
+        <w:rFonts w:ascii="Wingdings" w:hAnsi="Wingdings" w:hint="default"/>
+        <w:sz w:val="20"/>
+      </w:rPr>
+    </w:lvl>
+    <w:lvl w:ilvl="7" w:tentative="1">
+      <w:start w:val="1"/>
+      <w:numFmt w:val="bullet"/>
+      <w:lvlText w:val=""/>
+      <w:lvlJc w:val="left"/>
+      <w:pPr>
+        <w:tabs>
+          <w:tab w:val="num" w:pos="5760"/>
+        </w:tabs>
+        <w:ind w:left="5760" w:hanging="360"/>
+      </w:pPr>
+      <w:rPr>
+        <w:rFonts w:ascii="Wingdings" w:hAnsi="Wingdings" w:hint="default"/>
+        <w:sz w:val="20"/>
+      </w:rPr>
+    </w:lvl>
+    <w:lvl w:ilvl="8" w:tentative="1">
+      <w:start w:val="1"/>
+      <w:numFmt w:val="bullet"/>
+      <w:lvlText w:val=""/>
+      <w:lvlJc w:val="left"/>
+      <w:pPr>
+        <w:tabs>
+          <w:tab w:val="num" w:pos="6480"/>
+        </w:tabs>
+        <w:ind w:left="6480" w:hanging="360"/>
+      </w:pPr>
+      <w:rPr>
+        <w:rFonts w:ascii="Wingdings" w:hAnsi="Wingdings" w:hint="default"/>
+        <w:sz w:val="20"/>
+      </w:rPr>
+    </w:lvl>
+  </w:abstractNum>
   <w:num w:numId="1" w16cid:durableId="1893884319">
-    <w:abstractNumId w:val="9"/>
+    <w:abstractNumId w:val="12"/>
   </w:num>
   <w:num w:numId="2" w16cid:durableId="1794665787">
-    <w:abstractNumId w:val="13"/>
+    <w:abstractNumId w:val="22"/>
   </w:num>
   <w:num w:numId="3" w16cid:durableId="1537040352">
-    <w:abstractNumId w:val="10"/>
+    <w:abstractNumId w:val="14"/>
   </w:num>
   <w:num w:numId="4" w16cid:durableId="591550244">
-    <w:abstractNumId w:val="12"/>
+    <w:abstractNumId w:val="17"/>
   </w:num>
   <w:num w:numId="5" w16cid:durableId="1886868889">
-    <w:abstractNumId w:val="8"/>
+    <w:abstractNumId w:val="10"/>
   </w:num>
   <w:num w:numId="6" w16cid:durableId="698504751">
     <w:abstractNumId w:val="3"/>
@@ -4517,22 +10183,52 @@
     <w:abstractNumId w:val="2"/>
   </w:num>
   <w:num w:numId="9" w16cid:durableId="344670571">
-    <w:abstractNumId w:val="7"/>
+    <w:abstractNumId w:val="9"/>
   </w:num>
   <w:num w:numId="10" w16cid:durableId="1192762406">
     <w:abstractNumId w:val="5"/>
   </w:num>
   <w:num w:numId="11" w16cid:durableId="333648884">
-    <w:abstractNumId w:val="6"/>
+    <w:abstractNumId w:val="7"/>
   </w:num>
   <w:num w:numId="12" w16cid:durableId="823932816">
-    <w:abstractNumId w:val="11"/>
+    <w:abstractNumId w:val="15"/>
   </w:num>
   <w:num w:numId="13" w16cid:durableId="1567960367">
     <w:abstractNumId w:val="1"/>
   </w:num>
   <w:num w:numId="14" w16cid:durableId="1651517433">
     <w:abstractNumId w:val="0"/>
+  </w:num>
+  <w:num w:numId="15" w16cid:durableId="1914658142">
+    <w:abstractNumId w:val="23"/>
+  </w:num>
+  <w:num w:numId="16" w16cid:durableId="215431051">
+    <w:abstractNumId w:val="6"/>
+  </w:num>
+  <w:num w:numId="17" w16cid:durableId="931939706">
+    <w:abstractNumId w:val="20"/>
+  </w:num>
+  <w:num w:numId="18" w16cid:durableId="364016975">
+    <w:abstractNumId w:val="8"/>
+  </w:num>
+  <w:num w:numId="19" w16cid:durableId="1895314086">
+    <w:abstractNumId w:val="19"/>
+  </w:num>
+  <w:num w:numId="20" w16cid:durableId="25721432">
+    <w:abstractNumId w:val="13"/>
+  </w:num>
+  <w:num w:numId="21" w16cid:durableId="1434208734">
+    <w:abstractNumId w:val="11"/>
+  </w:num>
+  <w:num w:numId="22" w16cid:durableId="1034698227">
+    <w:abstractNumId w:val="21"/>
+  </w:num>
+  <w:num w:numId="23" w16cid:durableId="928582992">
+    <w:abstractNumId w:val="18"/>
+  </w:num>
+  <w:num w:numId="24" w16cid:durableId="724330352">
+    <w:abstractNumId w:val="16"/>
   </w:num>
 </w:numbering>
 </file>
@@ -4929,6 +10625,7 @@
   <w:style w:type="paragraph" w:default="1" w:styleId="Normal">
     <w:name w:val="Normal"/>
     <w:qFormat/>
+    <w:rsid w:val="00943074"/>
     <w:rPr>
       <w:rFonts w:eastAsiaTheme="minorEastAsia"/>
       <w:sz w:val="24"/>
@@ -5006,7 +10703,6 @@
   <w:style w:type="character" w:default="1" w:styleId="DefaultParagraphFont">
     <w:name w:val="Default Paragraph Font"/>
     <w:uiPriority w:val="1"/>
-    <w:semiHidden/>
     <w:unhideWhenUsed/>
   </w:style>
   <w:style w:type="table" w:default="1" w:styleId="TableNormal">
